--- a/eng/docx/36.content.docx
+++ b/eng/docx/36.content.docx
@@ -7,6 +7,15 @@
       <w:r/>
     </w:p>
     <w:p>
+      <w:pPr>
+        <w:pStyle w:val="Heading2"/>
+      </w:pPr>
+      <w:r>
+        <w:t>Resource: Study Notes (Tyndale)</w:t>
+      </w:r>
+      <w:r/>
+    </w:p>
+    <w:p>
       <w:r/>
       <w:r>
         <w:rPr>
@@ -46,7 +55,7 @@
         <w:pStyle w:val="Heading1"/>
       </w:pPr>
       <w:r>
-        <w:t>Aquifer Open Study Notes</w:t>
+        <w:t>Study Notes (Tyndale)</w:t>
       </w:r>
     </w:p>
     <w:p>
@@ -55,6 +64,51 @@
           <w:headerReference w:type="even" r:id="rId8"/>
           <w:headerReference w:type="default" r:id="rId9"/>
           <w:footerReference w:type="default" r:id="rId10"/>
+          <w:footnotePr>
+            <w:numRestart w:val="eachSect"/>
+          </w:footnotePr>
+          <w:type w:val="continuous"/>
+          <w:pgSz w:w="12240" w:h="15840" w:code="1"/>
+          <w:pgMar w:top="1440" w:right="1440" w:bottom="1440" w:left="1440" w:header="504" w:footer="504" w:gutter="0"/>
+          <w:cols w:space="708"/>
+          <w:titlePg/>
+          <w:docGrid w:linePitch="360"/>
+        </w:sectPr>
+      </w:pPr>
+    </w:p>
+    <w:p>
+      <w:r/>
+    </w:p>
+    <w:p>
+      <w:pPr>
+        <w:pStyle w:val="Heading2"/>
+      </w:pPr>
+      <w:r>
+        <w:t>ZEP</w:t>
+      </w:r>
+      <w:r/>
+    </w:p>
+    <w:p>
+      <w:r/>
+      <w:r>
+        <w:rPr>
+          <w:i/>
+        </w:rPr>
+        <w:t>Zephaniah 1:1, Zephaniah 1:1–2.3, Zephaniah 1:2–3, Zephaniah 1:4, Zephaniah 1:4–6, Zephaniah 1:5, Zephaniah 1:7, Zephaniah 1:7–18, Zephaniah 1:8, Zephaniah 1:9, Zephaniah 1:10, Zephaniah 1:13, Zephaniah 1:14–18, Zephaniah 1:15, Zephaniah 1:17, Zephaniah 2:1–3, Zephaniah 2:2, Zephaniah 2:3, Zephaniah 2:4, Zephaniah 2:4–15, Zephaniah 2:4–3.20, Zephaniah 2:5, Zephaniah 2:6, Zephaniah 2:7, Zephaniah 2:8, Zephaniah 2:9, Zephaniah 2:11, Zephaniah 2:12, Zephaniah 2:13, Zephaniah 2:14, Zephaniah 2:15, Zephaniah 3:1, Zephaniah 3:1–8, Zephaniah 3:3–4, Zephaniah 3:5, Zephaniah 3:7, Zephaniah 3:8, Zephaniah 3:9, Zephaniah 3:9–13, Zephaniah 3:9–20, Zephaniah 3:10, Zephaniah 3:12, Zephaniah 3:14, Zephaniah 3:15, Zephaniah 3:17, Zephaniah 3:18, Zephaniah 3:18–20, Zephaniah 3:19, Zephaniah 3:20</w:t>
+      </w:r>
+      <w:r/>
+    </w:p>
+    <w:p>
+      <w:r/>
+      <w:r>
+        <w:t xml:space="preserve"> </w:t>
+      </w:r>
+      <w:r/>
+      <w:r/>
+    </w:p>
+    <w:p>
+      <w:pPr>
+        <w:sectPr>
           <w:footnotePr>
             <w:numRestart w:val="eachSect"/>
           </w:footnotePr>

--- a/eng/docx/36.content.docx
+++ b/eng/docx/36.content.docx
@@ -4,57 +4,114 @@
   <w:body>
     <w:p/>
     <w:p>
-      <w:r/>
+      <w:pPr/>
+      <w:r>
+        <w:rPr>
+          <w:lang w:val="en_US" w:bidi="en_US"/>
+        </w:rPr>
+      </w:r>
     </w:p>
     <w:p>
       <w:pPr>
         <w:pStyle w:val="Heading2"/>
       </w:pPr>
       <w:r>
+        <w:rPr>
+          <w:lang w:val="en_US" w:bidi="en_US"/>
+        </w:rPr>
         <w:t>Resource: Study Notes (Tyndale)</w:t>
       </w:r>
-      <w:r/>
-    </w:p>
-    <w:p>
-      <w:r/>
+      <w:r>
+        <w:rPr>
+          <w:lang w:val="en_US" w:bidi="en_US"/>
+        </w:rPr>
+      </w:r>
+    </w:p>
+    <w:p>
+      <w:pPr/>
+      <w:r>
+        <w:rPr>
+          <w:lang w:val="en_US" w:bidi="en_US"/>
+        </w:rPr>
+      </w:r>
       <w:r>
         <w:rPr>
           <w:b/>
+          <w:lang w:val="en_US" w:bidi="en_US"/>
         </w:rPr>
         <w:t>Aquifer Open Study Notes</w:t>
       </w:r>
     </w:p>
     <w:p>
-      <w:r/>
-      <w:r>
+      <w:pPr/>
+      <w:r>
+        <w:rPr>
+          <w:lang w:val="en_US" w:bidi="en_US"/>
+        </w:rPr>
+      </w:r>
+      <w:r>
+        <w:rPr>
+          <w:lang w:val="en_US" w:bidi="en_US"/>
+        </w:rPr>
         <w:t xml:space="preserve">This work is an adaptation of </w:t>
       </w:r>
       <w:r>
+        <w:rPr>
+          <w:lang w:val="en_US" w:bidi="en_US"/>
+        </w:rPr>
         <w:t>Tyndale Open Study Notes</w:t>
       </w:r>
       <w:r>
+        <w:rPr>
+          <w:lang w:val="en_US" w:bidi="en_US"/>
+        </w:rPr>
         <w:t xml:space="preserve"> © 2023 Tyndale House Publishers, licensed under the CC BY-SA 4.0 license. The adaptation, </w:t>
       </w:r>
       <w:r>
+        <w:rPr>
+          <w:lang w:val="en_US" w:bidi="en_US"/>
+        </w:rPr>
         <w:t>Aquifer Open Study Notes</w:t>
       </w:r>
       <w:r>
+        <w:rPr>
+          <w:lang w:val="en_US" w:bidi="en_US"/>
+        </w:rPr>
         <w:t>, was created by Mission Mutual and is also licensed under CC BY-SA 4.0.</w:t>
       </w:r>
     </w:p>
     <w:p>
-      <w:r/>
-      <w:r>
+      <w:pPr/>
+      <w:r>
+        <w:rPr>
+          <w:lang w:val="en_US" w:bidi="en_US"/>
+        </w:rPr>
+      </w:r>
+      <w:r>
+        <w:rPr>
+          <w:lang w:val="en_US" w:bidi="en_US"/>
+        </w:rPr>
         <w:t>This resource has been adapted into multiple languages, including English, Tok Pisin, Arabic (عربي), French (Français), Hindi (हिंदी), Indonesian (Bahasa Indonesia), Portuguese (Português), Russian (Русский), Spanish (Español), Swahili (Kiswahili), and Simplified Chinese (简体中文).</w:t>
       </w:r>
-      <w:r/>
-      <w:r/>
+      <w:r>
+        <w:rPr>
+          <w:lang w:val="en_US" w:bidi="en_US"/>
+        </w:rPr>
+      </w:r>
+      <w:r>
+        <w:rPr>
+          <w:lang w:val="en_US" w:bidi="en_US"/>
+        </w:rPr>
+      </w:r>
     </w:p>
     <w:p>
       <w:pPr>
         <w:pStyle w:val="Heading1"/>
       </w:pPr>
       <w:r>
+        <w:rPr>
+          <w:lang w:val="en_US" w:bidi="en_US"/>
+        </w:rPr>
         <w:t>Study Notes (Tyndale)</w:t>
       </w:r>
     </w:p>
@@ -77,34 +134,72 @@
       </w:pPr>
     </w:p>
     <w:p>
-      <w:r/>
+      <w:pPr/>
+      <w:r>
+        <w:rPr>
+          <w:lang w:val="en_US" w:bidi="en_US"/>
+        </w:rPr>
+      </w:r>
     </w:p>
     <w:p>
       <w:pPr>
         <w:pStyle w:val="Heading2"/>
       </w:pPr>
       <w:r>
+        <w:rPr>
+          <w:lang w:val="en_US" w:bidi="en_US"/>
+        </w:rPr>
         <w:t>ZEP</w:t>
       </w:r>
-      <w:r/>
-    </w:p>
-    <w:p>
-      <w:r/>
+      <w:r>
+        <w:rPr>
+          <w:lang w:val="en_US" w:bidi="en_US"/>
+        </w:rPr>
+      </w:r>
+    </w:p>
+    <w:p>
+      <w:pPr/>
+      <w:r>
+        <w:rPr>
+          <w:lang w:val="en_US" w:bidi="en_US"/>
+        </w:rPr>
+      </w:r>
       <w:r>
         <w:rPr>
           <w:i/>
+          <w:lang w:val="en_US" w:bidi="en_US"/>
         </w:rPr>
         <w:t>Zephaniah 1:1, Zephaniah 1:1–2.3, Zephaniah 1:2–3, Zephaniah 1:4, Zephaniah 1:4–6, Zephaniah 1:5, Zephaniah 1:7, Zephaniah 1:7–18, Zephaniah 1:8, Zephaniah 1:9, Zephaniah 1:10, Zephaniah 1:13, Zephaniah 1:14–18, Zephaniah 1:15, Zephaniah 1:17, Zephaniah 2:1–3, Zephaniah 2:2, Zephaniah 2:3, Zephaniah 2:4, Zephaniah 2:4–15, Zephaniah 2:4–3.20, Zephaniah 2:5, Zephaniah 2:6, Zephaniah 2:7, Zephaniah 2:8, Zephaniah 2:9, Zephaniah 2:11, Zephaniah 2:12, Zephaniah 2:13, Zephaniah 2:14, Zephaniah 2:15, Zephaniah 3:1, Zephaniah 3:1–8, Zephaniah 3:3–4, Zephaniah 3:5, Zephaniah 3:7, Zephaniah 3:8, Zephaniah 3:9, Zephaniah 3:9–13, Zephaniah 3:9–20, Zephaniah 3:10, Zephaniah 3:12, Zephaniah 3:14, Zephaniah 3:15, Zephaniah 3:17, Zephaniah 3:18, Zephaniah 3:18–20, Zephaniah 3:19, Zephaniah 3:20</w:t>
       </w:r>
-      <w:r/>
-    </w:p>
-    <w:p>
-      <w:r/>
-      <w:r>
+      <w:r>
+        <w:rPr>
+          <w:lang w:val="en_US" w:bidi="en_US"/>
+        </w:rPr>
+      </w:r>
+    </w:p>
+    <w:p>
+      <w:pPr/>
+      <w:r>
+        <w:rPr>
+          <w:lang w:val="en_US" w:bidi="en_US"/>
+        </w:rPr>
+      </w:r>
+      <w:r>
+        <w:rPr>
+          <w:lang w:val="en_US" w:bidi="en_US"/>
+        </w:rPr>
         <w:t xml:space="preserve"> </w:t>
       </w:r>
-      <w:r/>
-      <w:r/>
+      <w:r>
+        <w:rPr>
+          <w:lang w:val="en_US" w:bidi="en_US"/>
+        </w:rPr>
+      </w:r>
+      <w:r>
+        <w:rPr>
+          <w:lang w:val="en_US" w:bidi="en_US"/>
+        </w:rPr>
+      </w:r>
     </w:p>
     <w:p>
       <w:pPr>
@@ -122,25 +217,48 @@
       </w:pPr>
     </w:p>
     <w:p>
-      <w:r/>
+      <w:pPr/>
+      <w:r>
+        <w:rPr>
+          <w:lang w:val="en_US" w:bidi="en_US"/>
+        </w:rPr>
+      </w:r>
     </w:p>
     <w:p>
       <w:pPr>
         <w:pStyle w:val="Heading2"/>
       </w:pPr>
       <w:r>
+        <w:rPr>
+          <w:lang w:val="en_US" w:bidi="en_US"/>
+        </w:rPr>
         <w:t>Zephaniah 1:1</w:t>
       </w:r>
-      <w:r/>
-    </w:p>
-    <w:p>
-      <w:r/>
-      <w:r>
+      <w:r>
+        <w:rPr>
+          <w:lang w:val="en_US" w:bidi="en_US"/>
+        </w:rPr>
+      </w:r>
+    </w:p>
+    <w:p>
+      <w:pPr/>
+      <w:r>
+        <w:rPr>
+          <w:lang w:val="en_US" w:bidi="en_US"/>
+        </w:rPr>
+      </w:r>
+      <w:r>
+        <w:rPr>
+          <w:lang w:val="en_US" w:bidi="en_US"/>
+        </w:rPr>
         <w:t xml:space="preserve">The Lord gave this message: Zephaniah was a prophet, God’s spokesman. • Hezekiah probably indicates the king of that name (see </w:t>
       </w:r>
       <w:hyperlink r:id="rId13">
         <w:r>
           <w:rPr>
+            <w:lang w:val="en_US" w:bidi="en_US"/>
+          </w:rPr>
+          <w:rPr>
             <w:color w:val="0000EE"/>
             <w:u w:val="single"/>
           </w:rPr>
@@ -148,31 +266,65 @@
         </w:r>
       </w:hyperlink>
       <w:r>
+        <w:rPr>
+          <w:lang w:val="en_US" w:bidi="en_US"/>
+        </w:rPr>
         <w:t>).</w:t>
       </w:r>
-      <w:r/>
-      <w:r/>
-    </w:p>
-    <w:p>
-      <w:r/>
+      <w:r>
+        <w:rPr>
+          <w:lang w:val="en_US" w:bidi="en_US"/>
+        </w:rPr>
+      </w:r>
+      <w:r>
+        <w:rPr>
+          <w:lang w:val="en_US" w:bidi="en_US"/>
+        </w:rPr>
+      </w:r>
+    </w:p>
+    <w:p>
+      <w:pPr/>
+      <w:r>
+        <w:rPr>
+          <w:lang w:val="en_US" w:bidi="en_US"/>
+        </w:rPr>
+      </w:r>
     </w:p>
     <w:p>
       <w:pPr>
         <w:pStyle w:val="Heading2"/>
       </w:pPr>
       <w:r>
+        <w:rPr>
+          <w:lang w:val="en_US" w:bidi="en_US"/>
+        </w:rPr>
         <w:t>Zephaniah 1:1–2.3</w:t>
       </w:r>
-      <w:r/>
-    </w:p>
-    <w:p>
-      <w:r/>
-      <w:r>
+      <w:r>
+        <w:rPr>
+          <w:lang w:val="en_US" w:bidi="en_US"/>
+        </w:rPr>
+      </w:r>
+    </w:p>
+    <w:p>
+      <w:pPr/>
+      <w:r>
+        <w:rPr>
+          <w:lang w:val="en_US" w:bidi="en_US"/>
+        </w:rPr>
+      </w:r>
+      <w:r>
+        <w:rPr>
+          <w:lang w:val="en_US" w:bidi="en_US"/>
+        </w:rPr>
         <w:t>Zephaniah’s message from the Lord warns about worldwide judgment (</w:t>
       </w:r>
       <w:hyperlink r:id="rId14">
         <w:r>
           <w:rPr>
+            <w:lang w:val="en_US" w:bidi="en_US"/>
+          </w:rPr>
+          <w:rPr>
             <w:color w:val="0000EE"/>
             <w:u w:val="single"/>
           </w:rPr>
@@ -180,11 +332,17 @@
         </w:r>
       </w:hyperlink>
       <w:r>
+        <w:rPr>
+          <w:lang w:val="en_US" w:bidi="en_US"/>
+        </w:rPr>
         <w:t>) and exhorts his readers to repent (</w:t>
       </w:r>
       <w:hyperlink r:id="rId15">
         <w:r>
           <w:rPr>
+            <w:lang w:val="en_US" w:bidi="en_US"/>
+          </w:rPr>
+          <w:rPr>
             <w:color w:val="0000EE"/>
             <w:u w:val="single"/>
           </w:rPr>
@@ -192,11 +350,17 @@
         </w:r>
       </w:hyperlink>
       <w:r>
+        <w:rPr>
+          <w:lang w:val="en_US" w:bidi="en_US"/>
+        </w:rPr>
         <w:t>) before the devastation overtakes them (</w:t>
       </w:r>
       <w:hyperlink r:id="rId16">
         <w:r>
           <w:rPr>
+            <w:lang w:val="en_US" w:bidi="en_US"/>
+          </w:rPr>
+          <w:rPr>
             <w:color w:val="0000EE"/>
             <w:u w:val="single"/>
           </w:rPr>
@@ -204,11 +368,17 @@
         </w:r>
       </w:hyperlink>
       <w:r>
+        <w:rPr>
+          <w:lang w:val="en_US" w:bidi="en_US"/>
+        </w:rPr>
         <w:t>) and to seek the Lord and live righteously and humbly before him in the hope that they may be spared his judgment (</w:t>
       </w:r>
       <w:hyperlink r:id="rId17">
         <w:r>
           <w:rPr>
+            <w:lang w:val="en_US" w:bidi="en_US"/>
+          </w:rPr>
+          <w:rPr>
             <w:color w:val="0000EE"/>
             <w:u w:val="single"/>
           </w:rPr>
@@ -216,31 +386,65 @@
         </w:r>
       </w:hyperlink>
       <w:r>
+        <w:rPr>
+          <w:lang w:val="en_US" w:bidi="en_US"/>
+        </w:rPr>
         <w:t>).</w:t>
       </w:r>
-      <w:r/>
-      <w:r/>
-    </w:p>
-    <w:p>
-      <w:r/>
+      <w:r>
+        <w:rPr>
+          <w:lang w:val="en_US" w:bidi="en_US"/>
+        </w:rPr>
+      </w:r>
+      <w:r>
+        <w:rPr>
+          <w:lang w:val="en_US" w:bidi="en_US"/>
+        </w:rPr>
+      </w:r>
+    </w:p>
+    <w:p>
+      <w:pPr/>
+      <w:r>
+        <w:rPr>
+          <w:lang w:val="en_US" w:bidi="en_US"/>
+        </w:rPr>
+      </w:r>
     </w:p>
     <w:p>
       <w:pPr>
         <w:pStyle w:val="Heading2"/>
       </w:pPr>
       <w:r>
+        <w:rPr>
+          <w:lang w:val="en_US" w:bidi="en_US"/>
+        </w:rPr>
         <w:t>Zephaniah 1:2–3</w:t>
       </w:r>
-      <w:r/>
-    </w:p>
-    <w:p>
-      <w:r/>
-      <w:r>
+      <w:r>
+        <w:rPr>
+          <w:lang w:val="en_US" w:bidi="en_US"/>
+        </w:rPr>
+      </w:r>
+    </w:p>
+    <w:p>
+      <w:pPr/>
+      <w:r>
+        <w:rPr>
+          <w:lang w:val="en_US" w:bidi="en_US"/>
+        </w:rPr>
+      </w:r>
+      <w:r>
+        <w:rPr>
+          <w:lang w:val="en_US" w:bidi="en_US"/>
+        </w:rPr>
         <w:t>The list of the things that God will sweep away in his judgment is in reverse order to their creation (</w:t>
       </w:r>
       <w:hyperlink r:id="rId18">
         <w:r>
           <w:rPr>
+            <w:lang w:val="en_US" w:bidi="en_US"/>
+          </w:rPr>
+          <w:rPr>
             <w:color w:val="0000EE"/>
             <w:u w:val="single"/>
           </w:rPr>
@@ -248,40 +452,78 @@
         </w:r>
       </w:hyperlink>
       <w:r>
+        <w:rPr>
+          <w:lang w:val="en_US" w:bidi="en_US"/>
+        </w:rPr>
         <w:t>): people and animals . . . birds . . . fish</w:t>
       </w:r>
       <w:r>
         <w:rPr>
           <w:i/>
+          <w:lang w:val="en_US" w:bidi="en_US"/>
         </w:rPr>
         <w:t>,</w:t>
       </w:r>
       <w:r>
+        <w:rPr>
+          <w:lang w:val="en_US" w:bidi="en_US"/>
+        </w:rPr>
         <w:t xml:space="preserve"> because judgment is a reversal of creation.</w:t>
       </w:r>
-      <w:r/>
-      <w:r/>
-    </w:p>
-    <w:p>
-      <w:r/>
+      <w:r>
+        <w:rPr>
+          <w:lang w:val="en_US" w:bidi="en_US"/>
+        </w:rPr>
+      </w:r>
+      <w:r>
+        <w:rPr>
+          <w:lang w:val="en_US" w:bidi="en_US"/>
+        </w:rPr>
+      </w:r>
+    </w:p>
+    <w:p>
+      <w:pPr/>
+      <w:r>
+        <w:rPr>
+          <w:lang w:val="en_US" w:bidi="en_US"/>
+        </w:rPr>
+      </w:r>
     </w:p>
     <w:p>
       <w:pPr>
         <w:pStyle w:val="Heading2"/>
       </w:pPr>
       <w:r>
+        <w:rPr>
+          <w:lang w:val="en_US" w:bidi="en_US"/>
+        </w:rPr>
         <w:t>Zephaniah 1:4</w:t>
       </w:r>
-      <w:r/>
-    </w:p>
-    <w:p>
-      <w:r/>
-      <w:r>
+      <w:r>
+        <w:rPr>
+          <w:lang w:val="en_US" w:bidi="en_US"/>
+        </w:rPr>
+      </w:r>
+    </w:p>
+    <w:p>
+      <w:pPr/>
+      <w:r>
+        <w:rPr>
+          <w:lang w:val="en_US" w:bidi="en_US"/>
+        </w:rPr>
+      </w:r>
+      <w:r>
+        <w:rPr>
+          <w:lang w:val="en_US" w:bidi="en_US"/>
+        </w:rPr>
         <w:t>When Zephaniah made this prophecy, before Josiah’s reforms in 622 BC, idolatrous priests rampantly promoted Baal worship and other forms of paganism (</w:t>
       </w:r>
       <w:hyperlink r:id="rId19">
         <w:r>
           <w:rPr>
+            <w:lang w:val="en_US" w:bidi="en_US"/>
+          </w:rPr>
+          <w:rPr>
             <w:color w:val="0000EE"/>
             <w:u w:val="single"/>
           </w:rPr>
@@ -289,31 +531,65 @@
         </w:r>
       </w:hyperlink>
       <w:r>
+        <w:rPr>
+          <w:lang w:val="en_US" w:bidi="en_US"/>
+        </w:rPr>
         <w:t>).</w:t>
       </w:r>
-      <w:r/>
-      <w:r/>
-    </w:p>
-    <w:p>
-      <w:r/>
+      <w:r>
+        <w:rPr>
+          <w:lang w:val="en_US" w:bidi="en_US"/>
+        </w:rPr>
+      </w:r>
+      <w:r>
+        <w:rPr>
+          <w:lang w:val="en_US" w:bidi="en_US"/>
+        </w:rPr>
+      </w:r>
+    </w:p>
+    <w:p>
+      <w:pPr/>
+      <w:r>
+        <w:rPr>
+          <w:lang w:val="en_US" w:bidi="en_US"/>
+        </w:rPr>
+      </w:r>
     </w:p>
     <w:p>
       <w:pPr>
         <w:pStyle w:val="Heading2"/>
       </w:pPr>
       <w:r>
+        <w:rPr>
+          <w:lang w:val="en_US" w:bidi="en_US"/>
+        </w:rPr>
         <w:t>Zephaniah 1:4–6</w:t>
       </w:r>
-      <w:r/>
-    </w:p>
-    <w:p>
-      <w:r/>
-      <w:r>
+      <w:r>
+        <w:rPr>
+          <w:lang w:val="en_US" w:bidi="en_US"/>
+        </w:rPr>
+      </w:r>
+    </w:p>
+    <w:p>
+      <w:pPr/>
+      <w:r>
+        <w:rPr>
+          <w:lang w:val="en_US" w:bidi="en_US"/>
+        </w:rPr>
+      </w:r>
+      <w:r>
+        <w:rPr>
+          <w:lang w:val="en_US" w:bidi="en_US"/>
+        </w:rPr>
         <w:t>Having pronounced judgment on the whole earth (</w:t>
       </w:r>
       <w:hyperlink r:id="rId20">
         <w:r>
           <w:rPr>
+            <w:lang w:val="en_US" w:bidi="en_US"/>
+          </w:rPr>
+          <w:rPr>
             <w:color w:val="0000EE"/>
             <w:u w:val="single"/>
           </w:rPr>
@@ -321,31 +597,65 @@
         </w:r>
       </w:hyperlink>
       <w:r>
+        <w:rPr>
+          <w:lang w:val="en_US" w:bidi="en_US"/>
+        </w:rPr>
         <w:t>), Zephaniah now focuses attention on his own people, Judah and Jerusalem.</w:t>
       </w:r>
-      <w:r/>
-      <w:r/>
-    </w:p>
-    <w:p>
-      <w:r/>
+      <w:r>
+        <w:rPr>
+          <w:lang w:val="en_US" w:bidi="en_US"/>
+        </w:rPr>
+      </w:r>
+      <w:r>
+        <w:rPr>
+          <w:lang w:val="en_US" w:bidi="en_US"/>
+        </w:rPr>
+      </w:r>
+    </w:p>
+    <w:p>
+      <w:pPr/>
+      <w:r>
+        <w:rPr>
+          <w:lang w:val="en_US" w:bidi="en_US"/>
+        </w:rPr>
+      </w:r>
     </w:p>
     <w:p>
       <w:pPr>
         <w:pStyle w:val="Heading2"/>
       </w:pPr>
       <w:r>
+        <w:rPr>
+          <w:lang w:val="en_US" w:bidi="en_US"/>
+        </w:rPr>
         <w:t>Zephaniah 1:5</w:t>
       </w:r>
-      <w:r/>
-    </w:p>
-    <w:p>
-      <w:r/>
-      <w:r>
+      <w:r>
+        <w:rPr>
+          <w:lang w:val="en_US" w:bidi="en_US"/>
+        </w:rPr>
+      </w:r>
+    </w:p>
+    <w:p>
+      <w:pPr/>
+      <w:r>
+        <w:rPr>
+          <w:lang w:val="en_US" w:bidi="en_US"/>
+        </w:rPr>
+      </w:r>
+      <w:r>
+        <w:rPr>
+          <w:lang w:val="en_US" w:bidi="en_US"/>
+        </w:rPr>
         <w:t xml:space="preserve">Scripture denounced the practice of worshiping heavenly bodies such as the sun, moon, and stars (see </w:t>
       </w:r>
       <w:hyperlink r:id="rId21">
         <w:r>
           <w:rPr>
+            <w:lang w:val="en_US" w:bidi="en_US"/>
+          </w:rPr>
+          <w:rPr>
             <w:color w:val="0000EE"/>
             <w:u w:val="single"/>
           </w:rPr>
@@ -353,11 +663,17 @@
         </w:r>
       </w:hyperlink>
       <w:r>
+        <w:rPr>
+          <w:lang w:val="en_US" w:bidi="en_US"/>
+        </w:rPr>
         <w:t xml:space="preserve">; </w:t>
       </w:r>
       <w:hyperlink r:id="rId22">
         <w:r>
           <w:rPr>
+            <w:lang w:val="en_US" w:bidi="en_US"/>
+          </w:rPr>
+          <w:rPr>
             <w:color w:val="0000EE"/>
             <w:u w:val="single"/>
           </w:rPr>
@@ -365,11 +681,17 @@
         </w:r>
       </w:hyperlink>
       <w:r>
+        <w:rPr>
+          <w:lang w:val="en_US" w:bidi="en_US"/>
+        </w:rPr>
         <w:t xml:space="preserve">; </w:t>
       </w:r>
       <w:hyperlink r:id="rId23">
         <w:r>
           <w:rPr>
+            <w:lang w:val="en_US" w:bidi="en_US"/>
+          </w:rPr>
+          <w:rPr>
             <w:color w:val="0000EE"/>
             <w:u w:val="single"/>
           </w:rPr>
@@ -377,11 +699,17 @@
         </w:r>
       </w:hyperlink>
       <w:r>
+        <w:rPr>
+          <w:lang w:val="en_US" w:bidi="en_US"/>
+        </w:rPr>
         <w:t>). • Molech might refer to the Canaanite god Baal, the Ammonite god Milcom, or the pagan deity Molech. Although the law explicitly prohibited Molech worship (</w:t>
       </w:r>
       <w:hyperlink r:id="rId24">
         <w:r>
           <w:rPr>
+            <w:lang w:val="en_US" w:bidi="en_US"/>
+          </w:rPr>
+          <w:rPr>
             <w:color w:val="0000EE"/>
             <w:u w:val="single"/>
           </w:rPr>
@@ -389,11 +717,17 @@
         </w:r>
       </w:hyperlink>
       <w:r>
+        <w:rPr>
+          <w:lang w:val="en_US" w:bidi="en_US"/>
+        </w:rPr>
         <w:t>), it remained a constant temptation to Israel (</w:t>
       </w:r>
       <w:hyperlink r:id="rId25">
         <w:r>
           <w:rPr>
+            <w:lang w:val="en_US" w:bidi="en_US"/>
+          </w:rPr>
+          <w:rPr>
             <w:color w:val="0000EE"/>
             <w:u w:val="single"/>
           </w:rPr>
@@ -401,11 +735,17 @@
         </w:r>
       </w:hyperlink>
       <w:r>
+        <w:rPr>
+          <w:lang w:val="en_US" w:bidi="en_US"/>
+        </w:rPr>
         <w:t xml:space="preserve">; </w:t>
       </w:r>
       <w:hyperlink r:id="rId26">
         <w:r>
           <w:rPr>
+            <w:lang w:val="en_US" w:bidi="en_US"/>
+          </w:rPr>
+          <w:rPr>
             <w:color w:val="0000EE"/>
             <w:u w:val="single"/>
           </w:rPr>
@@ -413,60 +753,126 @@
         </w:r>
       </w:hyperlink>
       <w:r>
+        <w:rPr>
+          <w:lang w:val="en_US" w:bidi="en_US"/>
+        </w:rPr>
         <w:t>).</w:t>
       </w:r>
-      <w:r/>
-      <w:r/>
-    </w:p>
-    <w:p>
-      <w:r/>
+      <w:r>
+        <w:rPr>
+          <w:lang w:val="en_US" w:bidi="en_US"/>
+        </w:rPr>
+      </w:r>
+      <w:r>
+        <w:rPr>
+          <w:lang w:val="en_US" w:bidi="en_US"/>
+        </w:rPr>
+      </w:r>
+    </w:p>
+    <w:p>
+      <w:pPr/>
+      <w:r>
+        <w:rPr>
+          <w:lang w:val="en_US" w:bidi="en_US"/>
+        </w:rPr>
+      </w:r>
     </w:p>
     <w:p>
       <w:pPr>
         <w:pStyle w:val="Heading2"/>
       </w:pPr>
       <w:r>
+        <w:rPr>
+          <w:lang w:val="en_US" w:bidi="en_US"/>
+        </w:rPr>
         <w:t>Zephaniah 1:7</w:t>
       </w:r>
-      <w:r/>
-    </w:p>
-    <w:p>
-      <w:r/>
-      <w:r>
+      <w:r>
+        <w:rPr>
+          <w:lang w:val="en_US" w:bidi="en_US"/>
+        </w:rPr>
+      </w:r>
+    </w:p>
+    <w:p>
+      <w:pPr/>
+      <w:r>
+        <w:rPr>
+          <w:lang w:val="en_US" w:bidi="en_US"/>
+        </w:rPr>
+      </w:r>
+      <w:r>
+        <w:rPr>
+          <w:lang w:val="en_US" w:bidi="en_US"/>
+        </w:rPr>
         <w:t xml:space="preserve">has prepared his people for a great slaughter and has chosen their executioners: Foreigners will </w:t>
       </w:r>
       <w:r>
         <w:rPr>
           <w:i/>
+          <w:lang w:val="en_US" w:bidi="en_US"/>
         </w:rPr>
         <w:t>slaughter</w:t>
       </w:r>
       <w:r>
+        <w:rPr>
+          <w:lang w:val="en_US" w:bidi="en_US"/>
+        </w:rPr>
         <w:t xml:space="preserve"> the wicked among the Lord’s people.</w:t>
       </w:r>
-      <w:r/>
-      <w:r/>
-    </w:p>
-    <w:p>
-      <w:r/>
+      <w:r>
+        <w:rPr>
+          <w:lang w:val="en_US" w:bidi="en_US"/>
+        </w:rPr>
+      </w:r>
+      <w:r>
+        <w:rPr>
+          <w:lang w:val="en_US" w:bidi="en_US"/>
+        </w:rPr>
+      </w:r>
+    </w:p>
+    <w:p>
+      <w:pPr/>
+      <w:r>
+        <w:rPr>
+          <w:lang w:val="en_US" w:bidi="en_US"/>
+        </w:rPr>
+      </w:r>
     </w:p>
     <w:p>
       <w:pPr>
         <w:pStyle w:val="Heading2"/>
       </w:pPr>
       <w:r>
+        <w:rPr>
+          <w:lang w:val="en_US" w:bidi="en_US"/>
+        </w:rPr>
         <w:t>Zephaniah 1:7–18</w:t>
       </w:r>
-      <w:r/>
-    </w:p>
-    <w:p>
-      <w:r/>
-      <w:r>
+      <w:r>
+        <w:rPr>
+          <w:lang w:val="en_US" w:bidi="en_US"/>
+        </w:rPr>
+      </w:r>
+    </w:p>
+    <w:p>
+      <w:pPr/>
+      <w:r>
+        <w:rPr>
+          <w:lang w:val="en_US" w:bidi="en_US"/>
+        </w:rPr>
+      </w:r>
+      <w:r>
+        <w:rPr>
+          <w:lang w:val="en_US" w:bidi="en_US"/>
+        </w:rPr>
         <w:t>The entire passage must be seen as one vast event. Some aspects would be fulfilled at Jerusalem’s fall in 586 BC; others would be repeated in various historical epochs (such as the destruction of Jerusalem in AD 70) until the whole prophecy is fulfilled at the end of time when God acts fully and finally to judge the world and renew creation (</w:t>
       </w:r>
       <w:hyperlink r:id="rId27">
         <w:r>
           <w:rPr>
+            <w:lang w:val="en_US" w:bidi="en_US"/>
+          </w:rPr>
+          <w:rPr>
             <w:color w:val="0000EE"/>
             <w:u w:val="single"/>
           </w:rPr>
@@ -474,31 +880,65 @@
         </w:r>
       </w:hyperlink>
       <w:r>
+        <w:rPr>
+          <w:lang w:val="en_US" w:bidi="en_US"/>
+        </w:rPr>
         <w:t>).</w:t>
       </w:r>
-      <w:r/>
-      <w:r/>
-    </w:p>
-    <w:p>
-      <w:r/>
+      <w:r>
+        <w:rPr>
+          <w:lang w:val="en_US" w:bidi="en_US"/>
+        </w:rPr>
+      </w:r>
+      <w:r>
+        <w:rPr>
+          <w:lang w:val="en_US" w:bidi="en_US"/>
+        </w:rPr>
+      </w:r>
+    </w:p>
+    <w:p>
+      <w:pPr/>
+      <w:r>
+        <w:rPr>
+          <w:lang w:val="en_US" w:bidi="en_US"/>
+        </w:rPr>
+      </w:r>
     </w:p>
     <w:p>
       <w:pPr>
         <w:pStyle w:val="Heading2"/>
       </w:pPr>
       <w:r>
+        <w:rPr>
+          <w:lang w:val="en_US" w:bidi="en_US"/>
+        </w:rPr>
         <w:t>Zephaniah 1:8</w:t>
       </w:r>
-      <w:r/>
-    </w:p>
-    <w:p>
-      <w:r/>
-      <w:r>
+      <w:r>
+        <w:rPr>
+          <w:lang w:val="en_US" w:bidi="en_US"/>
+        </w:rPr>
+      </w:r>
+    </w:p>
+    <w:p>
+      <w:pPr/>
+      <w:r>
+        <w:rPr>
+          <w:lang w:val="en_US" w:bidi="en_US"/>
+        </w:rPr>
+      </w:r>
+      <w:r>
+        <w:rPr>
+          <w:lang w:val="en_US" w:bidi="en_US"/>
+        </w:rPr>
         <w:t>The leaders and princes of Judah were the tribal chieftains of Israel (</w:t>
       </w:r>
       <w:hyperlink r:id="rId28">
         <w:r>
           <w:rPr>
+            <w:lang w:val="en_US" w:bidi="en_US"/>
+          </w:rPr>
+          <w:rPr>
             <w:color w:val="0000EE"/>
             <w:u w:val="single"/>
           </w:rPr>
@@ -506,11 +946,17 @@
         </w:r>
       </w:hyperlink>
       <w:r>
+        <w:rPr>
+          <w:lang w:val="en_US" w:bidi="en_US"/>
+        </w:rPr>
         <w:t>), court officials (</w:t>
       </w:r>
       <w:hyperlink r:id="rId29">
         <w:r>
           <w:rPr>
+            <w:lang w:val="en_US" w:bidi="en_US"/>
+          </w:rPr>
+          <w:rPr>
             <w:color w:val="0000EE"/>
             <w:u w:val="single"/>
           </w:rPr>
@@ -518,11 +964,17 @@
         </w:r>
       </w:hyperlink>
       <w:r>
+        <w:rPr>
+          <w:lang w:val="en_US" w:bidi="en_US"/>
+        </w:rPr>
         <w:t>), district supervisors (</w:t>
       </w:r>
       <w:hyperlink r:id="rId30">
         <w:r>
           <w:rPr>
+            <w:lang w:val="en_US" w:bidi="en_US"/>
+          </w:rPr>
+          <w:rPr>
             <w:color w:val="0000EE"/>
             <w:u w:val="single"/>
           </w:rPr>
@@ -530,11 +982,17 @@
         </w:r>
       </w:hyperlink>
       <w:r>
+        <w:rPr>
+          <w:lang w:val="en_US" w:bidi="en_US"/>
+        </w:rPr>
         <w:t>), city officials (</w:t>
       </w:r>
       <w:hyperlink r:id="rId31">
         <w:r>
           <w:rPr>
+            <w:lang w:val="en_US" w:bidi="en_US"/>
+          </w:rPr>
+          <w:rPr>
             <w:color w:val="0000EE"/>
             <w:u w:val="single"/>
           </w:rPr>
@@ -542,11 +1000,17 @@
         </w:r>
       </w:hyperlink>
       <w:r>
+        <w:rPr>
+          <w:lang w:val="en_US" w:bidi="en_US"/>
+        </w:rPr>
         <w:t>), military leaders (</w:t>
       </w:r>
       <w:hyperlink r:id="rId32">
         <w:r>
           <w:rPr>
+            <w:lang w:val="en_US" w:bidi="en_US"/>
+          </w:rPr>
+          <w:rPr>
             <w:color w:val="0000EE"/>
             <w:u w:val="single"/>
           </w:rPr>
@@ -554,11 +1018,17 @@
         </w:r>
       </w:hyperlink>
       <w:r>
+        <w:rPr>
+          <w:lang w:val="en_US" w:bidi="en_US"/>
+        </w:rPr>
         <w:t xml:space="preserve">; </w:t>
       </w:r>
       <w:hyperlink r:id="rId33">
         <w:r>
           <w:rPr>
+            <w:lang w:val="en_US" w:bidi="en_US"/>
+          </w:rPr>
+          <w:rPr>
             <w:color w:val="0000EE"/>
             <w:u w:val="single"/>
           </w:rPr>
@@ -566,11 +1036,17 @@
         </w:r>
       </w:hyperlink>
       <w:r>
+        <w:rPr>
+          <w:lang w:val="en_US" w:bidi="en_US"/>
+        </w:rPr>
         <w:t xml:space="preserve">; </w:t>
       </w:r>
       <w:hyperlink r:id="rId34">
         <w:r>
           <w:rPr>
+            <w:lang w:val="en_US" w:bidi="en_US"/>
+          </w:rPr>
+          <w:rPr>
             <w:color w:val="0000EE"/>
             <w:u w:val="single"/>
           </w:rPr>
@@ -578,11 +1054,17 @@
         </w:r>
       </w:hyperlink>
       <w:r>
+        <w:rPr>
+          <w:lang w:val="en_US" w:bidi="en_US"/>
+        </w:rPr>
         <w:t xml:space="preserve">, </w:t>
       </w:r>
       <w:hyperlink r:id="rId35">
         <w:r>
           <w:rPr>
+            <w:lang w:val="en_US" w:bidi="en_US"/>
+          </w:rPr>
+          <w:rPr>
             <w:color w:val="0000EE"/>
             <w:u w:val="single"/>
           </w:rPr>
@@ -590,11 +1072,17 @@
         </w:r>
       </w:hyperlink>
       <w:r>
+        <w:rPr>
+          <w:lang w:val="en_US" w:bidi="en_US"/>
+        </w:rPr>
         <w:t>), or even religious leaders (</w:t>
       </w:r>
       <w:hyperlink r:id="rId36">
         <w:r>
           <w:rPr>
+            <w:lang w:val="en_US" w:bidi="en_US"/>
+          </w:rPr>
+          <w:rPr>
             <w:color w:val="0000EE"/>
             <w:u w:val="single"/>
           </w:rPr>
@@ -602,11 +1090,17 @@
         </w:r>
       </w:hyperlink>
       <w:r>
+        <w:rPr>
+          <w:lang w:val="en_US" w:bidi="en_US"/>
+        </w:rPr>
         <w:t xml:space="preserve">). Their influential role put them in a position of heightened responsibility before God (cp. </w:t>
       </w:r>
       <w:hyperlink r:id="rId37">
         <w:r>
           <w:rPr>
+            <w:lang w:val="en_US" w:bidi="en_US"/>
+          </w:rPr>
+          <w:rPr>
             <w:color w:val="0000EE"/>
             <w:u w:val="single"/>
           </w:rPr>
@@ -614,40 +1108,78 @@
         </w:r>
       </w:hyperlink>
       <w:r>
+        <w:rPr>
+          <w:lang w:val="en_US" w:bidi="en_US"/>
+        </w:rPr>
         <w:t>).</w:t>
       </w:r>
-      <w:r/>
-      <w:r/>
-    </w:p>
-    <w:p>
-      <w:r/>
+      <w:r>
+        <w:rPr>
+          <w:lang w:val="en_US" w:bidi="en_US"/>
+        </w:rPr>
+      </w:r>
+      <w:r>
+        <w:rPr>
+          <w:lang w:val="en_US" w:bidi="en_US"/>
+        </w:rPr>
+      </w:r>
+    </w:p>
+    <w:p>
+      <w:pPr/>
+      <w:r>
+        <w:rPr>
+          <w:lang w:val="en_US" w:bidi="en_US"/>
+        </w:rPr>
+      </w:r>
     </w:p>
     <w:p>
       <w:pPr>
         <w:pStyle w:val="Heading2"/>
       </w:pPr>
       <w:r>
+        <w:rPr>
+          <w:lang w:val="en_US" w:bidi="en_US"/>
+        </w:rPr>
         <w:t>Zephaniah 1:9</w:t>
       </w:r>
-      <w:r/>
-    </w:p>
-    <w:p>
-      <w:r/>
-      <w:r>
+      <w:r>
+        <w:rPr>
+          <w:lang w:val="en_US" w:bidi="en_US"/>
+        </w:rPr>
+      </w:r>
+    </w:p>
+    <w:p>
+      <w:pPr/>
+      <w:r>
+        <w:rPr>
+          <w:lang w:val="en_US" w:bidi="en_US"/>
+        </w:rPr>
+      </w:r>
+      <w:r>
+        <w:rPr>
+          <w:lang w:val="en_US" w:bidi="en_US"/>
+        </w:rPr>
         <w:t xml:space="preserve">those who participate in pagan worship ceremonies (literally </w:t>
       </w:r>
       <w:r>
         <w:rPr>
           <w:i/>
+          <w:lang w:val="en_US" w:bidi="en_US"/>
         </w:rPr>
         <w:t>those who leap over the threshold</w:t>
       </w:r>
       <w:r>
+        <w:rPr>
+          <w:lang w:val="en_US" w:bidi="en_US"/>
+        </w:rPr>
         <w:t xml:space="preserve">): The people of Judah perpetuated the pagan custom of leaping over the threshold of a temple to avoid contact with it, in deference to that pagan god (see </w:t>
       </w:r>
       <w:hyperlink r:id="rId38">
         <w:r>
           <w:rPr>
+            <w:lang w:val="en_US" w:bidi="en_US"/>
+          </w:rPr>
+          <w:rPr>
             <w:color w:val="0000EE"/>
             <w:u w:val="single"/>
           </w:rPr>
@@ -655,31 +1187,65 @@
         </w:r>
       </w:hyperlink>
       <w:r>
+        <w:rPr>
+          <w:lang w:val="en_US" w:bidi="en_US"/>
+        </w:rPr>
         <w:t>).</w:t>
       </w:r>
-      <w:r/>
-      <w:r/>
-    </w:p>
-    <w:p>
-      <w:r/>
+      <w:r>
+        <w:rPr>
+          <w:lang w:val="en_US" w:bidi="en_US"/>
+        </w:rPr>
+      </w:r>
+      <w:r>
+        <w:rPr>
+          <w:lang w:val="en_US" w:bidi="en_US"/>
+        </w:rPr>
+      </w:r>
+    </w:p>
+    <w:p>
+      <w:pPr/>
+      <w:r>
+        <w:rPr>
+          <w:lang w:val="en_US" w:bidi="en_US"/>
+        </w:rPr>
+      </w:r>
     </w:p>
     <w:p>
       <w:pPr>
         <w:pStyle w:val="Heading2"/>
       </w:pPr>
       <w:r>
+        <w:rPr>
+          <w:lang w:val="en_US" w:bidi="en_US"/>
+        </w:rPr>
         <w:t>Zephaniah 1:10</w:t>
       </w:r>
-      <w:r/>
-    </w:p>
-    <w:p>
-      <w:r/>
-      <w:r>
+      <w:r>
+        <w:rPr>
+          <w:lang w:val="en_US" w:bidi="en_US"/>
+        </w:rPr>
+      </w:r>
+    </w:p>
+    <w:p>
+      <w:pPr/>
+      <w:r>
+        <w:rPr>
+          <w:lang w:val="en_US" w:bidi="en_US"/>
+        </w:rPr>
+      </w:r>
+      <w:r>
+        <w:rPr>
+          <w:lang w:val="en_US" w:bidi="en_US"/>
+        </w:rPr>
         <w:t>The Fish Gate was in the northern section of Jerusalem (</w:t>
       </w:r>
       <w:hyperlink r:id="rId39">
         <w:r>
           <w:rPr>
+            <w:lang w:val="en_US" w:bidi="en_US"/>
+          </w:rPr>
+          <w:rPr>
             <w:color w:val="0000EE"/>
             <w:u w:val="single"/>
           </w:rPr>
@@ -687,71 +1253,161 @@
         </w:r>
       </w:hyperlink>
       <w:r>
+        <w:rPr>
+          <w:lang w:val="en_US" w:bidi="en_US"/>
+        </w:rPr>
         <w:t>).</w:t>
       </w:r>
-      <w:r/>
-      <w:r/>
-    </w:p>
-    <w:p>
-      <w:r/>
+      <w:r>
+        <w:rPr>
+          <w:lang w:val="en_US" w:bidi="en_US"/>
+        </w:rPr>
+      </w:r>
+      <w:r>
+        <w:rPr>
+          <w:lang w:val="en_US" w:bidi="en_US"/>
+        </w:rPr>
+      </w:r>
+    </w:p>
+    <w:p>
+      <w:pPr/>
+      <w:r>
+        <w:rPr>
+          <w:lang w:val="en_US" w:bidi="en_US"/>
+        </w:rPr>
+      </w:r>
     </w:p>
     <w:p>
       <w:pPr>
         <w:pStyle w:val="Heading2"/>
       </w:pPr>
       <w:r>
+        <w:rPr>
+          <w:lang w:val="en_US" w:bidi="en_US"/>
+        </w:rPr>
         <w:t>Zephaniah 1:13</w:t>
       </w:r>
-      <w:r/>
-    </w:p>
-    <w:p>
-      <w:r/>
-      <w:r>
+      <w:r>
+        <w:rPr>
+          <w:lang w:val="en_US" w:bidi="en_US"/>
+        </w:rPr>
+      </w:r>
+    </w:p>
+    <w:p>
+      <w:pPr/>
+      <w:r>
+        <w:rPr>
+          <w:lang w:val="en_US" w:bidi="en_US"/>
+        </w:rPr>
+      </w:r>
+      <w:r>
+        <w:rPr>
+          <w:lang w:val="en_US" w:bidi="en_US"/>
+        </w:rPr>
         <w:t>God would send an invading force to plunder Jerusalem. The destruction would come so quickly that those with ill-gotten gain would not survive to enjoy their wealth.</w:t>
       </w:r>
-      <w:r/>
-      <w:r/>
-    </w:p>
-    <w:p>
-      <w:r/>
+      <w:r>
+        <w:rPr>
+          <w:lang w:val="en_US" w:bidi="en_US"/>
+        </w:rPr>
+      </w:r>
+      <w:r>
+        <w:rPr>
+          <w:lang w:val="en_US" w:bidi="en_US"/>
+        </w:rPr>
+      </w:r>
+    </w:p>
+    <w:p>
+      <w:pPr/>
+      <w:r>
+        <w:rPr>
+          <w:lang w:val="en_US" w:bidi="en_US"/>
+        </w:rPr>
+      </w:r>
     </w:p>
     <w:p>
       <w:pPr>
         <w:pStyle w:val="Heading2"/>
       </w:pPr>
       <w:r>
+        <w:rPr>
+          <w:lang w:val="en_US" w:bidi="en_US"/>
+        </w:rPr>
         <w:t>Zephaniah 1:14–18</w:t>
       </w:r>
-      <w:r/>
-    </w:p>
-    <w:p>
-      <w:r/>
-      <w:r>
+      <w:r>
+        <w:rPr>
+          <w:lang w:val="en_US" w:bidi="en_US"/>
+        </w:rPr>
+      </w:r>
+    </w:p>
+    <w:p>
+      <w:pPr/>
+      <w:r>
+        <w:rPr>
+          <w:lang w:val="en_US" w:bidi="en_US"/>
+        </w:rPr>
+      </w:r>
+      <w:r>
+        <w:rPr>
+          <w:lang w:val="en_US" w:bidi="en_US"/>
+        </w:rPr>
         <w:t>The meaning of the day of the Lord broadens to include God’s dealings with the whole earth.</w:t>
       </w:r>
-      <w:r/>
-      <w:r/>
-    </w:p>
-    <w:p>
-      <w:r/>
+      <w:r>
+        <w:rPr>
+          <w:lang w:val="en_US" w:bidi="en_US"/>
+        </w:rPr>
+      </w:r>
+      <w:r>
+        <w:rPr>
+          <w:lang w:val="en_US" w:bidi="en_US"/>
+        </w:rPr>
+      </w:r>
+    </w:p>
+    <w:p>
+      <w:pPr/>
+      <w:r>
+        <w:rPr>
+          <w:lang w:val="en_US" w:bidi="en_US"/>
+        </w:rPr>
+      </w:r>
     </w:p>
     <w:p>
       <w:pPr>
         <w:pStyle w:val="Heading2"/>
       </w:pPr>
       <w:r>
+        <w:rPr>
+          <w:lang w:val="en_US" w:bidi="en_US"/>
+        </w:rPr>
         <w:t>Zephaniah 1:15</w:t>
       </w:r>
-      <w:r/>
-    </w:p>
-    <w:p>
-      <w:r/>
-      <w:r>
+      <w:r>
+        <w:rPr>
+          <w:lang w:val="en_US" w:bidi="en_US"/>
+        </w:rPr>
+      </w:r>
+    </w:p>
+    <w:p>
+      <w:pPr/>
+      <w:r>
+        <w:rPr>
+          <w:lang w:val="en_US" w:bidi="en_US"/>
+        </w:rPr>
+      </w:r>
+      <w:r>
+        <w:rPr>
+          <w:lang w:val="en_US" w:bidi="en_US"/>
+        </w:rPr>
         <w:t xml:space="preserve">darkness and gloom: See also </w:t>
       </w:r>
       <w:hyperlink r:id="rId40">
         <w:r>
           <w:rPr>
+            <w:lang w:val="en_US" w:bidi="en_US"/>
+          </w:rPr>
+          <w:rPr>
             <w:color w:val="0000EE"/>
             <w:u w:val="single"/>
           </w:rPr>
@@ -759,11 +1415,17 @@
         </w:r>
       </w:hyperlink>
       <w:r>
+        <w:rPr>
+          <w:lang w:val="en_US" w:bidi="en_US"/>
+        </w:rPr>
         <w:t xml:space="preserve">; </w:t>
       </w:r>
       <w:hyperlink r:id="rId41">
         <w:r>
           <w:rPr>
+            <w:lang w:val="en_US" w:bidi="en_US"/>
+          </w:rPr>
+          <w:rPr>
             <w:color w:val="0000EE"/>
             <w:u w:val="single"/>
           </w:rPr>
@@ -771,11 +1433,17 @@
         </w:r>
       </w:hyperlink>
       <w:r>
+        <w:rPr>
+          <w:lang w:val="en_US" w:bidi="en_US"/>
+        </w:rPr>
         <w:t xml:space="preserve">; </w:t>
       </w:r>
       <w:hyperlink r:id="rId42">
         <w:r>
           <w:rPr>
+            <w:lang w:val="en_US" w:bidi="en_US"/>
+          </w:rPr>
+          <w:rPr>
             <w:color w:val="0000EE"/>
             <w:u w:val="single"/>
           </w:rPr>
@@ -783,31 +1451,65 @@
         </w:r>
       </w:hyperlink>
       <w:r>
+        <w:rPr>
+          <w:lang w:val="en_US" w:bidi="en_US"/>
+        </w:rPr>
         <w:t>.</w:t>
       </w:r>
-      <w:r/>
-      <w:r/>
-    </w:p>
-    <w:p>
-      <w:r/>
+      <w:r>
+        <w:rPr>
+          <w:lang w:val="en_US" w:bidi="en_US"/>
+        </w:rPr>
+      </w:r>
+      <w:r>
+        <w:rPr>
+          <w:lang w:val="en_US" w:bidi="en_US"/>
+        </w:rPr>
+      </w:r>
+    </w:p>
+    <w:p>
+      <w:pPr/>
+      <w:r>
+        <w:rPr>
+          <w:lang w:val="en_US" w:bidi="en_US"/>
+        </w:rPr>
+      </w:r>
     </w:p>
     <w:p>
       <w:pPr>
         <w:pStyle w:val="Heading2"/>
       </w:pPr>
       <w:r>
+        <w:rPr>
+          <w:lang w:val="en_US" w:bidi="en_US"/>
+        </w:rPr>
         <w:t>Zephaniah 1:17</w:t>
       </w:r>
-      <w:r/>
-    </w:p>
-    <w:p>
-      <w:r/>
-      <w:r>
+      <w:r>
+        <w:rPr>
+          <w:lang w:val="en_US" w:bidi="en_US"/>
+        </w:rPr>
+      </w:r>
+    </w:p>
+    <w:p>
+      <w:pPr/>
+      <w:r>
+        <w:rPr>
+          <w:lang w:val="en_US" w:bidi="en_US"/>
+        </w:rPr>
+      </w:r>
+      <w:r>
+        <w:rPr>
+          <w:lang w:val="en_US" w:bidi="en_US"/>
+        </w:rPr>
         <w:t xml:space="preserve">grope around like the blind: An example of God’s justice (see also </w:t>
       </w:r>
       <w:hyperlink r:id="rId43">
         <w:r>
           <w:rPr>
+            <w:lang w:val="en_US" w:bidi="en_US"/>
+          </w:rPr>
+          <w:rPr>
             <w:color w:val="0000EE"/>
             <w:u w:val="single"/>
           </w:rPr>
@@ -815,11 +1517,17 @@
         </w:r>
       </w:hyperlink>
       <w:r>
+        <w:rPr>
+          <w:lang w:val="en_US" w:bidi="en_US"/>
+        </w:rPr>
         <w:t xml:space="preserve">). Because God’s people were blind ethically and spiritually (see </w:t>
       </w:r>
       <w:hyperlink r:id="rId44">
         <w:r>
           <w:rPr>
+            <w:lang w:val="en_US" w:bidi="en_US"/>
+          </w:rPr>
+          <w:rPr>
             <w:color w:val="0000EE"/>
             <w:u w:val="single"/>
           </w:rPr>
@@ -827,11 +1535,17 @@
         </w:r>
       </w:hyperlink>
       <w:r>
+        <w:rPr>
+          <w:lang w:val="en_US" w:bidi="en_US"/>
+        </w:rPr>
         <w:t xml:space="preserve">; </w:t>
       </w:r>
       <w:hyperlink r:id="rId45">
         <w:r>
           <w:rPr>
+            <w:lang w:val="en_US" w:bidi="en_US"/>
+          </w:rPr>
+          <w:rPr>
             <w:color w:val="0000EE"/>
             <w:u w:val="single"/>
           </w:rPr>
@@ -839,11 +1553,17 @@
         </w:r>
       </w:hyperlink>
       <w:r>
+        <w:rPr>
+          <w:lang w:val="en_US" w:bidi="en_US"/>
+        </w:rPr>
         <w:t xml:space="preserve">; </w:t>
       </w:r>
       <w:hyperlink r:id="rId46">
         <w:r>
           <w:rPr>
+            <w:lang w:val="en_US" w:bidi="en_US"/>
+          </w:rPr>
+          <w:rPr>
             <w:color w:val="0000EE"/>
             <w:u w:val="single"/>
           </w:rPr>
@@ -851,11 +1571,17 @@
         </w:r>
       </w:hyperlink>
       <w:r>
+        <w:rPr>
+          <w:lang w:val="en_US" w:bidi="en_US"/>
+        </w:rPr>
         <w:t>) and had sinned against the Lord and his commandments, they would incur the just penalties specified in God’s covenant with them (</w:t>
       </w:r>
       <w:hyperlink r:id="rId47">
         <w:r>
           <w:rPr>
+            <w:lang w:val="en_US" w:bidi="en_US"/>
+          </w:rPr>
+          <w:rPr>
             <w:color w:val="0000EE"/>
             <w:u w:val="single"/>
           </w:rPr>
@@ -863,71 +1589,161 @@
         </w:r>
       </w:hyperlink>
       <w:r>
+        <w:rPr>
+          <w:lang w:val="en_US" w:bidi="en_US"/>
+        </w:rPr>
         <w:t>).</w:t>
       </w:r>
-      <w:r/>
-      <w:r/>
-    </w:p>
-    <w:p>
-      <w:r/>
+      <w:r>
+        <w:rPr>
+          <w:lang w:val="en_US" w:bidi="en_US"/>
+        </w:rPr>
+      </w:r>
+      <w:r>
+        <w:rPr>
+          <w:lang w:val="en_US" w:bidi="en_US"/>
+        </w:rPr>
+      </w:r>
+    </w:p>
+    <w:p>
+      <w:pPr/>
+      <w:r>
+        <w:rPr>
+          <w:lang w:val="en_US" w:bidi="en_US"/>
+        </w:rPr>
+      </w:r>
     </w:p>
     <w:p>
       <w:pPr>
         <w:pStyle w:val="Heading2"/>
       </w:pPr>
       <w:r>
+        <w:rPr>
+          <w:lang w:val="en_US" w:bidi="en_US"/>
+        </w:rPr>
         <w:t>Zephaniah 2:1–3</w:t>
       </w:r>
-      <w:r/>
-    </w:p>
-    <w:p>
-      <w:r/>
-      <w:r>
+      <w:r>
+        <w:rPr>
+          <w:lang w:val="en_US" w:bidi="en_US"/>
+        </w:rPr>
+      </w:r>
+    </w:p>
+    <w:p>
+      <w:pPr/>
+      <w:r>
+        <w:rPr>
+          <w:lang w:val="en_US" w:bidi="en_US"/>
+        </w:rPr>
+      </w:r>
+      <w:r>
+        <w:rPr>
+          <w:lang w:val="en_US" w:bidi="en_US"/>
+        </w:rPr>
         <w:t>In light of the horrifying spectacle he has described, Zephaniah calls on his nation to repent and humble themselves before God.</w:t>
       </w:r>
-      <w:r/>
-      <w:r/>
-    </w:p>
-    <w:p>
-      <w:r/>
+      <w:r>
+        <w:rPr>
+          <w:lang w:val="en_US" w:bidi="en_US"/>
+        </w:rPr>
+      </w:r>
+      <w:r>
+        <w:rPr>
+          <w:lang w:val="en_US" w:bidi="en_US"/>
+        </w:rPr>
+      </w:r>
+    </w:p>
+    <w:p>
+      <w:pPr/>
+      <w:r>
+        <w:rPr>
+          <w:lang w:val="en_US" w:bidi="en_US"/>
+        </w:rPr>
+      </w:r>
     </w:p>
     <w:p>
       <w:pPr>
         <w:pStyle w:val="Heading2"/>
       </w:pPr>
       <w:r>
+        <w:rPr>
+          <w:lang w:val="en_US" w:bidi="en_US"/>
+        </w:rPr>
         <w:t>Zephaniah 2:2</w:t>
       </w:r>
-      <w:r/>
-    </w:p>
-    <w:p>
-      <w:r/>
-      <w:r>
+      <w:r>
+        <w:rPr>
+          <w:lang w:val="en_US" w:bidi="en_US"/>
+        </w:rPr>
+      </w:r>
+    </w:p>
+    <w:p>
+      <w:pPr/>
+      <w:r>
+        <w:rPr>
+          <w:lang w:val="en_US" w:bidi="en_US"/>
+        </w:rPr>
+      </w:r>
+      <w:r>
+        <w:rPr>
+          <w:lang w:val="en_US" w:bidi="en_US"/>
+        </w:rPr>
         <w:t>Farmers threshed grain on windy hilltops. When they tossed the mixed grain and chaff in the air, the wind blew the chaff away while the heavier grain fell back to the ground. The opportunity to repent was a fleeting one.</w:t>
       </w:r>
-      <w:r/>
-      <w:r/>
-    </w:p>
-    <w:p>
-      <w:r/>
+      <w:r>
+        <w:rPr>
+          <w:lang w:val="en_US" w:bidi="en_US"/>
+        </w:rPr>
+      </w:r>
+      <w:r>
+        <w:rPr>
+          <w:lang w:val="en_US" w:bidi="en_US"/>
+        </w:rPr>
+      </w:r>
+    </w:p>
+    <w:p>
+      <w:pPr/>
+      <w:r>
+        <w:rPr>
+          <w:lang w:val="en_US" w:bidi="en_US"/>
+        </w:rPr>
+      </w:r>
     </w:p>
     <w:p>
       <w:pPr>
         <w:pStyle w:val="Heading2"/>
       </w:pPr>
       <w:r>
+        <w:rPr>
+          <w:lang w:val="en_US" w:bidi="en_US"/>
+        </w:rPr>
         <w:t>Zephaniah 2:3</w:t>
       </w:r>
-      <w:r/>
-    </w:p>
-    <w:p>
-      <w:r/>
-      <w:r>
+      <w:r>
+        <w:rPr>
+          <w:lang w:val="en_US" w:bidi="en_US"/>
+        </w:rPr>
+      </w:r>
+    </w:p>
+    <w:p>
+      <w:pPr/>
+      <w:r>
+        <w:rPr>
+          <w:lang w:val="en_US" w:bidi="en_US"/>
+        </w:rPr>
+      </w:r>
+      <w:r>
+        <w:rPr>
+          <w:lang w:val="en_US" w:bidi="en_US"/>
+        </w:rPr>
         <w:t>all who are humble: True humility involves submission to and dependence on God (</w:t>
       </w:r>
       <w:hyperlink r:id="rId48">
         <w:r>
           <w:rPr>
+            <w:lang w:val="en_US" w:bidi="en_US"/>
+          </w:rPr>
+          <w:rPr>
             <w:color w:val="0000EE"/>
             <w:u w:val="single"/>
           </w:rPr>
@@ -935,11 +1751,17 @@
         </w:r>
       </w:hyperlink>
       <w:r>
+        <w:rPr>
+          <w:lang w:val="en_US" w:bidi="en_US"/>
+        </w:rPr>
         <w:t xml:space="preserve">; </w:t>
       </w:r>
       <w:hyperlink r:id="rId49">
         <w:r>
           <w:rPr>
+            <w:lang w:val="en_US" w:bidi="en_US"/>
+          </w:rPr>
+          <w:rPr>
             <w:color w:val="0000EE"/>
             <w:u w:val="single"/>
           </w:rPr>
@@ -947,11 +1769,17 @@
         </w:r>
       </w:hyperlink>
       <w:r>
+        <w:rPr>
+          <w:lang w:val="en_US" w:bidi="en_US"/>
+        </w:rPr>
         <w:t xml:space="preserve">; </w:t>
       </w:r>
       <w:hyperlink r:id="rId50">
         <w:r>
           <w:rPr>
+            <w:lang w:val="en_US" w:bidi="en_US"/>
+          </w:rPr>
+          <w:rPr>
             <w:color w:val="0000EE"/>
             <w:u w:val="single"/>
           </w:rPr>
@@ -959,11 +1787,17 @@
         </w:r>
       </w:hyperlink>
       <w:r>
+        <w:rPr>
+          <w:lang w:val="en_US" w:bidi="en_US"/>
+        </w:rPr>
         <w:t xml:space="preserve">; </w:t>
       </w:r>
       <w:hyperlink r:id="rId51">
         <w:r>
           <w:rPr>
+            <w:lang w:val="en_US" w:bidi="en_US"/>
+          </w:rPr>
+          <w:rPr>
             <w:color w:val="0000EE"/>
             <w:u w:val="single"/>
           </w:rPr>
@@ -971,11 +1805,17 @@
         </w:r>
       </w:hyperlink>
       <w:r>
+        <w:rPr>
+          <w:lang w:val="en_US" w:bidi="en_US"/>
+        </w:rPr>
         <w:t xml:space="preserve">; </w:t>
       </w:r>
       <w:hyperlink r:id="rId52">
         <w:r>
           <w:rPr>
+            <w:lang w:val="en_US" w:bidi="en_US"/>
+          </w:rPr>
+          <w:rPr>
             <w:color w:val="0000EE"/>
             <w:u w:val="single"/>
           </w:rPr>
@@ -983,31 +1823,65 @@
         </w:r>
       </w:hyperlink>
       <w:r>
+        <w:rPr>
+          <w:lang w:val="en_US" w:bidi="en_US"/>
+        </w:rPr>
         <w:t>).</w:t>
       </w:r>
-      <w:r/>
-      <w:r/>
-    </w:p>
-    <w:p>
-      <w:r/>
+      <w:r>
+        <w:rPr>
+          <w:lang w:val="en_US" w:bidi="en_US"/>
+        </w:rPr>
+      </w:r>
+      <w:r>
+        <w:rPr>
+          <w:lang w:val="en_US" w:bidi="en_US"/>
+        </w:rPr>
+      </w:r>
+    </w:p>
+    <w:p>
+      <w:pPr/>
+      <w:r>
+        <w:rPr>
+          <w:lang w:val="en_US" w:bidi="en_US"/>
+        </w:rPr>
+      </w:r>
     </w:p>
     <w:p>
       <w:pPr>
         <w:pStyle w:val="Heading2"/>
       </w:pPr>
       <w:r>
+        <w:rPr>
+          <w:lang w:val="en_US" w:bidi="en_US"/>
+        </w:rPr>
         <w:t>Zephaniah 2:4</w:t>
       </w:r>
-      <w:r/>
-    </w:p>
-    <w:p>
-      <w:r/>
-      <w:r>
+      <w:r>
+        <w:rPr>
+          <w:lang w:val="en_US" w:bidi="en_US"/>
+        </w:rPr>
+      </w:r>
+    </w:p>
+    <w:p>
+      <w:pPr/>
+      <w:r>
+        <w:rPr>
+          <w:lang w:val="en_US" w:bidi="en_US"/>
+        </w:rPr>
+      </w:r>
+      <w:r>
+        <w:rPr>
+          <w:lang w:val="en_US" w:bidi="en_US"/>
+        </w:rPr>
         <w:t xml:space="preserve">King Nebuchadnezzar of Babylon conquered the Philistine cities of Gaza and Ashkelon . . . Ashdod and Ekron. Gaza remained deserted, but the others recovered and continued into later times. Zephaniah does not mention Gath, the fifth major Philistine city (see </w:t>
       </w:r>
       <w:hyperlink r:id="rId53">
         <w:r>
           <w:rPr>
+            <w:lang w:val="en_US" w:bidi="en_US"/>
+          </w:rPr>
+          <w:rPr>
             <w:color w:val="0000EE"/>
             <w:u w:val="single"/>
           </w:rPr>
@@ -1015,40 +1889,78 @@
         </w:r>
       </w:hyperlink>
       <w:r>
+        <w:rPr>
+          <w:lang w:val="en_US" w:bidi="en_US"/>
+        </w:rPr>
         <w:t>), which had either disappeared or become unimportant by Zephaniah’s time.</w:t>
       </w:r>
-      <w:r/>
-      <w:r/>
-    </w:p>
-    <w:p>
-      <w:r/>
+      <w:r>
+        <w:rPr>
+          <w:lang w:val="en_US" w:bidi="en_US"/>
+        </w:rPr>
+      </w:r>
+      <w:r>
+        <w:rPr>
+          <w:lang w:val="en_US" w:bidi="en_US"/>
+        </w:rPr>
+      </w:r>
+    </w:p>
+    <w:p>
+      <w:pPr/>
+      <w:r>
+        <w:rPr>
+          <w:lang w:val="en_US" w:bidi="en_US"/>
+        </w:rPr>
+      </w:r>
     </w:p>
     <w:p>
       <w:pPr>
         <w:pStyle w:val="Heading2"/>
       </w:pPr>
       <w:r>
+        <w:rPr>
+          <w:lang w:val="en_US" w:bidi="en_US"/>
+        </w:rPr>
         <w:t>Zephaniah 2:4–15</w:t>
       </w:r>
-      <w:r/>
-    </w:p>
-    <w:p>
-      <w:r/>
-      <w:r>
+      <w:r>
+        <w:rPr>
+          <w:lang w:val="en_US" w:bidi="en_US"/>
+        </w:rPr>
+      </w:r>
+    </w:p>
+    <w:p>
+      <w:pPr/>
+      <w:r>
+        <w:rPr>
+          <w:lang w:val="en_US" w:bidi="en_US"/>
+        </w:rPr>
+      </w:r>
+      <w:r>
+        <w:rPr>
+          <w:lang w:val="en_US" w:bidi="en_US"/>
+        </w:rPr>
         <w:t>Zephaniah began his pronouncements with the Philistines</w:t>
       </w:r>
       <w:r>
         <w:rPr>
           <w:i/>
+          <w:lang w:val="en_US" w:bidi="en_US"/>
         </w:rPr>
         <w:t>,</w:t>
       </w:r>
       <w:r>
+        <w:rPr>
+          <w:lang w:val="en_US" w:bidi="en_US"/>
+        </w:rPr>
         <w:t xml:space="preserve"> whose kingdom lay on Judah’s west (</w:t>
       </w:r>
       <w:hyperlink r:id="rId54">
         <w:r>
           <w:rPr>
+            <w:lang w:val="en_US" w:bidi="en_US"/>
+          </w:rPr>
+          <w:rPr>
             <w:color w:val="0000EE"/>
             <w:u w:val="single"/>
           </w:rPr>
@@ -1056,11 +1968,17 @@
         </w:r>
       </w:hyperlink>
       <w:r>
+        <w:rPr>
+          <w:lang w:val="en_US" w:bidi="en_US"/>
+        </w:rPr>
         <w:t>). He moved on to Moab and Ammon in the east (</w:t>
       </w:r>
       <w:hyperlink r:id="rId55">
         <w:r>
           <w:rPr>
+            <w:lang w:val="en_US" w:bidi="en_US"/>
+          </w:rPr>
+          <w:rPr>
             <w:color w:val="0000EE"/>
             <w:u w:val="single"/>
           </w:rPr>
@@ -1068,11 +1986,17 @@
         </w:r>
       </w:hyperlink>
       <w:r>
+        <w:rPr>
+          <w:lang w:val="en_US" w:bidi="en_US"/>
+        </w:rPr>
         <w:t>), and finally singled out Cush (Ethiopia) to the south (</w:t>
       </w:r>
       <w:hyperlink r:id="rId56">
         <w:r>
           <w:rPr>
+            <w:lang w:val="en_US" w:bidi="en_US"/>
+          </w:rPr>
+          <w:rPr>
             <w:color w:val="0000EE"/>
             <w:u w:val="single"/>
           </w:rPr>
@@ -1080,11 +2004,17 @@
         </w:r>
       </w:hyperlink>
       <w:r>
+        <w:rPr>
+          <w:lang w:val="en_US" w:bidi="en_US"/>
+        </w:rPr>
         <w:t>) and Assyria to the north (</w:t>
       </w:r>
       <w:hyperlink r:id="rId57">
         <w:r>
           <w:rPr>
+            <w:lang w:val="en_US" w:bidi="en_US"/>
+          </w:rPr>
+          <w:rPr>
             <w:color w:val="0000EE"/>
             <w:u w:val="single"/>
           </w:rPr>
@@ -1092,31 +2022,65 @@
         </w:r>
       </w:hyperlink>
       <w:r>
+        <w:rPr>
+          <w:lang w:val="en_US" w:bidi="en_US"/>
+        </w:rPr>
         <w:t>).</w:t>
       </w:r>
-      <w:r/>
-      <w:r/>
-    </w:p>
-    <w:p>
-      <w:r/>
+      <w:r>
+        <w:rPr>
+          <w:lang w:val="en_US" w:bidi="en_US"/>
+        </w:rPr>
+      </w:r>
+      <w:r>
+        <w:rPr>
+          <w:lang w:val="en_US" w:bidi="en_US"/>
+        </w:rPr>
+      </w:r>
+    </w:p>
+    <w:p>
+      <w:pPr/>
+      <w:r>
+        <w:rPr>
+          <w:lang w:val="en_US" w:bidi="en_US"/>
+        </w:rPr>
+      </w:r>
     </w:p>
     <w:p>
       <w:pPr>
         <w:pStyle w:val="Heading2"/>
       </w:pPr>
       <w:r>
+        <w:rPr>
+          <w:lang w:val="en_US" w:bidi="en_US"/>
+        </w:rPr>
         <w:t>Zephaniah 2:4–3.20</w:t>
       </w:r>
-      <w:r/>
-    </w:p>
-    <w:p>
-      <w:r/>
-      <w:r>
+      <w:r>
+        <w:rPr>
+          <w:lang w:val="en_US" w:bidi="en_US"/>
+        </w:rPr>
+      </w:r>
+    </w:p>
+    <w:p>
+      <w:pPr/>
+      <w:r>
+        <w:rPr>
+          <w:lang w:val="en_US" w:bidi="en_US"/>
+        </w:rPr>
+      </w:r>
+      <w:r>
+        <w:rPr>
+          <w:lang w:val="en_US" w:bidi="en_US"/>
+        </w:rPr>
         <w:t>Zephaniah turns his attention to the judgment of the foreign nations (</w:t>
       </w:r>
       <w:hyperlink r:id="rId58">
         <w:r>
           <w:rPr>
+            <w:lang w:val="en_US" w:bidi="en_US"/>
+          </w:rPr>
+          <w:rPr>
             <w:color w:val="0000EE"/>
             <w:u w:val="single"/>
           </w:rPr>
@@ -1124,11 +2088,17 @@
         </w:r>
       </w:hyperlink>
       <w:r>
+        <w:rPr>
+          <w:lang w:val="en_US" w:bidi="en_US"/>
+        </w:rPr>
         <w:t>) before returning to the judgment of Judah and Jerusalem (</w:t>
       </w:r>
       <w:hyperlink r:id="rId59">
         <w:r>
           <w:rPr>
+            <w:lang w:val="en_US" w:bidi="en_US"/>
+          </w:rPr>
+          <w:rPr>
             <w:color w:val="0000EE"/>
             <w:u w:val="single"/>
           </w:rPr>
@@ -1136,11 +2106,17 @@
         </w:r>
       </w:hyperlink>
       <w:r>
+        <w:rPr>
+          <w:lang w:val="en_US" w:bidi="en_US"/>
+        </w:rPr>
         <w:t>). He then outlines God’s plans for his purified and obedient people (</w:t>
       </w:r>
       <w:hyperlink r:id="rId60">
         <w:r>
           <w:rPr>
+            <w:lang w:val="en_US" w:bidi="en_US"/>
+          </w:rPr>
+          <w:rPr>
             <w:color w:val="0000EE"/>
             <w:u w:val="single"/>
           </w:rPr>
@@ -1148,31 +2124,65 @@
         </w:r>
       </w:hyperlink>
       <w:r>
+        <w:rPr>
+          <w:lang w:val="en_US" w:bidi="en_US"/>
+        </w:rPr>
         <w:t>).</w:t>
       </w:r>
-      <w:r/>
-      <w:r/>
-    </w:p>
-    <w:p>
-      <w:r/>
+      <w:r>
+        <w:rPr>
+          <w:lang w:val="en_US" w:bidi="en_US"/>
+        </w:rPr>
+      </w:r>
+      <w:r>
+        <w:rPr>
+          <w:lang w:val="en_US" w:bidi="en_US"/>
+        </w:rPr>
+      </w:r>
+    </w:p>
+    <w:p>
+      <w:pPr/>
+      <w:r>
+        <w:rPr>
+          <w:lang w:val="en_US" w:bidi="en_US"/>
+        </w:rPr>
+      </w:r>
     </w:p>
     <w:p>
       <w:pPr>
         <w:pStyle w:val="Heading2"/>
       </w:pPr>
       <w:r>
+        <w:rPr>
+          <w:lang w:val="en_US" w:bidi="en_US"/>
+        </w:rPr>
         <w:t>Zephaniah 2:5</w:t>
       </w:r>
-      <w:r/>
-    </w:p>
-    <w:p>
-      <w:r/>
-      <w:r>
+      <w:r>
+        <w:rPr>
+          <w:lang w:val="en_US" w:bidi="en_US"/>
+        </w:rPr>
+      </w:r>
+    </w:p>
+    <w:p>
+      <w:pPr/>
+      <w:r>
+        <w:rPr>
+          <w:lang w:val="en_US" w:bidi="en_US"/>
+        </w:rPr>
+      </w:r>
+      <w:r>
+        <w:rPr>
+          <w:lang w:val="en_US" w:bidi="en_US"/>
+        </w:rPr>
         <w:t xml:space="preserve">Old Testament scholars believe the Philistines came from the island of Crete (cp. </w:t>
       </w:r>
       <w:hyperlink r:id="rId61">
         <w:r>
           <w:rPr>
+            <w:lang w:val="en_US" w:bidi="en_US"/>
+          </w:rPr>
+          <w:rPr>
             <w:color w:val="0000EE"/>
             <w:u w:val="single"/>
           </w:rPr>
@@ -1180,31 +2190,65 @@
         </w:r>
       </w:hyperlink>
       <w:r>
+        <w:rPr>
+          <w:lang w:val="en_US" w:bidi="en_US"/>
+        </w:rPr>
         <w:t>).</w:t>
       </w:r>
-      <w:r/>
-      <w:r/>
-    </w:p>
-    <w:p>
-      <w:r/>
+      <w:r>
+        <w:rPr>
+          <w:lang w:val="en_US" w:bidi="en_US"/>
+        </w:rPr>
+      </w:r>
+      <w:r>
+        <w:rPr>
+          <w:lang w:val="en_US" w:bidi="en_US"/>
+        </w:rPr>
+      </w:r>
+    </w:p>
+    <w:p>
+      <w:pPr/>
+      <w:r>
+        <w:rPr>
+          <w:lang w:val="en_US" w:bidi="en_US"/>
+        </w:rPr>
+      </w:r>
     </w:p>
     <w:p>
       <w:pPr>
         <w:pStyle w:val="Heading2"/>
       </w:pPr>
       <w:r>
+        <w:rPr>
+          <w:lang w:val="en_US" w:bidi="en_US"/>
+        </w:rPr>
         <w:t>Zephaniah 2:6</w:t>
       </w:r>
-      <w:r/>
-    </w:p>
-    <w:p>
-      <w:r/>
-      <w:r>
+      <w:r>
+        <w:rPr>
+          <w:lang w:val="en_US" w:bidi="en_US"/>
+        </w:rPr>
+      </w:r>
+    </w:p>
+    <w:p>
+      <w:pPr/>
+      <w:r>
+        <w:rPr>
+          <w:lang w:val="en_US" w:bidi="en_US"/>
+        </w:rPr>
+      </w:r>
+      <w:r>
+        <w:rPr>
+          <w:lang w:val="en_US" w:bidi="en_US"/>
+        </w:rPr>
         <w:t xml:space="preserve">pasture . . . shepherd camps and enclosures for sheep: The destruction of cities and their return to a natural state represents a severe form of punishment from God. See also </w:t>
       </w:r>
       <w:hyperlink r:id="rId62">
         <w:r>
           <w:rPr>
+            <w:lang w:val="en_US" w:bidi="en_US"/>
+          </w:rPr>
+          <w:rPr>
             <w:color w:val="0000EE"/>
             <w:u w:val="single"/>
           </w:rPr>
@@ -1212,11 +2256,17 @@
         </w:r>
       </w:hyperlink>
       <w:r>
+        <w:rPr>
+          <w:lang w:val="en_US" w:bidi="en_US"/>
+        </w:rPr>
         <w:t xml:space="preserve">; </w:t>
       </w:r>
       <w:hyperlink r:id="rId63">
         <w:r>
           <w:rPr>
+            <w:lang w:val="en_US" w:bidi="en_US"/>
+          </w:rPr>
+          <w:rPr>
             <w:color w:val="0000EE"/>
             <w:u w:val="single"/>
           </w:rPr>
@@ -1224,11 +2274,17 @@
         </w:r>
       </w:hyperlink>
       <w:r>
+        <w:rPr>
+          <w:lang w:val="en_US" w:bidi="en_US"/>
+        </w:rPr>
         <w:t xml:space="preserve">; </w:t>
       </w:r>
       <w:hyperlink r:id="rId64">
         <w:r>
           <w:rPr>
+            <w:lang w:val="en_US" w:bidi="en_US"/>
+          </w:rPr>
+          <w:rPr>
             <w:color w:val="0000EE"/>
             <w:u w:val="single"/>
           </w:rPr>
@@ -1236,11 +2292,17 @@
         </w:r>
       </w:hyperlink>
       <w:r>
+        <w:rPr>
+          <w:lang w:val="en_US" w:bidi="en_US"/>
+        </w:rPr>
         <w:t xml:space="preserve">; </w:t>
       </w:r>
       <w:hyperlink r:id="rId65">
         <w:r>
           <w:rPr>
+            <w:lang w:val="en_US" w:bidi="en_US"/>
+          </w:rPr>
+          <w:rPr>
             <w:color w:val="0000EE"/>
             <w:u w:val="single"/>
           </w:rPr>
@@ -1248,31 +2310,65 @@
         </w:r>
       </w:hyperlink>
       <w:r>
+        <w:rPr>
+          <w:lang w:val="en_US" w:bidi="en_US"/>
+        </w:rPr>
         <w:t>.</w:t>
       </w:r>
-      <w:r/>
-      <w:r/>
-    </w:p>
-    <w:p>
-      <w:r/>
+      <w:r>
+        <w:rPr>
+          <w:lang w:val="en_US" w:bidi="en_US"/>
+        </w:rPr>
+      </w:r>
+      <w:r>
+        <w:rPr>
+          <w:lang w:val="en_US" w:bidi="en_US"/>
+        </w:rPr>
+      </w:r>
+    </w:p>
+    <w:p>
+      <w:pPr/>
+      <w:r>
+        <w:rPr>
+          <w:lang w:val="en_US" w:bidi="en_US"/>
+        </w:rPr>
+      </w:r>
     </w:p>
     <w:p>
       <w:pPr>
         <w:pStyle w:val="Heading2"/>
       </w:pPr>
       <w:r>
+        <w:rPr>
+          <w:lang w:val="en_US" w:bidi="en_US"/>
+        </w:rPr>
         <w:t>Zephaniah 2:7</w:t>
       </w:r>
-      <w:r/>
-    </w:p>
-    <w:p>
-      <w:r/>
-      <w:r>
+      <w:r>
+        <w:rPr>
+          <w:lang w:val="en_US" w:bidi="en_US"/>
+        </w:rPr>
+      </w:r>
+    </w:p>
+    <w:p>
+      <w:pPr/>
+      <w:r>
+        <w:rPr>
+          <w:lang w:val="en_US" w:bidi="en_US"/>
+        </w:rPr>
+      </w:r>
+      <w:r>
+        <w:rPr>
+          <w:lang w:val="en_US" w:bidi="en_US"/>
+        </w:rPr>
         <w:t>The Baal worshipers (</w:t>
       </w:r>
       <w:hyperlink r:id="rId66">
         <w:r>
           <w:rPr>
+            <w:lang w:val="en_US" w:bidi="en_US"/>
+          </w:rPr>
+          <w:rPr>
             <w:color w:val="0000EE"/>
             <w:u w:val="single"/>
           </w:rPr>
@@ -1280,11 +2376,17 @@
         </w:r>
       </w:hyperlink>
       <w:r>
+        <w:rPr>
+          <w:lang w:val="en_US" w:bidi="en_US"/>
+        </w:rPr>
         <w:t>) and the Philistines would never be restored (</w:t>
       </w:r>
       <w:hyperlink r:id="rId67">
         <w:r>
           <w:rPr>
+            <w:lang w:val="en_US" w:bidi="en_US"/>
+          </w:rPr>
+          <w:rPr>
             <w:color w:val="0000EE"/>
             <w:u w:val="single"/>
           </w:rPr>
@@ -1292,11 +2394,17 @@
         </w:r>
       </w:hyperlink>
       <w:r>
+        <w:rPr>
+          <w:lang w:val="en_US" w:bidi="en_US"/>
+        </w:rPr>
         <w:t xml:space="preserve">; see also </w:t>
       </w:r>
       <w:hyperlink r:id="rId68">
         <w:r>
           <w:rPr>
+            <w:lang w:val="en_US" w:bidi="en_US"/>
+          </w:rPr>
+          <w:rPr>
             <w:color w:val="0000EE"/>
             <w:u w:val="single"/>
           </w:rPr>
@@ -1304,11 +2412,17 @@
         </w:r>
       </w:hyperlink>
       <w:r>
+        <w:rPr>
+          <w:lang w:val="en_US" w:bidi="en_US"/>
+        </w:rPr>
         <w:t>). By contrast, God promised to return the remnant of his people to their land, care for them, and restore them to prosperity (</w:t>
       </w:r>
       <w:hyperlink r:id="rId69">
         <w:r>
           <w:rPr>
+            <w:lang w:val="en_US" w:bidi="en_US"/>
+          </w:rPr>
+          <w:rPr>
             <w:color w:val="0000EE"/>
             <w:u w:val="single"/>
           </w:rPr>
@@ -1316,11 +2430,17 @@
         </w:r>
       </w:hyperlink>
       <w:r>
+        <w:rPr>
+          <w:lang w:val="en_US" w:bidi="en_US"/>
+        </w:rPr>
         <w:t xml:space="preserve">; </w:t>
       </w:r>
       <w:hyperlink r:id="rId70">
         <w:r>
           <w:rPr>
+            <w:lang w:val="en_US" w:bidi="en_US"/>
+          </w:rPr>
+          <w:rPr>
             <w:color w:val="0000EE"/>
             <w:u w:val="single"/>
           </w:rPr>
@@ -1328,11 +2448,17 @@
         </w:r>
       </w:hyperlink>
       <w:r>
+        <w:rPr>
+          <w:lang w:val="en_US" w:bidi="en_US"/>
+        </w:rPr>
         <w:t xml:space="preserve">; </w:t>
       </w:r>
       <w:hyperlink r:id="rId71">
         <w:r>
           <w:rPr>
+            <w:lang w:val="en_US" w:bidi="en_US"/>
+          </w:rPr>
+          <w:rPr>
             <w:color w:val="0000EE"/>
             <w:u w:val="single"/>
           </w:rPr>
@@ -1340,11 +2466,17 @@
         </w:r>
       </w:hyperlink>
       <w:r>
+        <w:rPr>
+          <w:lang w:val="en_US" w:bidi="en_US"/>
+        </w:rPr>
         <w:t xml:space="preserve">; </w:t>
       </w:r>
       <w:hyperlink r:id="rId72">
         <w:r>
           <w:rPr>
+            <w:lang w:val="en_US" w:bidi="en_US"/>
+          </w:rPr>
+          <w:rPr>
             <w:color w:val="0000EE"/>
             <w:u w:val="single"/>
           </w:rPr>
@@ -1352,11 +2484,17 @@
         </w:r>
       </w:hyperlink>
       <w:r>
+        <w:rPr>
+          <w:lang w:val="en_US" w:bidi="en_US"/>
+        </w:rPr>
         <w:t xml:space="preserve">, </w:t>
       </w:r>
       <w:hyperlink r:id="rId73">
         <w:r>
           <w:rPr>
+            <w:lang w:val="en_US" w:bidi="en_US"/>
+          </w:rPr>
+          <w:rPr>
             <w:color w:val="0000EE"/>
             <w:u w:val="single"/>
           </w:rPr>
@@ -1364,31 +2502,65 @@
         </w:r>
       </w:hyperlink>
       <w:r>
+        <w:rPr>
+          <w:lang w:val="en_US" w:bidi="en_US"/>
+        </w:rPr>
         <w:t>).</w:t>
       </w:r>
-      <w:r/>
-      <w:r/>
-    </w:p>
-    <w:p>
-      <w:r/>
+      <w:r>
+        <w:rPr>
+          <w:lang w:val="en_US" w:bidi="en_US"/>
+        </w:rPr>
+      </w:r>
+      <w:r>
+        <w:rPr>
+          <w:lang w:val="en_US" w:bidi="en_US"/>
+        </w:rPr>
+      </w:r>
+    </w:p>
+    <w:p>
+      <w:pPr/>
+      <w:r>
+        <w:rPr>
+          <w:lang w:val="en_US" w:bidi="en_US"/>
+        </w:rPr>
+      </w:r>
     </w:p>
     <w:p>
       <w:pPr>
         <w:pStyle w:val="Heading2"/>
       </w:pPr>
       <w:r>
+        <w:rPr>
+          <w:lang w:val="en_US" w:bidi="en_US"/>
+        </w:rPr>
         <w:t>Zephaniah 2:8</w:t>
       </w:r>
-      <w:r/>
-    </w:p>
-    <w:p>
-      <w:r/>
-      <w:r>
+      <w:r>
+        <w:rPr>
+          <w:lang w:val="en_US" w:bidi="en_US"/>
+        </w:rPr>
+      </w:r>
+    </w:p>
+    <w:p>
+      <w:pPr/>
+      <w:r>
+        <w:rPr>
+          <w:lang w:val="en_US" w:bidi="en_US"/>
+        </w:rPr>
+      </w:r>
+      <w:r>
+        <w:rPr>
+          <w:lang w:val="en_US" w:bidi="en_US"/>
+        </w:rPr>
         <w:t xml:space="preserve">The Moabites and Ammonites were Israel’s traditional foes. The Israelites fought with them frequently (see </w:t>
       </w:r>
       <w:hyperlink r:id="rId74">
         <w:r>
           <w:rPr>
+            <w:lang w:val="en_US" w:bidi="en_US"/>
+          </w:rPr>
+          <w:rPr>
             <w:color w:val="0000EE"/>
             <w:u w:val="single"/>
           </w:rPr>
@@ -1396,11 +2568,17 @@
         </w:r>
       </w:hyperlink>
       <w:r>
+        <w:rPr>
+          <w:lang w:val="en_US" w:bidi="en_US"/>
+        </w:rPr>
         <w:t xml:space="preserve">; </w:t>
       </w:r>
       <w:hyperlink r:id="rId75">
         <w:r>
           <w:rPr>
+            <w:lang w:val="en_US" w:bidi="en_US"/>
+          </w:rPr>
+          <w:rPr>
             <w:color w:val="0000EE"/>
             <w:u w:val="single"/>
           </w:rPr>
@@ -1408,11 +2586,17 @@
         </w:r>
       </w:hyperlink>
       <w:r>
+        <w:rPr>
+          <w:lang w:val="en_US" w:bidi="en_US"/>
+        </w:rPr>
         <w:t>), and they remained Israel’s enemies to the end (</w:t>
       </w:r>
       <w:hyperlink r:id="rId76">
         <w:r>
           <w:rPr>
+            <w:lang w:val="en_US" w:bidi="en_US"/>
+          </w:rPr>
+          <w:rPr>
             <w:color w:val="0000EE"/>
             <w:u w:val="single"/>
           </w:rPr>
@@ -1420,11 +2604,17 @@
         </w:r>
       </w:hyperlink>
       <w:r>
+        <w:rPr>
+          <w:lang w:val="en_US" w:bidi="en_US"/>
+        </w:rPr>
         <w:t xml:space="preserve">; </w:t>
       </w:r>
       <w:hyperlink r:id="rId77">
         <w:r>
           <w:rPr>
+            <w:lang w:val="en_US" w:bidi="en_US"/>
+          </w:rPr>
+          <w:rPr>
             <w:color w:val="0000EE"/>
             <w:u w:val="single"/>
           </w:rPr>
@@ -1432,11 +2622,17 @@
         </w:r>
       </w:hyperlink>
       <w:r>
+        <w:rPr>
+          <w:lang w:val="en_US" w:bidi="en_US"/>
+        </w:rPr>
         <w:t xml:space="preserve">). • mocking . . . invading: The Israelites not only suffered repeated attacks by the Moabites and Ammonites (see </w:t>
       </w:r>
       <w:hyperlink r:id="rId78">
         <w:r>
           <w:rPr>
+            <w:lang w:val="en_US" w:bidi="en_US"/>
+          </w:rPr>
+          <w:rPr>
             <w:color w:val="0000EE"/>
             <w:u w:val="single"/>
           </w:rPr>
@@ -1444,31 +2640,65 @@
         </w:r>
       </w:hyperlink>
       <w:r>
+        <w:rPr>
+          <w:lang w:val="en_US" w:bidi="en_US"/>
+        </w:rPr>
         <w:t>) but also endured their insults over their successes.</w:t>
       </w:r>
-      <w:r/>
-      <w:r/>
-    </w:p>
-    <w:p>
-      <w:r/>
+      <w:r>
+        <w:rPr>
+          <w:lang w:val="en_US" w:bidi="en_US"/>
+        </w:rPr>
+      </w:r>
+      <w:r>
+        <w:rPr>
+          <w:lang w:val="en_US" w:bidi="en_US"/>
+        </w:rPr>
+      </w:r>
+    </w:p>
+    <w:p>
+      <w:pPr/>
+      <w:r>
+        <w:rPr>
+          <w:lang w:val="en_US" w:bidi="en_US"/>
+        </w:rPr>
+      </w:r>
     </w:p>
     <w:p>
       <w:pPr>
         <w:pStyle w:val="Heading2"/>
       </w:pPr>
       <w:r>
+        <w:rPr>
+          <w:lang w:val="en_US" w:bidi="en_US"/>
+        </w:rPr>
         <w:t>Zephaniah 2:9</w:t>
       </w:r>
-      <w:r/>
-    </w:p>
-    <w:p>
-      <w:r/>
-      <w:r>
+      <w:r>
+        <w:rPr>
+          <w:lang w:val="en_US" w:bidi="en_US"/>
+        </w:rPr>
+      </w:r>
+    </w:p>
+    <w:p>
+      <w:pPr/>
+      <w:r>
+        <w:rPr>
+          <w:lang w:val="en_US" w:bidi="en_US"/>
+        </w:rPr>
+      </w:r>
+      <w:r>
+        <w:rPr>
+          <w:lang w:val="en_US" w:bidi="en_US"/>
+        </w:rPr>
         <w:t>The destruction of Sodom and Gomorrah serves as an example of God’s severe judgment of sin, both in the Old Testament (</w:t>
       </w:r>
       <w:hyperlink r:id="rId79">
         <w:r>
           <w:rPr>
+            <w:lang w:val="en_US" w:bidi="en_US"/>
+          </w:rPr>
+          <w:rPr>
             <w:color w:val="0000EE"/>
             <w:u w:val="single"/>
           </w:rPr>
@@ -1476,11 +2706,17 @@
         </w:r>
       </w:hyperlink>
       <w:r>
+        <w:rPr>
+          <w:lang w:val="en_US" w:bidi="en_US"/>
+        </w:rPr>
         <w:t xml:space="preserve">; </w:t>
       </w:r>
       <w:hyperlink r:id="rId80">
         <w:r>
           <w:rPr>
+            <w:lang w:val="en_US" w:bidi="en_US"/>
+          </w:rPr>
+          <w:rPr>
             <w:color w:val="0000EE"/>
             <w:u w:val="single"/>
           </w:rPr>
@@ -1488,11 +2724,17 @@
         </w:r>
       </w:hyperlink>
       <w:r>
+        <w:rPr>
+          <w:lang w:val="en_US" w:bidi="en_US"/>
+        </w:rPr>
         <w:t xml:space="preserve">; </w:t>
       </w:r>
       <w:hyperlink r:id="rId81">
         <w:r>
           <w:rPr>
+            <w:lang w:val="en_US" w:bidi="en_US"/>
+          </w:rPr>
+          <w:rPr>
             <w:color w:val="0000EE"/>
             <w:u w:val="single"/>
           </w:rPr>
@@ -1500,11 +2742,17 @@
         </w:r>
       </w:hyperlink>
       <w:r>
+        <w:rPr>
+          <w:lang w:val="en_US" w:bidi="en_US"/>
+        </w:rPr>
         <w:t xml:space="preserve">; </w:t>
       </w:r>
       <w:hyperlink r:id="rId82">
         <w:r>
           <w:rPr>
+            <w:lang w:val="en_US" w:bidi="en_US"/>
+          </w:rPr>
+          <w:rPr>
             <w:color w:val="0000EE"/>
             <w:u w:val="single"/>
           </w:rPr>
@@ -1512,11 +2760,17 @@
         </w:r>
       </w:hyperlink>
       <w:r>
+        <w:rPr>
+          <w:lang w:val="en_US" w:bidi="en_US"/>
+        </w:rPr>
         <w:t>) and in the New Testament (</w:t>
       </w:r>
       <w:hyperlink r:id="rId83">
         <w:r>
           <w:rPr>
+            <w:lang w:val="en_US" w:bidi="en_US"/>
+          </w:rPr>
+          <w:rPr>
             <w:color w:val="0000EE"/>
             <w:u w:val="single"/>
           </w:rPr>
@@ -1524,11 +2778,17 @@
         </w:r>
       </w:hyperlink>
       <w:r>
+        <w:rPr>
+          <w:lang w:val="en_US" w:bidi="en_US"/>
+        </w:rPr>
         <w:t xml:space="preserve">; </w:t>
       </w:r>
       <w:hyperlink r:id="rId84">
         <w:r>
           <w:rPr>
+            <w:lang w:val="en_US" w:bidi="en_US"/>
+          </w:rPr>
+          <w:rPr>
             <w:color w:val="0000EE"/>
             <w:u w:val="single"/>
           </w:rPr>
@@ -1536,11 +2796,17 @@
         </w:r>
       </w:hyperlink>
       <w:r>
+        <w:rPr>
+          <w:lang w:val="en_US" w:bidi="en_US"/>
+        </w:rPr>
         <w:t xml:space="preserve">; </w:t>
       </w:r>
       <w:hyperlink r:id="rId85">
         <w:r>
           <w:rPr>
+            <w:lang w:val="en_US" w:bidi="en_US"/>
+          </w:rPr>
+          <w:rPr>
             <w:color w:val="0000EE"/>
             <w:u w:val="single"/>
           </w:rPr>
@@ -1548,11 +2814,17 @@
         </w:r>
       </w:hyperlink>
       <w:r>
+        <w:rPr>
+          <w:lang w:val="en_US" w:bidi="en_US"/>
+        </w:rPr>
         <w:t>). • salt pits: A ruinous waste (</w:t>
       </w:r>
       <w:hyperlink r:id="rId79">
         <w:r>
           <w:rPr>
+            <w:lang w:val="en_US" w:bidi="en_US"/>
+          </w:rPr>
+          <w:rPr>
             <w:color w:val="0000EE"/>
             <w:u w:val="single"/>
           </w:rPr>
@@ -1560,11 +2832,17 @@
         </w:r>
       </w:hyperlink>
       <w:r>
+        <w:rPr>
+          <w:lang w:val="en_US" w:bidi="en_US"/>
+        </w:rPr>
         <w:t xml:space="preserve">; </w:t>
       </w:r>
       <w:hyperlink r:id="rId86">
         <w:r>
           <w:rPr>
+            <w:lang w:val="en_US" w:bidi="en_US"/>
+          </w:rPr>
+          <w:rPr>
             <w:color w:val="0000EE"/>
             <w:u w:val="single"/>
           </w:rPr>
@@ -1572,11 +2850,17 @@
         </w:r>
       </w:hyperlink>
       <w:r>
+        <w:rPr>
+          <w:lang w:val="en_US" w:bidi="en_US"/>
+        </w:rPr>
         <w:t xml:space="preserve">; </w:t>
       </w:r>
       <w:hyperlink r:id="rId87">
         <w:r>
           <w:rPr>
+            <w:lang w:val="en_US" w:bidi="en_US"/>
+          </w:rPr>
+          <w:rPr>
             <w:color w:val="0000EE"/>
             <w:u w:val="single"/>
           </w:rPr>
@@ -1584,11 +2868,17 @@
         </w:r>
       </w:hyperlink>
       <w:r>
+        <w:rPr>
+          <w:lang w:val="en_US" w:bidi="en_US"/>
+        </w:rPr>
         <w:t xml:space="preserve">). Sowing the earth with salt was a mark of permanent judgment (see </w:t>
       </w:r>
       <w:hyperlink r:id="rId88">
         <w:r>
           <w:rPr>
+            <w:lang w:val="en_US" w:bidi="en_US"/>
+          </w:rPr>
+          <w:rPr>
             <w:color w:val="0000EE"/>
             <w:u w:val="single"/>
           </w:rPr>
@@ -1596,31 +2886,65 @@
         </w:r>
       </w:hyperlink>
       <w:r>
+        <w:rPr>
+          <w:lang w:val="en_US" w:bidi="en_US"/>
+        </w:rPr>
         <w:t>) because it made the ground barren.</w:t>
       </w:r>
-      <w:r/>
-      <w:r/>
-    </w:p>
-    <w:p>
-      <w:r/>
+      <w:r>
+        <w:rPr>
+          <w:lang w:val="en_US" w:bidi="en_US"/>
+        </w:rPr>
+      </w:r>
+      <w:r>
+        <w:rPr>
+          <w:lang w:val="en_US" w:bidi="en_US"/>
+        </w:rPr>
+      </w:r>
+    </w:p>
+    <w:p>
+      <w:pPr/>
+      <w:r>
+        <w:rPr>
+          <w:lang w:val="en_US" w:bidi="en_US"/>
+        </w:rPr>
+      </w:r>
     </w:p>
     <w:p>
       <w:pPr>
         <w:pStyle w:val="Heading2"/>
       </w:pPr>
       <w:r>
+        <w:rPr>
+          <w:lang w:val="en_US" w:bidi="en_US"/>
+        </w:rPr>
         <w:t>Zephaniah 2:11</w:t>
       </w:r>
-      <w:r/>
-    </w:p>
-    <w:p>
-      <w:r/>
-      <w:r>
+      <w:r>
+        <w:rPr>
+          <w:lang w:val="en_US" w:bidi="en_US"/>
+        </w:rPr>
+      </w:r>
+    </w:p>
+    <w:p>
+      <w:pPr/>
+      <w:r>
+        <w:rPr>
+          <w:lang w:val="en_US" w:bidi="en_US"/>
+        </w:rPr>
+      </w:r>
+      <w:r>
+        <w:rPr>
+          <w:lang w:val="en_US" w:bidi="en_US"/>
+        </w:rPr>
         <w:t>nations . . . will worship the Lord: At the end of history, all people in all places will worship God alone (</w:t>
       </w:r>
       <w:hyperlink r:id="rId89">
         <w:r>
           <w:rPr>
+            <w:lang w:val="en_US" w:bidi="en_US"/>
+          </w:rPr>
+          <w:rPr>
             <w:color w:val="0000EE"/>
             <w:u w:val="single"/>
           </w:rPr>
@@ -1628,11 +2952,17 @@
         </w:r>
       </w:hyperlink>
       <w:r>
+        <w:rPr>
+          <w:lang w:val="en_US" w:bidi="en_US"/>
+        </w:rPr>
         <w:t xml:space="preserve">; </w:t>
       </w:r>
       <w:hyperlink r:id="rId90">
         <w:r>
           <w:rPr>
+            <w:lang w:val="en_US" w:bidi="en_US"/>
+          </w:rPr>
+          <w:rPr>
             <w:color w:val="0000EE"/>
             <w:u w:val="single"/>
           </w:rPr>
@@ -1640,11 +2970,17 @@
         </w:r>
       </w:hyperlink>
       <w:r>
+        <w:rPr>
+          <w:lang w:val="en_US" w:bidi="en_US"/>
+        </w:rPr>
         <w:t xml:space="preserve">; </w:t>
       </w:r>
       <w:hyperlink r:id="rId91">
         <w:r>
           <w:rPr>
+            <w:lang w:val="en_US" w:bidi="en_US"/>
+          </w:rPr>
+          <w:rPr>
             <w:color w:val="0000EE"/>
             <w:u w:val="single"/>
           </w:rPr>
@@ -1652,11 +2988,17 @@
         </w:r>
       </w:hyperlink>
       <w:r>
+        <w:rPr>
+          <w:lang w:val="en_US" w:bidi="en_US"/>
+        </w:rPr>
         <w:t xml:space="preserve">; </w:t>
       </w:r>
       <w:hyperlink r:id="rId92">
         <w:r>
           <w:rPr>
+            <w:lang w:val="en_US" w:bidi="en_US"/>
+          </w:rPr>
+          <w:rPr>
             <w:color w:val="0000EE"/>
             <w:u w:val="single"/>
           </w:rPr>
@@ -1664,60 +3006,126 @@
         </w:r>
       </w:hyperlink>
       <w:r>
+        <w:rPr>
+          <w:lang w:val="en_US" w:bidi="en_US"/>
+        </w:rPr>
         <w:t>).</w:t>
       </w:r>
-      <w:r/>
-      <w:r/>
-    </w:p>
-    <w:p>
-      <w:r/>
+      <w:r>
+        <w:rPr>
+          <w:lang w:val="en_US" w:bidi="en_US"/>
+        </w:rPr>
+      </w:r>
+      <w:r>
+        <w:rPr>
+          <w:lang w:val="en_US" w:bidi="en_US"/>
+        </w:rPr>
+      </w:r>
+    </w:p>
+    <w:p>
+      <w:pPr/>
+      <w:r>
+        <w:rPr>
+          <w:lang w:val="en_US" w:bidi="en_US"/>
+        </w:rPr>
+      </w:r>
     </w:p>
     <w:p>
       <w:pPr>
         <w:pStyle w:val="Heading2"/>
       </w:pPr>
       <w:r>
+        <w:rPr>
+          <w:lang w:val="en_US" w:bidi="en_US"/>
+        </w:rPr>
         <w:t>Zephaniah 2:12</w:t>
       </w:r>
-      <w:r/>
-    </w:p>
-    <w:p>
-      <w:r/>
-      <w:r>
+      <w:r>
+        <w:rPr>
+          <w:lang w:val="en_US" w:bidi="en_US"/>
+        </w:rPr>
+      </w:r>
+    </w:p>
+    <w:p>
+      <w:pPr/>
+      <w:r>
+        <w:rPr>
+          <w:lang w:val="en_US" w:bidi="en_US"/>
+        </w:rPr>
+      </w:r>
+      <w:r>
+        <w:rPr>
+          <w:lang w:val="en_US" w:bidi="en_US"/>
+        </w:rPr>
         <w:t xml:space="preserve">Ethiopians: Hebrew </w:t>
       </w:r>
       <w:r>
         <w:rPr>
           <w:i/>
+          <w:lang w:val="en_US" w:bidi="en_US"/>
         </w:rPr>
         <w:t>Cushites.</w:t>
       </w:r>
       <w:r>
+        <w:rPr>
+          <w:lang w:val="en_US" w:bidi="en_US"/>
+        </w:rPr>
         <w:t xml:space="preserve"> While the Hebrew term can refer to any nation or people along the southern edge of the known world of that time, here it refers specifically to the Ethiopian dynasty that ruled Egypt.</w:t>
       </w:r>
-      <w:r/>
-      <w:r/>
-    </w:p>
-    <w:p>
-      <w:r/>
+      <w:r>
+        <w:rPr>
+          <w:lang w:val="en_US" w:bidi="en_US"/>
+        </w:rPr>
+      </w:r>
+      <w:r>
+        <w:rPr>
+          <w:lang w:val="en_US" w:bidi="en_US"/>
+        </w:rPr>
+      </w:r>
+    </w:p>
+    <w:p>
+      <w:pPr/>
+      <w:r>
+        <w:rPr>
+          <w:lang w:val="en_US" w:bidi="en_US"/>
+        </w:rPr>
+      </w:r>
     </w:p>
     <w:p>
       <w:pPr>
         <w:pStyle w:val="Heading2"/>
       </w:pPr>
       <w:r>
+        <w:rPr>
+          <w:lang w:val="en_US" w:bidi="en_US"/>
+        </w:rPr>
         <w:t>Zephaniah 2:13</w:t>
       </w:r>
-      <w:r/>
-    </w:p>
-    <w:p>
-      <w:r/>
-      <w:r>
+      <w:r>
+        <w:rPr>
+          <w:lang w:val="en_US" w:bidi="en_US"/>
+        </w:rPr>
+      </w:r>
+    </w:p>
+    <w:p>
+      <w:pPr/>
+      <w:r>
+        <w:rPr>
+          <w:lang w:val="en_US" w:bidi="en_US"/>
+        </w:rPr>
+      </w:r>
+      <w:r>
+        <w:rPr>
+          <w:lang w:val="en_US" w:bidi="en_US"/>
+        </w:rPr>
         <w:t>Zephaniah turns from the south (</w:t>
       </w:r>
       <w:hyperlink r:id="rId56">
         <w:r>
           <w:rPr>
+            <w:lang w:val="en_US" w:bidi="en_US"/>
+          </w:rPr>
+          <w:rPr>
             <w:color w:val="0000EE"/>
             <w:u w:val="single"/>
           </w:rPr>
@@ -1725,51 +3133,113 @@
         </w:r>
       </w:hyperlink>
       <w:r>
+        <w:rPr>
+          <w:lang w:val="en_US" w:bidi="en_US"/>
+        </w:rPr>
         <w:t>) to the north. Like Nahum before him, he announces the imminent demise of Assyria.</w:t>
       </w:r>
-      <w:r/>
-      <w:r/>
-    </w:p>
-    <w:p>
-      <w:r/>
+      <w:r>
+        <w:rPr>
+          <w:lang w:val="en_US" w:bidi="en_US"/>
+        </w:rPr>
+      </w:r>
+      <w:r>
+        <w:rPr>
+          <w:lang w:val="en_US" w:bidi="en_US"/>
+        </w:rPr>
+      </w:r>
+    </w:p>
+    <w:p>
+      <w:pPr/>
+      <w:r>
+        <w:rPr>
+          <w:lang w:val="en_US" w:bidi="en_US"/>
+        </w:rPr>
+      </w:r>
     </w:p>
     <w:p>
       <w:pPr>
         <w:pStyle w:val="Heading2"/>
       </w:pPr>
       <w:r>
+        <w:rPr>
+          <w:lang w:val="en_US" w:bidi="en_US"/>
+        </w:rPr>
         <w:t>Zephaniah 2:14</w:t>
       </w:r>
-      <w:r/>
-    </w:p>
-    <w:p>
-      <w:r/>
-      <w:r>
+      <w:r>
+        <w:rPr>
+          <w:lang w:val="en_US" w:bidi="en_US"/>
+        </w:rPr>
+      </w:r>
+    </w:p>
+    <w:p>
+      <w:pPr/>
+      <w:r>
+        <w:rPr>
+          <w:lang w:val="en_US" w:bidi="en_US"/>
+        </w:rPr>
+      </w:r>
+      <w:r>
+        <w:rPr>
+          <w:lang w:val="en_US" w:bidi="en_US"/>
+        </w:rPr>
         <w:t>To drive home his point about Nineveh’s fate, Zephaniah invokes powerful imagery: Rubble would fill the doorways through which the wealthy and powerful of Nineveh had once walked. The eerie sounds of owls hooting in empty windows would punctuate the city’s desolation.</w:t>
       </w:r>
-      <w:r/>
-      <w:r/>
-    </w:p>
-    <w:p>
-      <w:r/>
+      <w:r>
+        <w:rPr>
+          <w:lang w:val="en_US" w:bidi="en_US"/>
+        </w:rPr>
+      </w:r>
+      <w:r>
+        <w:rPr>
+          <w:lang w:val="en_US" w:bidi="en_US"/>
+        </w:rPr>
+      </w:r>
+    </w:p>
+    <w:p>
+      <w:pPr/>
+      <w:r>
+        <w:rPr>
+          <w:lang w:val="en_US" w:bidi="en_US"/>
+        </w:rPr>
+      </w:r>
     </w:p>
     <w:p>
       <w:pPr>
         <w:pStyle w:val="Heading2"/>
       </w:pPr>
       <w:r>
+        <w:rPr>
+          <w:lang w:val="en_US" w:bidi="en_US"/>
+        </w:rPr>
         <w:t>Zephaniah 2:15</w:t>
       </w:r>
-      <w:r/>
-    </w:p>
-    <w:p>
-      <w:r/>
-      <w:r>
+      <w:r>
+        <w:rPr>
+          <w:lang w:val="en_US" w:bidi="en_US"/>
+        </w:rPr>
+      </w:r>
+    </w:p>
+    <w:p>
+      <w:pPr/>
+      <w:r>
+        <w:rPr>
+          <w:lang w:val="en_US" w:bidi="en_US"/>
+        </w:rPr>
+      </w:r>
+      <w:r>
+        <w:rPr>
+          <w:lang w:val="en_US" w:bidi="en_US"/>
+        </w:rPr>
         <w:t xml:space="preserve">utter ruin: The doom was so certain and irreversible (see </w:t>
       </w:r>
       <w:hyperlink r:id="rId93">
         <w:r>
           <w:rPr>
+            <w:lang w:val="en_US" w:bidi="en_US"/>
+          </w:rPr>
+          <w:rPr>
             <w:color w:val="0000EE"/>
             <w:u w:val="single"/>
           </w:rPr>
@@ -1777,11 +3247,17 @@
         </w:r>
       </w:hyperlink>
       <w:r>
+        <w:rPr>
+          <w:lang w:val="en_US" w:bidi="en_US"/>
+        </w:rPr>
         <w:t xml:space="preserve">; </w:t>
       </w:r>
       <w:hyperlink r:id="rId94">
         <w:r>
           <w:rPr>
+            <w:lang w:val="en_US" w:bidi="en_US"/>
+          </w:rPr>
+          <w:rPr>
             <w:color w:val="0000EE"/>
             <w:u w:val="single"/>
           </w:rPr>
@@ -1789,11 +3265,17 @@
         </w:r>
       </w:hyperlink>
       <w:r>
+        <w:rPr>
+          <w:lang w:val="en_US" w:bidi="en_US"/>
+        </w:rPr>
         <w:t xml:space="preserve">; </w:t>
       </w:r>
       <w:hyperlink r:id="rId95">
         <w:r>
           <w:rPr>
+            <w:lang w:val="en_US" w:bidi="en_US"/>
+          </w:rPr>
+          <w:rPr>
             <w:color w:val="0000EE"/>
             <w:u w:val="single"/>
           </w:rPr>
@@ -1801,31 +3283,65 @@
         </w:r>
       </w:hyperlink>
       <w:r>
+        <w:rPr>
+          <w:lang w:val="en_US" w:bidi="en_US"/>
+        </w:rPr>
         <w:t>) that Zephaniah saw no future for Assyria or its capital. So complete was Nineveh’s devastation that the Greek historian Xenophon once passed by its ruins unaware that it was there. • laugh . . . shake a defiant fist: Those who suffered under Assyria’s cruel empire would be glad seeing its demise.</w:t>
       </w:r>
-      <w:r/>
-      <w:r/>
-    </w:p>
-    <w:p>
-      <w:r/>
+      <w:r>
+        <w:rPr>
+          <w:lang w:val="en_US" w:bidi="en_US"/>
+        </w:rPr>
+      </w:r>
+      <w:r>
+        <w:rPr>
+          <w:lang w:val="en_US" w:bidi="en_US"/>
+        </w:rPr>
+      </w:r>
+    </w:p>
+    <w:p>
+      <w:pPr/>
+      <w:r>
+        <w:rPr>
+          <w:lang w:val="en_US" w:bidi="en_US"/>
+        </w:rPr>
+      </w:r>
     </w:p>
     <w:p>
       <w:pPr>
         <w:pStyle w:val="Heading2"/>
       </w:pPr>
       <w:r>
+        <w:rPr>
+          <w:lang w:val="en_US" w:bidi="en_US"/>
+        </w:rPr>
         <w:t>Zephaniah 3:1</w:t>
       </w:r>
-      <w:r/>
-    </w:p>
-    <w:p>
-      <w:r/>
-      <w:r>
+      <w:r>
+        <w:rPr>
+          <w:lang w:val="en_US" w:bidi="en_US"/>
+        </w:rPr>
+      </w:r>
+    </w:p>
+    <w:p>
+      <w:pPr/>
+      <w:r>
+        <w:rPr>
+          <w:lang w:val="en_US" w:bidi="en_US"/>
+        </w:rPr>
+      </w:r>
+      <w:r>
+        <w:rPr>
+          <w:lang w:val="en_US" w:bidi="en_US"/>
+        </w:rPr>
         <w:t>Polluted Jerusalem had wandered far from its call to be a holy city (</w:t>
       </w:r>
       <w:hyperlink r:id="rId96">
         <w:r>
           <w:rPr>
+            <w:lang w:val="en_US" w:bidi="en_US"/>
+          </w:rPr>
+          <w:rPr>
             <w:color w:val="0000EE"/>
             <w:u w:val="single"/>
           </w:rPr>
@@ -1833,51 +3349,113 @@
         </w:r>
       </w:hyperlink>
       <w:r>
+        <w:rPr>
+          <w:lang w:val="en_US" w:bidi="en_US"/>
+        </w:rPr>
         <w:t>).</w:t>
       </w:r>
-      <w:r/>
-      <w:r/>
-    </w:p>
-    <w:p>
-      <w:r/>
+      <w:r>
+        <w:rPr>
+          <w:lang w:val="en_US" w:bidi="en_US"/>
+        </w:rPr>
+      </w:r>
+      <w:r>
+        <w:rPr>
+          <w:lang w:val="en_US" w:bidi="en_US"/>
+        </w:rPr>
+      </w:r>
+    </w:p>
+    <w:p>
+      <w:pPr/>
+      <w:r>
+        <w:rPr>
+          <w:lang w:val="en_US" w:bidi="en_US"/>
+        </w:rPr>
+      </w:r>
     </w:p>
     <w:p>
       <w:pPr>
         <w:pStyle w:val="Heading2"/>
       </w:pPr>
       <w:r>
+        <w:rPr>
+          <w:lang w:val="en_US" w:bidi="en_US"/>
+        </w:rPr>
         <w:t>Zephaniah 3:1–8</w:t>
       </w:r>
-      <w:r/>
-    </w:p>
-    <w:p>
-      <w:r/>
-      <w:r>
+      <w:r>
+        <w:rPr>
+          <w:lang w:val="en_US" w:bidi="en_US"/>
+        </w:rPr>
+      </w:r>
+    </w:p>
+    <w:p>
+      <w:pPr/>
+      <w:r>
+        <w:rPr>
+          <w:lang w:val="en_US" w:bidi="en_US"/>
+        </w:rPr>
+      </w:r>
+      <w:r>
+        <w:rPr>
+          <w:lang w:val="en_US" w:bidi="en_US"/>
+        </w:rPr>
         <w:t>Zephaniah pronounces a message of sorrow for Judah and Jerusalem and admonishes them to wait patiently for the results of God’s righteous judgment.</w:t>
       </w:r>
-      <w:r/>
-      <w:r/>
-    </w:p>
-    <w:p>
-      <w:r/>
+      <w:r>
+        <w:rPr>
+          <w:lang w:val="en_US" w:bidi="en_US"/>
+        </w:rPr>
+      </w:r>
+      <w:r>
+        <w:rPr>
+          <w:lang w:val="en_US" w:bidi="en_US"/>
+        </w:rPr>
+      </w:r>
+    </w:p>
+    <w:p>
+      <w:pPr/>
+      <w:r>
+        <w:rPr>
+          <w:lang w:val="en_US" w:bidi="en_US"/>
+        </w:rPr>
+      </w:r>
     </w:p>
     <w:p>
       <w:pPr>
         <w:pStyle w:val="Heading2"/>
       </w:pPr>
       <w:r>
+        <w:rPr>
+          <w:lang w:val="en_US" w:bidi="en_US"/>
+        </w:rPr>
         <w:t>Zephaniah 3:3–4</w:t>
       </w:r>
-      <w:r/>
-    </w:p>
-    <w:p>
-      <w:r/>
-      <w:r>
+      <w:r>
+        <w:rPr>
+          <w:lang w:val="en_US" w:bidi="en_US"/>
+        </w:rPr>
+      </w:r>
+    </w:p>
+    <w:p>
+      <w:pPr/>
+      <w:r>
+        <w:rPr>
+          <w:lang w:val="en_US" w:bidi="en_US"/>
+        </w:rPr>
+      </w:r>
+      <w:r>
+        <w:rPr>
+          <w:lang w:val="en_US" w:bidi="en_US"/>
+        </w:rPr>
         <w:t xml:space="preserve">See also </w:t>
       </w:r>
       <w:hyperlink r:id="rId97">
         <w:r>
           <w:rPr>
+            <w:lang w:val="en_US" w:bidi="en_US"/>
+          </w:rPr>
+          <w:rPr>
             <w:color w:val="0000EE"/>
             <w:u w:val="single"/>
           </w:rPr>
@@ -1885,40 +3463,78 @@
         </w:r>
       </w:hyperlink>
       <w:r>
+        <w:rPr>
+          <w:lang w:val="en_US" w:bidi="en_US"/>
+        </w:rPr>
         <w:t>.</w:t>
       </w:r>
-      <w:r/>
-      <w:r/>
-    </w:p>
-    <w:p>
-      <w:r/>
+      <w:r>
+        <w:rPr>
+          <w:lang w:val="en_US" w:bidi="en_US"/>
+        </w:rPr>
+      </w:r>
+      <w:r>
+        <w:rPr>
+          <w:lang w:val="en_US" w:bidi="en_US"/>
+        </w:rPr>
+      </w:r>
+    </w:p>
+    <w:p>
+      <w:pPr/>
+      <w:r>
+        <w:rPr>
+          <w:lang w:val="en_US" w:bidi="en_US"/>
+        </w:rPr>
+      </w:r>
     </w:p>
     <w:p>
       <w:pPr>
         <w:pStyle w:val="Heading2"/>
       </w:pPr>
       <w:r>
+        <w:rPr>
+          <w:lang w:val="en_US" w:bidi="en_US"/>
+        </w:rPr>
         <w:t>Zephaniah 3:5</w:t>
       </w:r>
-      <w:r/>
-    </w:p>
-    <w:p>
-      <w:r/>
-      <w:r>
+      <w:r>
+        <w:rPr>
+          <w:lang w:val="en_US" w:bidi="en_US"/>
+        </w:rPr>
+      </w:r>
+    </w:p>
+    <w:p>
+      <w:pPr/>
+      <w:r>
+        <w:rPr>
+          <w:lang w:val="en_US" w:bidi="en_US"/>
+        </w:rPr>
+      </w:r>
+      <w:r>
+        <w:rPr>
+          <w:lang w:val="en_US" w:bidi="en_US"/>
+        </w:rPr>
         <w:t>He does no wrong</w:t>
       </w:r>
       <w:r>
         <w:rPr>
           <w:i/>
+          <w:lang w:val="en_US" w:bidi="en_US"/>
         </w:rPr>
         <w:t>,</w:t>
       </w:r>
       <w:r>
+        <w:rPr>
+          <w:lang w:val="en_US" w:bidi="en_US"/>
+        </w:rPr>
         <w:t xml:space="preserve"> unlike those mentioned in </w:t>
       </w:r>
       <w:hyperlink r:id="rId98">
         <w:r>
           <w:rPr>
+            <w:lang w:val="en_US" w:bidi="en_US"/>
+          </w:rPr>
+          <w:rPr>
             <w:color w:val="0000EE"/>
             <w:u w:val="single"/>
           </w:rPr>
@@ -1926,31 +3542,65 @@
         </w:r>
       </w:hyperlink>
       <w:r>
+        <w:rPr>
+          <w:lang w:val="en_US" w:bidi="en_US"/>
+        </w:rPr>
         <w:t>.</w:t>
       </w:r>
-      <w:r/>
-      <w:r/>
-    </w:p>
-    <w:p>
-      <w:r/>
+      <w:r>
+        <w:rPr>
+          <w:lang w:val="en_US" w:bidi="en_US"/>
+        </w:rPr>
+      </w:r>
+      <w:r>
+        <w:rPr>
+          <w:lang w:val="en_US" w:bidi="en_US"/>
+        </w:rPr>
+      </w:r>
+    </w:p>
+    <w:p>
+      <w:pPr/>
+      <w:r>
+        <w:rPr>
+          <w:lang w:val="en_US" w:bidi="en_US"/>
+        </w:rPr>
+      </w:r>
     </w:p>
     <w:p>
       <w:pPr>
         <w:pStyle w:val="Heading2"/>
       </w:pPr>
       <w:r>
+        <w:rPr>
+          <w:lang w:val="en_US" w:bidi="en_US"/>
+        </w:rPr>
         <w:t>Zephaniah 3:7</w:t>
       </w:r>
-      <w:r/>
-    </w:p>
-    <w:p>
-      <w:r/>
-      <w:r>
+      <w:r>
+        <w:rPr>
+          <w:lang w:val="en_US" w:bidi="en_US"/>
+        </w:rPr>
+      </w:r>
+    </w:p>
+    <w:p>
+      <w:pPr/>
+      <w:r>
+        <w:rPr>
+          <w:lang w:val="en_US" w:bidi="en_US"/>
+        </w:rPr>
+      </w:r>
+      <w:r>
+        <w:rPr>
+          <w:lang w:val="en_US" w:bidi="en_US"/>
+        </w:rPr>
         <w:t xml:space="preserve">get up early: Jerusalem’s citizens couldn’t wait to jump out of bed in the morning and do more evil deeds (cp. </w:t>
       </w:r>
       <w:hyperlink r:id="rId99">
         <w:r>
           <w:rPr>
+            <w:lang w:val="en_US" w:bidi="en_US"/>
+          </w:rPr>
+          <w:rPr>
             <w:color w:val="0000EE"/>
             <w:u w:val="single"/>
           </w:rPr>
@@ -1958,11 +3608,17 @@
         </w:r>
       </w:hyperlink>
       <w:r>
+        <w:rPr>
+          <w:lang w:val="en_US" w:bidi="en_US"/>
+        </w:rPr>
         <w:t>). They had moved far from the ways of their ancestor Abraham, who arose early to obey God’s command (</w:t>
       </w:r>
       <w:hyperlink r:id="rId100">
         <w:r>
           <w:rPr>
+            <w:lang w:val="en_US" w:bidi="en_US"/>
+          </w:rPr>
+          <w:rPr>
             <w:color w:val="0000EE"/>
             <w:u w:val="single"/>
           </w:rPr>
@@ -1970,31 +3626,65 @@
         </w:r>
       </w:hyperlink>
       <w:r>
+        <w:rPr>
+          <w:lang w:val="en_US" w:bidi="en_US"/>
+        </w:rPr>
         <w:t>).</w:t>
       </w:r>
-      <w:r/>
-      <w:r/>
-    </w:p>
-    <w:p>
-      <w:r/>
+      <w:r>
+        <w:rPr>
+          <w:lang w:val="en_US" w:bidi="en_US"/>
+        </w:rPr>
+      </w:r>
+      <w:r>
+        <w:rPr>
+          <w:lang w:val="en_US" w:bidi="en_US"/>
+        </w:rPr>
+      </w:r>
+    </w:p>
+    <w:p>
+      <w:pPr/>
+      <w:r>
+        <w:rPr>
+          <w:lang w:val="en_US" w:bidi="en_US"/>
+        </w:rPr>
+      </w:r>
     </w:p>
     <w:p>
       <w:pPr>
         <w:pStyle w:val="Heading2"/>
       </w:pPr>
       <w:r>
+        <w:rPr>
+          <w:lang w:val="en_US" w:bidi="en_US"/>
+        </w:rPr>
         <w:t>Zephaniah 3:8</w:t>
       </w:r>
-      <w:r/>
-    </w:p>
-    <w:p>
-      <w:r/>
-      <w:r>
+      <w:r>
+        <w:rPr>
+          <w:lang w:val="en_US" w:bidi="en_US"/>
+        </w:rPr>
+      </w:r>
+    </w:p>
+    <w:p>
+      <w:pPr/>
+      <w:r>
+        <w:rPr>
+          <w:lang w:val="en_US" w:bidi="en_US"/>
+        </w:rPr>
+      </w:r>
+      <w:r>
+        <w:rPr>
+          <w:lang w:val="en_US" w:bidi="en_US"/>
+        </w:rPr>
         <w:t xml:space="preserve">be patient: See </w:t>
       </w:r>
       <w:hyperlink r:id="rId101">
         <w:r>
           <w:rPr>
+            <w:lang w:val="en_US" w:bidi="en_US"/>
+          </w:rPr>
+          <w:rPr>
             <w:color w:val="0000EE"/>
             <w:u w:val="single"/>
           </w:rPr>
@@ -2002,11 +3692,17 @@
         </w:r>
       </w:hyperlink>
       <w:r>
+        <w:rPr>
+          <w:lang w:val="en_US" w:bidi="en_US"/>
+        </w:rPr>
         <w:t xml:space="preserve">. • stand and accuse: The prophet portrays a courtroom scene where God rises first as witness (see also </w:t>
       </w:r>
       <w:hyperlink r:id="rId102">
         <w:r>
           <w:rPr>
+            <w:lang w:val="en_US" w:bidi="en_US"/>
+          </w:rPr>
+          <w:rPr>
             <w:color w:val="0000EE"/>
             <w:u w:val="single"/>
           </w:rPr>
@@ -2014,11 +3710,17 @@
         </w:r>
       </w:hyperlink>
       <w:r>
+        <w:rPr>
+          <w:lang w:val="en_US" w:bidi="en_US"/>
+        </w:rPr>
         <w:t xml:space="preserve">; </w:t>
       </w:r>
       <w:hyperlink r:id="rId103">
         <w:r>
           <w:rPr>
+            <w:lang w:val="en_US" w:bidi="en_US"/>
+          </w:rPr>
+          <w:rPr>
             <w:color w:val="0000EE"/>
             <w:u w:val="single"/>
           </w:rPr>
@@ -2026,11 +3728,17 @@
         </w:r>
       </w:hyperlink>
       <w:r>
+        <w:rPr>
+          <w:lang w:val="en_US" w:bidi="en_US"/>
+        </w:rPr>
         <w:t xml:space="preserve">) on his own behalf, and then presides as judge (see also </w:t>
       </w:r>
       <w:hyperlink r:id="rId104">
         <w:r>
           <w:rPr>
+            <w:lang w:val="en_US" w:bidi="en_US"/>
+          </w:rPr>
+          <w:rPr>
             <w:color w:val="0000EE"/>
             <w:u w:val="single"/>
           </w:rPr>
@@ -2038,11 +3746,17 @@
         </w:r>
       </w:hyperlink>
       <w:r>
+        <w:rPr>
+          <w:lang w:val="en_US" w:bidi="en_US"/>
+        </w:rPr>
         <w:t xml:space="preserve">; </w:t>
       </w:r>
       <w:hyperlink r:id="rId105">
         <w:r>
           <w:rPr>
+            <w:lang w:val="en_US" w:bidi="en_US"/>
+          </w:rPr>
+          <w:rPr>
             <w:color w:val="0000EE"/>
             <w:u w:val="single"/>
           </w:rPr>
@@ -2050,11 +3764,17 @@
         </w:r>
       </w:hyperlink>
       <w:r>
+        <w:rPr>
+          <w:lang w:val="en_US" w:bidi="en_US"/>
+        </w:rPr>
         <w:t xml:space="preserve">) to deliver his righteous sentence. • The fire of my jealousy describes the Lord’s righteous hatred of sin, as well as his concern for his holy name and for the welfare of his people (see </w:t>
       </w:r>
       <w:hyperlink r:id="rId106">
         <w:r>
           <w:rPr>
+            <w:lang w:val="en_US" w:bidi="en_US"/>
+          </w:rPr>
+          <w:rPr>
             <w:color w:val="0000EE"/>
             <w:u w:val="single"/>
           </w:rPr>
@@ -2062,31 +3782,65 @@
         </w:r>
       </w:hyperlink>
       <w:r>
+        <w:rPr>
+          <w:lang w:val="en_US" w:bidi="en_US"/>
+        </w:rPr>
         <w:t>).</w:t>
       </w:r>
-      <w:r/>
-      <w:r/>
-    </w:p>
-    <w:p>
-      <w:r/>
+      <w:r>
+        <w:rPr>
+          <w:lang w:val="en_US" w:bidi="en_US"/>
+        </w:rPr>
+      </w:r>
+      <w:r>
+        <w:rPr>
+          <w:lang w:val="en_US" w:bidi="en_US"/>
+        </w:rPr>
+      </w:r>
+    </w:p>
+    <w:p>
+      <w:pPr/>
+      <w:r>
+        <w:rPr>
+          <w:lang w:val="en_US" w:bidi="en_US"/>
+        </w:rPr>
+      </w:r>
     </w:p>
     <w:p>
       <w:pPr>
         <w:pStyle w:val="Heading2"/>
       </w:pPr>
       <w:r>
+        <w:rPr>
+          <w:lang w:val="en_US" w:bidi="en_US"/>
+        </w:rPr>
         <w:t>Zephaniah 3:9</w:t>
       </w:r>
-      <w:r/>
-    </w:p>
-    <w:p>
-      <w:r/>
-      <w:r>
+      <w:r>
+        <w:rPr>
+          <w:lang w:val="en_US" w:bidi="en_US"/>
+        </w:rPr>
+      </w:r>
+    </w:p>
+    <w:p>
+      <w:pPr/>
+      <w:r>
+        <w:rPr>
+          <w:lang w:val="en_US" w:bidi="en_US"/>
+        </w:rPr>
+      </w:r>
+      <w:r>
+        <w:rPr>
+          <w:lang w:val="en_US" w:bidi="en_US"/>
+        </w:rPr>
         <w:t xml:space="preserve">God intends for the blessings promised to the faithful remnant of </w:t>
       </w:r>
       <w:hyperlink r:id="rId107">
         <w:r>
           <w:rPr>
+            <w:lang w:val="en_US" w:bidi="en_US"/>
+          </w:rPr>
+          <w:rPr>
             <w:color w:val="0000EE"/>
             <w:u w:val="single"/>
           </w:rPr>
@@ -2094,11 +3848,17 @@
         </w:r>
       </w:hyperlink>
       <w:r>
+        <w:rPr>
+          <w:lang w:val="en_US" w:bidi="en_US"/>
+        </w:rPr>
         <w:t xml:space="preserve"> to reach people from every nation of the world. Not just Israel, but all people would be transformed, call on the Lord (see </w:t>
       </w:r>
       <w:hyperlink r:id="rId108">
         <w:r>
           <w:rPr>
+            <w:lang w:val="en_US" w:bidi="en_US"/>
+          </w:rPr>
+          <w:rPr>
             <w:color w:val="0000EE"/>
             <w:u w:val="single"/>
           </w:rPr>
@@ -2106,11 +3866,17 @@
         </w:r>
       </w:hyperlink>
       <w:r>
+        <w:rPr>
+          <w:lang w:val="en_US" w:bidi="en_US"/>
+        </w:rPr>
         <w:t xml:space="preserve">), and serve him (see </w:t>
       </w:r>
       <w:hyperlink r:id="rId109">
         <w:r>
           <w:rPr>
+            <w:lang w:val="en_US" w:bidi="en_US"/>
+          </w:rPr>
+          <w:rPr>
             <w:color w:val="0000EE"/>
             <w:u w:val="single"/>
           </w:rPr>
@@ -2118,11 +3884,17 @@
         </w:r>
       </w:hyperlink>
       <w:r>
+        <w:rPr>
+          <w:lang w:val="en_US" w:bidi="en_US"/>
+        </w:rPr>
         <w:t xml:space="preserve">; </w:t>
       </w:r>
       <w:hyperlink r:id="rId92">
         <w:r>
           <w:rPr>
+            <w:lang w:val="en_US" w:bidi="en_US"/>
+          </w:rPr>
+          <w:rPr>
             <w:color w:val="0000EE"/>
             <w:u w:val="single"/>
           </w:rPr>
@@ -2130,11 +3902,17 @@
         </w:r>
       </w:hyperlink>
       <w:r>
+        <w:rPr>
+          <w:lang w:val="en_US" w:bidi="en_US"/>
+        </w:rPr>
         <w:t>). The spread of the Good News to all nations furthered the fulfillment of this vision (</w:t>
       </w:r>
       <w:hyperlink r:id="rId110">
         <w:r>
           <w:rPr>
+            <w:lang w:val="en_US" w:bidi="en_US"/>
+          </w:rPr>
+          <w:rPr>
             <w:color w:val="0000EE"/>
             <w:u w:val="single"/>
           </w:rPr>
@@ -2142,11 +3920,17 @@
         </w:r>
       </w:hyperlink>
       <w:r>
+        <w:rPr>
+          <w:lang w:val="en_US" w:bidi="en_US"/>
+        </w:rPr>
         <w:t xml:space="preserve">; </w:t>
       </w:r>
       <w:hyperlink r:id="rId111">
         <w:r>
           <w:rPr>
+            <w:lang w:val="en_US" w:bidi="en_US"/>
+          </w:rPr>
+          <w:rPr>
             <w:color w:val="0000EE"/>
             <w:u w:val="single"/>
           </w:rPr>
@@ -2154,31 +3938,65 @@
         </w:r>
       </w:hyperlink>
       <w:r>
+        <w:rPr>
+          <w:lang w:val="en_US" w:bidi="en_US"/>
+        </w:rPr>
         <w:t>).</w:t>
       </w:r>
-      <w:r/>
-      <w:r/>
-    </w:p>
-    <w:p>
-      <w:r/>
+      <w:r>
+        <w:rPr>
+          <w:lang w:val="en_US" w:bidi="en_US"/>
+        </w:rPr>
+      </w:r>
+      <w:r>
+        <w:rPr>
+          <w:lang w:val="en_US" w:bidi="en_US"/>
+        </w:rPr>
+      </w:r>
+    </w:p>
+    <w:p>
+      <w:pPr/>
+      <w:r>
+        <w:rPr>
+          <w:lang w:val="en_US" w:bidi="en_US"/>
+        </w:rPr>
+      </w:r>
     </w:p>
     <w:p>
       <w:pPr>
         <w:pStyle w:val="Heading2"/>
       </w:pPr>
       <w:r>
+        <w:rPr>
+          <w:lang w:val="en_US" w:bidi="en_US"/>
+        </w:rPr>
         <w:t>Zephaniah 3:9–13</w:t>
       </w:r>
-      <w:r/>
-    </w:p>
-    <w:p>
-      <w:r/>
-      <w:r>
+      <w:r>
+        <w:rPr>
+          <w:lang w:val="en_US" w:bidi="en_US"/>
+        </w:rPr>
+      </w:r>
+    </w:p>
+    <w:p>
+      <w:pPr/>
+      <w:r>
+        <w:rPr>
+          <w:lang w:val="en_US" w:bidi="en_US"/>
+        </w:rPr>
+      </w:r>
+      <w:r>
+        <w:rPr>
+          <w:lang w:val="en_US" w:bidi="en_US"/>
+        </w:rPr>
         <w:t>The glorious future described in these verses provides further reason to wait patiently for the Lord (</w:t>
       </w:r>
       <w:hyperlink r:id="rId112">
         <w:r>
           <w:rPr>
+            <w:lang w:val="en_US" w:bidi="en_US"/>
+          </w:rPr>
+          <w:rPr>
             <w:color w:val="0000EE"/>
             <w:u w:val="single"/>
           </w:rPr>
@@ -2186,31 +4004,65 @@
         </w:r>
       </w:hyperlink>
       <w:r>
+        <w:rPr>
+          <w:lang w:val="en_US" w:bidi="en_US"/>
+        </w:rPr>
         <w:t>). Like fellow prophets Isaiah, Nahum, and Habakkuk, Zephaniah uses judgment and hope as twin themes.</w:t>
       </w:r>
-      <w:r/>
-      <w:r/>
-    </w:p>
-    <w:p>
-      <w:r/>
+      <w:r>
+        <w:rPr>
+          <w:lang w:val="en_US" w:bidi="en_US"/>
+        </w:rPr>
+      </w:r>
+      <w:r>
+        <w:rPr>
+          <w:lang w:val="en_US" w:bidi="en_US"/>
+        </w:rPr>
+      </w:r>
+    </w:p>
+    <w:p>
+      <w:pPr/>
+      <w:r>
+        <w:rPr>
+          <w:lang w:val="en_US" w:bidi="en_US"/>
+        </w:rPr>
+      </w:r>
     </w:p>
     <w:p>
       <w:pPr>
         <w:pStyle w:val="Heading2"/>
       </w:pPr>
       <w:r>
+        <w:rPr>
+          <w:lang w:val="en_US" w:bidi="en_US"/>
+        </w:rPr>
         <w:t>Zephaniah 3:9–20</w:t>
       </w:r>
-      <w:r/>
-    </w:p>
-    <w:p>
-      <w:r/>
-      <w:r>
+      <w:r>
+        <w:rPr>
+          <w:lang w:val="en_US" w:bidi="en_US"/>
+        </w:rPr>
+      </w:r>
+    </w:p>
+    <w:p>
+      <w:pPr/>
+      <w:r>
+        <w:rPr>
+          <w:lang w:val="en_US" w:bidi="en_US"/>
+        </w:rPr>
+      </w:r>
+      <w:r>
+        <w:rPr>
+          <w:lang w:val="en_US" w:bidi="en_US"/>
+        </w:rPr>
         <w:t>God reveals his plans for a humble and purified remnant of his people (</w:t>
       </w:r>
       <w:hyperlink r:id="rId107">
         <w:r>
           <w:rPr>
+            <w:lang w:val="en_US" w:bidi="en_US"/>
+          </w:rPr>
+          <w:rPr>
             <w:color w:val="0000EE"/>
             <w:u w:val="single"/>
           </w:rPr>
@@ -2218,11 +4070,17 @@
         </w:r>
       </w:hyperlink>
       <w:r>
+        <w:rPr>
+          <w:lang w:val="en_US" w:bidi="en_US"/>
+        </w:rPr>
         <w:t>) and encourages them to rejoice in the coming abundant blessings of their saving Lord (</w:t>
       </w:r>
       <w:hyperlink r:id="rId113">
         <w:r>
           <w:rPr>
+            <w:lang w:val="en_US" w:bidi="en_US"/>
+          </w:rPr>
+          <w:rPr>
             <w:color w:val="0000EE"/>
             <w:u w:val="single"/>
           </w:rPr>
@@ -2230,51 +4088,113 @@
         </w:r>
       </w:hyperlink>
       <w:r>
+        <w:rPr>
+          <w:lang w:val="en_US" w:bidi="en_US"/>
+        </w:rPr>
         <w:t>).</w:t>
       </w:r>
-      <w:r/>
-      <w:r/>
-    </w:p>
-    <w:p>
-      <w:r/>
+      <w:r>
+        <w:rPr>
+          <w:lang w:val="en_US" w:bidi="en_US"/>
+        </w:rPr>
+      </w:r>
+      <w:r>
+        <w:rPr>
+          <w:lang w:val="en_US" w:bidi="en_US"/>
+        </w:rPr>
+      </w:r>
+    </w:p>
+    <w:p>
+      <w:pPr/>
+      <w:r>
+        <w:rPr>
+          <w:lang w:val="en_US" w:bidi="en_US"/>
+        </w:rPr>
+      </w:r>
     </w:p>
     <w:p>
       <w:pPr>
         <w:pStyle w:val="Heading2"/>
       </w:pPr>
       <w:r>
+        <w:rPr>
+          <w:lang w:val="en_US" w:bidi="en_US"/>
+        </w:rPr>
         <w:t>Zephaniah 3:10</w:t>
       </w:r>
-      <w:r/>
-    </w:p>
-    <w:p>
-      <w:r/>
-      <w:r>
+      <w:r>
+        <w:rPr>
+          <w:lang w:val="en_US" w:bidi="en_US"/>
+        </w:rPr>
+      </w:r>
+    </w:p>
+    <w:p>
+      <w:pPr/>
+      <w:r>
+        <w:rPr>
+          <w:lang w:val="en_US" w:bidi="en_US"/>
+        </w:rPr>
+      </w:r>
+      <w:r>
+        <w:rPr>
+          <w:lang w:val="en_US" w:bidi="en_US"/>
+        </w:rPr>
         <w:t>The rivers of Ethiopia are the distant headwaters of the Nile River. The ancient world considered the origin of the Nile a great mystery, so the expression speaks of the farthest reaches of the earth.</w:t>
       </w:r>
-      <w:r/>
-      <w:r/>
-    </w:p>
-    <w:p>
-      <w:r/>
+      <w:r>
+        <w:rPr>
+          <w:lang w:val="en_US" w:bidi="en_US"/>
+        </w:rPr>
+      </w:r>
+      <w:r>
+        <w:rPr>
+          <w:lang w:val="en_US" w:bidi="en_US"/>
+        </w:rPr>
+      </w:r>
+    </w:p>
+    <w:p>
+      <w:pPr/>
+      <w:r>
+        <w:rPr>
+          <w:lang w:val="en_US" w:bidi="en_US"/>
+        </w:rPr>
+      </w:r>
     </w:p>
     <w:p>
       <w:pPr>
         <w:pStyle w:val="Heading2"/>
       </w:pPr>
       <w:r>
+        <w:rPr>
+          <w:lang w:val="en_US" w:bidi="en_US"/>
+        </w:rPr>
         <w:t>Zephaniah 3:12</w:t>
       </w:r>
-      <w:r/>
-    </w:p>
-    <w:p>
-      <w:r/>
-      <w:r>
+      <w:r>
+        <w:rPr>
+          <w:lang w:val="en_US" w:bidi="en_US"/>
+        </w:rPr>
+      </w:r>
+    </w:p>
+    <w:p>
+      <w:pPr/>
+      <w:r>
+        <w:rPr>
+          <w:lang w:val="en_US" w:bidi="en_US"/>
+        </w:rPr>
+      </w:r>
+      <w:r>
+        <w:rPr>
+          <w:lang w:val="en_US" w:bidi="en_US"/>
+        </w:rPr>
         <w:t>Jesus the Messiah perfectly expresses the ethical qualities predicted for the godly remnant of Israel (</w:t>
       </w:r>
       <w:hyperlink r:id="rId114">
         <w:r>
           <w:rPr>
+            <w:lang w:val="en_US" w:bidi="en_US"/>
+          </w:rPr>
+          <w:rPr>
             <w:color w:val="0000EE"/>
             <w:u w:val="single"/>
           </w:rPr>
@@ -2282,11 +4202,17 @@
         </w:r>
       </w:hyperlink>
       <w:r>
+        <w:rPr>
+          <w:lang w:val="en_US" w:bidi="en_US"/>
+        </w:rPr>
         <w:t xml:space="preserve">; </w:t>
       </w:r>
       <w:hyperlink r:id="rId115">
         <w:r>
           <w:rPr>
+            <w:lang w:val="en_US" w:bidi="en_US"/>
+          </w:rPr>
+          <w:rPr>
             <w:color w:val="0000EE"/>
             <w:u w:val="single"/>
           </w:rPr>
@@ -2294,11 +4220,17 @@
         </w:r>
       </w:hyperlink>
       <w:r>
+        <w:rPr>
+          <w:lang w:val="en_US" w:bidi="en_US"/>
+        </w:rPr>
         <w:t xml:space="preserve">, </w:t>
       </w:r>
       <w:hyperlink r:id="rId116">
         <w:r>
           <w:rPr>
+            <w:lang w:val="en_US" w:bidi="en_US"/>
+          </w:rPr>
+          <w:rPr>
             <w:color w:val="0000EE"/>
             <w:u w:val="single"/>
           </w:rPr>
@@ -2306,11 +4238,17 @@
         </w:r>
       </w:hyperlink>
       <w:r>
+        <w:rPr>
+          <w:lang w:val="en_US" w:bidi="en_US"/>
+        </w:rPr>
         <w:t xml:space="preserve">; </w:t>
       </w:r>
       <w:hyperlink r:id="rId117">
         <w:r>
           <w:rPr>
+            <w:lang w:val="en_US" w:bidi="en_US"/>
+          </w:rPr>
+          <w:rPr>
             <w:color w:val="0000EE"/>
             <w:u w:val="single"/>
           </w:rPr>
@@ -2318,11 +4256,17 @@
         </w:r>
       </w:hyperlink>
       <w:r>
+        <w:rPr>
+          <w:lang w:val="en_US" w:bidi="en_US"/>
+        </w:rPr>
         <w:t xml:space="preserve">; see </w:t>
       </w:r>
       <w:hyperlink r:id="rId118">
         <w:r>
           <w:rPr>
+            <w:lang w:val="en_US" w:bidi="en_US"/>
+          </w:rPr>
+          <w:rPr>
             <w:color w:val="0000EE"/>
             <w:u w:val="single"/>
           </w:rPr>
@@ -2330,11 +4274,17 @@
         </w:r>
       </w:hyperlink>
       <w:r>
+        <w:rPr>
+          <w:lang w:val="en_US" w:bidi="en_US"/>
+        </w:rPr>
         <w:t xml:space="preserve">; </w:t>
       </w:r>
       <w:hyperlink r:id="rId119">
         <w:r>
           <w:rPr>
+            <w:lang w:val="en_US" w:bidi="en_US"/>
+          </w:rPr>
+          <w:rPr>
             <w:color w:val="0000EE"/>
             <w:u w:val="single"/>
           </w:rPr>
@@ -2342,11 +4292,17 @@
         </w:r>
       </w:hyperlink>
       <w:r>
+        <w:rPr>
+          <w:lang w:val="en_US" w:bidi="en_US"/>
+        </w:rPr>
         <w:t xml:space="preserve">; </w:t>
       </w:r>
       <w:hyperlink r:id="rId120">
         <w:r>
           <w:rPr>
+            <w:lang w:val="en_US" w:bidi="en_US"/>
+          </w:rPr>
+          <w:rPr>
             <w:color w:val="0000EE"/>
             <w:u w:val="single"/>
           </w:rPr>
@@ -2354,11 +4310,17 @@
         </w:r>
       </w:hyperlink>
       <w:r>
+        <w:rPr>
+          <w:lang w:val="en_US" w:bidi="en_US"/>
+        </w:rPr>
         <w:t xml:space="preserve">; </w:t>
       </w:r>
       <w:hyperlink r:id="rId121">
         <w:r>
           <w:rPr>
+            <w:lang w:val="en_US" w:bidi="en_US"/>
+          </w:rPr>
+          <w:rPr>
             <w:color w:val="0000EE"/>
             <w:u w:val="single"/>
           </w:rPr>
@@ -2366,51 +4328,113 @@
         </w:r>
       </w:hyperlink>
       <w:r>
+        <w:rPr>
+          <w:lang w:val="en_US" w:bidi="en_US"/>
+        </w:rPr>
         <w:t>).</w:t>
       </w:r>
-      <w:r/>
-      <w:r/>
-    </w:p>
-    <w:p>
-      <w:r/>
+      <w:r>
+        <w:rPr>
+          <w:lang w:val="en_US" w:bidi="en_US"/>
+        </w:rPr>
+      </w:r>
+      <w:r>
+        <w:rPr>
+          <w:lang w:val="en_US" w:bidi="en_US"/>
+        </w:rPr>
+      </w:r>
+    </w:p>
+    <w:p>
+      <w:pPr/>
+      <w:r>
+        <w:rPr>
+          <w:lang w:val="en_US" w:bidi="en_US"/>
+        </w:rPr>
+      </w:r>
     </w:p>
     <w:p>
       <w:pPr>
         <w:pStyle w:val="Heading2"/>
       </w:pPr>
       <w:r>
+        <w:rPr>
+          <w:lang w:val="en_US" w:bidi="en_US"/>
+        </w:rPr>
         <w:t>Zephaniah 3:14</w:t>
       </w:r>
-      <w:r/>
-    </w:p>
-    <w:p>
-      <w:r/>
-      <w:r>
+      <w:r>
+        <w:rPr>
+          <w:lang w:val="en_US" w:bidi="en_US"/>
+        </w:rPr>
+      </w:r>
+    </w:p>
+    <w:p>
+      <w:pPr/>
+      <w:r>
+        <w:rPr>
+          <w:lang w:val="en_US" w:bidi="en_US"/>
+        </w:rPr>
+      </w:r>
+      <w:r>
+        <w:rPr>
+          <w:lang w:val="en_US" w:bidi="en_US"/>
+        </w:rPr>
         <w:t>Sing . . . shout aloud . . . ! Be glad and rejoice: The cumulative effect of these commands emphasizes that God’s people will one day experience unsurpassed joy.</w:t>
       </w:r>
-      <w:r/>
-      <w:r/>
-    </w:p>
-    <w:p>
-      <w:r/>
+      <w:r>
+        <w:rPr>
+          <w:lang w:val="en_US" w:bidi="en_US"/>
+        </w:rPr>
+      </w:r>
+      <w:r>
+        <w:rPr>
+          <w:lang w:val="en_US" w:bidi="en_US"/>
+        </w:rPr>
+      </w:r>
+    </w:p>
+    <w:p>
+      <w:pPr/>
+      <w:r>
+        <w:rPr>
+          <w:lang w:val="en_US" w:bidi="en_US"/>
+        </w:rPr>
+      </w:r>
     </w:p>
     <w:p>
       <w:pPr>
         <w:pStyle w:val="Heading2"/>
       </w:pPr>
       <w:r>
+        <w:rPr>
+          <w:lang w:val="en_US" w:bidi="en_US"/>
+        </w:rPr>
         <w:t>Zephaniah 3:15</w:t>
       </w:r>
-      <w:r/>
-    </w:p>
-    <w:p>
-      <w:r/>
-      <w:r>
+      <w:r>
+        <w:rPr>
+          <w:lang w:val="en_US" w:bidi="en_US"/>
+        </w:rPr>
+      </w:r>
+    </w:p>
+    <w:p>
+      <w:pPr/>
+      <w:r>
+        <w:rPr>
+          <w:lang w:val="en_US" w:bidi="en_US"/>
+        </w:rPr>
+      </w:r>
+      <w:r>
+        <w:rPr>
+          <w:lang w:val="en_US" w:bidi="en_US"/>
+        </w:rPr>
         <w:t>The true King of Israel was always to be the Lord (</w:t>
       </w:r>
       <w:hyperlink r:id="rId122">
         <w:r>
           <w:rPr>
+            <w:lang w:val="en_US" w:bidi="en_US"/>
+          </w:rPr>
+          <w:rPr>
             <w:color w:val="0000EE"/>
             <w:u w:val="single"/>
           </w:rPr>
@@ -2418,11 +4442,17 @@
         </w:r>
       </w:hyperlink>
       <w:r>
+        <w:rPr>
+          <w:lang w:val="en_US" w:bidi="en_US"/>
+        </w:rPr>
         <w:t xml:space="preserve">; </w:t>
       </w:r>
       <w:hyperlink r:id="rId123">
         <w:r>
           <w:rPr>
+            <w:lang w:val="en_US" w:bidi="en_US"/>
+          </w:rPr>
+          <w:rPr>
             <w:color w:val="0000EE"/>
             <w:u w:val="single"/>
           </w:rPr>
@@ -2430,11 +4460,17 @@
         </w:r>
       </w:hyperlink>
       <w:r>
+        <w:rPr>
+          <w:lang w:val="en_US" w:bidi="en_US"/>
+        </w:rPr>
         <w:t xml:space="preserve">; </w:t>
       </w:r>
       <w:hyperlink r:id="rId124">
         <w:r>
           <w:rPr>
+            <w:lang w:val="en_US" w:bidi="en_US"/>
+          </w:rPr>
+          <w:rPr>
             <w:color w:val="0000EE"/>
             <w:u w:val="single"/>
           </w:rPr>
@@ -2442,11 +4478,17 @@
         </w:r>
       </w:hyperlink>
       <w:r>
+        <w:rPr>
+          <w:lang w:val="en_US" w:bidi="en_US"/>
+        </w:rPr>
         <w:t xml:space="preserve">). • will live among you: See also </w:t>
       </w:r>
       <w:hyperlink r:id="rId125">
         <w:r>
           <w:rPr>
+            <w:lang w:val="en_US" w:bidi="en_US"/>
+          </w:rPr>
+          <w:rPr>
             <w:color w:val="0000EE"/>
             <w:u w:val="single"/>
           </w:rPr>
@@ -2454,11 +4496,17 @@
         </w:r>
       </w:hyperlink>
       <w:r>
+        <w:rPr>
+          <w:lang w:val="en_US" w:bidi="en_US"/>
+        </w:rPr>
         <w:t xml:space="preserve">; </w:t>
       </w:r>
       <w:hyperlink r:id="rId126">
         <w:r>
           <w:rPr>
+            <w:lang w:val="en_US" w:bidi="en_US"/>
+          </w:rPr>
+          <w:rPr>
             <w:color w:val="0000EE"/>
             <w:u w:val="single"/>
           </w:rPr>
@@ -2466,11 +4514,17 @@
         </w:r>
       </w:hyperlink>
       <w:r>
+        <w:rPr>
+          <w:lang w:val="en_US" w:bidi="en_US"/>
+        </w:rPr>
         <w:t xml:space="preserve">; </w:t>
       </w:r>
       <w:hyperlink r:id="rId127">
         <w:r>
           <w:rPr>
+            <w:lang w:val="en_US" w:bidi="en_US"/>
+          </w:rPr>
+          <w:rPr>
             <w:color w:val="0000EE"/>
             <w:u w:val="single"/>
           </w:rPr>
@@ -2478,11 +4532,17 @@
         </w:r>
       </w:hyperlink>
       <w:r>
+        <w:rPr>
+          <w:lang w:val="en_US" w:bidi="en_US"/>
+        </w:rPr>
         <w:t xml:space="preserve">; </w:t>
       </w:r>
       <w:hyperlink r:id="rId128">
         <w:r>
           <w:rPr>
+            <w:lang w:val="en_US" w:bidi="en_US"/>
+          </w:rPr>
+          <w:rPr>
             <w:color w:val="0000EE"/>
             <w:u w:val="single"/>
           </w:rPr>
@@ -2490,11 +4550,17 @@
         </w:r>
       </w:hyperlink>
       <w:r>
+        <w:rPr>
+          <w:lang w:val="en_US" w:bidi="en_US"/>
+        </w:rPr>
         <w:t xml:space="preserve">; </w:t>
       </w:r>
       <w:hyperlink r:id="rId129">
         <w:r>
           <w:rPr>
+            <w:lang w:val="en_US" w:bidi="en_US"/>
+          </w:rPr>
+          <w:rPr>
             <w:color w:val="0000EE"/>
             <w:u w:val="single"/>
           </w:rPr>
@@ -2502,11 +4568,17 @@
         </w:r>
       </w:hyperlink>
       <w:r>
+        <w:rPr>
+          <w:lang w:val="en_US" w:bidi="en_US"/>
+        </w:rPr>
         <w:t xml:space="preserve">, </w:t>
       </w:r>
       <w:hyperlink r:id="rId130">
         <w:r>
           <w:rPr>
+            <w:lang w:val="en_US" w:bidi="en_US"/>
+          </w:rPr>
+          <w:rPr>
             <w:color w:val="0000EE"/>
             <w:u w:val="single"/>
           </w:rPr>
@@ -2514,31 +4586,65 @@
         </w:r>
       </w:hyperlink>
       <w:r>
+        <w:rPr>
+          <w:lang w:val="en_US" w:bidi="en_US"/>
+        </w:rPr>
         <w:t>.</w:t>
       </w:r>
-      <w:r/>
-      <w:r/>
-    </w:p>
-    <w:p>
-      <w:r/>
+      <w:r>
+        <w:rPr>
+          <w:lang w:val="en_US" w:bidi="en_US"/>
+        </w:rPr>
+      </w:r>
+      <w:r>
+        <w:rPr>
+          <w:lang w:val="en_US" w:bidi="en_US"/>
+        </w:rPr>
+      </w:r>
+    </w:p>
+    <w:p>
+      <w:pPr/>
+      <w:r>
+        <w:rPr>
+          <w:lang w:val="en_US" w:bidi="en_US"/>
+        </w:rPr>
+      </w:r>
     </w:p>
     <w:p>
       <w:pPr>
         <w:pStyle w:val="Heading2"/>
       </w:pPr>
       <w:r>
+        <w:rPr>
+          <w:lang w:val="en_US" w:bidi="en_US"/>
+        </w:rPr>
         <w:t>Zephaniah 3:17</w:t>
       </w:r>
-      <w:r/>
-    </w:p>
-    <w:p>
-      <w:r/>
-      <w:r>
+      <w:r>
+        <w:rPr>
+          <w:lang w:val="en_US" w:bidi="en_US"/>
+        </w:rPr>
+      </w:r>
+    </w:p>
+    <w:p>
+      <w:pPr/>
+      <w:r>
+        <w:rPr>
+          <w:lang w:val="en_US" w:bidi="en_US"/>
+        </w:rPr>
+      </w:r>
+      <w:r>
+        <w:rPr>
+          <w:lang w:val="en_US" w:bidi="en_US"/>
+        </w:rPr>
         <w:t xml:space="preserve">a mighty savior: God was Israel’s Divine Warrior and Redeemer (see </w:t>
       </w:r>
       <w:hyperlink r:id="rId131">
         <w:r>
           <w:rPr>
+            <w:lang w:val="en_US" w:bidi="en_US"/>
+          </w:rPr>
+          <w:rPr>
             <w:color w:val="0000EE"/>
             <w:u w:val="single"/>
           </w:rPr>
@@ -2546,11 +4652,17 @@
         </w:r>
       </w:hyperlink>
       <w:r>
+        <w:rPr>
+          <w:lang w:val="en_US" w:bidi="en_US"/>
+        </w:rPr>
         <w:t xml:space="preserve">; </w:t>
       </w:r>
       <w:hyperlink r:id="rId132">
         <w:r>
           <w:rPr>
+            <w:lang w:val="en_US" w:bidi="en_US"/>
+          </w:rPr>
+          <w:rPr>
             <w:color w:val="0000EE"/>
             <w:u w:val="single"/>
           </w:rPr>
@@ -2558,11 +4670,17 @@
         </w:r>
       </w:hyperlink>
       <w:r>
+        <w:rPr>
+          <w:lang w:val="en_US" w:bidi="en_US"/>
+        </w:rPr>
         <w:t xml:space="preserve">; </w:t>
       </w:r>
       <w:hyperlink r:id="rId133">
         <w:r>
           <w:rPr>
+            <w:lang w:val="en_US" w:bidi="en_US"/>
+          </w:rPr>
+          <w:rPr>
             <w:color w:val="0000EE"/>
             <w:u w:val="single"/>
           </w:rPr>
@@ -2570,11 +4688,17 @@
         </w:r>
       </w:hyperlink>
       <w:r>
+        <w:rPr>
+          <w:lang w:val="en_US" w:bidi="en_US"/>
+        </w:rPr>
         <w:t>). One of God’s titles is “the Mighty God” (</w:t>
       </w:r>
       <w:hyperlink r:id="rId134">
         <w:r>
           <w:rPr>
+            <w:lang w:val="en_US" w:bidi="en_US"/>
+          </w:rPr>
+          <w:rPr>
             <w:color w:val="0000EE"/>
             <w:u w:val="single"/>
           </w:rPr>
@@ -2582,11 +4706,17 @@
         </w:r>
       </w:hyperlink>
       <w:r>
+        <w:rPr>
+          <w:lang w:val="en_US" w:bidi="en_US"/>
+        </w:rPr>
         <w:t>). This title also applies to the Messiah (</w:t>
       </w:r>
       <w:hyperlink r:id="rId135">
         <w:r>
           <w:rPr>
+            <w:lang w:val="en_US" w:bidi="en_US"/>
+          </w:rPr>
+          <w:rPr>
             <w:color w:val="0000EE"/>
             <w:u w:val="single"/>
           </w:rPr>
@@ -2594,20 +4724,30 @@
         </w:r>
       </w:hyperlink>
       <w:r>
+        <w:rPr>
+          <w:lang w:val="en_US" w:bidi="en_US"/>
+        </w:rPr>
         <w:t xml:space="preserve">). • He will rejoice over you: Not only will Jerusalem and all Israel </w:t>
       </w:r>
       <w:r>
         <w:rPr>
           <w:i/>
+          <w:lang w:val="en_US" w:bidi="en_US"/>
         </w:rPr>
         <w:t>rejoice</w:t>
       </w:r>
       <w:r>
+        <w:rPr>
+          <w:lang w:val="en_US" w:bidi="en_US"/>
+        </w:rPr>
         <w:t xml:space="preserve"> in God (</w:t>
       </w:r>
       <w:hyperlink r:id="rId136">
         <w:r>
           <w:rPr>
+            <w:lang w:val="en_US" w:bidi="en_US"/>
+          </w:rPr>
+          <w:rPr>
             <w:color w:val="0000EE"/>
             <w:u w:val="single"/>
           </w:rPr>
@@ -2615,11 +4755,17 @@
         </w:r>
       </w:hyperlink>
       <w:r>
+        <w:rPr>
+          <w:lang w:val="en_US" w:bidi="en_US"/>
+        </w:rPr>
         <w:t xml:space="preserve">) but God will also rejoice over them as a purified and faithful people (see </w:t>
       </w:r>
       <w:hyperlink r:id="rId137">
         <w:r>
           <w:rPr>
+            <w:lang w:val="en_US" w:bidi="en_US"/>
+          </w:rPr>
+          <w:rPr>
             <w:color w:val="0000EE"/>
             <w:u w:val="single"/>
           </w:rPr>
@@ -2627,31 +4773,65 @@
         </w:r>
       </w:hyperlink>
       <w:r>
+        <w:rPr>
+          <w:lang w:val="en_US" w:bidi="en_US"/>
+        </w:rPr>
         <w:t>).</w:t>
       </w:r>
-      <w:r/>
-      <w:r/>
-    </w:p>
-    <w:p>
-      <w:r/>
+      <w:r>
+        <w:rPr>
+          <w:lang w:val="en_US" w:bidi="en_US"/>
+        </w:rPr>
+      </w:r>
+      <w:r>
+        <w:rPr>
+          <w:lang w:val="en_US" w:bidi="en_US"/>
+        </w:rPr>
+      </w:r>
+    </w:p>
+    <w:p>
+      <w:pPr/>
+      <w:r>
+        <w:rPr>
+          <w:lang w:val="en_US" w:bidi="en_US"/>
+        </w:rPr>
+      </w:r>
     </w:p>
     <w:p>
       <w:pPr>
         <w:pStyle w:val="Heading2"/>
       </w:pPr>
       <w:r>
+        <w:rPr>
+          <w:lang w:val="en_US" w:bidi="en_US"/>
+        </w:rPr>
         <w:t>Zephaniah 3:18</w:t>
       </w:r>
-      <w:r/>
-    </w:p>
-    <w:p>
-      <w:r/>
-      <w:r>
+      <w:r>
+        <w:rPr>
+          <w:lang w:val="en_US" w:bidi="en_US"/>
+        </w:rPr>
+      </w:r>
+    </w:p>
+    <w:p>
+      <w:pPr/>
+      <w:r>
+        <w:rPr>
+          <w:lang w:val="en_US" w:bidi="en_US"/>
+        </w:rPr>
+      </w:r>
+      <w:r>
+        <w:rPr>
+          <w:lang w:val="en_US" w:bidi="en_US"/>
+        </w:rPr>
         <w:t>I will gather you . . . disgraced no more: The Lord’s assurance stands in stark contrast to the pronouncements at the beginning of the book, when God threatened to gather the nations to sweep the people of Judah from the face of the earth (</w:t>
       </w:r>
       <w:hyperlink r:id="rId138">
         <w:r>
           <w:rPr>
+            <w:lang w:val="en_US" w:bidi="en_US"/>
+          </w:rPr>
+          <w:rPr>
             <w:color w:val="0000EE"/>
             <w:u w:val="single"/>
           </w:rPr>
@@ -2659,51 +4839,113 @@
         </w:r>
       </w:hyperlink>
       <w:r>
+        <w:rPr>
+          <w:lang w:val="en_US" w:bidi="en_US"/>
+        </w:rPr>
         <w:t>). Now he promises to gather up those who have been driven from Jerusalem and lead them safely home.</w:t>
       </w:r>
-      <w:r/>
-      <w:r/>
-    </w:p>
-    <w:p>
-      <w:r/>
+      <w:r>
+        <w:rPr>
+          <w:lang w:val="en_US" w:bidi="en_US"/>
+        </w:rPr>
+      </w:r>
+      <w:r>
+        <w:rPr>
+          <w:lang w:val="en_US" w:bidi="en_US"/>
+        </w:rPr>
+      </w:r>
+    </w:p>
+    <w:p>
+      <w:pPr/>
+      <w:r>
+        <w:rPr>
+          <w:lang w:val="en_US" w:bidi="en_US"/>
+        </w:rPr>
+      </w:r>
     </w:p>
     <w:p>
       <w:pPr>
         <w:pStyle w:val="Heading2"/>
       </w:pPr>
       <w:r>
+        <w:rPr>
+          <w:lang w:val="en_US" w:bidi="en_US"/>
+        </w:rPr>
         <w:t>Zephaniah 3:18–20</w:t>
       </w:r>
-      <w:r/>
-    </w:p>
-    <w:p>
-      <w:r/>
-      <w:r>
+      <w:r>
+        <w:rPr>
+          <w:lang w:val="en_US" w:bidi="en_US"/>
+        </w:rPr>
+      </w:r>
+    </w:p>
+    <w:p>
+      <w:pPr/>
+      <w:r>
+        <w:rPr>
+          <w:lang w:val="en_US" w:bidi="en_US"/>
+        </w:rPr>
+      </w:r>
+      <w:r>
+        <w:rPr>
+          <w:lang w:val="en_US" w:bidi="en_US"/>
+        </w:rPr>
         <w:t>The repeated use of I will in these verses underscores God’s further assurances to his people.</w:t>
       </w:r>
-      <w:r/>
-      <w:r/>
-    </w:p>
-    <w:p>
-      <w:r/>
+      <w:r>
+        <w:rPr>
+          <w:lang w:val="en_US" w:bidi="en_US"/>
+        </w:rPr>
+      </w:r>
+      <w:r>
+        <w:rPr>
+          <w:lang w:val="en_US" w:bidi="en_US"/>
+        </w:rPr>
+      </w:r>
+    </w:p>
+    <w:p>
+      <w:pPr/>
+      <w:r>
+        <w:rPr>
+          <w:lang w:val="en_US" w:bidi="en_US"/>
+        </w:rPr>
+      </w:r>
     </w:p>
     <w:p>
       <w:pPr>
         <w:pStyle w:val="Heading2"/>
       </w:pPr>
       <w:r>
+        <w:rPr>
+          <w:lang w:val="en_US" w:bidi="en_US"/>
+        </w:rPr>
         <w:t>Zephaniah 3:19</w:t>
       </w:r>
-      <w:r/>
-    </w:p>
-    <w:p>
-      <w:r/>
-      <w:r>
+      <w:r>
+        <w:rPr>
+          <w:lang w:val="en_US" w:bidi="en_US"/>
+        </w:rPr>
+      </w:r>
+    </w:p>
+    <w:p>
+      <w:pPr/>
+      <w:r>
+        <w:rPr>
+          <w:lang w:val="en_US" w:bidi="en_US"/>
+        </w:rPr>
+      </w:r>
+      <w:r>
+        <w:rPr>
+          <w:lang w:val="en_US" w:bidi="en_US"/>
+        </w:rPr>
         <w:t xml:space="preserve">God will turn his people’s former shame into glory and fame (see </w:t>
       </w:r>
       <w:hyperlink r:id="rId139">
         <w:r>
           <w:rPr>
+            <w:lang w:val="en_US" w:bidi="en_US"/>
+          </w:rPr>
+          <w:rPr>
             <w:color w:val="0000EE"/>
             <w:u w:val="single"/>
           </w:rPr>
@@ -2711,11 +4953,17 @@
         </w:r>
       </w:hyperlink>
       <w:r>
+        <w:rPr>
+          <w:lang w:val="en_US" w:bidi="en_US"/>
+        </w:rPr>
         <w:t xml:space="preserve">; </w:t>
       </w:r>
       <w:hyperlink r:id="rId140">
         <w:r>
           <w:rPr>
+            <w:lang w:val="en_US" w:bidi="en_US"/>
+          </w:rPr>
+          <w:rPr>
             <w:color w:val="0000EE"/>
             <w:u w:val="single"/>
           </w:rPr>
@@ -2723,11 +4971,17 @@
         </w:r>
       </w:hyperlink>
       <w:r>
+        <w:rPr>
+          <w:lang w:val="en_US" w:bidi="en_US"/>
+        </w:rPr>
         <w:t xml:space="preserve">; </w:t>
       </w:r>
       <w:hyperlink r:id="rId141">
         <w:r>
           <w:rPr>
+            <w:lang w:val="en_US" w:bidi="en_US"/>
+          </w:rPr>
+          <w:rPr>
             <w:color w:val="0000EE"/>
             <w:u w:val="single"/>
           </w:rPr>
@@ -2735,11 +4989,17 @@
         </w:r>
       </w:hyperlink>
       <w:r>
+        <w:rPr>
+          <w:lang w:val="en_US" w:bidi="en_US"/>
+        </w:rPr>
         <w:t xml:space="preserve">; cp. </w:t>
       </w:r>
       <w:hyperlink r:id="rId142">
         <w:r>
           <w:rPr>
+            <w:lang w:val="en_US" w:bidi="en_US"/>
+          </w:rPr>
+          <w:rPr>
             <w:color w:val="0000EE"/>
             <w:u w:val="single"/>
           </w:rPr>
@@ -2747,31 +5007,65 @@
         </w:r>
       </w:hyperlink>
       <w:r>
+        <w:rPr>
+          <w:lang w:val="en_US" w:bidi="en_US"/>
+        </w:rPr>
         <w:t>).</w:t>
       </w:r>
-      <w:r/>
-      <w:r/>
-    </w:p>
-    <w:p>
-      <w:r/>
+      <w:r>
+        <w:rPr>
+          <w:lang w:val="en_US" w:bidi="en_US"/>
+        </w:rPr>
+      </w:r>
+      <w:r>
+        <w:rPr>
+          <w:lang w:val="en_US" w:bidi="en_US"/>
+        </w:rPr>
+      </w:r>
+    </w:p>
+    <w:p>
+      <w:pPr/>
+      <w:r>
+        <w:rPr>
+          <w:lang w:val="en_US" w:bidi="en_US"/>
+        </w:rPr>
+      </w:r>
     </w:p>
     <w:p>
       <w:pPr>
         <w:pStyle w:val="Heading2"/>
       </w:pPr>
       <w:r>
+        <w:rPr>
+          <w:lang w:val="en_US" w:bidi="en_US"/>
+        </w:rPr>
         <w:t>Zephaniah 3:20</w:t>
       </w:r>
-      <w:r/>
-    </w:p>
-    <w:p>
-      <w:r/>
-      <w:r>
+      <w:r>
+        <w:rPr>
+          <w:lang w:val="en_US" w:bidi="en_US"/>
+        </w:rPr>
+      </w:r>
+    </w:p>
+    <w:p>
+      <w:pPr/>
+      <w:r>
+        <w:rPr>
+          <w:lang w:val="en_US" w:bidi="en_US"/>
+        </w:rPr>
+      </w:r>
+      <w:r>
+        <w:rPr>
+          <w:lang w:val="en_US" w:bidi="en_US"/>
+        </w:rPr>
         <w:t>On that day: After a time of terrible wrath and judgment, the day of the Lord culminates in everlasting blessings for all who trust in him (</w:t>
       </w:r>
       <w:hyperlink r:id="rId89">
         <w:r>
           <w:rPr>
+            <w:lang w:val="en_US" w:bidi="en_US"/>
+          </w:rPr>
+          <w:rPr>
             <w:color w:val="0000EE"/>
             <w:u w:val="single"/>
           </w:rPr>
@@ -2779,11 +5073,17 @@
         </w:r>
       </w:hyperlink>
       <w:r>
+        <w:rPr>
+          <w:lang w:val="en_US" w:bidi="en_US"/>
+        </w:rPr>
         <w:t xml:space="preserve">, </w:t>
       </w:r>
       <w:hyperlink r:id="rId143">
         <w:r>
           <w:rPr>
+            <w:lang w:val="en_US" w:bidi="en_US"/>
+          </w:rPr>
+          <w:rPr>
             <w:color w:val="0000EE"/>
             <w:u w:val="single"/>
           </w:rPr>
@@ -2791,11 +5091,17 @@
         </w:r>
       </w:hyperlink>
       <w:r>
+        <w:rPr>
+          <w:lang w:val="en_US" w:bidi="en_US"/>
+        </w:rPr>
         <w:t xml:space="preserve">; see </w:t>
       </w:r>
       <w:hyperlink r:id="rId144">
         <w:r>
           <w:rPr>
+            <w:lang w:val="en_US" w:bidi="en_US"/>
+          </w:rPr>
+          <w:rPr>
             <w:color w:val="0000EE"/>
             <w:u w:val="single"/>
           </w:rPr>
@@ -2803,11 +5109,17 @@
         </w:r>
       </w:hyperlink>
       <w:r>
+        <w:rPr>
+          <w:lang w:val="en_US" w:bidi="en_US"/>
+        </w:rPr>
         <w:t xml:space="preserve">; </w:t>
       </w:r>
       <w:hyperlink r:id="rId145">
         <w:r>
           <w:rPr>
+            <w:lang w:val="en_US" w:bidi="en_US"/>
+          </w:rPr>
+          <w:rPr>
             <w:color w:val="0000EE"/>
             <w:u w:val="single"/>
           </w:rPr>
@@ -2815,11 +5127,17 @@
         </w:r>
       </w:hyperlink>
       <w:r>
+        <w:rPr>
+          <w:lang w:val="en_US" w:bidi="en_US"/>
+        </w:rPr>
         <w:t xml:space="preserve">; see also </w:t>
       </w:r>
       <w:hyperlink r:id="rId27">
         <w:r>
           <w:rPr>
+            <w:lang w:val="en_US" w:bidi="en_US"/>
+          </w:rPr>
+          <w:rPr>
             <w:color w:val="0000EE"/>
             <w:u w:val="single"/>
           </w:rPr>
@@ -2827,11 +5145,17 @@
         </w:r>
       </w:hyperlink>
       <w:r>
+        <w:rPr>
+          <w:lang w:val="en_US" w:bidi="en_US"/>
+        </w:rPr>
         <w:t xml:space="preserve">). • I, the Lord, have spoken! Zephaniah’s prophecy, entirely from God (see also </w:t>
       </w:r>
       <w:hyperlink r:id="rId146">
         <w:r>
           <w:rPr>
+            <w:lang w:val="en_US" w:bidi="en_US"/>
+          </w:rPr>
+          <w:rPr>
             <w:color w:val="0000EE"/>
             <w:u w:val="single"/>
           </w:rPr>
@@ -2839,11 +5163,17 @@
         </w:r>
       </w:hyperlink>
       <w:r>
+        <w:rPr>
+          <w:lang w:val="en_US" w:bidi="en_US"/>
+        </w:rPr>
         <w:t xml:space="preserve">, </w:t>
       </w:r>
       <w:hyperlink r:id="rId147">
         <w:r>
           <w:rPr>
+            <w:lang w:val="en_US" w:bidi="en_US"/>
+          </w:rPr>
+          <w:rPr>
             <w:color w:val="0000EE"/>
             <w:u w:val="single"/>
           </w:rPr>
@@ -2851,11 +5181,17 @@
         </w:r>
       </w:hyperlink>
       <w:r>
+        <w:rPr>
+          <w:lang w:val="en_US" w:bidi="en_US"/>
+        </w:rPr>
         <w:t xml:space="preserve">; </w:t>
       </w:r>
       <w:hyperlink r:id="rId148">
         <w:r>
           <w:rPr>
+            <w:lang w:val="en_US" w:bidi="en_US"/>
+          </w:rPr>
+          <w:rPr>
             <w:color w:val="0000EE"/>
             <w:u w:val="single"/>
           </w:rPr>
@@ -2863,11 +5199,17 @@
         </w:r>
       </w:hyperlink>
       <w:r>
+        <w:rPr>
+          <w:lang w:val="en_US" w:bidi="en_US"/>
+        </w:rPr>
         <w:t xml:space="preserve">; </w:t>
       </w:r>
       <w:hyperlink r:id="rId112">
         <w:r>
           <w:rPr>
+            <w:lang w:val="en_US" w:bidi="en_US"/>
+          </w:rPr>
+          <w:rPr>
             <w:color w:val="0000EE"/>
             <w:u w:val="single"/>
           </w:rPr>
@@ -2875,10 +5217,21 @@
         </w:r>
       </w:hyperlink>
       <w:r>
+        <w:rPr>
+          <w:lang w:val="en_US" w:bidi="en_US"/>
+        </w:rPr>
         <w:t>), is utterly trustworthy.</w:t>
       </w:r>
-      <w:r/>
-      <w:r/>
+      <w:r>
+        <w:rPr>
+          <w:lang w:val="en_US" w:bidi="en_US"/>
+        </w:rPr>
+      </w:r>
+      <w:r>
+        <w:rPr>
+          <w:lang w:val="en_US" w:bidi="en_US"/>
+        </w:rPr>
+      </w:r>
     </w:p>
     <w:sectPr>
       <w:footnotePr>
@@ -4780,7 +7133,7 @@
     <w:rPrDefault>
       <w:rPr>
         <w:rFonts w:ascii="Times New Roman" w:eastAsia="Times New Roman" w:hAnsi="Times New Roman" w:cs="Times New Roman"/>
-        <w:lang w:val="en-US" w:eastAsia="en-US" w:bidi="ar-SA"/>
+        <w:lang w:val="en_US" w:eastAsia="en-US" w:bidi="ar-SA"/>
       </w:rPr>
     </w:rPrDefault>
     <w:pPrDefault/>

--- a/eng/docx/36.content.docx
+++ b/eng/docx/36.content.docx
@@ -163,13 +163,6 @@
         <w:rPr>
           <w:lang w:val="en_US" w:bidi="en_US"/>
         </w:rPr>
-      </w:r>
-      <w:r>
-        <w:rPr>
-          <w:i/>
-          <w:lang w:val="en_US" w:bidi="en_US"/>
-        </w:rPr>
-        <w:t>Zephaniah 1:1, Zephaniah 1:1–2.3, Zephaniah 1:2–3, Zephaniah 1:4, Zephaniah 1:4–6, Zephaniah 1:5, Zephaniah 1:7, Zephaniah 1:7–18, Zephaniah 1:8, Zephaniah 1:9, Zephaniah 1:10, Zephaniah 1:13, Zephaniah 1:14–18, Zephaniah 1:15, Zephaniah 1:17, Zephaniah 2:1–3, Zephaniah 2:2, Zephaniah 2:3, Zephaniah 2:4, Zephaniah 2:4–15, Zephaniah 2:4–3.20, Zephaniah 2:5, Zephaniah 2:6, Zephaniah 2:7, Zephaniah 2:8, Zephaniah 2:9, Zephaniah 2:11, Zephaniah 2:12, Zephaniah 2:13, Zephaniah 2:14, Zephaniah 2:15, Zephaniah 3:1, Zephaniah 3:1–8, Zephaniah 3:3–4, Zephaniah 3:5, Zephaniah 3:7, Zephaniah 3:8, Zephaniah 3:9, Zephaniah 3:9–13, Zephaniah 3:9–20, Zephaniah 3:10, Zephaniah 3:12, Zephaniah 3:14, Zephaniah 3:15, Zephaniah 3:17, Zephaniah 3:18, Zephaniah 3:18–20, Zephaniah 3:19, Zephaniah 3:20</w:t>
       </w:r>
       <w:r>
         <w:rPr>

--- a/eng/docx/36.content.docx
+++ b/eng/docx/36.content.docx
@@ -168,19 +168,6 @@
         <w:rPr>
           <w:lang w:val="en_US" w:bidi="en_US"/>
         </w:rPr>
-      </w:r>
-    </w:p>
-    <w:p>
-      <w:pPr/>
-      <w:r>
-        <w:rPr>
-          <w:lang w:val="en_US" w:bidi="en_US"/>
-        </w:rPr>
-      </w:r>
-      <w:r>
-        <w:rPr>
-          <w:lang w:val="en_US" w:bidi="en_US"/>
-        </w:rPr>
         <w:t xml:space="preserve"> </w:t>
       </w:r>
       <w:r>
@@ -234,28 +221,177 @@
       </w:r>
     </w:p>
     <w:p>
+      <w:pPr>
+        <w:pStyle w:val="ListBullet"/>
+        <w:spacing w:line="240" w:lineRule="auto"/>
+        <w:ind w:left="720"/>
+      </w:pPr>
+      <w:r>
+        <w:rPr>
+          <w:lang w:val="en_US" w:bidi="en_US"/>
+        </w:rPr>
+      </w:r>
+      <w:r>
+        <w:rPr>
+          <w:i/>
+          <w:lang w:val="en_US" w:bidi="en_US"/>
+        </w:rPr>
+        <w:t>This is the word of the LORD that came</w:t>
+      </w:r>
+      <w:r>
+        <w:rPr>
+          <w:lang w:val="en_US" w:bidi="en_US"/>
+        </w:rPr>
+        <w:t>: The Lord gave this message to Zephaniah. Zephaniah was a prophet, which means he spoke for God.</w:t>
+      </w:r>
+    </w:p>
+    <w:p>
+      <w:pPr>
+        <w:pStyle w:val="ListBullet"/>
+        <w:spacing w:line="240" w:lineRule="auto"/>
+        <w:ind w:left="720"/>
+      </w:pPr>
+      <w:r>
+        <w:rPr>
+          <w:lang w:val="en_US" w:bidi="en_US"/>
+        </w:rPr>
+      </w:r>
+      <w:r>
+        <w:rPr>
+          <w:lang w:val="en_US" w:bidi="en_US"/>
+        </w:rPr>
+        <w:t xml:space="preserve">The reference to Hezekiah probably points to King Hezekiah of Judah, who ruled during this time (see </w:t>
+      </w:r>
+      <w:hyperlink r:id="rId13">
+        <w:r>
+          <w:rPr>
+            <w:lang w:val="en_US" w:bidi="en_US"/>
+          </w:rPr>
+          <w:rPr>
+            <w:color w:val="0000EE"/>
+            <w:u w:val="single"/>
+          </w:rPr>
+          <w:t>2 Kings 18:1–20:20</w:t>
+        </w:r>
+      </w:hyperlink>
+      <w:r>
+        <w:rPr>
+          <w:lang w:val="en_US" w:bidi="en_US"/>
+        </w:rPr>
+        <w:t>).</w:t>
+      </w:r>
+      <w:r>
+        <w:rPr>
+          <w:lang w:val="en_US" w:bidi="en_US"/>
+        </w:rPr>
+      </w:r>
+      <w:r>
+        <w:rPr>
+          <w:lang w:val="en_US" w:bidi="en_US"/>
+        </w:rPr>
+      </w:r>
+    </w:p>
+    <w:p>
       <w:pPr/>
       <w:r>
         <w:rPr>
           <w:lang w:val="en_US" w:bidi="en_US"/>
         </w:rPr>
       </w:r>
-      <w:r>
-        <w:rPr>
-          <w:lang w:val="en_US" w:bidi="en_US"/>
-        </w:rPr>
-        <w:t xml:space="preserve">The Lord gave this message: Zephaniah was a prophet, God’s spokesman. • Hezekiah probably indicates the king of that name (see </w:t>
-      </w:r>
-      <w:hyperlink r:id="rId13">
-        <w:r>
-          <w:rPr>
-            <w:lang w:val="en_US" w:bidi="en_US"/>
-          </w:rPr>
-          <w:rPr>
-            <w:color w:val="0000EE"/>
-            <w:u w:val="single"/>
-          </w:rPr>
-          <w:t>2 Kgs 18:1–20:20</w:t>
+    </w:p>
+    <w:p>
+      <w:pPr>
+        <w:pStyle w:val="Heading2"/>
+      </w:pPr>
+      <w:r>
+        <w:rPr>
+          <w:lang w:val="en_US" w:bidi="en_US"/>
+        </w:rPr>
+        <w:t>Zephaniah 1:1–2.3</w:t>
+      </w:r>
+      <w:r>
+        <w:rPr>
+          <w:lang w:val="en_US" w:bidi="en_US"/>
+        </w:rPr>
+      </w:r>
+    </w:p>
+    <w:p>
+      <w:pPr/>
+      <w:r>
+        <w:rPr>
+          <w:lang w:val="en_US" w:bidi="en_US"/>
+        </w:rPr>
+      </w:r>
+      <w:r>
+        <w:rPr>
+          <w:lang w:val="en_US" w:bidi="en_US"/>
+        </w:rPr>
+        <w:t>Zephaniah's message from the Lord warns about worldwide judgment (</w:t>
+      </w:r>
+      <w:hyperlink r:id="rId14">
+        <w:r>
+          <w:rPr>
+            <w:lang w:val="en_US" w:bidi="en_US"/>
+          </w:rPr>
+          <w:rPr>
+            <w:color w:val="0000EE"/>
+            <w:u w:val="single"/>
+          </w:rPr>
+          <w:t>Zephaniah 1:1–6</w:t>
+        </w:r>
+      </w:hyperlink>
+      <w:r>
+        <w:rPr>
+          <w:lang w:val="en_US" w:bidi="en_US"/>
+        </w:rPr>
+        <w:t>). He urges his readers to repent (</w:t>
+      </w:r>
+      <w:hyperlink r:id="rId15">
+        <w:r>
+          <w:rPr>
+            <w:lang w:val="en_US" w:bidi="en_US"/>
+          </w:rPr>
+          <w:rPr>
+            <w:color w:val="0000EE"/>
+            <w:u w:val="single"/>
+          </w:rPr>
+          <w:t>Zephaniah 1:7–13</w:t>
+        </w:r>
+      </w:hyperlink>
+      <w:r>
+        <w:rPr>
+          <w:lang w:val="en_US" w:bidi="en_US"/>
+        </w:rPr>
+        <w:t>) before disaster strikes (</w:t>
+      </w:r>
+      <w:hyperlink r:id="rId16">
+        <w:r>
+          <w:rPr>
+            <w:lang w:val="en_US" w:bidi="en_US"/>
+          </w:rPr>
+          <w:rPr>
+            <w:color w:val="0000EE"/>
+            <w:u w:val="single"/>
+          </w:rPr>
+          <w:t>1:14–18</w:t>
+        </w:r>
+      </w:hyperlink>
+      <w:r>
+        <w:rPr>
+          <w:lang w:val="en_US" w:bidi="en_US"/>
+        </w:rPr>
+        <w:t>). He encourages them to seek the Lord and live righteously and humbly, hoping they may avoid his judgment (</w:t>
+      </w:r>
+      <w:hyperlink r:id="rId17">
+        <w:r>
+          <w:rPr>
+            <w:lang w:val="en_US" w:bidi="en_US"/>
+          </w:rPr>
+          <w:rPr>
+            <w:color w:val="0000EE"/>
+            <w:u w:val="single"/>
+          </w:rPr>
+          <w:t>Zephaniah 2:1–3</w:t>
         </w:r>
       </w:hyperlink>
       <w:r>
@@ -291,7 +427,7 @@
         <w:rPr>
           <w:lang w:val="en_US" w:bidi="en_US"/>
         </w:rPr>
-        <w:t>Zephaniah 1:1–2.3</w:t>
+        <w:t>Zephaniah 1:2–3</w:t>
       </w:r>
       <w:r>
         <w:rPr>
@@ -310,72 +446,98 @@
         <w:rPr>
           <w:lang w:val="en_US" w:bidi="en_US"/>
         </w:rPr>
-        <w:t>Zephaniah’s message from the Lord warns about worldwide judgment (</w:t>
-      </w:r>
-      <w:hyperlink r:id="rId14">
-        <w:r>
-          <w:rPr>
-            <w:lang w:val="en_US" w:bidi="en_US"/>
-          </w:rPr>
-          <w:rPr>
-            <w:color w:val="0000EE"/>
-            <w:u w:val="single"/>
-          </w:rPr>
-          <w:t>1:1–6</w:t>
-        </w:r>
-      </w:hyperlink>
-      <w:r>
-        <w:rPr>
-          <w:lang w:val="en_US" w:bidi="en_US"/>
-        </w:rPr>
-        <w:t>) and exhorts his readers to repent (</w:t>
-      </w:r>
-      <w:hyperlink r:id="rId15">
-        <w:r>
-          <w:rPr>
-            <w:lang w:val="en_US" w:bidi="en_US"/>
-          </w:rPr>
-          <w:rPr>
-            <w:color w:val="0000EE"/>
-            <w:u w:val="single"/>
-          </w:rPr>
-          <w:t>1:7–13</w:t>
-        </w:r>
-      </w:hyperlink>
-      <w:r>
-        <w:rPr>
-          <w:lang w:val="en_US" w:bidi="en_US"/>
-        </w:rPr>
-        <w:t>) before the devastation overtakes them (</w:t>
-      </w:r>
-      <w:hyperlink r:id="rId16">
-        <w:r>
-          <w:rPr>
-            <w:lang w:val="en_US" w:bidi="en_US"/>
-          </w:rPr>
-          <w:rPr>
-            <w:color w:val="0000EE"/>
-            <w:u w:val="single"/>
-          </w:rPr>
-          <w:t>1:14–18</w:t>
-        </w:r>
-      </w:hyperlink>
-      <w:r>
-        <w:rPr>
-          <w:lang w:val="en_US" w:bidi="en_US"/>
-        </w:rPr>
-        <w:t>) and to seek the Lord and live righteously and humbly before him in the hope that they may be spared his judgment (</w:t>
-      </w:r>
-      <w:hyperlink r:id="rId17">
-        <w:r>
-          <w:rPr>
-            <w:lang w:val="en_US" w:bidi="en_US"/>
-          </w:rPr>
-          <w:rPr>
-            <w:color w:val="0000EE"/>
-            <w:u w:val="single"/>
-          </w:rPr>
-          <w:t>2:1–3</w:t>
+        <w:t>God's judgment will remove things in the reverse order of their creation (</w:t>
+      </w:r>
+      <w:hyperlink r:id="rId18">
+        <w:r>
+          <w:rPr>
+            <w:lang w:val="en_US" w:bidi="en_US"/>
+          </w:rPr>
+          <w:rPr>
+            <w:color w:val="0000EE"/>
+            <w:u w:val="single"/>
+          </w:rPr>
+          <w:t>Genesis 1:20–26</w:t>
+        </w:r>
+      </w:hyperlink>
+      <w:r>
+        <w:rPr>
+          <w:lang w:val="en_US" w:bidi="en_US"/>
+        </w:rPr>
+        <w:t>). People and animals are mentioned first, then birds, and finally fish.</w:t>
+      </w:r>
+    </w:p>
+    <w:p>
+      <w:pPr/>
+      <w:r>
+        <w:rPr>
+          <w:lang w:val="en_US" w:bidi="en_US"/>
+        </w:rPr>
+      </w:r>
+      <w:r>
+        <w:rPr>
+          <w:lang w:val="en_US" w:bidi="en_US"/>
+        </w:rPr>
+        <w:t>This order shows that judgment is a reversal of creation, moving backward through what God originally made.</w:t>
+      </w:r>
+      <w:r>
+        <w:rPr>
+          <w:lang w:val="en_US" w:bidi="en_US"/>
+        </w:rPr>
+      </w:r>
+      <w:r>
+        <w:rPr>
+          <w:lang w:val="en_US" w:bidi="en_US"/>
+        </w:rPr>
+      </w:r>
+    </w:p>
+    <w:p>
+      <w:pPr/>
+      <w:r>
+        <w:rPr>
+          <w:lang w:val="en_US" w:bidi="en_US"/>
+        </w:rPr>
+      </w:r>
+    </w:p>
+    <w:p>
+      <w:pPr>
+        <w:pStyle w:val="Heading2"/>
+      </w:pPr>
+      <w:r>
+        <w:rPr>
+          <w:lang w:val="en_US" w:bidi="en_US"/>
+        </w:rPr>
+        <w:t>Zephaniah 1:4</w:t>
+      </w:r>
+      <w:r>
+        <w:rPr>
+          <w:lang w:val="en_US" w:bidi="en_US"/>
+        </w:rPr>
+      </w:r>
+    </w:p>
+    <w:p>
+      <w:pPr/>
+      <w:r>
+        <w:rPr>
+          <w:lang w:val="en_US" w:bidi="en_US"/>
+        </w:rPr>
+      </w:r>
+      <w:r>
+        <w:rPr>
+          <w:lang w:val="en_US" w:bidi="en_US"/>
+        </w:rPr>
+        <w:t>When Zephaniah made this prophecy, before Josiah's reforms in 622 BC, idolatrous priests actively promoted Baal worship and other forms of paganism (</w:t>
+      </w:r>
+      <w:hyperlink r:id="rId19">
+        <w:r>
+          <w:rPr>
+            <w:lang w:val="en_US" w:bidi="en_US"/>
+          </w:rPr>
+          <w:rPr>
+            <w:color w:val="0000EE"/>
+            <w:u w:val="single"/>
+          </w:rPr>
+          <w:t>2 Kings 23:5</w:t>
         </w:r>
       </w:hyperlink>
       <w:r>
@@ -411,7 +573,7 @@
         <w:rPr>
           <w:lang w:val="en_US" w:bidi="en_US"/>
         </w:rPr>
-        <w:t>Zephaniah 1:2–3</w:t>
+        <w:t>Zephaniah 1:4–6</w:t>
       </w:r>
       <w:r>
         <w:rPr>
@@ -430,38 +592,3244 @@
         <w:rPr>
           <w:lang w:val="en_US" w:bidi="en_US"/>
         </w:rPr>
-        <w:t>The list of the things that God will sweep away in his judgment is in reverse order to their creation (</w:t>
-      </w:r>
-      <w:hyperlink r:id="rId18">
-        <w:r>
-          <w:rPr>
-            <w:lang w:val="en_US" w:bidi="en_US"/>
-          </w:rPr>
-          <w:rPr>
-            <w:color w:val="0000EE"/>
-            <w:u w:val="single"/>
-          </w:rPr>
-          <w:t>Gen 1:20–26</w:t>
-        </w:r>
-      </w:hyperlink>
-      <w:r>
-        <w:rPr>
-          <w:lang w:val="en_US" w:bidi="en_US"/>
-        </w:rPr>
-        <w:t>): people and animals . . . birds . . . fish</w:t>
+        <w:t>After judging the entire earth (</w:t>
+      </w:r>
+      <w:hyperlink r:id="rId20">
+        <w:r>
+          <w:rPr>
+            <w:lang w:val="en_US" w:bidi="en_US"/>
+          </w:rPr>
+          <w:rPr>
+            <w:color w:val="0000EE"/>
+            <w:u w:val="single"/>
+          </w:rPr>
+          <w:t>Zephaniah 1:2–3</w:t>
+        </w:r>
+      </w:hyperlink>
+      <w:r>
+        <w:rPr>
+          <w:lang w:val="en_US" w:bidi="en_US"/>
+        </w:rPr>
+        <w:t>), Zephaniah now focuses on his own people, Judah and Jerusalem.</w:t>
+      </w:r>
+      <w:r>
+        <w:rPr>
+          <w:lang w:val="en_US" w:bidi="en_US"/>
+        </w:rPr>
+      </w:r>
+      <w:r>
+        <w:rPr>
+          <w:lang w:val="en_US" w:bidi="en_US"/>
+        </w:rPr>
+      </w:r>
+    </w:p>
+    <w:p>
+      <w:pPr/>
+      <w:r>
+        <w:rPr>
+          <w:lang w:val="en_US" w:bidi="en_US"/>
+        </w:rPr>
+      </w:r>
+    </w:p>
+    <w:p>
+      <w:pPr>
+        <w:pStyle w:val="Heading2"/>
+      </w:pPr>
+      <w:r>
+        <w:rPr>
+          <w:lang w:val="en_US" w:bidi="en_US"/>
+        </w:rPr>
+        <w:t>Zephaniah 1:5</w:t>
+      </w:r>
+      <w:r>
+        <w:rPr>
+          <w:lang w:val="en_US" w:bidi="en_US"/>
+        </w:rPr>
+      </w:r>
+    </w:p>
+    <w:p>
+      <w:pPr>
+        <w:pStyle w:val="ListBullet"/>
+        <w:spacing w:line="240" w:lineRule="auto"/>
+        <w:ind w:left="720"/>
+      </w:pPr>
+      <w:r>
+        <w:rPr>
+          <w:lang w:val="en_US" w:bidi="en_US"/>
+        </w:rPr>
+      </w:r>
+      <w:r>
+        <w:rPr>
+          <w:lang w:val="en_US" w:bidi="en_US"/>
+        </w:rPr>
+        <w:t xml:space="preserve">Scripture condemned the worship of heavenly bodies like the sun, moon, and stars (see </w:t>
+      </w:r>
+      <w:hyperlink r:id="rId21">
+        <w:r>
+          <w:rPr>
+            <w:lang w:val="en_US" w:bidi="en_US"/>
+          </w:rPr>
+          <w:rPr>
+            <w:color w:val="0000EE"/>
+            <w:u w:val="single"/>
+          </w:rPr>
+          <w:t>Deuteronomy 4:15–19</w:t>
+        </w:r>
+      </w:hyperlink>
+      <w:r>
+        <w:rPr>
+          <w:lang w:val="en_US" w:bidi="en_US"/>
+        </w:rPr>
+        <w:t xml:space="preserve">; </w:t>
+      </w:r>
+      <w:hyperlink r:id="rId22">
+        <w:r>
+          <w:rPr>
+            <w:lang w:val="en_US" w:bidi="en_US"/>
+          </w:rPr>
+          <w:rPr>
+            <w:color w:val="0000EE"/>
+            <w:u w:val="single"/>
+          </w:rPr>
+          <w:t>2 Kings 21:3</w:t>
+        </w:r>
+      </w:hyperlink>
+      <w:r>
+        <w:rPr>
+          <w:lang w:val="en_US" w:bidi="en_US"/>
+        </w:rPr>
+        <w:t xml:space="preserve">; </w:t>
+      </w:r>
+      <w:hyperlink r:id="rId23">
+        <w:r>
+          <w:rPr>
+            <w:lang w:val="en_US" w:bidi="en_US"/>
+          </w:rPr>
+          <w:rPr>
+            <w:color w:val="0000EE"/>
+            <w:u w:val="single"/>
+          </w:rPr>
+          <w:t>23:12</w:t>
+        </w:r>
+      </w:hyperlink>
+      <w:r>
+        <w:rPr>
+          <w:lang w:val="en_US" w:bidi="en_US"/>
+        </w:rPr>
+        <w:t xml:space="preserve">). </w:t>
+      </w:r>
+    </w:p>
+    <w:p>
+      <w:pPr>
+        <w:pStyle w:val="ListBullet"/>
+        <w:spacing w:line="240" w:lineRule="auto"/>
+        <w:ind w:left="720"/>
+      </w:pPr>
+      <w:r>
+        <w:rPr>
+          <w:lang w:val="en_US" w:bidi="en_US"/>
+        </w:rPr>
+      </w:r>
+      <w:r>
+        <w:rPr>
+          <w:lang w:val="en_US" w:bidi="en_US"/>
+        </w:rPr>
+        <w:t>Milcom was the national god of the Ammonites. In some Old Testament passages, Milcom is closely connected with Molech, a pagan deity linked with child sacrifice. Because of this connection, some texts use these names in overlapping ways.</w:t>
+        <w:br/>
+      </w:r>
+      <w:r>
+        <w:rPr>
+          <w:lang w:val="en_US" w:bidi="en_US"/>
+        </w:rPr>
+        <w:t>The law clearly forbade the worship of Molech and related practices (</w:t>
+      </w:r>
+      <w:hyperlink r:id="rId24">
+        <w:r>
+          <w:rPr>
+            <w:lang w:val="en_US" w:bidi="en_US"/>
+          </w:rPr>
+          <w:rPr>
+            <w:color w:val="0000EE"/>
+            <w:u w:val="single"/>
+          </w:rPr>
+          <w:t>Leviticus 20:1–5</w:t>
+        </w:r>
+      </w:hyperlink>
+      <w:r>
+        <w:rPr>
+          <w:lang w:val="en_US" w:bidi="en_US"/>
+        </w:rPr>
+        <w:t>). Even so, these forms of worship continued to tempt Israel, especially through contact with neighboring nations (</w:t>
+      </w:r>
+      <w:hyperlink r:id="rId25">
+        <w:r>
+          <w:rPr>
+            <w:lang w:val="en_US" w:bidi="en_US"/>
+          </w:rPr>
+          <w:rPr>
+            <w:color w:val="0000EE"/>
+            <w:u w:val="single"/>
+          </w:rPr>
+          <w:t>2 Kings 16:3</w:t>
+        </w:r>
+      </w:hyperlink>
+      <w:r>
+        <w:rPr>
+          <w:lang w:val="en_US" w:bidi="en_US"/>
+        </w:rPr>
+        <w:t xml:space="preserve">; </w:t>
+      </w:r>
+      <w:hyperlink r:id="rId26">
+        <w:r>
+          <w:rPr>
+            <w:lang w:val="en_US" w:bidi="en_US"/>
+          </w:rPr>
+          <w:rPr>
+            <w:color w:val="0000EE"/>
+            <w:u w:val="single"/>
+          </w:rPr>
+          <w:t>21:6</w:t>
+        </w:r>
+      </w:hyperlink>
+      <w:r>
+        <w:rPr>
+          <w:lang w:val="en_US" w:bidi="en_US"/>
+        </w:rPr>
+        <w:t>).</w:t>
+      </w:r>
+      <w:r>
+        <w:rPr>
+          <w:lang w:val="en_US" w:bidi="en_US"/>
+        </w:rPr>
+      </w:r>
+      <w:r>
+        <w:rPr>
+          <w:lang w:val="en_US" w:bidi="en_US"/>
+        </w:rPr>
+      </w:r>
+    </w:p>
+    <w:p>
+      <w:pPr/>
+      <w:r>
+        <w:rPr>
+          <w:lang w:val="en_US" w:bidi="en_US"/>
+        </w:rPr>
+      </w:r>
+    </w:p>
+    <w:p>
+      <w:pPr>
+        <w:pStyle w:val="Heading2"/>
+      </w:pPr>
+      <w:r>
+        <w:rPr>
+          <w:lang w:val="en_US" w:bidi="en_US"/>
+        </w:rPr>
+        <w:t>Zephaniah 1:7</w:t>
+      </w:r>
+      <w:r>
+        <w:rPr>
+          <w:lang w:val="en_US" w:bidi="en_US"/>
+        </w:rPr>
+      </w:r>
+    </w:p>
+    <w:p>
+      <w:pPr/>
+      <w:r>
+        <w:rPr>
+          <w:lang w:val="en_US" w:bidi="en_US"/>
+        </w:rPr>
       </w:r>
       <w:r>
         <w:rPr>
           <w:i/>
           <w:lang w:val="en_US" w:bidi="en_US"/>
         </w:rPr>
+        <w:t>the LORD has prepared a sacrifice; He has consecrated His guests</w:t>
+      </w:r>
+      <w:r>
+        <w:rPr>
+          <w:lang w:val="en_US" w:bidi="en_US"/>
+        </w:rPr>
+        <w:t xml:space="preserve">: </w:t>
+      </w:r>
+      <w:r>
+        <w:rPr>
+          <w:lang w:val="en_US" w:bidi="en_US"/>
+        </w:rPr>
+        <w:t>Foreigners will kill the wicked among the Lord's people.</w:t>
+      </w:r>
+      <w:r>
+        <w:rPr>
+          <w:lang w:val="en_US" w:bidi="en_US"/>
+        </w:rPr>
+      </w:r>
+      <w:r>
+        <w:rPr>
+          <w:lang w:val="en_US" w:bidi="en_US"/>
+        </w:rPr>
+      </w:r>
+    </w:p>
+    <w:p>
+      <w:pPr/>
+      <w:r>
+        <w:rPr>
+          <w:lang w:val="en_US" w:bidi="en_US"/>
+        </w:rPr>
+      </w:r>
+    </w:p>
+    <w:p>
+      <w:pPr>
+        <w:pStyle w:val="Heading2"/>
+      </w:pPr>
+      <w:r>
+        <w:rPr>
+          <w:lang w:val="en_US" w:bidi="en_US"/>
+        </w:rPr>
+        <w:t>Zephaniah 1:7–18</w:t>
+      </w:r>
+      <w:r>
+        <w:rPr>
+          <w:lang w:val="en_US" w:bidi="en_US"/>
+        </w:rPr>
+      </w:r>
+    </w:p>
+    <w:p>
+      <w:pPr/>
+      <w:r>
+        <w:rPr>
+          <w:lang w:val="en_US" w:bidi="en_US"/>
+        </w:rPr>
+      </w:r>
+      <w:r>
+        <w:rPr>
+          <w:lang w:val="en_US" w:bidi="en_US"/>
+        </w:rPr>
+        <w:t>We should view the entire passage as one large event. Some parts were fulfilled when Jerusalem fell in 586 BC. Other parts repeated in different historical periods, like the destruction of Jerusalem in AD 70. The whole prophecy will be fulfilled at the end of time. Then, God will fully and finally judge the world and renew creation (</w:t>
+      </w:r>
+      <w:hyperlink r:id="rId27">
+        <w:r>
+          <w:rPr>
+            <w:lang w:val="en_US" w:bidi="en_US"/>
+          </w:rPr>
+          <w:rPr>
+            <w:color w:val="0000EE"/>
+            <w:u w:val="single"/>
+          </w:rPr>
+          <w:t>Revelation 19:11–22:5</w:t>
+        </w:r>
+      </w:hyperlink>
+      <w:r>
+        <w:rPr>
+          <w:lang w:val="en_US" w:bidi="en_US"/>
+        </w:rPr>
+        <w:t>).</w:t>
+      </w:r>
+      <w:r>
+        <w:rPr>
+          <w:lang w:val="en_US" w:bidi="en_US"/>
+        </w:rPr>
+      </w:r>
+      <w:r>
+        <w:rPr>
+          <w:lang w:val="en_US" w:bidi="en_US"/>
+        </w:rPr>
+      </w:r>
+    </w:p>
+    <w:p>
+      <w:pPr/>
+      <w:r>
+        <w:rPr>
+          <w:lang w:val="en_US" w:bidi="en_US"/>
+        </w:rPr>
+      </w:r>
+    </w:p>
+    <w:p>
+      <w:pPr>
+        <w:pStyle w:val="Heading2"/>
+      </w:pPr>
+      <w:r>
+        <w:rPr>
+          <w:lang w:val="en_US" w:bidi="en_US"/>
+        </w:rPr>
+        <w:t>Zephaniah 1:8</w:t>
+      </w:r>
+      <w:r>
+        <w:rPr>
+          <w:lang w:val="en_US" w:bidi="en_US"/>
+        </w:rPr>
+      </w:r>
+    </w:p>
+    <w:p>
+      <w:pPr/>
+      <w:r>
+        <w:rPr>
+          <w:lang w:val="en_US" w:bidi="en_US"/>
+        </w:rPr>
+      </w:r>
+      <w:r>
+        <w:rPr>
+          <w:lang w:val="en_US" w:bidi="en_US"/>
+        </w:rPr>
+        <w:t xml:space="preserve">The leaders and princes of Judah were: </w:t>
+      </w:r>
+    </w:p>
+    <w:p>
+      <w:pPr>
+        <w:pStyle w:val="ListBullet"/>
+        <w:spacing w:line="240" w:lineRule="auto"/>
+        <w:ind w:left="720"/>
+      </w:pPr>
+      <w:r>
+        <w:rPr>
+          <w:lang w:val="en_US" w:bidi="en_US"/>
+        </w:rPr>
+      </w:r>
+      <w:r>
+        <w:rPr>
+          <w:lang w:val="en_US" w:bidi="en_US"/>
+        </w:rPr>
+        <w:t>the tribal chiefs of Israel (</w:t>
+      </w:r>
+      <w:hyperlink r:id="rId28">
+        <w:r>
+          <w:rPr>
+            <w:lang w:val="en_US" w:bidi="en_US"/>
+          </w:rPr>
+          <w:rPr>
+            <w:color w:val="0000EE"/>
+            <w:u w:val="single"/>
+          </w:rPr>
+          <w:t>Numbers 1:4</w:t>
+        </w:r>
+      </w:hyperlink>
+      <w:r>
+        <w:rPr>
+          <w:lang w:val="en_US" w:bidi="en_US"/>
+        </w:rPr>
+        <w:t>),</w:t>
+      </w:r>
+    </w:p>
+    <w:p>
+      <w:pPr>
+        <w:pStyle w:val="ListBullet"/>
+        <w:spacing w:line="240" w:lineRule="auto"/>
+        <w:ind w:left="720"/>
+      </w:pPr>
+      <w:r>
+        <w:rPr>
+          <w:lang w:val="en_US" w:bidi="en_US"/>
+        </w:rPr>
+      </w:r>
+      <w:r>
+        <w:rPr>
+          <w:lang w:val="en_US" w:bidi="en_US"/>
+        </w:rPr>
+        <w:t>court officials (</w:t>
+      </w:r>
+      <w:hyperlink r:id="rId29">
+        <w:r>
+          <w:rPr>
+            <w:lang w:val="en_US" w:bidi="en_US"/>
+          </w:rPr>
+          <w:rPr>
+            <w:color w:val="0000EE"/>
+            <w:u w:val="single"/>
+          </w:rPr>
+          <w:t>1 Chronicles 22:17</w:t>
+        </w:r>
+      </w:hyperlink>
+      <w:r>
+        <w:rPr>
+          <w:lang w:val="en_US" w:bidi="en_US"/>
+        </w:rPr>
+        <w:t>),</w:t>
+      </w:r>
+    </w:p>
+    <w:p>
+      <w:pPr>
+        <w:pStyle w:val="ListBullet"/>
+        <w:spacing w:line="240" w:lineRule="auto"/>
+        <w:ind w:left="720"/>
+      </w:pPr>
+      <w:r>
+        <w:rPr>
+          <w:lang w:val="en_US" w:bidi="en_US"/>
+        </w:rPr>
+      </w:r>
+      <w:r>
+        <w:rPr>
+          <w:lang w:val="en_US" w:bidi="en_US"/>
+        </w:rPr>
+        <w:t>district supervisors (</w:t>
+      </w:r>
+      <w:hyperlink r:id="rId30">
+        <w:r>
+          <w:rPr>
+            <w:lang w:val="en_US" w:bidi="en_US"/>
+          </w:rPr>
+          <w:rPr>
+            <w:color w:val="0000EE"/>
+            <w:u w:val="single"/>
+          </w:rPr>
+          <w:t>1 Kings 20:14–15</w:t>
+        </w:r>
+      </w:hyperlink>
+      <w:r>
+        <w:rPr>
+          <w:lang w:val="en_US" w:bidi="en_US"/>
+        </w:rPr>
+        <w:t>),</w:t>
+      </w:r>
+    </w:p>
+    <w:p>
+      <w:pPr>
+        <w:pStyle w:val="ListBullet"/>
+        <w:spacing w:line="240" w:lineRule="auto"/>
+        <w:ind w:left="720"/>
+      </w:pPr>
+      <w:r>
+        <w:rPr>
+          <w:lang w:val="en_US" w:bidi="en_US"/>
+        </w:rPr>
+      </w:r>
+      <w:r>
+        <w:rPr>
+          <w:lang w:val="en_US" w:bidi="en_US"/>
+        </w:rPr>
+        <w:t>city officials (</w:t>
+      </w:r>
+      <w:hyperlink r:id="rId31">
+        <w:r>
+          <w:rPr>
+            <w:lang w:val="en_US" w:bidi="en_US"/>
+          </w:rPr>
+          <w:rPr>
+            <w:color w:val="0000EE"/>
+            <w:u w:val="single"/>
+          </w:rPr>
+          <w:t>Judges 8:6</w:t>
+        </w:r>
+      </w:hyperlink>
+      <w:r>
+        <w:rPr>
+          <w:lang w:val="en_US" w:bidi="en_US"/>
+        </w:rPr>
+        <w:t>),</w:t>
+      </w:r>
+    </w:p>
+    <w:p>
+      <w:pPr>
+        <w:pStyle w:val="ListBullet"/>
+        <w:spacing w:line="240" w:lineRule="auto"/>
+        <w:ind w:left="720"/>
+      </w:pPr>
+      <w:r>
+        <w:rPr>
+          <w:lang w:val="en_US" w:bidi="en_US"/>
+        </w:rPr>
+      </w:r>
+      <w:r>
+        <w:rPr>
+          <w:lang w:val="en_US" w:bidi="en_US"/>
+        </w:rPr>
+        <w:t>military leaders (</w:t>
+      </w:r>
+      <w:hyperlink r:id="rId32">
+        <w:r>
+          <w:rPr>
+            <w:lang w:val="en_US" w:bidi="en_US"/>
+          </w:rPr>
+          <w:rPr>
+            <w:color w:val="0000EE"/>
+            <w:u w:val="single"/>
+          </w:rPr>
+          <w:t>1 Kings 2:5</w:t>
+        </w:r>
+      </w:hyperlink>
+      <w:r>
+        <w:rPr>
+          <w:lang w:val="en_US" w:bidi="en_US"/>
+        </w:rPr>
+        <w:t xml:space="preserve">; </w:t>
+      </w:r>
+      <w:hyperlink r:id="rId33">
+        <w:r>
+          <w:rPr>
+            <w:lang w:val="en_US" w:bidi="en_US"/>
+          </w:rPr>
+          <w:rPr>
+            <w:color w:val="0000EE"/>
+            <w:u w:val="single"/>
+          </w:rPr>
+          <w:t>2 Kings 1:9–14</w:t>
+        </w:r>
+      </w:hyperlink>
+      <w:r>
+        <w:rPr>
+          <w:lang w:val="en_US" w:bidi="en_US"/>
+        </w:rPr>
+        <w:t xml:space="preserve">; </w:t>
+      </w:r>
+      <w:hyperlink r:id="rId34">
+        <w:r>
+          <w:rPr>
+            <w:lang w:val="en_US" w:bidi="en_US"/>
+          </w:rPr>
+          <w:rPr>
+            <w:color w:val="0000EE"/>
+            <w:u w:val="single"/>
+          </w:rPr>
+          <w:t>25:23</w:t>
+        </w:r>
+      </w:hyperlink>
+      <w:r>
+        <w:rPr>
+          <w:lang w:val="en_US" w:bidi="en_US"/>
+        </w:rPr>
+        <w:t xml:space="preserve">, </w:t>
+      </w:r>
+      <w:hyperlink r:id="rId35">
+        <w:r>
+          <w:rPr>
+            <w:lang w:val="en_US" w:bidi="en_US"/>
+          </w:rPr>
+          <w:rPr>
+            <w:color w:val="0000EE"/>
+            <w:u w:val="single"/>
+          </w:rPr>
+          <w:t>26</w:t>
+        </w:r>
+      </w:hyperlink>
+      <w:r>
+        <w:rPr>
+          <w:lang w:val="en_US" w:bidi="en_US"/>
+        </w:rPr>
+        <w:t>), or even</w:t>
+      </w:r>
+    </w:p>
+    <w:p>
+      <w:pPr>
+        <w:pStyle w:val="ListBullet"/>
+        <w:spacing w:line="240" w:lineRule="auto"/>
+        <w:ind w:left="720"/>
+      </w:pPr>
+      <w:r>
+        <w:rPr>
+          <w:lang w:val="en_US" w:bidi="en_US"/>
+        </w:rPr>
+      </w:r>
+      <w:r>
+        <w:rPr>
+          <w:lang w:val="en_US" w:bidi="en_US"/>
+        </w:rPr>
+        <w:t>religious leaders (</w:t>
+      </w:r>
+      <w:hyperlink r:id="rId36">
+        <w:r>
+          <w:rPr>
+            <w:lang w:val="en_US" w:bidi="en_US"/>
+          </w:rPr>
+          <w:rPr>
+            <w:color w:val="0000EE"/>
+            <w:u w:val="single"/>
+          </w:rPr>
+          <w:t>Ezra 8:24</w:t>
+        </w:r>
+      </w:hyperlink>
+      <w:r>
+        <w:rPr>
+          <w:lang w:val="en_US" w:bidi="en_US"/>
+        </w:rPr>
+        <w:t>).</w:t>
+      </w:r>
+    </w:p>
+    <w:p>
+      <w:pPr/>
+      <w:r>
+        <w:rPr>
+          <w:lang w:val="en_US" w:bidi="en_US"/>
+        </w:rPr>
+      </w:r>
+      <w:r>
+        <w:rPr>
+          <w:lang w:val="en_US" w:bidi="en_US"/>
+        </w:rPr>
+        <w:t xml:space="preserve">Their important roles gave them great responsibility before God (see </w:t>
+      </w:r>
+      <w:hyperlink r:id="rId37">
+        <w:r>
+          <w:rPr>
+            <w:lang w:val="en_US" w:bidi="en_US"/>
+          </w:rPr>
+          <w:rPr>
+            <w:color w:val="0000EE"/>
+            <w:u w:val="single"/>
+          </w:rPr>
+          <w:t>James 3:1</w:t>
+        </w:r>
+      </w:hyperlink>
+      <w:r>
+        <w:rPr>
+          <w:lang w:val="en_US" w:bidi="en_US"/>
+        </w:rPr>
+        <w:t>).</w:t>
+      </w:r>
+      <w:r>
+        <w:rPr>
+          <w:lang w:val="en_US" w:bidi="en_US"/>
+        </w:rPr>
+      </w:r>
+      <w:r>
+        <w:rPr>
+          <w:lang w:val="en_US" w:bidi="en_US"/>
+        </w:rPr>
+      </w:r>
+    </w:p>
+    <w:p>
+      <w:pPr/>
+      <w:r>
+        <w:rPr>
+          <w:lang w:val="en_US" w:bidi="en_US"/>
+        </w:rPr>
+      </w:r>
+    </w:p>
+    <w:p>
+      <w:pPr>
+        <w:pStyle w:val="Heading2"/>
+      </w:pPr>
+      <w:r>
+        <w:rPr>
+          <w:lang w:val="en_US" w:bidi="en_US"/>
+        </w:rPr>
+        <w:t>Zephaniah 1:9</w:t>
+      </w:r>
+      <w:r>
+        <w:rPr>
+          <w:lang w:val="en_US" w:bidi="en_US"/>
+        </w:rPr>
+      </w:r>
+    </w:p>
+    <w:p>
+      <w:pPr/>
+      <w:r>
+        <w:rPr>
+          <w:lang w:val="en_US" w:bidi="en_US"/>
+        </w:rPr>
+      </w:r>
+      <w:r>
+        <w:rPr>
+          <w:i/>
+          <w:lang w:val="en_US" w:bidi="en_US"/>
+        </w:rPr>
+        <w:t>all who leap over the threshold</w:t>
+      </w:r>
+      <w:r>
+        <w:rPr>
+          <w:lang w:val="en_US" w:bidi="en_US"/>
+        </w:rPr>
+        <w:t xml:space="preserve">: The people of Judah continued the pagan custom of jumping over a temple's threshold to avoid touching it, out of respect for that pagan god (see </w:t>
+      </w:r>
+      <w:hyperlink r:id="rId38">
+        <w:r>
+          <w:rPr>
+            <w:lang w:val="en_US" w:bidi="en_US"/>
+          </w:rPr>
+          <w:rPr>
+            <w:color w:val="0000EE"/>
+            <w:u w:val="single"/>
+          </w:rPr>
+          <w:t>1 Samuel 5:1–5</w:t>
+        </w:r>
+      </w:hyperlink>
+      <w:r>
+        <w:rPr>
+          <w:lang w:val="en_US" w:bidi="en_US"/>
+        </w:rPr>
+        <w:t>).</w:t>
+      </w:r>
+      <w:r>
+        <w:rPr>
+          <w:lang w:val="en_US" w:bidi="en_US"/>
+        </w:rPr>
+      </w:r>
+      <w:r>
+        <w:rPr>
+          <w:lang w:val="en_US" w:bidi="en_US"/>
+        </w:rPr>
+      </w:r>
+    </w:p>
+    <w:p>
+      <w:pPr/>
+      <w:r>
+        <w:rPr>
+          <w:lang w:val="en_US" w:bidi="en_US"/>
+        </w:rPr>
+      </w:r>
+    </w:p>
+    <w:p>
+      <w:pPr>
+        <w:pStyle w:val="Heading2"/>
+      </w:pPr>
+      <w:r>
+        <w:rPr>
+          <w:lang w:val="en_US" w:bidi="en_US"/>
+        </w:rPr>
+        <w:t>Zephaniah 1:10</w:t>
+      </w:r>
+      <w:r>
+        <w:rPr>
+          <w:lang w:val="en_US" w:bidi="en_US"/>
+        </w:rPr>
+      </w:r>
+    </w:p>
+    <w:p>
+      <w:pPr/>
+      <w:r>
+        <w:rPr>
+          <w:lang w:val="en_US" w:bidi="en_US"/>
+        </w:rPr>
+      </w:r>
+      <w:r>
+        <w:rPr>
+          <w:lang w:val="en_US" w:bidi="en_US"/>
+        </w:rPr>
+        <w:t>The</w:t>
+      </w:r>
+      <w:r>
+        <w:rPr>
+          <w:i/>
+          <w:lang w:val="en_US" w:bidi="en_US"/>
+        </w:rPr>
+        <w:t xml:space="preserve"> Fish Gate</w:t>
+      </w:r>
+      <w:r>
+        <w:rPr>
+          <w:lang w:val="en_US" w:bidi="en_US"/>
+        </w:rPr>
+        <w:t xml:space="preserve"> was in the northern part of Jerusalem (</w:t>
+      </w:r>
+      <w:hyperlink r:id="rId39">
+        <w:r>
+          <w:rPr>
+            <w:lang w:val="en_US" w:bidi="en_US"/>
+          </w:rPr>
+          <w:rPr>
+            <w:color w:val="0000EE"/>
+            <w:u w:val="single"/>
+          </w:rPr>
+          <w:t>Nehemiah 12:39</w:t>
+        </w:r>
+      </w:hyperlink>
+      <w:r>
+        <w:rPr>
+          <w:lang w:val="en_US" w:bidi="en_US"/>
+        </w:rPr>
+        <w:t>).</w:t>
+      </w:r>
+      <w:r>
+        <w:rPr>
+          <w:lang w:val="en_US" w:bidi="en_US"/>
+        </w:rPr>
+      </w:r>
+      <w:r>
+        <w:rPr>
+          <w:lang w:val="en_US" w:bidi="en_US"/>
+        </w:rPr>
+      </w:r>
+    </w:p>
+    <w:p>
+      <w:pPr/>
+      <w:r>
+        <w:rPr>
+          <w:lang w:val="en_US" w:bidi="en_US"/>
+        </w:rPr>
+      </w:r>
+    </w:p>
+    <w:p>
+      <w:pPr>
+        <w:pStyle w:val="Heading2"/>
+      </w:pPr>
+      <w:r>
+        <w:rPr>
+          <w:lang w:val="en_US" w:bidi="en_US"/>
+        </w:rPr>
+        <w:t>Zephaniah 1:13</w:t>
+      </w:r>
+      <w:r>
+        <w:rPr>
+          <w:lang w:val="en_US" w:bidi="en_US"/>
+        </w:rPr>
+      </w:r>
+    </w:p>
+    <w:p>
+      <w:pPr/>
+      <w:r>
+        <w:rPr>
+          <w:lang w:val="en_US" w:bidi="en_US"/>
+        </w:rPr>
+      </w:r>
+      <w:r>
+        <w:rPr>
+          <w:lang w:val="en_US" w:bidi="en_US"/>
+        </w:rPr>
+        <w:t>God would send an invading force to loot Jerusalem. The destruction would happen so fast that those who gained wealth unfairly would not live to enjoy it.</w:t>
+      </w:r>
+      <w:r>
+        <w:rPr>
+          <w:lang w:val="en_US" w:bidi="en_US"/>
+        </w:rPr>
+      </w:r>
+      <w:r>
+        <w:rPr>
+          <w:lang w:val="en_US" w:bidi="en_US"/>
+        </w:rPr>
+      </w:r>
+    </w:p>
+    <w:p>
+      <w:pPr/>
+      <w:r>
+        <w:rPr>
+          <w:lang w:val="en_US" w:bidi="en_US"/>
+        </w:rPr>
+      </w:r>
+    </w:p>
+    <w:p>
+      <w:pPr>
+        <w:pStyle w:val="Heading2"/>
+      </w:pPr>
+      <w:r>
+        <w:rPr>
+          <w:lang w:val="en_US" w:bidi="en_US"/>
+        </w:rPr>
+        <w:t>Zephaniah 1:14–18</w:t>
+      </w:r>
+      <w:r>
+        <w:rPr>
+          <w:lang w:val="en_US" w:bidi="en_US"/>
+        </w:rPr>
+      </w:r>
+    </w:p>
+    <w:p>
+      <w:pPr/>
+      <w:r>
+        <w:rPr>
+          <w:lang w:val="en_US" w:bidi="en_US"/>
+        </w:rPr>
+      </w:r>
+      <w:r>
+        <w:rPr>
+          <w:lang w:val="en_US" w:bidi="en_US"/>
+        </w:rPr>
+        <w:t>The meaning of the Day of the LORD expands to include God's actions involving the entire earth.</w:t>
+      </w:r>
+      <w:r>
+        <w:rPr>
+          <w:lang w:val="en_US" w:bidi="en_US"/>
+        </w:rPr>
+      </w:r>
+      <w:r>
+        <w:rPr>
+          <w:lang w:val="en_US" w:bidi="en_US"/>
+        </w:rPr>
+      </w:r>
+    </w:p>
+    <w:p>
+      <w:pPr/>
+      <w:r>
+        <w:rPr>
+          <w:lang w:val="en_US" w:bidi="en_US"/>
+        </w:rPr>
+      </w:r>
+    </w:p>
+    <w:p>
+      <w:pPr>
+        <w:pStyle w:val="Heading2"/>
+      </w:pPr>
+      <w:r>
+        <w:rPr>
+          <w:lang w:val="en_US" w:bidi="en_US"/>
+        </w:rPr>
+        <w:t>Zephaniah 1:15</w:t>
+      </w:r>
+      <w:r>
+        <w:rPr>
+          <w:lang w:val="en_US" w:bidi="en_US"/>
+        </w:rPr>
+      </w:r>
+    </w:p>
+    <w:p>
+      <w:pPr/>
+      <w:r>
+        <w:rPr>
+          <w:lang w:val="en_US" w:bidi="en_US"/>
+        </w:rPr>
+      </w:r>
+      <w:r>
+        <w:rPr>
+          <w:i/>
+          <w:lang w:val="en_US" w:bidi="en_US"/>
+        </w:rPr>
+        <w:t>darkness and gloom</w:t>
+      </w:r>
+      <w:r>
+        <w:rPr>
+          <w:lang w:val="en_US" w:bidi="en_US"/>
+        </w:rPr>
+        <w:t xml:space="preserve">: See also </w:t>
+      </w:r>
+      <w:hyperlink r:id="rId40">
+        <w:r>
+          <w:rPr>
+            <w:lang w:val="en_US" w:bidi="en_US"/>
+          </w:rPr>
+          <w:rPr>
+            <w:color w:val="0000EE"/>
+            <w:u w:val="single"/>
+          </w:rPr>
+          <w:t>Isaiah 13:9–10</w:t>
+        </w:r>
+      </w:hyperlink>
+      <w:r>
+        <w:rPr>
+          <w:lang w:val="en_US" w:bidi="en_US"/>
+        </w:rPr>
+        <w:t xml:space="preserve">; </w:t>
+      </w:r>
+      <w:hyperlink r:id="rId41">
+        <w:r>
+          <w:rPr>
+            <w:lang w:val="en_US" w:bidi="en_US"/>
+          </w:rPr>
+          <w:rPr>
+            <w:color w:val="0000EE"/>
+            <w:u w:val="single"/>
+          </w:rPr>
+          <w:t>Joel 2:1–2</w:t>
+        </w:r>
+      </w:hyperlink>
+      <w:r>
+        <w:rPr>
+          <w:lang w:val="en_US" w:bidi="en_US"/>
+        </w:rPr>
+        <w:t xml:space="preserve">; </w:t>
+      </w:r>
+      <w:hyperlink r:id="rId42">
+        <w:r>
+          <w:rPr>
+            <w:lang w:val="en_US" w:bidi="en_US"/>
+          </w:rPr>
+          <w:rPr>
+            <w:color w:val="0000EE"/>
+            <w:u w:val="single"/>
+          </w:rPr>
+          <w:t>Amos 5:18–20</w:t>
+        </w:r>
+      </w:hyperlink>
+      <w:r>
+        <w:rPr>
+          <w:lang w:val="en_US" w:bidi="en_US"/>
+        </w:rPr>
+        <w:t>.</w:t>
+      </w:r>
+      <w:r>
+        <w:rPr>
+          <w:lang w:val="en_US" w:bidi="en_US"/>
+        </w:rPr>
+      </w:r>
+      <w:r>
+        <w:rPr>
+          <w:lang w:val="en_US" w:bidi="en_US"/>
+        </w:rPr>
+      </w:r>
+    </w:p>
+    <w:p>
+      <w:pPr/>
+      <w:r>
+        <w:rPr>
+          <w:lang w:val="en_US" w:bidi="en_US"/>
+        </w:rPr>
+      </w:r>
+    </w:p>
+    <w:p>
+      <w:pPr>
+        <w:pStyle w:val="Heading2"/>
+      </w:pPr>
+      <w:r>
+        <w:rPr>
+          <w:lang w:val="en_US" w:bidi="en_US"/>
+        </w:rPr>
+        <w:t>Zephaniah 1:17</w:t>
+      </w:r>
+      <w:r>
+        <w:rPr>
+          <w:lang w:val="en_US" w:bidi="en_US"/>
+        </w:rPr>
+      </w:r>
+    </w:p>
+    <w:p>
+      <w:pPr/>
+      <w:r>
+        <w:rPr>
+          <w:lang w:val="en_US" w:bidi="en_US"/>
+        </w:rPr>
+      </w:r>
+      <w:r>
+        <w:rPr>
+          <w:i/>
+          <w:lang w:val="en_US" w:bidi="en_US"/>
+        </w:rPr>
+        <w:t>walk like the blind</w:t>
+      </w:r>
+      <w:r>
+        <w:rPr>
+          <w:lang w:val="en_US" w:bidi="en_US"/>
+        </w:rPr>
+        <w:t xml:space="preserve">: This is an example of God's justice (see also </w:t>
+      </w:r>
+      <w:hyperlink r:id="rId43">
+        <w:r>
+          <w:rPr>
+            <w:lang w:val="en_US" w:bidi="en_US"/>
+          </w:rPr>
+          <w:rPr>
+            <w:color w:val="0000EE"/>
+            <w:u w:val="single"/>
+          </w:rPr>
+          <w:t>Romans 1:21–32</w:t>
+        </w:r>
+      </w:hyperlink>
+      <w:r>
+        <w:rPr>
+          <w:lang w:val="en_US" w:bidi="en_US"/>
+        </w:rPr>
+        <w:t xml:space="preserve">). God’s people were blind in their moral choices and in their relationship with him. They could not see what was right or wrong (see </w:t>
+      </w:r>
+      <w:hyperlink r:id="rId44">
+        <w:r>
+          <w:rPr>
+            <w:lang w:val="en_US" w:bidi="en_US"/>
+          </w:rPr>
+          <w:rPr>
+            <w:color w:val="0000EE"/>
+            <w:u w:val="single"/>
+          </w:rPr>
+          <w:t>Exodus 23:8</w:t>
+        </w:r>
+      </w:hyperlink>
+      <w:r>
+        <w:rPr>
+          <w:lang w:val="en_US" w:bidi="en_US"/>
+        </w:rPr>
+        <w:t xml:space="preserve">; </w:t>
+      </w:r>
+      <w:hyperlink r:id="rId45">
+        <w:r>
+          <w:rPr>
+            <w:lang w:val="en_US" w:bidi="en_US"/>
+          </w:rPr>
+          <w:rPr>
+            <w:color w:val="0000EE"/>
+            <w:u w:val="single"/>
+          </w:rPr>
+          <w:t>Romans 2:19</w:t>
+        </w:r>
+      </w:hyperlink>
+      <w:r>
+        <w:rPr>
+          <w:lang w:val="en_US" w:bidi="en_US"/>
+        </w:rPr>
+        <w:t xml:space="preserve">; </w:t>
+      </w:r>
+      <w:hyperlink r:id="rId46">
+        <w:r>
+          <w:rPr>
+            <w:lang w:val="en_US" w:bidi="en_US"/>
+          </w:rPr>
+          <w:rPr>
+            <w:color w:val="0000EE"/>
+            <w:u w:val="single"/>
+          </w:rPr>
+          <w:t>1 John 2:11</w:t>
+        </w:r>
+      </w:hyperlink>
+      <w:r>
+        <w:rPr>
+          <w:lang w:val="en_US" w:bidi="en_US"/>
+        </w:rPr>
+        <w:t>). Because they sinned against the Lord and disobeyed his commands, they received the punishments promised in God’s covenant (</w:t>
+      </w:r>
+      <w:hyperlink r:id="rId47">
+        <w:r>
+          <w:rPr>
+            <w:lang w:val="en_US" w:bidi="en_US"/>
+          </w:rPr>
+          <w:rPr>
+            <w:color w:val="0000EE"/>
+            <w:u w:val="single"/>
+          </w:rPr>
+          <w:t>Deuteronomy 28:28–29</w:t>
+        </w:r>
+      </w:hyperlink>
+      <w:r>
+        <w:rPr>
+          <w:lang w:val="en_US" w:bidi="en_US"/>
+        </w:rPr>
+        <w:t>).</w:t>
+      </w:r>
+      <w:r>
+        <w:rPr>
+          <w:lang w:val="en_US" w:bidi="en_US"/>
+        </w:rPr>
+      </w:r>
+      <w:r>
+        <w:rPr>
+          <w:lang w:val="en_US" w:bidi="en_US"/>
+        </w:rPr>
+      </w:r>
+    </w:p>
+    <w:p>
+      <w:pPr/>
+      <w:r>
+        <w:rPr>
+          <w:lang w:val="en_US" w:bidi="en_US"/>
+        </w:rPr>
+      </w:r>
+    </w:p>
+    <w:p>
+      <w:pPr>
+        <w:pStyle w:val="Heading2"/>
+      </w:pPr>
+      <w:r>
+        <w:rPr>
+          <w:lang w:val="en_US" w:bidi="en_US"/>
+        </w:rPr>
+        <w:t>Zephaniah 2:1–3</w:t>
+      </w:r>
+      <w:r>
+        <w:rPr>
+          <w:lang w:val="en_US" w:bidi="en_US"/>
+        </w:rPr>
+      </w:r>
+    </w:p>
+    <w:p>
+      <w:pPr/>
+      <w:r>
+        <w:rPr>
+          <w:lang w:val="en_US" w:bidi="en_US"/>
+        </w:rPr>
+      </w:r>
+      <w:r>
+        <w:rPr>
+          <w:lang w:val="en_US" w:bidi="en_US"/>
+        </w:rPr>
+        <w:t>After describing the terrifying scene, Zephaniah urges his nation to repent and humble themselves before God.</w:t>
+      </w:r>
+      <w:r>
+        <w:rPr>
+          <w:lang w:val="en_US" w:bidi="en_US"/>
+        </w:rPr>
+      </w:r>
+      <w:r>
+        <w:rPr>
+          <w:lang w:val="en_US" w:bidi="en_US"/>
+        </w:rPr>
+      </w:r>
+    </w:p>
+    <w:p>
+      <w:pPr/>
+      <w:r>
+        <w:rPr>
+          <w:lang w:val="en_US" w:bidi="en_US"/>
+        </w:rPr>
+      </w:r>
+    </w:p>
+    <w:p>
+      <w:pPr>
+        <w:pStyle w:val="Heading2"/>
+      </w:pPr>
+      <w:r>
+        <w:rPr>
+          <w:lang w:val="en_US" w:bidi="en_US"/>
+        </w:rPr>
+        <w:t>Zephaniah 2:2</w:t>
+      </w:r>
+      <w:r>
+        <w:rPr>
+          <w:lang w:val="en_US" w:bidi="en_US"/>
+        </w:rPr>
+      </w:r>
+    </w:p>
+    <w:p>
+      <w:pPr/>
+      <w:r>
+        <w:rPr>
+          <w:lang w:val="en_US" w:bidi="en_US"/>
+        </w:rPr>
+      </w:r>
+      <w:r>
+        <w:rPr>
+          <w:lang w:val="en_US" w:bidi="en_US"/>
+        </w:rPr>
+        <w:t>Farmers threshed grain on windy hilltops. They tossed the mixed grain and chaff into the air. The wind blew the chaff away, while the heavier grain fell to the ground. The chance to repent was brief.</w:t>
+      </w:r>
+      <w:r>
+        <w:rPr>
+          <w:lang w:val="en_US" w:bidi="en_US"/>
+        </w:rPr>
+      </w:r>
+      <w:r>
+        <w:rPr>
+          <w:lang w:val="en_US" w:bidi="en_US"/>
+        </w:rPr>
+      </w:r>
+    </w:p>
+    <w:p>
+      <w:pPr/>
+      <w:r>
+        <w:rPr>
+          <w:lang w:val="en_US" w:bidi="en_US"/>
+        </w:rPr>
+      </w:r>
+    </w:p>
+    <w:p>
+      <w:pPr>
+        <w:pStyle w:val="Heading2"/>
+      </w:pPr>
+      <w:r>
+        <w:rPr>
+          <w:lang w:val="en_US" w:bidi="en_US"/>
+        </w:rPr>
+        <w:t>Zephaniah 2:3</w:t>
+      </w:r>
+      <w:r>
+        <w:rPr>
+          <w:lang w:val="en_US" w:bidi="en_US"/>
+        </w:rPr>
+      </w:r>
+    </w:p>
+    <w:p>
+      <w:pPr/>
+      <w:r>
+        <w:rPr>
+          <w:lang w:val="en_US" w:bidi="en_US"/>
+        </w:rPr>
+      </w:r>
+      <w:r>
+        <w:rPr>
+          <w:i/>
+          <w:lang w:val="en_US" w:bidi="en_US"/>
+        </w:rPr>
+        <w:t>all you humble</w:t>
+      </w:r>
+      <w:r>
+        <w:rPr>
+          <w:lang w:val="en_US" w:bidi="en_US"/>
+        </w:rPr>
+        <w:t>: True humility means submitting to and depending on God (</w:t>
+      </w:r>
+      <w:hyperlink r:id="rId48">
+        <w:r>
+          <w:rPr>
+            <w:lang w:val="en_US" w:bidi="en_US"/>
+          </w:rPr>
+          <w:rPr>
+            <w:color w:val="0000EE"/>
+            <w:u w:val="single"/>
+          </w:rPr>
+          <w:t>Psalms 18:25–27</w:t>
+        </w:r>
+      </w:hyperlink>
+      <w:r>
+        <w:rPr>
+          <w:lang w:val="en_US" w:bidi="en_US"/>
+        </w:rPr>
+        <w:t xml:space="preserve">; </w:t>
+      </w:r>
+      <w:hyperlink r:id="rId49">
+        <w:r>
+          <w:rPr>
+            <w:lang w:val="en_US" w:bidi="en_US"/>
+          </w:rPr>
+          <w:rPr>
+            <w:color w:val="0000EE"/>
+            <w:u w:val="single"/>
+          </w:rPr>
+          <w:t>119:142–144</w:t>
+        </w:r>
+      </w:hyperlink>
+      <w:r>
+        <w:rPr>
+          <w:lang w:val="en_US" w:bidi="en_US"/>
+        </w:rPr>
+        <w:t xml:space="preserve">; </w:t>
+      </w:r>
+      <w:hyperlink r:id="rId50">
+        <w:r>
+          <w:rPr>
+            <w:lang w:val="en_US" w:bidi="en_US"/>
+          </w:rPr>
+          <w:rPr>
+            <w:color w:val="0000EE"/>
+            <w:u w:val="single"/>
+          </w:rPr>
+          <w:t>Proverbs 15:33</w:t>
+        </w:r>
+      </w:hyperlink>
+      <w:r>
+        <w:rPr>
+          <w:lang w:val="en_US" w:bidi="en_US"/>
+        </w:rPr>
+        <w:t xml:space="preserve">; </w:t>
+      </w:r>
+      <w:hyperlink r:id="rId51">
+        <w:r>
+          <w:rPr>
+            <w:lang w:val="en_US" w:bidi="en_US"/>
+          </w:rPr>
+          <w:rPr>
+            <w:color w:val="0000EE"/>
+            <w:u w:val="single"/>
+          </w:rPr>
+          <w:t>18:12</w:t>
+        </w:r>
+      </w:hyperlink>
+      <w:r>
+        <w:rPr>
+          <w:lang w:val="en_US" w:bidi="en_US"/>
+        </w:rPr>
+        <w:t xml:space="preserve">; </w:t>
+      </w:r>
+      <w:hyperlink r:id="rId52">
+        <w:r>
+          <w:rPr>
+            <w:lang w:val="en_US" w:bidi="en_US"/>
+          </w:rPr>
+          <w:rPr>
+            <w:color w:val="0000EE"/>
+            <w:u w:val="single"/>
+          </w:rPr>
+          <w:t>22:4</w:t>
+        </w:r>
+      </w:hyperlink>
+      <w:r>
+        <w:rPr>
+          <w:lang w:val="en_US" w:bidi="en_US"/>
+        </w:rPr>
+        <w:t>).</w:t>
+      </w:r>
+      <w:r>
+        <w:rPr>
+          <w:lang w:val="en_US" w:bidi="en_US"/>
+        </w:rPr>
+      </w:r>
+      <w:r>
+        <w:rPr>
+          <w:lang w:val="en_US" w:bidi="en_US"/>
+        </w:rPr>
+      </w:r>
+    </w:p>
+    <w:p>
+      <w:pPr/>
+      <w:r>
+        <w:rPr>
+          <w:lang w:val="en_US" w:bidi="en_US"/>
+        </w:rPr>
+      </w:r>
+    </w:p>
+    <w:p>
+      <w:pPr>
+        <w:pStyle w:val="Heading2"/>
+      </w:pPr>
+      <w:r>
+        <w:rPr>
+          <w:lang w:val="en_US" w:bidi="en_US"/>
+        </w:rPr>
+        <w:t>Zephaniah 2:4</w:t>
+      </w:r>
+      <w:r>
+        <w:rPr>
+          <w:lang w:val="en_US" w:bidi="en_US"/>
+        </w:rPr>
+      </w:r>
+    </w:p>
+    <w:p>
+      <w:pPr/>
+      <w:r>
+        <w:rPr>
+          <w:lang w:val="en_US" w:bidi="en_US"/>
+        </w:rPr>
+      </w:r>
+      <w:r>
+        <w:rPr>
+          <w:lang w:val="en_US" w:bidi="en_US"/>
+        </w:rPr>
+        <w:t xml:space="preserve">King Nebuchadnezzar of Babylon conquered the Philistine cities of Gaza, Ashkelon, Ashdod, and Ekron. Gaza remained deserted, but the others recovered and continued into later times. Zephaniah does not mention Gath, the fifth major Philistine city (see </w:t>
+      </w:r>
+      <w:hyperlink r:id="rId53">
+        <w:r>
+          <w:rPr>
+            <w:lang w:val="en_US" w:bidi="en_US"/>
+          </w:rPr>
+          <w:rPr>
+            <w:color w:val="0000EE"/>
+            <w:u w:val="single"/>
+          </w:rPr>
+          <w:t>1 Samuel 6:17</w:t>
+        </w:r>
+      </w:hyperlink>
+      <w:r>
+        <w:rPr>
+          <w:lang w:val="en_US" w:bidi="en_US"/>
+        </w:rPr>
+        <w:t>), which had either disappeared or become unimportant by Zephaniah’s time.</w:t>
+      </w:r>
+      <w:r>
+        <w:rPr>
+          <w:lang w:val="en_US" w:bidi="en_US"/>
+        </w:rPr>
+      </w:r>
+      <w:r>
+        <w:rPr>
+          <w:lang w:val="en_US" w:bidi="en_US"/>
+        </w:rPr>
+      </w:r>
+    </w:p>
+    <w:p>
+      <w:pPr/>
+      <w:r>
+        <w:rPr>
+          <w:lang w:val="en_US" w:bidi="en_US"/>
+        </w:rPr>
+      </w:r>
+    </w:p>
+    <w:p>
+      <w:pPr>
+        <w:pStyle w:val="Heading2"/>
+      </w:pPr>
+      <w:r>
+        <w:rPr>
+          <w:lang w:val="en_US" w:bidi="en_US"/>
+        </w:rPr>
+        <w:t>Zephaniah 2:4–15</w:t>
+      </w:r>
+      <w:r>
+        <w:rPr>
+          <w:lang w:val="en_US" w:bidi="en_US"/>
+        </w:rPr>
+      </w:r>
+    </w:p>
+    <w:p>
+      <w:pPr/>
+      <w:r>
+        <w:rPr>
+          <w:lang w:val="en_US" w:bidi="en_US"/>
+        </w:rPr>
+      </w:r>
+      <w:r>
+        <w:rPr>
+          <w:lang w:val="en_US" w:bidi="en_US"/>
+        </w:rPr>
+        <w:t>Zephaniah started his messages with the Philistines, whose kingdom was west of Judah (</w:t>
+      </w:r>
+      <w:hyperlink r:id="rId54">
+        <w:r>
+          <w:rPr>
+            <w:lang w:val="en_US" w:bidi="en_US"/>
+          </w:rPr>
+          <w:rPr>
+            <w:color w:val="0000EE"/>
+            <w:u w:val="single"/>
+          </w:rPr>
+          <w:t>Zephaniah 2:4–7</w:t>
+        </w:r>
+      </w:hyperlink>
+      <w:r>
+        <w:rPr>
+          <w:lang w:val="en_US" w:bidi="en_US"/>
+        </w:rPr>
+        <w:t>). He then addressed Moab and Ammon to the east (</w:t>
+      </w:r>
+      <w:hyperlink r:id="rId55">
+        <w:r>
+          <w:rPr>
+            <w:lang w:val="en_US" w:bidi="en_US"/>
+          </w:rPr>
+          <w:rPr>
+            <w:color w:val="0000EE"/>
+            <w:u w:val="single"/>
+          </w:rPr>
+          <w:t>Zephaniah 2:8–11</w:t>
+        </w:r>
+      </w:hyperlink>
+      <w:r>
+        <w:rPr>
+          <w:lang w:val="en_US" w:bidi="en_US"/>
+        </w:rPr>
+        <w:t>), and finally mentioned Cush (Ethiopia) to the south (</w:t>
+      </w:r>
+      <w:hyperlink r:id="rId56">
+        <w:r>
+          <w:rPr>
+            <w:lang w:val="en_US" w:bidi="en_US"/>
+          </w:rPr>
+          <w:rPr>
+            <w:color w:val="0000EE"/>
+            <w:u w:val="single"/>
+          </w:rPr>
+          <w:t>2:12</w:t>
+        </w:r>
+      </w:hyperlink>
+      <w:r>
+        <w:rPr>
+          <w:lang w:val="en_US" w:bidi="en_US"/>
+        </w:rPr>
+        <w:t>) and Assyria to the north (</w:t>
+      </w:r>
+      <w:hyperlink r:id="rId57">
+        <w:r>
+          <w:rPr>
+            <w:lang w:val="en_US" w:bidi="en_US"/>
+          </w:rPr>
+          <w:rPr>
+            <w:color w:val="0000EE"/>
+            <w:u w:val="single"/>
+          </w:rPr>
+          <w:t>2:13–15</w:t>
+        </w:r>
+      </w:hyperlink>
+      <w:r>
+        <w:rPr>
+          <w:lang w:val="en_US" w:bidi="en_US"/>
+        </w:rPr>
+        <w:t>).</w:t>
+      </w:r>
+      <w:r>
+        <w:rPr>
+          <w:lang w:val="en_US" w:bidi="en_US"/>
+        </w:rPr>
+      </w:r>
+      <w:r>
+        <w:rPr>
+          <w:lang w:val="en_US" w:bidi="en_US"/>
+        </w:rPr>
+      </w:r>
+    </w:p>
+    <w:p>
+      <w:pPr/>
+      <w:r>
+        <w:rPr>
+          <w:lang w:val="en_US" w:bidi="en_US"/>
+        </w:rPr>
+      </w:r>
+    </w:p>
+    <w:p>
+      <w:pPr>
+        <w:pStyle w:val="Heading2"/>
+      </w:pPr>
+      <w:r>
+        <w:rPr>
+          <w:lang w:val="en_US" w:bidi="en_US"/>
+        </w:rPr>
+        <w:t>Zephaniah 2:4–3.20</w:t>
+      </w:r>
+      <w:r>
+        <w:rPr>
+          <w:lang w:val="en_US" w:bidi="en_US"/>
+        </w:rPr>
+      </w:r>
+    </w:p>
+    <w:p>
+      <w:pPr/>
+      <w:r>
+        <w:rPr>
+          <w:lang w:val="en_US" w:bidi="en_US"/>
+        </w:rPr>
+      </w:r>
+      <w:r>
+        <w:rPr>
+          <w:lang w:val="en_US" w:bidi="en_US"/>
+        </w:rPr>
+        <w:t>Zephaniah first focuses on judging the foreign nations (</w:t>
+      </w:r>
+      <w:hyperlink r:id="rId58">
+        <w:r>
+          <w:rPr>
+            <w:lang w:val="en_US" w:bidi="en_US"/>
+          </w:rPr>
+          <w:rPr>
+            <w:color w:val="0000EE"/>
+            <w:u w:val="single"/>
+          </w:rPr>
+          <w:t>Zephaniah 2:4–15</w:t>
+        </w:r>
+      </w:hyperlink>
+      <w:r>
+        <w:rPr>
+          <w:lang w:val="en_US" w:bidi="en_US"/>
+        </w:rPr>
+        <w:t>). Then, he returns to judging Judah and Jerusalem (</w:t>
+      </w:r>
+      <w:hyperlink r:id="rId59">
+        <w:r>
+          <w:rPr>
+            <w:lang w:val="en_US" w:bidi="en_US"/>
+          </w:rPr>
+          <w:rPr>
+            <w:color w:val="0000EE"/>
+            <w:u w:val="single"/>
+          </w:rPr>
+          <w:t>Zephaniah 3:1–8</w:t>
+        </w:r>
+      </w:hyperlink>
+      <w:r>
+        <w:rPr>
+          <w:lang w:val="en_US" w:bidi="en_US"/>
+        </w:rPr>
+        <w:t>). Finally, he describes God's plans for his purified and obedient people (</w:t>
+      </w:r>
+      <w:hyperlink r:id="rId60">
+        <w:r>
+          <w:rPr>
+            <w:lang w:val="en_US" w:bidi="en_US"/>
+          </w:rPr>
+          <w:rPr>
+            <w:color w:val="0000EE"/>
+            <w:u w:val="single"/>
+          </w:rPr>
+          <w:t>Zephaniah 3:9–20</w:t>
+        </w:r>
+      </w:hyperlink>
+      <w:r>
+        <w:rPr>
+          <w:lang w:val="en_US" w:bidi="en_US"/>
+        </w:rPr>
+        <w:t>).</w:t>
+      </w:r>
+      <w:r>
+        <w:rPr>
+          <w:lang w:val="en_US" w:bidi="en_US"/>
+        </w:rPr>
+      </w:r>
+      <w:r>
+        <w:rPr>
+          <w:lang w:val="en_US" w:bidi="en_US"/>
+        </w:rPr>
+      </w:r>
+    </w:p>
+    <w:p>
+      <w:pPr/>
+      <w:r>
+        <w:rPr>
+          <w:lang w:val="en_US" w:bidi="en_US"/>
+        </w:rPr>
+      </w:r>
+    </w:p>
+    <w:p>
+      <w:pPr>
+        <w:pStyle w:val="Heading2"/>
+      </w:pPr>
+      <w:r>
+        <w:rPr>
+          <w:lang w:val="en_US" w:bidi="en_US"/>
+        </w:rPr>
+        <w:t>Zephaniah 2:5</w:t>
+      </w:r>
+      <w:r>
+        <w:rPr>
+          <w:lang w:val="en_US" w:bidi="en_US"/>
+        </w:rPr>
+      </w:r>
+    </w:p>
+    <w:p>
+      <w:pPr/>
+      <w:r>
+        <w:rPr>
+          <w:lang w:val="en_US" w:bidi="en_US"/>
+        </w:rPr>
+      </w:r>
+      <w:r>
+        <w:rPr>
+          <w:lang w:val="en_US" w:bidi="en_US"/>
+        </w:rPr>
+        <w:t xml:space="preserve">Old Testament scholars think the Philistines came from the island of Crete (compare </w:t>
+      </w:r>
+      <w:hyperlink r:id="rId61">
+        <w:r>
+          <w:rPr>
+            <w:lang w:val="en_US" w:bidi="en_US"/>
+          </w:rPr>
+          <w:rPr>
+            <w:color w:val="0000EE"/>
+            <w:u w:val="single"/>
+          </w:rPr>
+          <w:t>Ezekiel 25:16</w:t>
+        </w:r>
+      </w:hyperlink>
+      <w:r>
+        <w:rPr>
+          <w:lang w:val="en_US" w:bidi="en_US"/>
+        </w:rPr>
+        <w:t>).</w:t>
+      </w:r>
+      <w:r>
+        <w:rPr>
+          <w:lang w:val="en_US" w:bidi="en_US"/>
+        </w:rPr>
+      </w:r>
+      <w:r>
+        <w:rPr>
+          <w:lang w:val="en_US" w:bidi="en_US"/>
+        </w:rPr>
+      </w:r>
+    </w:p>
+    <w:p>
+      <w:pPr/>
+      <w:r>
+        <w:rPr>
+          <w:lang w:val="en_US" w:bidi="en_US"/>
+        </w:rPr>
+      </w:r>
+    </w:p>
+    <w:p>
+      <w:pPr>
+        <w:pStyle w:val="Heading2"/>
+      </w:pPr>
+      <w:r>
+        <w:rPr>
+          <w:lang w:val="en_US" w:bidi="en_US"/>
+        </w:rPr>
+        <w:t>Zephaniah 2:6</w:t>
+      </w:r>
+      <w:r>
+        <w:rPr>
+          <w:lang w:val="en_US" w:bidi="en_US"/>
+        </w:rPr>
+      </w:r>
+    </w:p>
+    <w:p>
+      <w:pPr/>
+      <w:r>
+        <w:rPr>
+          <w:lang w:val="en_US" w:bidi="en_US"/>
+        </w:rPr>
+      </w:r>
+      <w:r>
+        <w:rPr>
+          <w:i/>
+          <w:lang w:val="en_US" w:bidi="en_US"/>
+        </w:rPr>
+        <w:t>pastures … wells for shepherds and folds for sheep</w:t>
+      </w:r>
+      <w:r>
+        <w:rPr>
+          <w:lang w:val="en_US" w:bidi="en_US"/>
+        </w:rPr>
+        <w:t xml:space="preserve">: The destruction of cities and their return to nature is a severe punishment from God. See also </w:t>
+      </w:r>
+      <w:hyperlink r:id="rId62">
+        <w:r>
+          <w:rPr>
+            <w:lang w:val="en_US" w:bidi="en_US"/>
+          </w:rPr>
+          <w:rPr>
+            <w:color w:val="0000EE"/>
+            <w:u w:val="single"/>
+          </w:rPr>
+          <w:t>Isaiah 7:23–25</w:t>
+        </w:r>
+      </w:hyperlink>
+      <w:r>
+        <w:rPr>
+          <w:lang w:val="en_US" w:bidi="en_US"/>
+        </w:rPr>
+        <w:t xml:space="preserve">; </w:t>
+      </w:r>
+      <w:hyperlink r:id="rId63">
+        <w:r>
+          <w:rPr>
+            <w:lang w:val="en_US" w:bidi="en_US"/>
+          </w:rPr>
+          <w:rPr>
+            <w:color w:val="0000EE"/>
+            <w:u w:val="single"/>
+          </w:rPr>
+          <w:t>13:19–21</w:t>
+        </w:r>
+      </w:hyperlink>
+      <w:r>
+        <w:rPr>
+          <w:lang w:val="en_US" w:bidi="en_US"/>
+        </w:rPr>
+        <w:t xml:space="preserve">; </w:t>
+      </w:r>
+      <w:hyperlink r:id="rId64">
+        <w:r>
+          <w:rPr>
+            <w:lang w:val="en_US" w:bidi="en_US"/>
+          </w:rPr>
+          <w:rPr>
+            <w:color w:val="0000EE"/>
+            <w:u w:val="single"/>
+          </w:rPr>
+          <w:t>32:9–15</w:t>
+        </w:r>
+      </w:hyperlink>
+      <w:r>
+        <w:rPr>
+          <w:lang w:val="en_US" w:bidi="en_US"/>
+        </w:rPr>
+        <w:t xml:space="preserve">; </w:t>
+      </w:r>
+      <w:hyperlink r:id="rId65">
+        <w:r>
+          <w:rPr>
+            <w:lang w:val="en_US" w:bidi="en_US"/>
+          </w:rPr>
+          <w:rPr>
+            <w:color w:val="0000EE"/>
+            <w:u w:val="single"/>
+          </w:rPr>
+          <w:t>Ezekiel 35:9</w:t>
+        </w:r>
+      </w:hyperlink>
+      <w:r>
+        <w:rPr>
+          <w:lang w:val="en_US" w:bidi="en_US"/>
+        </w:rPr>
+        <w:t>.</w:t>
+      </w:r>
+      <w:r>
+        <w:rPr>
+          <w:lang w:val="en_US" w:bidi="en_US"/>
+        </w:rPr>
+      </w:r>
+      <w:r>
+        <w:rPr>
+          <w:lang w:val="en_US" w:bidi="en_US"/>
+        </w:rPr>
+      </w:r>
+    </w:p>
+    <w:p>
+      <w:pPr/>
+      <w:r>
+        <w:rPr>
+          <w:lang w:val="en_US" w:bidi="en_US"/>
+        </w:rPr>
+      </w:r>
+    </w:p>
+    <w:p>
+      <w:pPr>
+        <w:pStyle w:val="Heading2"/>
+      </w:pPr>
+      <w:r>
+        <w:rPr>
+          <w:lang w:val="en_US" w:bidi="en_US"/>
+        </w:rPr>
+        <w:t>Zephaniah 2:7</w:t>
+      </w:r>
+      <w:r>
+        <w:rPr>
+          <w:lang w:val="en_US" w:bidi="en_US"/>
+        </w:rPr>
+      </w:r>
+    </w:p>
+    <w:p>
+      <w:pPr/>
+      <w:r>
+        <w:rPr>
+          <w:lang w:val="en_US" w:bidi="en_US"/>
+        </w:rPr>
+      </w:r>
+      <w:r>
+        <w:rPr>
+          <w:lang w:val="en_US" w:bidi="en_US"/>
+        </w:rPr>
+        <w:t>The Baal worshipers (</w:t>
+      </w:r>
+      <w:hyperlink r:id="rId66">
+        <w:r>
+          <w:rPr>
+            <w:lang w:val="en_US" w:bidi="en_US"/>
+          </w:rPr>
+          <w:rPr>
+            <w:color w:val="0000EE"/>
+            <w:u w:val="single"/>
+          </w:rPr>
+          <w:t>Zephaniah 1:4</w:t>
+        </w:r>
+      </w:hyperlink>
+      <w:r>
+        <w:rPr>
+          <w:lang w:val="en_US" w:bidi="en_US"/>
+        </w:rPr>
+        <w:t>) and the Philistines would never be restored (</w:t>
+      </w:r>
+      <w:hyperlink r:id="rId67">
+        <w:r>
+          <w:rPr>
+            <w:lang w:val="en_US" w:bidi="en_US"/>
+          </w:rPr>
+          <w:rPr>
+            <w:color w:val="0000EE"/>
+            <w:u w:val="single"/>
+          </w:rPr>
+          <w:t>2:4–6</w:t>
+        </w:r>
+      </w:hyperlink>
+      <w:r>
+        <w:rPr>
+          <w:lang w:val="en_US" w:bidi="en_US"/>
+        </w:rPr>
+        <w:t xml:space="preserve">; see also </w:t>
+      </w:r>
+      <w:hyperlink r:id="rId68">
+        <w:r>
+          <w:rPr>
+            <w:lang w:val="en_US" w:bidi="en_US"/>
+          </w:rPr>
+          <w:rPr>
+            <w:color w:val="0000EE"/>
+            <w:u w:val="single"/>
+          </w:rPr>
+          <w:t>Amos 1:8</w:t>
+        </w:r>
+      </w:hyperlink>
+      <w:r>
+        <w:rPr>
+          <w:lang w:val="en_US" w:bidi="en_US"/>
+        </w:rPr>
+        <w:t>). In contrast, God promised to bring back the remaining people to their land, care for them, and restore their prosperity (</w:t>
+      </w:r>
+      <w:hyperlink r:id="rId69">
+        <w:r>
+          <w:rPr>
+            <w:lang w:val="en_US" w:bidi="en_US"/>
+          </w:rPr>
+          <w:rPr>
+            <w:color w:val="0000EE"/>
+            <w:u w:val="single"/>
+          </w:rPr>
+          <w:t>Zephaniah 3:18–20</w:t>
+        </w:r>
+      </w:hyperlink>
+      <w:r>
+        <w:rPr>
+          <w:lang w:val="en_US" w:bidi="en_US"/>
+        </w:rPr>
+        <w:t xml:space="preserve">; </w:t>
+      </w:r>
+      <w:hyperlink r:id="rId70">
+        <w:r>
+          <w:rPr>
+            <w:lang w:val="en_US" w:bidi="en_US"/>
+          </w:rPr>
+          <w:rPr>
+            <w:color w:val="0000EE"/>
+            <w:u w:val="single"/>
+          </w:rPr>
+          <w:t>Isaiah 11:11–16</w:t>
+        </w:r>
+      </w:hyperlink>
+      <w:r>
+        <w:rPr>
+          <w:lang w:val="en_US" w:bidi="en_US"/>
+        </w:rPr>
+        <w:t xml:space="preserve">; </w:t>
+      </w:r>
+      <w:hyperlink r:id="rId71">
+        <w:r>
+          <w:rPr>
+            <w:lang w:val="en_US" w:bidi="en_US"/>
+          </w:rPr>
+          <w:rPr>
+            <w:color w:val="0000EE"/>
+            <w:u w:val="single"/>
+          </w:rPr>
+          <w:t>Jeremiah 23:1–8</w:t>
+        </w:r>
+      </w:hyperlink>
+      <w:r>
+        <w:rPr>
+          <w:lang w:val="en_US" w:bidi="en_US"/>
+        </w:rPr>
+        <w:t xml:space="preserve">; </w:t>
+      </w:r>
+      <w:hyperlink r:id="rId72">
+        <w:r>
+          <w:rPr>
+            <w:lang w:val="en_US" w:bidi="en_US"/>
+          </w:rPr>
+          <w:rPr>
+            <w:color w:val="0000EE"/>
+            <w:u w:val="single"/>
+          </w:rPr>
+          <w:t>Ezekiel 34:11–16</w:t>
+        </w:r>
+      </w:hyperlink>
+      <w:r>
+        <w:rPr>
+          <w:lang w:val="en_US" w:bidi="en_US"/>
+        </w:rPr>
+        <w:t xml:space="preserve">, </w:t>
+      </w:r>
+      <w:hyperlink r:id="rId73">
+        <w:r>
+          <w:rPr>
+            <w:lang w:val="en_US" w:bidi="en_US"/>
+          </w:rPr>
+          <w:rPr>
+            <w:color w:val="0000EE"/>
+            <w:u w:val="single"/>
+          </w:rPr>
+          <w:t>20–31</w:t>
+        </w:r>
+      </w:hyperlink>
+      <w:r>
+        <w:rPr>
+          <w:lang w:val="en_US" w:bidi="en_US"/>
+        </w:rPr>
+        <w:t>).</w:t>
+      </w:r>
+      <w:r>
+        <w:rPr>
+          <w:lang w:val="en_US" w:bidi="en_US"/>
+        </w:rPr>
+      </w:r>
+      <w:r>
+        <w:rPr>
+          <w:lang w:val="en_US" w:bidi="en_US"/>
+        </w:rPr>
+      </w:r>
+    </w:p>
+    <w:p>
+      <w:pPr/>
+      <w:r>
+        <w:rPr>
+          <w:lang w:val="en_US" w:bidi="en_US"/>
+        </w:rPr>
+      </w:r>
+    </w:p>
+    <w:p>
+      <w:pPr>
+        <w:pStyle w:val="Heading2"/>
+      </w:pPr>
+      <w:r>
+        <w:rPr>
+          <w:lang w:val="en_US" w:bidi="en_US"/>
+        </w:rPr>
+        <w:t>Zephaniah 2:8</w:t>
+      </w:r>
+      <w:r>
+        <w:rPr>
+          <w:lang w:val="en_US" w:bidi="en_US"/>
+        </w:rPr>
+      </w:r>
+    </w:p>
+    <w:p>
+      <w:pPr>
+        <w:pStyle w:val="ListBullet"/>
+        <w:spacing w:line="240" w:lineRule="auto"/>
+        <w:ind w:left="720"/>
+      </w:pPr>
+      <w:r>
+        <w:rPr>
+          <w:lang w:val="en_US" w:bidi="en_US"/>
+        </w:rPr>
+      </w:r>
+      <w:r>
+        <w:rPr>
+          <w:lang w:val="en_US" w:bidi="en_US"/>
+        </w:rPr>
+        <w:t xml:space="preserve">The Moabites and Ammonites were traditional enemies of Israel. The Israelites often fought them (see </w:t>
+      </w:r>
+      <w:hyperlink r:id="rId74">
+        <w:r>
+          <w:rPr>
+            <w:lang w:val="en_US" w:bidi="en_US"/>
+          </w:rPr>
+          <w:rPr>
+            <w:color w:val="0000EE"/>
+            <w:u w:val="single"/>
+          </w:rPr>
+          <w:t>2 Kings 3:1–27</w:t>
+        </w:r>
+      </w:hyperlink>
+      <w:r>
+        <w:rPr>
+          <w:lang w:val="en_US" w:bidi="en_US"/>
+        </w:rPr>
+        <w:t xml:space="preserve">; </w:t>
+      </w:r>
+      <w:hyperlink r:id="rId75">
+        <w:r>
+          <w:rPr>
+            <w:lang w:val="en_US" w:bidi="en_US"/>
+          </w:rPr>
+          <w:rPr>
+            <w:color w:val="0000EE"/>
+            <w:u w:val="single"/>
+          </w:rPr>
+          <w:t>2 Chronicles 20:1–30</w:t>
+        </w:r>
+      </w:hyperlink>
+      <w:r>
+        <w:rPr>
+          <w:lang w:val="en_US" w:bidi="en_US"/>
+        </w:rPr>
+        <w:t>), and they remained enemies until the end (</w:t>
+      </w:r>
+      <w:hyperlink r:id="rId76">
+        <w:r>
+          <w:rPr>
+            <w:lang w:val="en_US" w:bidi="en_US"/>
+          </w:rPr>
+          <w:rPr>
+            <w:color w:val="0000EE"/>
+            <w:u w:val="single"/>
+          </w:rPr>
+          <w:t>2 Kings 25:25</w:t>
+        </w:r>
+      </w:hyperlink>
+      <w:r>
+        <w:rPr>
+          <w:lang w:val="en_US" w:bidi="en_US"/>
+        </w:rPr>
+        <w:t xml:space="preserve">; </w:t>
+      </w:r>
+      <w:hyperlink r:id="rId77">
+        <w:r>
+          <w:rPr>
+            <w:lang w:val="en_US" w:bidi="en_US"/>
+          </w:rPr>
+          <w:rPr>
+            <w:color w:val="0000EE"/>
+            <w:u w:val="single"/>
+          </w:rPr>
+          <w:t>Jeremiah 40:11–14</w:t>
+        </w:r>
+      </w:hyperlink>
+      <w:r>
+        <w:rPr>
+          <w:lang w:val="en_US" w:bidi="en_US"/>
+        </w:rPr>
+        <w:t xml:space="preserve">). </w:t>
+      </w:r>
+    </w:p>
+    <w:p>
+      <w:pPr>
+        <w:pStyle w:val="ListBullet"/>
+        <w:spacing w:line="240" w:lineRule="auto"/>
+        <w:ind w:left="720"/>
+      </w:pPr>
+      <w:r>
+        <w:rPr>
+          <w:lang w:val="en_US" w:bidi="en_US"/>
+        </w:rPr>
+      </w:r>
+      <w:r>
+        <w:rPr>
+          <w:i/>
+          <w:lang w:val="en_US" w:bidi="en_US"/>
+        </w:rPr>
+        <w:t>taunted … threatened their borders</w:t>
+      </w:r>
+      <w:r>
+        <w:rPr>
+          <w:lang w:val="en_US" w:bidi="en_US"/>
+        </w:rPr>
+        <w:t xml:space="preserve">: The Israelites faced repeated attacks from the Moabites and Ammonites (see </w:t>
+      </w:r>
+      <w:hyperlink r:id="rId78">
+        <w:r>
+          <w:rPr>
+            <w:lang w:val="en_US" w:bidi="en_US"/>
+          </w:rPr>
+          <w:rPr>
+            <w:color w:val="0000EE"/>
+            <w:u w:val="single"/>
+          </w:rPr>
+          <w:t>Amos 1:13</w:t>
+        </w:r>
+      </w:hyperlink>
+      <w:r>
+        <w:rPr>
+          <w:lang w:val="en_US" w:bidi="en_US"/>
+        </w:rPr>
+        <w:t>) and also suffered insults about their victories.</w:t>
+      </w:r>
+      <w:r>
+        <w:rPr>
+          <w:lang w:val="en_US" w:bidi="en_US"/>
+        </w:rPr>
+      </w:r>
+      <w:r>
+        <w:rPr>
+          <w:lang w:val="en_US" w:bidi="en_US"/>
+        </w:rPr>
+      </w:r>
+    </w:p>
+    <w:p>
+      <w:pPr/>
+      <w:r>
+        <w:rPr>
+          <w:lang w:val="en_US" w:bidi="en_US"/>
+        </w:rPr>
+      </w:r>
+    </w:p>
+    <w:p>
+      <w:pPr>
+        <w:pStyle w:val="Heading2"/>
+      </w:pPr>
+      <w:r>
+        <w:rPr>
+          <w:lang w:val="en_US" w:bidi="en_US"/>
+        </w:rPr>
+        <w:t>Zephaniah 2:9</w:t>
+      </w:r>
+      <w:r>
+        <w:rPr>
+          <w:lang w:val="en_US" w:bidi="en_US"/>
+        </w:rPr>
+      </w:r>
+    </w:p>
+    <w:p>
+      <w:pPr>
+        <w:pStyle w:val="ListBullet"/>
+        <w:spacing w:line="240" w:lineRule="auto"/>
+        <w:ind w:left="720"/>
+      </w:pPr>
+      <w:r>
+        <w:rPr>
+          <w:lang w:val="en_US" w:bidi="en_US"/>
+        </w:rPr>
+      </w:r>
+      <w:r>
+        <w:rPr>
+          <w:lang w:val="en_US" w:bidi="en_US"/>
+        </w:rPr>
+        <w:t>The destruction of Sodom and Gomorrah shows God's severe judgment of sin. This is evident in both the Old Testament (</w:t>
+      </w:r>
+      <w:hyperlink r:id="rId79">
+        <w:r>
+          <w:rPr>
+            <w:lang w:val="en_US" w:bidi="en_US"/>
+          </w:rPr>
+          <w:rPr>
+            <w:color w:val="0000EE"/>
+            <w:u w:val="single"/>
+          </w:rPr>
+          <w:t>Deuteronomy 29:23</w:t>
+        </w:r>
+      </w:hyperlink>
+      <w:r>
+        <w:rPr>
+          <w:lang w:val="en_US" w:bidi="en_US"/>
+        </w:rPr>
+        <w:t xml:space="preserve">; </w:t>
+      </w:r>
+      <w:hyperlink r:id="rId80">
+        <w:r>
+          <w:rPr>
+            <w:lang w:val="en_US" w:bidi="en_US"/>
+          </w:rPr>
+          <w:rPr>
+            <w:color w:val="0000EE"/>
+            <w:u w:val="single"/>
+          </w:rPr>
+          <w:t>Isaiah 1:9</w:t>
+        </w:r>
+      </w:hyperlink>
+      <w:r>
+        <w:rPr>
+          <w:lang w:val="en_US" w:bidi="en_US"/>
+        </w:rPr>
+        <w:t xml:space="preserve">; </w:t>
+      </w:r>
+      <w:hyperlink r:id="rId81">
+        <w:r>
+          <w:rPr>
+            <w:lang w:val="en_US" w:bidi="en_US"/>
+          </w:rPr>
+          <w:rPr>
+            <w:color w:val="0000EE"/>
+            <w:u w:val="single"/>
+          </w:rPr>
+          <w:t>Jeremiah 23:14</w:t>
+        </w:r>
+      </w:hyperlink>
+      <w:r>
+        <w:rPr>
+          <w:lang w:val="en_US" w:bidi="en_US"/>
+        </w:rPr>
+        <w:t xml:space="preserve">; </w:t>
+      </w:r>
+      <w:hyperlink r:id="rId82">
+        <w:r>
+          <w:rPr>
+            <w:lang w:val="en_US" w:bidi="en_US"/>
+          </w:rPr>
+          <w:rPr>
+            <w:color w:val="0000EE"/>
+            <w:u w:val="single"/>
+          </w:rPr>
+          <w:t>Amos 4:11</w:t>
+        </w:r>
+      </w:hyperlink>
+      <w:r>
+        <w:rPr>
+          <w:lang w:val="en_US" w:bidi="en_US"/>
+        </w:rPr>
+        <w:t>) and the New Testament (</w:t>
+      </w:r>
+      <w:hyperlink r:id="rId83">
+        <w:r>
+          <w:rPr>
+            <w:lang w:val="en_US" w:bidi="en_US"/>
+          </w:rPr>
+          <w:rPr>
+            <w:color w:val="0000EE"/>
+            <w:u w:val="single"/>
+          </w:rPr>
+          <w:t>Luke 10:12</w:t>
+        </w:r>
+      </w:hyperlink>
+      <w:r>
+        <w:rPr>
+          <w:lang w:val="en_US" w:bidi="en_US"/>
+        </w:rPr>
+        <w:t xml:space="preserve">; </w:t>
+      </w:r>
+      <w:hyperlink r:id="rId84">
+        <w:r>
+          <w:rPr>
+            <w:lang w:val="en_US" w:bidi="en_US"/>
+          </w:rPr>
+          <w:rPr>
+            <w:color w:val="0000EE"/>
+            <w:u w:val="single"/>
+          </w:rPr>
+          <w:t>Romans 9:29</w:t>
+        </w:r>
+      </w:hyperlink>
+      <w:r>
+        <w:rPr>
+          <w:lang w:val="en_US" w:bidi="en_US"/>
+        </w:rPr>
+        <w:t xml:space="preserve">; </w:t>
+      </w:r>
+      <w:hyperlink r:id="rId85">
+        <w:r>
+          <w:rPr>
+            <w:lang w:val="en_US" w:bidi="en_US"/>
+          </w:rPr>
+          <w:rPr>
+            <w:color w:val="0000EE"/>
+            <w:u w:val="single"/>
+          </w:rPr>
+          <w:t>2 Peter 2:6</w:t>
+        </w:r>
+      </w:hyperlink>
+      <w:r>
+        <w:rPr>
+          <w:lang w:val="en_US" w:bidi="en_US"/>
+        </w:rPr>
+        <w:t xml:space="preserve">). </w:t>
+      </w:r>
+    </w:p>
+    <w:p>
+      <w:pPr>
+        <w:pStyle w:val="ListBullet"/>
+        <w:spacing w:line="240" w:lineRule="auto"/>
+        <w:ind w:left="720"/>
+      </w:pPr>
+      <w:r>
+        <w:rPr>
+          <w:lang w:val="en_US" w:bidi="en_US"/>
+        </w:rPr>
+      </w:r>
+      <w:r>
+        <w:rPr>
+          <w:i/>
+          <w:lang w:val="en_US" w:bidi="en_US"/>
+        </w:rPr>
+        <w:t>salt pits</w:t>
+      </w:r>
+      <w:r>
+        <w:rPr>
+          <w:lang w:val="en_US" w:bidi="en_US"/>
+        </w:rPr>
+        <w:t>: These are areas of ruin (</w:t>
+      </w:r>
+      <w:hyperlink r:id="rId79">
+        <w:r>
+          <w:rPr>
+            <w:lang w:val="en_US" w:bidi="en_US"/>
+          </w:rPr>
+          <w:rPr>
+            <w:color w:val="0000EE"/>
+            <w:u w:val="single"/>
+          </w:rPr>
+          <w:t>Deuteronomy 29:23</w:t>
+        </w:r>
+      </w:hyperlink>
+      <w:r>
+        <w:rPr>
+          <w:lang w:val="en_US" w:bidi="en_US"/>
+        </w:rPr>
+        <w:t xml:space="preserve">; </w:t>
+      </w:r>
+      <w:hyperlink r:id="rId86">
+        <w:r>
+          <w:rPr>
+            <w:lang w:val="en_US" w:bidi="en_US"/>
+          </w:rPr>
+          <w:rPr>
+            <w:color w:val="0000EE"/>
+            <w:u w:val="single"/>
+          </w:rPr>
+          <w:t>Psalm 107:34</w:t>
+        </w:r>
+      </w:hyperlink>
+      <w:r>
+        <w:rPr>
+          <w:lang w:val="en_US" w:bidi="en_US"/>
+        </w:rPr>
+        <w:t xml:space="preserve">; </w:t>
+      </w:r>
+      <w:hyperlink r:id="rId87">
+        <w:r>
+          <w:rPr>
+            <w:lang w:val="en_US" w:bidi="en_US"/>
+          </w:rPr>
+          <w:rPr>
+            <w:color w:val="0000EE"/>
+            <w:u w:val="single"/>
+          </w:rPr>
+          <w:t>Jeremiah 17:6</w:t>
+        </w:r>
+      </w:hyperlink>
+      <w:r>
+        <w:rPr>
+          <w:lang w:val="en_US" w:bidi="en_US"/>
+        </w:rPr>
+        <w:t xml:space="preserve">). Sowing the earth with salt was a sign of permanent judgment (see </w:t>
+      </w:r>
+      <w:hyperlink r:id="rId88">
+        <w:r>
+          <w:rPr>
+            <w:lang w:val="en_US" w:bidi="en_US"/>
+          </w:rPr>
+          <w:rPr>
+            <w:color w:val="0000EE"/>
+            <w:u w:val="single"/>
+          </w:rPr>
+          <w:t>Judges 9:45</w:t>
+        </w:r>
+      </w:hyperlink>
+      <w:r>
+        <w:rPr>
+          <w:lang w:val="en_US" w:bidi="en_US"/>
+        </w:rPr>
+        <w:t>) because it made the ground infertile.</w:t>
+      </w:r>
+      <w:r>
+        <w:rPr>
+          <w:lang w:val="en_US" w:bidi="en_US"/>
+        </w:rPr>
+      </w:r>
+      <w:r>
+        <w:rPr>
+          <w:lang w:val="en_US" w:bidi="en_US"/>
+        </w:rPr>
+      </w:r>
+    </w:p>
+    <w:p>
+      <w:pPr/>
+      <w:r>
+        <w:rPr>
+          <w:lang w:val="en_US" w:bidi="en_US"/>
+        </w:rPr>
+      </w:r>
+    </w:p>
+    <w:p>
+      <w:pPr>
+        <w:pStyle w:val="Heading2"/>
+      </w:pPr>
+      <w:r>
+        <w:rPr>
+          <w:lang w:val="en_US" w:bidi="en_US"/>
+        </w:rPr>
+        <w:t>Zephaniah 2:11</w:t>
+      </w:r>
+      <w:r>
+        <w:rPr>
+          <w:lang w:val="en_US" w:bidi="en_US"/>
+        </w:rPr>
+      </w:r>
+    </w:p>
+    <w:p>
+      <w:pPr/>
+      <w:r>
+        <w:rPr>
+          <w:lang w:val="en_US" w:bidi="en_US"/>
+        </w:rPr>
+      </w:r>
+      <w:r>
+        <w:rPr>
+          <w:i/>
+          <w:lang w:val="en_US" w:bidi="en_US"/>
+        </w:rPr>
+        <w:t>nations … will bow in worship to Him</w:t>
+      </w:r>
+      <w:r>
+        <w:rPr>
+          <w:lang w:val="en_US" w:bidi="en_US"/>
+        </w:rPr>
+        <w:t>: At the end of history, everyone everywhere will worship God alone (</w:t>
+      </w:r>
+      <w:hyperlink r:id="rId89">
+        <w:r>
+          <w:rPr>
+            <w:lang w:val="en_US" w:bidi="en_US"/>
+          </w:rPr>
+          <w:rPr>
+            <w:color w:val="0000EE"/>
+            <w:u w:val="single"/>
+          </w:rPr>
+          <w:t>Zephaniah 3:9</w:t>
+        </w:r>
+      </w:hyperlink>
+      <w:r>
+        <w:rPr>
+          <w:lang w:val="en_US" w:bidi="en_US"/>
+        </w:rPr>
+        <w:t xml:space="preserve">; </w:t>
+      </w:r>
+      <w:hyperlink r:id="rId90">
+        <w:r>
+          <w:rPr>
+            <w:lang w:val="en_US" w:bidi="en_US"/>
+          </w:rPr>
+          <w:rPr>
+            <w:color w:val="0000EE"/>
+            <w:u w:val="single"/>
+          </w:rPr>
+          <w:t>Psalm 66:4</w:t>
+        </w:r>
+      </w:hyperlink>
+      <w:r>
+        <w:rPr>
+          <w:lang w:val="en_US" w:bidi="en_US"/>
+        </w:rPr>
+        <w:t xml:space="preserve">; </w:t>
+      </w:r>
+      <w:hyperlink r:id="rId91">
+        <w:r>
+          <w:rPr>
+            <w:lang w:val="en_US" w:bidi="en_US"/>
+          </w:rPr>
+          <w:rPr>
+            <w:color w:val="0000EE"/>
+            <w:u w:val="single"/>
+          </w:rPr>
+          <w:t>Micah 4:1–2</w:t>
+        </w:r>
+      </w:hyperlink>
+      <w:r>
+        <w:rPr>
+          <w:lang w:val="en_US" w:bidi="en_US"/>
+        </w:rPr>
+        <w:t xml:space="preserve">; </w:t>
+      </w:r>
+      <w:hyperlink r:id="rId92">
+        <w:r>
+          <w:rPr>
+            <w:lang w:val="en_US" w:bidi="en_US"/>
+          </w:rPr>
+          <w:rPr>
+            <w:color w:val="0000EE"/>
+            <w:u w:val="single"/>
+          </w:rPr>
+          <w:t>Zechariah 14:16</w:t>
+        </w:r>
+      </w:hyperlink>
+      <w:r>
+        <w:rPr>
+          <w:lang w:val="en_US" w:bidi="en_US"/>
+        </w:rPr>
+        <w:t>).</w:t>
+      </w:r>
+      <w:r>
+        <w:rPr>
+          <w:lang w:val="en_US" w:bidi="en_US"/>
+        </w:rPr>
+      </w:r>
+      <w:r>
+        <w:rPr>
+          <w:lang w:val="en_US" w:bidi="en_US"/>
+        </w:rPr>
+      </w:r>
+    </w:p>
+    <w:p>
+      <w:pPr/>
+      <w:r>
+        <w:rPr>
+          <w:lang w:val="en_US" w:bidi="en_US"/>
+        </w:rPr>
+      </w:r>
+    </w:p>
+    <w:p>
+      <w:pPr>
+        <w:pStyle w:val="Heading2"/>
+      </w:pPr>
+      <w:r>
+        <w:rPr>
+          <w:lang w:val="en_US" w:bidi="en_US"/>
+        </w:rPr>
+        <w:t>Zephaniah 2:12</w:t>
+      </w:r>
+      <w:r>
+        <w:rPr>
+          <w:lang w:val="en_US" w:bidi="en_US"/>
+        </w:rPr>
+      </w:r>
+    </w:p>
+    <w:p>
+      <w:pPr/>
+      <w:r>
+        <w:rPr>
+          <w:lang w:val="en_US" w:bidi="en_US"/>
+        </w:rPr>
+      </w:r>
+      <w:r>
+        <w:rPr>
+          <w:lang w:val="en_US" w:bidi="en_US"/>
+        </w:rPr>
+        <w:t>C</w:t>
+      </w:r>
+      <w:r>
+        <w:rPr>
+          <w:i/>
+          <w:lang w:val="en_US" w:bidi="en_US"/>
+        </w:rPr>
+        <w:t>ushites</w:t>
+      </w:r>
+      <w:r>
+        <w:rPr>
+          <w:lang w:val="en_US" w:bidi="en_US"/>
+        </w:rPr>
+        <w:t>: While the Hebrew term can refer to any nation or people along the southern edge of the known world of that time, here it refers specifically to the Ethiopian family of kings that ruled Egypt.</w:t>
+      </w:r>
+      <w:r>
+        <w:rPr>
+          <w:lang w:val="en_US" w:bidi="en_US"/>
+        </w:rPr>
+      </w:r>
+      <w:r>
+        <w:rPr>
+          <w:lang w:val="en_US" w:bidi="en_US"/>
+        </w:rPr>
+      </w:r>
+    </w:p>
+    <w:p>
+      <w:pPr/>
+      <w:r>
+        <w:rPr>
+          <w:lang w:val="en_US" w:bidi="en_US"/>
+        </w:rPr>
+      </w:r>
+    </w:p>
+    <w:p>
+      <w:pPr>
+        <w:pStyle w:val="Heading2"/>
+      </w:pPr>
+      <w:r>
+        <w:rPr>
+          <w:lang w:val="en_US" w:bidi="en_US"/>
+        </w:rPr>
+        <w:t>Zephaniah 2:13</w:t>
+      </w:r>
+      <w:r>
+        <w:rPr>
+          <w:lang w:val="en_US" w:bidi="en_US"/>
+        </w:rPr>
+      </w:r>
+    </w:p>
+    <w:p>
+      <w:pPr/>
+      <w:r>
+        <w:rPr>
+          <w:lang w:val="en_US" w:bidi="en_US"/>
+        </w:rPr>
+      </w:r>
+      <w:r>
+        <w:rPr>
+          <w:lang w:val="en_US" w:bidi="en_US"/>
+        </w:rPr>
+        <w:t>Zephaniah shifts focus from the south (</w:t>
+      </w:r>
+      <w:hyperlink r:id="rId56">
+        <w:r>
+          <w:rPr>
+            <w:lang w:val="en_US" w:bidi="en_US"/>
+          </w:rPr>
+          <w:rPr>
+            <w:color w:val="0000EE"/>
+            <w:u w:val="single"/>
+          </w:rPr>
+          <w:t>Zephaniah 2:12</w:t>
+        </w:r>
+      </w:hyperlink>
+      <w:r>
+        <w:rPr>
+          <w:lang w:val="en_US" w:bidi="en_US"/>
+        </w:rPr>
+        <w:t>) to the north. Like Nahum before him, he predicts the downfall of Assyria that would happen soon.</w:t>
+      </w:r>
+      <w:r>
+        <w:rPr>
+          <w:lang w:val="en_US" w:bidi="en_US"/>
+        </w:rPr>
+      </w:r>
+      <w:r>
+        <w:rPr>
+          <w:lang w:val="en_US" w:bidi="en_US"/>
+        </w:rPr>
+      </w:r>
+    </w:p>
+    <w:p>
+      <w:pPr/>
+      <w:r>
+        <w:rPr>
+          <w:lang w:val="en_US" w:bidi="en_US"/>
+        </w:rPr>
+      </w:r>
+    </w:p>
+    <w:p>
+      <w:pPr>
+        <w:pStyle w:val="Heading2"/>
+      </w:pPr>
+      <w:r>
+        <w:rPr>
+          <w:lang w:val="en_US" w:bidi="en_US"/>
+        </w:rPr>
+        <w:t>Zephaniah 2:14</w:t>
+      </w:r>
+      <w:r>
+        <w:rPr>
+          <w:lang w:val="en_US" w:bidi="en_US"/>
+        </w:rPr>
+      </w:r>
+    </w:p>
+    <w:p>
+      <w:pPr/>
+      <w:r>
+        <w:rPr>
+          <w:lang w:val="en_US" w:bidi="en_US"/>
+        </w:rPr>
+      </w:r>
+      <w:r>
+        <w:rPr>
+          <w:lang w:val="en_US" w:bidi="en_US"/>
+        </w:rPr>
+        <w:t>To emphasize Nineveh's fate, Zephaniah uses strong imagery. Rubble would block the doorways once used by Nineveh's wealthy and powerful. The haunting sounds of owls hooting in empty windows would highlight the city's desolation.</w:t>
+      </w:r>
+      <w:r>
+        <w:rPr>
+          <w:lang w:val="en_US" w:bidi="en_US"/>
+        </w:rPr>
+      </w:r>
+      <w:r>
+        <w:rPr>
+          <w:lang w:val="en_US" w:bidi="en_US"/>
+        </w:rPr>
+      </w:r>
+    </w:p>
+    <w:p>
+      <w:pPr/>
+      <w:r>
+        <w:rPr>
+          <w:lang w:val="en_US" w:bidi="en_US"/>
+        </w:rPr>
+      </w:r>
+    </w:p>
+    <w:p>
+      <w:pPr>
+        <w:pStyle w:val="Heading2"/>
+      </w:pPr>
+      <w:r>
+        <w:rPr>
+          <w:lang w:val="en_US" w:bidi="en_US"/>
+        </w:rPr>
+        <w:t>Zephaniah 2:15</w:t>
+      </w:r>
+      <w:r>
+        <w:rPr>
+          <w:lang w:val="en_US" w:bidi="en_US"/>
+        </w:rPr>
+      </w:r>
+    </w:p>
+    <w:p>
+      <w:pPr>
+        <w:pStyle w:val="ListBullet"/>
+        <w:spacing w:line="240" w:lineRule="auto"/>
+        <w:ind w:left="720"/>
+      </w:pPr>
+      <w:r>
+        <w:rPr>
+          <w:lang w:val="en_US" w:bidi="en_US"/>
+        </w:rPr>
+      </w:r>
+      <w:r>
+        <w:rPr>
+          <w:i/>
+          <w:lang w:val="en_US" w:bidi="en_US"/>
+        </w:rPr>
+        <w:t>ruin</w:t>
+      </w:r>
+      <w:r>
+        <w:rPr>
+          <w:lang w:val="en_US" w:bidi="en_US"/>
+        </w:rPr>
+        <w:t xml:space="preserve">: The destruction was certain and could not be reversed (see </w:t>
+      </w:r>
+      <w:hyperlink r:id="rId93">
+        <w:r>
+          <w:rPr>
+            <w:lang w:val="en_US" w:bidi="en_US"/>
+          </w:rPr>
+          <w:rPr>
+            <w:color w:val="0000EE"/>
+            <w:u w:val="single"/>
+          </w:rPr>
+          <w:t>Nahum 1:14</w:t>
+        </w:r>
+      </w:hyperlink>
+      <w:r>
+        <w:rPr>
+          <w:lang w:val="en_US" w:bidi="en_US"/>
+        </w:rPr>
+        <w:t xml:space="preserve">; </w:t>
+      </w:r>
+      <w:hyperlink r:id="rId94">
+        <w:r>
+          <w:rPr>
+            <w:lang w:val="en_US" w:bidi="en_US"/>
+          </w:rPr>
+          <w:rPr>
+            <w:color w:val="0000EE"/>
+            <w:u w:val="single"/>
+          </w:rPr>
+          <w:t>2:13</w:t>
+        </w:r>
+      </w:hyperlink>
+      <w:r>
+        <w:rPr>
+          <w:lang w:val="en_US" w:bidi="en_US"/>
+        </w:rPr>
+        <w:t xml:space="preserve">; </w:t>
+      </w:r>
+      <w:hyperlink r:id="rId95">
+        <w:r>
+          <w:rPr>
+            <w:lang w:val="en_US" w:bidi="en_US"/>
+          </w:rPr>
+          <w:rPr>
+            <w:color w:val="0000EE"/>
+            <w:u w:val="single"/>
+          </w:rPr>
+          <w:t>3:19</w:t>
+        </w:r>
+      </w:hyperlink>
+      <w:r>
+        <w:rPr>
+          <w:lang w:val="en_US" w:bidi="en_US"/>
+        </w:rPr>
+        <w:t xml:space="preserve">). Zephaniah saw no future for Assyria or its capital. Nineveh was so completely destroyed that the Greek historian Xenophon passed by its ruins without knowing it was there. </w:t>
+      </w:r>
+    </w:p>
+    <w:p>
+      <w:pPr>
+        <w:pStyle w:val="ListBullet"/>
+        <w:spacing w:line="240" w:lineRule="auto"/>
+        <w:ind w:left="720"/>
+      </w:pPr>
+      <w:r>
+        <w:rPr>
+          <w:lang w:val="en_US" w:bidi="en_US"/>
+        </w:rPr>
+      </w:r>
+      <w:r>
+        <w:rPr>
+          <w:i/>
+          <w:lang w:val="en_US" w:bidi="en_US"/>
+        </w:rPr>
+        <w:t>hisses and shakes his fist</w:t>
+      </w:r>
+      <w:r>
+        <w:rPr>
+          <w:lang w:val="en_US" w:bidi="en_US"/>
+        </w:rPr>
+        <w:t>: Those who suffered under Assyria's cruel empire would feel glad seeing it come to an end.</w:t>
+      </w:r>
+      <w:r>
+        <w:rPr>
+          <w:lang w:val="en_US" w:bidi="en_US"/>
+        </w:rPr>
+      </w:r>
+      <w:r>
+        <w:rPr>
+          <w:lang w:val="en_US" w:bidi="en_US"/>
+        </w:rPr>
+      </w:r>
+    </w:p>
+    <w:p>
+      <w:pPr/>
+      <w:r>
+        <w:rPr>
+          <w:lang w:val="en_US" w:bidi="en_US"/>
+        </w:rPr>
+      </w:r>
+    </w:p>
+    <w:p>
+      <w:pPr>
+        <w:pStyle w:val="Heading2"/>
+      </w:pPr>
+      <w:r>
+        <w:rPr>
+          <w:lang w:val="en_US" w:bidi="en_US"/>
+        </w:rPr>
+        <w:t>Zephaniah 3:1</w:t>
+      </w:r>
+      <w:r>
+        <w:rPr>
+          <w:lang w:val="en_US" w:bidi="en_US"/>
+        </w:rPr>
+      </w:r>
+    </w:p>
+    <w:p>
+      <w:pPr/>
+      <w:r>
+        <w:rPr>
+          <w:lang w:val="en_US" w:bidi="en_US"/>
+        </w:rPr>
+      </w:r>
+      <w:r>
+        <w:rPr>
+          <w:lang w:val="en_US" w:bidi="en_US"/>
+        </w:rPr>
+        <w:t>Polluted Jerusalem (made unclean by sin and wrongdoing) had turned away from its calling to be a holy city (</w:t>
+      </w:r>
+      <w:hyperlink r:id="rId96">
+        <w:r>
+          <w:rPr>
+            <w:lang w:val="en_US" w:bidi="en_US"/>
+          </w:rPr>
+          <w:rPr>
+            <w:color w:val="0000EE"/>
+            <w:u w:val="single"/>
+          </w:rPr>
+          <w:t>Isaiah 52:1</w:t>
+        </w:r>
+      </w:hyperlink>
+      <w:r>
+        <w:rPr>
+          <w:lang w:val="en_US" w:bidi="en_US"/>
+        </w:rPr>
+        <w:t>).</w:t>
+      </w:r>
+      <w:r>
+        <w:rPr>
+          <w:lang w:val="en_US" w:bidi="en_US"/>
+        </w:rPr>
+      </w:r>
+      <w:r>
+        <w:rPr>
+          <w:lang w:val="en_US" w:bidi="en_US"/>
+        </w:rPr>
+      </w:r>
+    </w:p>
+    <w:p>
+      <w:pPr/>
+      <w:r>
+        <w:rPr>
+          <w:lang w:val="en_US" w:bidi="en_US"/>
+        </w:rPr>
+      </w:r>
+    </w:p>
+    <w:p>
+      <w:pPr>
+        <w:pStyle w:val="Heading2"/>
+      </w:pPr>
+      <w:r>
+        <w:rPr>
+          <w:lang w:val="en_US" w:bidi="en_US"/>
+        </w:rPr>
+        <w:t>Zephaniah 3:1–8</w:t>
+      </w:r>
+      <w:r>
+        <w:rPr>
+          <w:lang w:val="en_US" w:bidi="en_US"/>
+        </w:rPr>
+      </w:r>
+    </w:p>
+    <w:p>
+      <w:pPr/>
+      <w:r>
+        <w:rPr>
+          <w:lang w:val="en_US" w:bidi="en_US"/>
+        </w:rPr>
+      </w:r>
+      <w:r>
+        <w:rPr>
+          <w:lang w:val="en_US" w:bidi="en_US"/>
+        </w:rPr>
+        <w:t>Zephaniah delivers a message of sorrow for Judah and Jerusalem. He advises them to wait patiently for God's fair judgment.</w:t>
+      </w:r>
+      <w:r>
+        <w:rPr>
+          <w:lang w:val="en_US" w:bidi="en_US"/>
+        </w:rPr>
+      </w:r>
+      <w:r>
+        <w:rPr>
+          <w:lang w:val="en_US" w:bidi="en_US"/>
+        </w:rPr>
+      </w:r>
+    </w:p>
+    <w:p>
+      <w:pPr/>
+      <w:r>
+        <w:rPr>
+          <w:lang w:val="en_US" w:bidi="en_US"/>
+        </w:rPr>
+      </w:r>
+    </w:p>
+    <w:p>
+      <w:pPr>
+        <w:pStyle w:val="Heading2"/>
+      </w:pPr>
+      <w:r>
+        <w:rPr>
+          <w:lang w:val="en_US" w:bidi="en_US"/>
+        </w:rPr>
+        <w:t>Zephaniah 3:3–4</w:t>
+      </w:r>
+      <w:r>
+        <w:rPr>
+          <w:lang w:val="en_US" w:bidi="en_US"/>
+        </w:rPr>
+      </w:r>
+    </w:p>
+    <w:p>
+      <w:pPr/>
+      <w:r>
+        <w:rPr>
+          <w:lang w:val="en_US" w:bidi="en_US"/>
+        </w:rPr>
+      </w:r>
+      <w:r>
+        <w:rPr>
+          <w:lang w:val="en_US" w:bidi="en_US"/>
+        </w:rPr>
+        <w:t xml:space="preserve">See also </w:t>
+      </w:r>
+      <w:hyperlink r:id="rId97">
+        <w:r>
+          <w:rPr>
+            <w:lang w:val="en_US" w:bidi="en_US"/>
+          </w:rPr>
+          <w:rPr>
+            <w:color w:val="0000EE"/>
+            <w:u w:val="single"/>
+          </w:rPr>
+          <w:t>Ezekiel 22:23–29</w:t>
+        </w:r>
+      </w:hyperlink>
+      <w:r>
+        <w:rPr>
+          <w:lang w:val="en_US" w:bidi="en_US"/>
+        </w:rPr>
+        <w:t>.</w:t>
+      </w:r>
+      <w:r>
+        <w:rPr>
+          <w:lang w:val="en_US" w:bidi="en_US"/>
+        </w:rPr>
+      </w:r>
+      <w:r>
+        <w:rPr>
+          <w:lang w:val="en_US" w:bidi="en_US"/>
+        </w:rPr>
+      </w:r>
+    </w:p>
+    <w:p>
+      <w:pPr/>
+      <w:r>
+        <w:rPr>
+          <w:lang w:val="en_US" w:bidi="en_US"/>
+        </w:rPr>
+      </w:r>
+    </w:p>
+    <w:p>
+      <w:pPr>
+        <w:pStyle w:val="Heading2"/>
+      </w:pPr>
+      <w:r>
+        <w:rPr>
+          <w:lang w:val="en_US" w:bidi="en_US"/>
+        </w:rPr>
+        <w:t>Zephaniah 3:5</w:t>
+      </w:r>
+      <w:r>
+        <w:rPr>
+          <w:lang w:val="en_US" w:bidi="en_US"/>
+        </w:rPr>
+      </w:r>
+    </w:p>
+    <w:p>
+      <w:pPr/>
+      <w:r>
+        <w:rPr>
+          <w:lang w:val="en_US" w:bidi="en_US"/>
+        </w:rPr>
+      </w:r>
+      <w:r>
+        <w:rPr>
+          <w:lang w:val="en_US" w:bidi="en_US"/>
+        </w:rPr>
+        <w:t>He does nothing wrong</w:t>
+      </w:r>
+      <w:r>
+        <w:rPr>
+          <w:i/>
+          <w:lang w:val="en_US" w:bidi="en_US"/>
+        </w:rPr>
         <w:t>,</w:t>
       </w:r>
       <w:r>
         <w:rPr>
           <w:lang w:val="en_US" w:bidi="en_US"/>
         </w:rPr>
-        <w:t xml:space="preserve"> because judgment is a reversal of creation.</w:t>
+        <w:t xml:space="preserve"> unlike those mentioned in </w:t>
+      </w:r>
+      <w:hyperlink r:id="rId98">
+        <w:r>
+          <w:rPr>
+            <w:lang w:val="en_US" w:bidi="en_US"/>
+          </w:rPr>
+          <w:rPr>
+            <w:color w:val="0000EE"/>
+            <w:u w:val="single"/>
+          </w:rPr>
+          <w:t>Zephaniah 3:3–4</w:t>
+        </w:r>
+      </w:hyperlink>
+      <w:r>
+        <w:rPr>
+          <w:lang w:val="en_US" w:bidi="en_US"/>
+        </w:rPr>
+        <w:t>.</w:t>
       </w:r>
       <w:r>
         <w:rPr>
@@ -490,7 +3858,7 @@
         <w:rPr>
           <w:lang w:val="en_US" w:bidi="en_US"/>
         </w:rPr>
-        <w:t>Zephaniah 1:4</w:t>
+        <w:t>Zephaniah 3:7</w:t>
       </w:r>
       <w:r>
         <w:rPr>
@@ -507,20 +3875,45 @@
       </w:r>
       <w:r>
         <w:rPr>
-          <w:lang w:val="en_US" w:bidi="en_US"/>
-        </w:rPr>
-        <w:t>When Zephaniah made this prophecy, before Josiah’s reforms in 622 BC, idolatrous priests rampantly promoted Baal worship and other forms of paganism (</w:t>
-      </w:r>
-      <w:hyperlink r:id="rId19">
-        <w:r>
-          <w:rPr>
-            <w:lang w:val="en_US" w:bidi="en_US"/>
-          </w:rPr>
-          <w:rPr>
-            <w:color w:val="0000EE"/>
-            <w:u w:val="single"/>
-          </w:rPr>
-          <w:t>2 Kgs 23:5</w:t>
+          <w:i/>
+          <w:lang w:val="en_US" w:bidi="en_US"/>
+        </w:rPr>
+        <w:t>rose early</w:t>
+      </w:r>
+      <w:r>
+        <w:rPr>
+          <w:lang w:val="en_US" w:bidi="en_US"/>
+        </w:rPr>
+        <w:t xml:space="preserve">: The people of Jerusalem eagerly got out of bed to commit more evil deeds (compare </w:t>
+      </w:r>
+      <w:hyperlink r:id="rId99">
+        <w:r>
+          <w:rPr>
+            <w:lang w:val="en_US" w:bidi="en_US"/>
+          </w:rPr>
+          <w:rPr>
+            <w:color w:val="0000EE"/>
+            <w:u w:val="single"/>
+          </w:rPr>
+          <w:t>Proverbs 1:16</w:t>
+        </w:r>
+      </w:hyperlink>
+      <w:r>
+        <w:rPr>
+          <w:lang w:val="en_US" w:bidi="en_US"/>
+        </w:rPr>
+        <w:t>). They had strayed far from the path of their ancestor Abraham, who rose early to follow God's command (</w:t>
+      </w:r>
+      <w:hyperlink r:id="rId100">
+        <w:r>
+          <w:rPr>
+            <w:lang w:val="en_US" w:bidi="en_US"/>
+          </w:rPr>
+          <w:rPr>
+            <w:color w:val="0000EE"/>
+            <w:u w:val="single"/>
+          </w:rPr>
+          <w:t>Genesis 22:3</w:t>
         </w:r>
       </w:hyperlink>
       <w:r>
@@ -556,7 +3949,193 @@
         <w:rPr>
           <w:lang w:val="en_US" w:bidi="en_US"/>
         </w:rPr>
-        <w:t>Zephaniah 1:4–6</w:t>
+        <w:t>Zephaniah 3:8</w:t>
+      </w:r>
+      <w:r>
+        <w:rPr>
+          <w:lang w:val="en_US" w:bidi="en_US"/>
+        </w:rPr>
+      </w:r>
+    </w:p>
+    <w:p>
+      <w:pPr>
+        <w:pStyle w:val="ListBullet"/>
+        <w:spacing w:line="240" w:lineRule="auto"/>
+        <w:ind w:left="720"/>
+      </w:pPr>
+      <w:r>
+        <w:rPr>
+          <w:lang w:val="en_US" w:bidi="en_US"/>
+        </w:rPr>
+      </w:r>
+      <w:r>
+        <w:rPr>
+          <w:i/>
+          <w:lang w:val="en_US" w:bidi="en_US"/>
+        </w:rPr>
+        <w:t>wait for Me</w:t>
+      </w:r>
+      <w:r>
+        <w:rPr>
+          <w:lang w:val="en_US" w:bidi="en_US"/>
+        </w:rPr>
+        <w:t xml:space="preserve">: See </w:t>
+      </w:r>
+      <w:hyperlink r:id="rId101">
+        <w:r>
+          <w:rPr>
+            <w:lang w:val="en_US" w:bidi="en_US"/>
+          </w:rPr>
+          <w:rPr>
+            <w:color w:val="0000EE"/>
+            <w:u w:val="single"/>
+          </w:rPr>
+          <w:t>Habakkuk 2:3</w:t>
+        </w:r>
+      </w:hyperlink>
+      <w:r>
+        <w:rPr>
+          <w:lang w:val="en_US" w:bidi="en_US"/>
+        </w:rPr>
+        <w:t>.</w:t>
+      </w:r>
+    </w:p>
+    <w:p>
+      <w:pPr>
+        <w:pStyle w:val="ListBullet"/>
+        <w:spacing w:line="240" w:lineRule="auto"/>
+        <w:ind w:left="720"/>
+      </w:pPr>
+      <w:r>
+        <w:rPr>
+          <w:lang w:val="en_US" w:bidi="en_US"/>
+        </w:rPr>
+      </w:r>
+      <w:r>
+        <w:rPr>
+          <w:i/>
+          <w:lang w:val="en_US" w:bidi="en_US"/>
+        </w:rPr>
+        <w:t>rise to testify</w:t>
+      </w:r>
+      <w:r>
+        <w:rPr>
+          <w:lang w:val="en_US" w:bidi="en_US"/>
+        </w:rPr>
+        <w:t xml:space="preserve">: The prophet describes a courtroom scene. God first acts as a witness (see also </w:t>
+      </w:r>
+      <w:hyperlink r:id="rId102">
+        <w:r>
+          <w:rPr>
+            <w:lang w:val="en_US" w:bidi="en_US"/>
+          </w:rPr>
+          <w:rPr>
+            <w:color w:val="0000EE"/>
+            <w:u w:val="single"/>
+          </w:rPr>
+          <w:t>Jeremiah 29:23</w:t>
+        </w:r>
+      </w:hyperlink>
+      <w:r>
+        <w:rPr>
+          <w:lang w:val="en_US" w:bidi="en_US"/>
+        </w:rPr>
+        <w:t xml:space="preserve">; </w:t>
+      </w:r>
+      <w:hyperlink r:id="rId103">
+        <w:r>
+          <w:rPr>
+            <w:lang w:val="en_US" w:bidi="en_US"/>
+          </w:rPr>
+          <w:rPr>
+            <w:color w:val="0000EE"/>
+            <w:u w:val="single"/>
+          </w:rPr>
+          <w:t>Malachi 3:5</w:t>
+        </w:r>
+      </w:hyperlink>
+      <w:r>
+        <w:rPr>
+          <w:lang w:val="en_US" w:bidi="en_US"/>
+        </w:rPr>
+        <w:t xml:space="preserve">) on his own behalf, then serves as judge (see also </w:t>
+      </w:r>
+      <w:hyperlink r:id="rId104">
+        <w:r>
+          <w:rPr>
+            <w:lang w:val="en_US" w:bidi="en_US"/>
+          </w:rPr>
+          <w:rPr>
+            <w:color w:val="0000EE"/>
+            <w:u w:val="single"/>
+          </w:rPr>
+          <w:t>Job 9:15</w:t>
+        </w:r>
+      </w:hyperlink>
+      <w:r>
+        <w:rPr>
+          <w:lang w:val="en_US" w:bidi="en_US"/>
+        </w:rPr>
+        <w:t xml:space="preserve">; </w:t>
+      </w:r>
+      <w:hyperlink r:id="rId105">
+        <w:r>
+          <w:rPr>
+            <w:lang w:val="en_US" w:bidi="en_US"/>
+          </w:rPr>
+          <w:rPr>
+            <w:color w:val="0000EE"/>
+            <w:u w:val="single"/>
+          </w:rPr>
+          <w:t>Psalm 50:6</w:t>
+        </w:r>
+      </w:hyperlink>
+      <w:r>
+        <w:rPr>
+          <w:lang w:val="en_US" w:bidi="en_US"/>
+        </w:rPr>
+        <w:t xml:space="preserve">) to give his fair sentence. </w:t>
+      </w:r>
+    </w:p>
+    <w:p>
+      <w:pPr>
+        <w:pStyle w:val="ListBullet"/>
+        <w:spacing w:line="240" w:lineRule="auto"/>
+        <w:ind w:left="720"/>
+      </w:pPr>
+      <w:r>
+        <w:rPr>
+          <w:lang w:val="en_US" w:bidi="en_US"/>
+        </w:rPr>
+      </w:r>
+      <w:r>
+        <w:rPr>
+          <w:lang w:val="en_US" w:bidi="en_US"/>
+        </w:rPr>
+        <w:t xml:space="preserve">The fire of my jealousy refers to the Lord’s rightful anger against sin. It also shows his care for his holy name and his people's well-being (see </w:t>
+      </w:r>
+      <w:hyperlink r:id="rId106">
+        <w:r>
+          <w:rPr>
+            <w:lang w:val="en_US" w:bidi="en_US"/>
+          </w:rPr>
+          <w:rPr>
+            <w:color w:val="0000EE"/>
+            <w:u w:val="single"/>
+          </w:rPr>
+          <w:t>Isaiah 66:13–16</w:t>
+        </w:r>
+      </w:hyperlink>
+      <w:r>
+        <w:rPr>
+          <w:lang w:val="en_US" w:bidi="en_US"/>
+        </w:rPr>
+        <w:t>).</w:t>
+      </w:r>
+      <w:r>
+        <w:rPr>
+          <w:lang w:val="en_US" w:bidi="en_US"/>
+        </w:rPr>
       </w:r>
       <w:r>
         <w:rPr>
@@ -571,34 +4150,16 @@
           <w:lang w:val="en_US" w:bidi="en_US"/>
         </w:rPr>
       </w:r>
-      <w:r>
-        <w:rPr>
-          <w:lang w:val="en_US" w:bidi="en_US"/>
-        </w:rPr>
-        <w:t>Having pronounced judgment on the whole earth (</w:t>
-      </w:r>
-      <w:hyperlink r:id="rId20">
-        <w:r>
-          <w:rPr>
-            <w:lang w:val="en_US" w:bidi="en_US"/>
-          </w:rPr>
-          <w:rPr>
-            <w:color w:val="0000EE"/>
-            <w:u w:val="single"/>
-          </w:rPr>
-          <w:t>1:2–3</w:t>
-        </w:r>
-      </w:hyperlink>
-      <w:r>
-        <w:rPr>
-          <w:lang w:val="en_US" w:bidi="en_US"/>
-        </w:rPr>
-        <w:t>), Zephaniah now focuses attention on his own people, Judah and Jerusalem.</w:t>
-      </w:r>
-      <w:r>
-        <w:rPr>
-          <w:lang w:val="en_US" w:bidi="en_US"/>
-        </w:rPr>
+    </w:p>
+    <w:p>
+      <w:pPr>
+        <w:pStyle w:val="Heading2"/>
+      </w:pPr>
+      <w:r>
+        <w:rPr>
+          <w:lang w:val="en_US" w:bidi="en_US"/>
+        </w:rPr>
+        <w:t>Zephaniah 3:9</w:t>
       </w:r>
       <w:r>
         <w:rPr>
@@ -613,6 +4174,138 @@
           <w:lang w:val="en_US" w:bidi="en_US"/>
         </w:rPr>
       </w:r>
+      <w:r>
+        <w:rPr>
+          <w:lang w:val="en_US" w:bidi="en_US"/>
+        </w:rPr>
+        <w:t xml:space="preserve">God plans for the blessings promised to the faithful remnant in </w:t>
+      </w:r>
+      <w:hyperlink r:id="rId107">
+        <w:r>
+          <w:rPr>
+            <w:lang w:val="en_US" w:bidi="en_US"/>
+          </w:rPr>
+          <w:rPr>
+            <w:color w:val="0000EE"/>
+            <w:u w:val="single"/>
+          </w:rPr>
+          <w:t>Zephaniah 3:9–13</w:t>
+        </w:r>
+      </w:hyperlink>
+      <w:r>
+        <w:rPr>
+          <w:lang w:val="en_US" w:bidi="en_US"/>
+        </w:rPr>
+        <w:t xml:space="preserve"> to reach people from every nation. Not just Israel, but all people will transform, call on the Lord (see </w:t>
+      </w:r>
+      <w:hyperlink r:id="rId108">
+        <w:r>
+          <w:rPr>
+            <w:lang w:val="en_US" w:bidi="en_US"/>
+          </w:rPr>
+          <w:rPr>
+            <w:color w:val="0000EE"/>
+            <w:u w:val="single"/>
+          </w:rPr>
+          <w:t>Isaiah 55:5</w:t>
+        </w:r>
+      </w:hyperlink>
+      <w:r>
+        <w:rPr>
+          <w:lang w:val="en_US" w:bidi="en_US"/>
+        </w:rPr>
+        <w:t xml:space="preserve">), and serve him (see </w:t>
+      </w:r>
+      <w:hyperlink r:id="rId109">
+        <w:r>
+          <w:rPr>
+            <w:lang w:val="en_US" w:bidi="en_US"/>
+          </w:rPr>
+          <w:rPr>
+            <w:color w:val="0000EE"/>
+            <w:u w:val="single"/>
+          </w:rPr>
+          <w:t>Isaiah 59:19–21</w:t>
+        </w:r>
+      </w:hyperlink>
+      <w:r>
+        <w:rPr>
+          <w:lang w:val="en_US" w:bidi="en_US"/>
+        </w:rPr>
+        <w:t xml:space="preserve">; </w:t>
+      </w:r>
+      <w:hyperlink r:id="rId92">
+        <w:r>
+          <w:rPr>
+            <w:lang w:val="en_US" w:bidi="en_US"/>
+          </w:rPr>
+          <w:rPr>
+            <w:color w:val="0000EE"/>
+            <w:u w:val="single"/>
+          </w:rPr>
+          <w:t>Zechariah 14:16</w:t>
+        </w:r>
+      </w:hyperlink>
+      <w:r>
+        <w:rPr>
+          <w:lang w:val="en_US" w:bidi="en_US"/>
+        </w:rPr>
+        <w:t>). Spreading the good news to all nations helped fulfill this vision (</w:t>
+      </w:r>
+      <w:hyperlink r:id="rId110">
+        <w:r>
+          <w:rPr>
+            <w:lang w:val="en_US" w:bidi="en_US"/>
+          </w:rPr>
+          <w:rPr>
+            <w:color w:val="0000EE"/>
+            <w:u w:val="single"/>
+          </w:rPr>
+          <w:t>Matthew 28:19–20</w:t>
+        </w:r>
+      </w:hyperlink>
+      <w:r>
+        <w:rPr>
+          <w:lang w:val="en_US" w:bidi="en_US"/>
+        </w:rPr>
+        <w:t xml:space="preserve">; </w:t>
+      </w:r>
+      <w:hyperlink r:id="rId111">
+        <w:r>
+          <w:rPr>
+            <w:lang w:val="en_US" w:bidi="en_US"/>
+          </w:rPr>
+          <w:rPr>
+            <w:color w:val="0000EE"/>
+            <w:u w:val="single"/>
+          </w:rPr>
+          <w:t>Romans 10:9–13</w:t>
+        </w:r>
+      </w:hyperlink>
+      <w:r>
+        <w:rPr>
+          <w:lang w:val="en_US" w:bidi="en_US"/>
+        </w:rPr>
+        <w:t>).</w:t>
+      </w:r>
+      <w:r>
+        <w:rPr>
+          <w:lang w:val="en_US" w:bidi="en_US"/>
+        </w:rPr>
+      </w:r>
+      <w:r>
+        <w:rPr>
+          <w:lang w:val="en_US" w:bidi="en_US"/>
+        </w:rPr>
+      </w:r>
+    </w:p>
+    <w:p>
+      <w:pPr/>
+      <w:r>
+        <w:rPr>
+          <w:lang w:val="en_US" w:bidi="en_US"/>
+        </w:rPr>
+      </w:r>
     </w:p>
     <w:p>
       <w:pPr>
@@ -622,7 +4315,7 @@
         <w:rPr>
           <w:lang w:val="en_US" w:bidi="en_US"/>
         </w:rPr>
-        <w:t>Zephaniah 1:5</w:t>
+        <w:t>Zephaniah 3:9–13</w:t>
       </w:r>
       <w:r>
         <w:rPr>
@@ -641,18 +4334,216 @@
         <w:rPr>
           <w:lang w:val="en_US" w:bidi="en_US"/>
         </w:rPr>
-        <w:t xml:space="preserve">Scripture denounced the practice of worshiping heavenly bodies such as the sun, moon, and stars (see </w:t>
-      </w:r>
-      <w:hyperlink r:id="rId21">
-        <w:r>
-          <w:rPr>
-            <w:lang w:val="en_US" w:bidi="en_US"/>
-          </w:rPr>
-          <w:rPr>
-            <w:color w:val="0000EE"/>
-            <w:u w:val="single"/>
-          </w:rPr>
-          <w:t>Deut 4:15–19</w:t>
+        <w:t>The bright future described in these verses gives more reason to wait patiently for the Lord (</w:t>
+      </w:r>
+      <w:hyperlink r:id="rId112">
+        <w:r>
+          <w:rPr>
+            <w:lang w:val="en_US" w:bidi="en_US"/>
+          </w:rPr>
+          <w:rPr>
+            <w:color w:val="0000EE"/>
+            <w:u w:val="single"/>
+          </w:rPr>
+          <w:t>Zephaniah 3:8</w:t>
+        </w:r>
+      </w:hyperlink>
+      <w:r>
+        <w:rPr>
+          <w:lang w:val="en_US" w:bidi="en_US"/>
+        </w:rPr>
+        <w:t>). Like the prophets Isaiah, Nahum, and Habakkuk, Zephaniah uses judgment and hope as main themes.</w:t>
+      </w:r>
+      <w:r>
+        <w:rPr>
+          <w:lang w:val="en_US" w:bidi="en_US"/>
+        </w:rPr>
+      </w:r>
+      <w:r>
+        <w:rPr>
+          <w:lang w:val="en_US" w:bidi="en_US"/>
+        </w:rPr>
+      </w:r>
+    </w:p>
+    <w:p>
+      <w:pPr/>
+      <w:r>
+        <w:rPr>
+          <w:lang w:val="en_US" w:bidi="en_US"/>
+        </w:rPr>
+      </w:r>
+    </w:p>
+    <w:p>
+      <w:pPr>
+        <w:pStyle w:val="Heading2"/>
+      </w:pPr>
+      <w:r>
+        <w:rPr>
+          <w:lang w:val="en_US" w:bidi="en_US"/>
+        </w:rPr>
+        <w:t>Zephaniah 3:9–20</w:t>
+      </w:r>
+      <w:r>
+        <w:rPr>
+          <w:lang w:val="en_US" w:bidi="en_US"/>
+        </w:rPr>
+      </w:r>
+    </w:p>
+    <w:p>
+      <w:pPr/>
+      <w:r>
+        <w:rPr>
+          <w:lang w:val="en_US" w:bidi="en_US"/>
+        </w:rPr>
+      </w:r>
+      <w:r>
+        <w:rPr>
+          <w:lang w:val="en_US" w:bidi="en_US"/>
+        </w:rPr>
+        <w:t>God shows his plans for a humble and pure group of his people (</w:t>
+      </w:r>
+      <w:hyperlink r:id="rId107">
+        <w:r>
+          <w:rPr>
+            <w:lang w:val="en_US" w:bidi="en_US"/>
+          </w:rPr>
+          <w:rPr>
+            <w:color w:val="0000EE"/>
+            <w:u w:val="single"/>
+          </w:rPr>
+          <w:t>Zephaniah 3:9–13</w:t>
+        </w:r>
+      </w:hyperlink>
+      <w:r>
+        <w:rPr>
+          <w:lang w:val="en_US" w:bidi="en_US"/>
+        </w:rPr>
+        <w:t>). He encourages them to rejoice in the coming abundant blessings from their saving Lord (</w:t>
+      </w:r>
+      <w:hyperlink r:id="rId113">
+        <w:r>
+          <w:rPr>
+            <w:lang w:val="en_US" w:bidi="en_US"/>
+          </w:rPr>
+          <w:rPr>
+            <w:color w:val="0000EE"/>
+            <w:u w:val="single"/>
+          </w:rPr>
+          <w:t>Zephaniah 3:14–20</w:t>
+        </w:r>
+      </w:hyperlink>
+      <w:r>
+        <w:rPr>
+          <w:lang w:val="en_US" w:bidi="en_US"/>
+        </w:rPr>
+        <w:t>).</w:t>
+      </w:r>
+      <w:r>
+        <w:rPr>
+          <w:lang w:val="en_US" w:bidi="en_US"/>
+        </w:rPr>
+      </w:r>
+      <w:r>
+        <w:rPr>
+          <w:lang w:val="en_US" w:bidi="en_US"/>
+        </w:rPr>
+      </w:r>
+    </w:p>
+    <w:p>
+      <w:pPr/>
+      <w:r>
+        <w:rPr>
+          <w:lang w:val="en_US" w:bidi="en_US"/>
+        </w:rPr>
+      </w:r>
+    </w:p>
+    <w:p>
+      <w:pPr>
+        <w:pStyle w:val="Heading2"/>
+      </w:pPr>
+      <w:r>
+        <w:rPr>
+          <w:lang w:val="en_US" w:bidi="en_US"/>
+        </w:rPr>
+        <w:t>Zephaniah 3:10</w:t>
+      </w:r>
+      <w:r>
+        <w:rPr>
+          <w:lang w:val="en_US" w:bidi="en_US"/>
+        </w:rPr>
+      </w:r>
+    </w:p>
+    <w:p>
+      <w:pPr/>
+      <w:r>
+        <w:rPr>
+          <w:lang w:val="en_US" w:bidi="en_US"/>
+        </w:rPr>
+      </w:r>
+      <w:r>
+        <w:rPr>
+          <w:lang w:val="en_US" w:bidi="en_US"/>
+        </w:rPr>
+        <w:t>The rivers of Ethiopia are the distant sources of the Nile River. In ancient times, people saw the Nile's origin as a great mystery. This expression refers to the farthest parts of the earth.</w:t>
+      </w:r>
+      <w:r>
+        <w:rPr>
+          <w:lang w:val="en_US" w:bidi="en_US"/>
+        </w:rPr>
+      </w:r>
+      <w:r>
+        <w:rPr>
+          <w:lang w:val="en_US" w:bidi="en_US"/>
+        </w:rPr>
+      </w:r>
+    </w:p>
+    <w:p>
+      <w:pPr/>
+      <w:r>
+        <w:rPr>
+          <w:lang w:val="en_US" w:bidi="en_US"/>
+        </w:rPr>
+      </w:r>
+    </w:p>
+    <w:p>
+      <w:pPr>
+        <w:pStyle w:val="Heading2"/>
+      </w:pPr>
+      <w:r>
+        <w:rPr>
+          <w:lang w:val="en_US" w:bidi="en_US"/>
+        </w:rPr>
+        <w:t>Zephaniah 3:12</w:t>
+      </w:r>
+      <w:r>
+        <w:rPr>
+          <w:lang w:val="en_US" w:bidi="en_US"/>
+        </w:rPr>
+      </w:r>
+    </w:p>
+    <w:p>
+      <w:pPr/>
+      <w:r>
+        <w:rPr>
+          <w:lang w:val="en_US" w:bidi="en_US"/>
+        </w:rPr>
+      </w:r>
+      <w:r>
+        <w:rPr>
+          <w:lang w:val="en_US" w:bidi="en_US"/>
+        </w:rPr>
+        <w:t>Jesus the Messiah, God's chosen one, perfectly shows the moral qualities expected of the faithful people of Israel (</w:t>
+      </w:r>
+      <w:hyperlink r:id="rId114">
+        <w:r>
+          <w:rPr>
+            <w:lang w:val="en_US" w:bidi="en_US"/>
+          </w:rPr>
+          <w:rPr>
+            <w:color w:val="0000EE"/>
+            <w:u w:val="single"/>
+          </w:rPr>
+          <w:t>Isaiah 42:1–4</w:t>
         </w:r>
       </w:hyperlink>
       <w:r>
@@ -661,16 +4552,34 @@
         </w:rPr>
         <w:t xml:space="preserve">; </w:t>
       </w:r>
-      <w:hyperlink r:id="rId22">
-        <w:r>
-          <w:rPr>
-            <w:lang w:val="en_US" w:bidi="en_US"/>
-          </w:rPr>
-          <w:rPr>
-            <w:color w:val="0000EE"/>
-            <w:u w:val="single"/>
-          </w:rPr>
-          <w:t>2 Kgs 21:3</w:t>
+      <w:hyperlink r:id="rId115">
+        <w:r>
+          <w:rPr>
+            <w:lang w:val="en_US" w:bidi="en_US"/>
+          </w:rPr>
+          <w:rPr>
+            <w:color w:val="0000EE"/>
+            <w:u w:val="single"/>
+          </w:rPr>
+          <w:t>53:3</w:t>
+        </w:r>
+      </w:hyperlink>
+      <w:r>
+        <w:rPr>
+          <w:lang w:val="en_US" w:bidi="en_US"/>
+        </w:rPr>
+        <w:t xml:space="preserve">, </w:t>
+      </w:r>
+      <w:hyperlink r:id="rId116">
+        <w:r>
+          <w:rPr>
+            <w:lang w:val="en_US" w:bidi="en_US"/>
+          </w:rPr>
+          <w:rPr>
+            <w:color w:val="0000EE"/>
+            <w:u w:val="single"/>
+          </w:rPr>
+          <w:t>7–9</w:t>
         </w:r>
       </w:hyperlink>
       <w:r>
@@ -679,52 +4588,34 @@
         </w:rPr>
         <w:t xml:space="preserve">; </w:t>
       </w:r>
-      <w:hyperlink r:id="rId23">
-        <w:r>
-          <w:rPr>
-            <w:lang w:val="en_US" w:bidi="en_US"/>
-          </w:rPr>
-          <w:rPr>
-            <w:color w:val="0000EE"/>
-            <w:u w:val="single"/>
-          </w:rPr>
-          <w:t>23:12</w:t>
-        </w:r>
-      </w:hyperlink>
-      <w:r>
-        <w:rPr>
-          <w:lang w:val="en_US" w:bidi="en_US"/>
-        </w:rPr>
-        <w:t>). • Molech might refer to the Canaanite god Baal, the Ammonite god Milcom, or the pagan deity Molech. Although the law explicitly prohibited Molech worship (</w:t>
-      </w:r>
-      <w:hyperlink r:id="rId24">
-        <w:r>
-          <w:rPr>
-            <w:lang w:val="en_US" w:bidi="en_US"/>
-          </w:rPr>
-          <w:rPr>
-            <w:color w:val="0000EE"/>
-            <w:u w:val="single"/>
-          </w:rPr>
-          <w:t>Lev 20:1–5</w:t>
-        </w:r>
-      </w:hyperlink>
-      <w:r>
-        <w:rPr>
-          <w:lang w:val="en_US" w:bidi="en_US"/>
-        </w:rPr>
-        <w:t>), it remained a constant temptation to Israel (</w:t>
-      </w:r>
-      <w:hyperlink r:id="rId25">
-        <w:r>
-          <w:rPr>
-            <w:lang w:val="en_US" w:bidi="en_US"/>
-          </w:rPr>
-          <w:rPr>
-            <w:color w:val="0000EE"/>
-            <w:u w:val="single"/>
-          </w:rPr>
-          <w:t>2 Kgs 16:3</w:t>
+      <w:hyperlink r:id="rId117">
+        <w:r>
+          <w:rPr>
+            <w:lang w:val="en_US" w:bidi="en_US"/>
+          </w:rPr>
+          <w:rPr>
+            <w:color w:val="0000EE"/>
+            <w:u w:val="single"/>
+          </w:rPr>
+          <w:t>Zechariah 9:9</w:t>
+        </w:r>
+      </w:hyperlink>
+      <w:r>
+        <w:rPr>
+          <w:lang w:val="en_US" w:bidi="en_US"/>
+        </w:rPr>
+        <w:t xml:space="preserve">; see </w:t>
+      </w:r>
+      <w:hyperlink r:id="rId118">
+        <w:r>
+          <w:rPr>
+            <w:lang w:val="en_US" w:bidi="en_US"/>
+          </w:rPr>
+          <w:rPr>
+            <w:color w:val="0000EE"/>
+            <w:u w:val="single"/>
+          </w:rPr>
+          <w:t>Matthew 11:28–30</w:t>
         </w:r>
       </w:hyperlink>
       <w:r>
@@ -733,16 +4624,52 @@
         </w:rPr>
         <w:t xml:space="preserve">; </w:t>
       </w:r>
-      <w:hyperlink r:id="rId26">
-        <w:r>
-          <w:rPr>
-            <w:lang w:val="en_US" w:bidi="en_US"/>
-          </w:rPr>
-          <w:rPr>
-            <w:color w:val="0000EE"/>
-            <w:u w:val="single"/>
-          </w:rPr>
-          <w:t>21:6</w:t>
+      <w:hyperlink r:id="rId119">
+        <w:r>
+          <w:rPr>
+            <w:lang w:val="en_US" w:bidi="en_US"/>
+          </w:rPr>
+          <w:rPr>
+            <w:color w:val="0000EE"/>
+            <w:u w:val="single"/>
+          </w:rPr>
+          <w:t>12:15–21</w:t>
+        </w:r>
+      </w:hyperlink>
+      <w:r>
+        <w:rPr>
+          <w:lang w:val="en_US" w:bidi="en_US"/>
+        </w:rPr>
+        <w:t xml:space="preserve">; </w:t>
+      </w:r>
+      <w:hyperlink r:id="rId120">
+        <w:r>
+          <w:rPr>
+            <w:lang w:val="en_US" w:bidi="en_US"/>
+          </w:rPr>
+          <w:rPr>
+            <w:color w:val="0000EE"/>
+            <w:u w:val="single"/>
+          </w:rPr>
+          <w:t>Philippians 2:1–8</w:t>
+        </w:r>
+      </w:hyperlink>
+      <w:r>
+        <w:rPr>
+          <w:lang w:val="en_US" w:bidi="en_US"/>
+        </w:rPr>
+        <w:t xml:space="preserve">; </w:t>
+      </w:r>
+      <w:hyperlink r:id="rId121">
+        <w:r>
+          <w:rPr>
+            <w:lang w:val="en_US" w:bidi="en_US"/>
+          </w:rPr>
+          <w:rPr>
+            <w:color w:val="0000EE"/>
+            <w:u w:val="single"/>
+          </w:rPr>
+          <w:t>1 Peter 2:23</w:t>
         </w:r>
       </w:hyperlink>
       <w:r>
@@ -778,7 +4705,7 @@
         <w:rPr>
           <w:lang w:val="en_US" w:bidi="en_US"/>
         </w:rPr>
-        <w:t>Zephaniah 1:7</w:t>
+        <w:t>Zephaniah 3:14</w:t>
       </w:r>
       <w:r>
         <w:rPr>
@@ -795,22 +4722,16 @@
       </w:r>
       <w:r>
         <w:rPr>
-          <w:lang w:val="en_US" w:bidi="en_US"/>
-        </w:rPr>
-        <w:t xml:space="preserve">has prepared his people for a great slaughter and has chosen their executioners: Foreigners will </w:t>
-      </w:r>
-      <w:r>
-        <w:rPr>
           <w:i/>
           <w:lang w:val="en_US" w:bidi="en_US"/>
         </w:rPr>
-        <w:t>slaughter</w:t>
-      </w:r>
-      <w:r>
-        <w:rPr>
-          <w:lang w:val="en_US" w:bidi="en_US"/>
-        </w:rPr>
-        <w:t xml:space="preserve"> the wicked among the Lord’s people.</w:t>
+        <w:t>Sing … shout aloud … Be glad and rejoice!</w:t>
+      </w:r>
+      <w:r>
+        <w:rPr>
+          <w:lang w:val="en_US" w:bidi="en_US"/>
+        </w:rPr>
+        <w:t>: These commands together show that God’s people will one day experience very great joy.</w:t>
       </w:r>
       <w:r>
         <w:rPr>
@@ -839,7 +4760,222 @@
         <w:rPr>
           <w:lang w:val="en_US" w:bidi="en_US"/>
         </w:rPr>
-        <w:t>Zephaniah 1:7–18</w:t>
+        <w:t>Zephaniah 3:15</w:t>
+      </w:r>
+      <w:r>
+        <w:rPr>
+          <w:lang w:val="en_US" w:bidi="en_US"/>
+        </w:rPr>
+      </w:r>
+    </w:p>
+    <w:p>
+      <w:pPr>
+        <w:pStyle w:val="ListBullet"/>
+        <w:spacing w:line="240" w:lineRule="auto"/>
+        <w:ind w:left="720"/>
+      </w:pPr>
+      <w:r>
+        <w:rPr>
+          <w:lang w:val="en_US" w:bidi="en_US"/>
+        </w:rPr>
+      </w:r>
+      <w:r>
+        <w:rPr>
+          <w:lang w:val="en_US" w:bidi="en_US"/>
+        </w:rPr>
+        <w:t>The true king of Israel was always meant to be the Lord (</w:t>
+      </w:r>
+      <w:hyperlink r:id="rId122">
+        <w:r>
+          <w:rPr>
+            <w:lang w:val="en_US" w:bidi="en_US"/>
+          </w:rPr>
+          <w:rPr>
+            <w:color w:val="0000EE"/>
+            <w:u w:val="single"/>
+          </w:rPr>
+          <w:t>Numbers 23:21</w:t>
+        </w:r>
+      </w:hyperlink>
+      <w:r>
+        <w:rPr>
+          <w:lang w:val="en_US" w:bidi="en_US"/>
+        </w:rPr>
+        <w:t xml:space="preserve">; </w:t>
+      </w:r>
+      <w:hyperlink r:id="rId123">
+        <w:r>
+          <w:rPr>
+            <w:lang w:val="en_US" w:bidi="en_US"/>
+          </w:rPr>
+          <w:rPr>
+            <w:color w:val="0000EE"/>
+            <w:u w:val="single"/>
+          </w:rPr>
+          <w:t>1 Samuel 8:7</w:t>
+        </w:r>
+      </w:hyperlink>
+      <w:r>
+        <w:rPr>
+          <w:lang w:val="en_US" w:bidi="en_US"/>
+        </w:rPr>
+        <w:t xml:space="preserve">; </w:t>
+      </w:r>
+      <w:hyperlink r:id="rId124">
+        <w:r>
+          <w:rPr>
+            <w:lang w:val="en_US" w:bidi="en_US"/>
+          </w:rPr>
+          <w:rPr>
+            <w:color w:val="0000EE"/>
+            <w:u w:val="single"/>
+          </w:rPr>
+          <w:t>Isaiah 44:6</w:t>
+        </w:r>
+      </w:hyperlink>
+      <w:r>
+        <w:rPr>
+          <w:lang w:val="en_US" w:bidi="en_US"/>
+        </w:rPr>
+        <w:t xml:space="preserve">). </w:t>
+      </w:r>
+    </w:p>
+    <w:p>
+      <w:pPr>
+        <w:pStyle w:val="ListBullet"/>
+        <w:spacing w:line="240" w:lineRule="auto"/>
+        <w:ind w:left="720"/>
+      </w:pPr>
+      <w:r>
+        <w:rPr>
+          <w:lang w:val="en_US" w:bidi="en_US"/>
+        </w:rPr>
+      </w:r>
+      <w:r>
+        <w:rPr>
+          <w:i/>
+          <w:lang w:val="en_US" w:bidi="en_US"/>
+        </w:rPr>
+        <w:t>is among you</w:t>
+      </w:r>
+      <w:r>
+        <w:rPr>
+          <w:lang w:val="en_US" w:bidi="en_US"/>
+        </w:rPr>
+        <w:t xml:space="preserve">: See also </w:t>
+      </w:r>
+      <w:hyperlink r:id="rId125">
+        <w:r>
+          <w:rPr>
+            <w:lang w:val="en_US" w:bidi="en_US"/>
+          </w:rPr>
+          <w:rPr>
+            <w:color w:val="0000EE"/>
+            <w:u w:val="single"/>
+          </w:rPr>
+          <w:t>Isaiah 54:4–8</w:t>
+        </w:r>
+      </w:hyperlink>
+      <w:r>
+        <w:rPr>
+          <w:lang w:val="en_US" w:bidi="en_US"/>
+        </w:rPr>
+        <w:t xml:space="preserve">; </w:t>
+      </w:r>
+      <w:hyperlink r:id="rId126">
+        <w:r>
+          <w:rPr>
+            <w:lang w:val="en_US" w:bidi="en_US"/>
+          </w:rPr>
+          <w:rPr>
+            <w:color w:val="0000EE"/>
+            <w:u w:val="single"/>
+          </w:rPr>
+          <w:t>57:14–19</w:t>
+        </w:r>
+      </w:hyperlink>
+      <w:r>
+        <w:rPr>
+          <w:lang w:val="en_US" w:bidi="en_US"/>
+        </w:rPr>
+        <w:t xml:space="preserve">; </w:t>
+      </w:r>
+      <w:hyperlink r:id="rId127">
+        <w:r>
+          <w:rPr>
+            <w:lang w:val="en_US" w:bidi="en_US"/>
+          </w:rPr>
+          <w:rPr>
+            <w:color w:val="0000EE"/>
+            <w:u w:val="single"/>
+          </w:rPr>
+          <w:t>62:10–12</w:t>
+        </w:r>
+      </w:hyperlink>
+      <w:r>
+        <w:rPr>
+          <w:lang w:val="en_US" w:bidi="en_US"/>
+        </w:rPr>
+        <w:t xml:space="preserve">; </w:t>
+      </w:r>
+      <w:hyperlink r:id="rId128">
+        <w:r>
+          <w:rPr>
+            <w:lang w:val="en_US" w:bidi="en_US"/>
+          </w:rPr>
+          <w:rPr>
+            <w:color w:val="0000EE"/>
+            <w:u w:val="single"/>
+          </w:rPr>
+          <w:t>Ezekiel 48:35</w:t>
+        </w:r>
+      </w:hyperlink>
+      <w:r>
+        <w:rPr>
+          <w:lang w:val="en_US" w:bidi="en_US"/>
+        </w:rPr>
+        <w:t xml:space="preserve">; </w:t>
+      </w:r>
+      <w:hyperlink r:id="rId129">
+        <w:r>
+          <w:rPr>
+            <w:lang w:val="en_US" w:bidi="en_US"/>
+          </w:rPr>
+          <w:rPr>
+            <w:color w:val="0000EE"/>
+            <w:u w:val="single"/>
+          </w:rPr>
+          <w:t>Joel 3:17</w:t>
+        </w:r>
+      </w:hyperlink>
+      <w:r>
+        <w:rPr>
+          <w:lang w:val="en_US" w:bidi="en_US"/>
+        </w:rPr>
+        <w:t xml:space="preserve">, </w:t>
+      </w:r>
+      <w:hyperlink r:id="rId130">
+        <w:r>
+          <w:rPr>
+            <w:lang w:val="en_US" w:bidi="en_US"/>
+          </w:rPr>
+          <w:rPr>
+            <w:color w:val="0000EE"/>
+            <w:u w:val="single"/>
+          </w:rPr>
+          <w:t>21</w:t>
+        </w:r>
+      </w:hyperlink>
+      <w:r>
+        <w:rPr>
+          <w:lang w:val="en_US" w:bidi="en_US"/>
+        </w:rPr>
+        <w:t>.</w:t>
+      </w:r>
+      <w:r>
+        <w:rPr>
+          <w:lang w:val="en_US" w:bidi="en_US"/>
+        </w:rPr>
       </w:r>
       <w:r>
         <w:rPr>
@@ -854,11 +4990,595 @@
           <w:lang w:val="en_US" w:bidi="en_US"/>
         </w:rPr>
       </w:r>
-      <w:r>
-        <w:rPr>
-          <w:lang w:val="en_US" w:bidi="en_US"/>
-        </w:rPr>
-        <w:t>The entire passage must be seen as one vast event. Some aspects would be fulfilled at Jerusalem’s fall in 586 BC; others would be repeated in various historical epochs (such as the destruction of Jerusalem in AD 70) until the whole prophecy is fulfilled at the end of time when God acts fully and finally to judge the world and renew creation (</w:t>
+    </w:p>
+    <w:p>
+      <w:pPr>
+        <w:pStyle w:val="Heading2"/>
+      </w:pPr>
+      <w:r>
+        <w:rPr>
+          <w:lang w:val="en_US" w:bidi="en_US"/>
+        </w:rPr>
+        <w:t>Zephaniah 3:17</w:t>
+      </w:r>
+      <w:r>
+        <w:rPr>
+          <w:lang w:val="en_US" w:bidi="en_US"/>
+        </w:rPr>
+      </w:r>
+    </w:p>
+    <w:p>
+      <w:pPr>
+        <w:pStyle w:val="ListBullet"/>
+        <w:spacing w:line="240" w:lineRule="auto"/>
+        <w:ind w:left="720"/>
+      </w:pPr>
+      <w:r>
+        <w:rPr>
+          <w:lang w:val="en_US" w:bidi="en_US"/>
+        </w:rPr>
+      </w:r>
+      <w:r>
+        <w:rPr>
+          <w:i/>
+          <w:lang w:val="en_US" w:bidi="en_US"/>
+        </w:rPr>
+        <w:t>mighty to save</w:t>
+      </w:r>
+      <w:r>
+        <w:rPr>
+          <w:lang w:val="en_US" w:bidi="en_US"/>
+        </w:rPr>
+        <w:t xml:space="preserve">: God served as Israel’s divine warrior and redeemer (see </w:t>
+      </w:r>
+      <w:hyperlink r:id="rId131">
+        <w:r>
+          <w:rPr>
+            <w:lang w:val="en_US" w:bidi="en_US"/>
+          </w:rPr>
+          <w:rPr>
+            <w:color w:val="0000EE"/>
+            <w:u w:val="single"/>
+          </w:rPr>
+          <w:t>Psalm 24:8–10</w:t>
+        </w:r>
+      </w:hyperlink>
+      <w:r>
+        <w:rPr>
+          <w:lang w:val="en_US" w:bidi="en_US"/>
+        </w:rPr>
+        <w:t xml:space="preserve">; </w:t>
+      </w:r>
+      <w:hyperlink r:id="rId132">
+        <w:r>
+          <w:rPr>
+            <w:lang w:val="en_US" w:bidi="en_US"/>
+          </w:rPr>
+          <w:rPr>
+            <w:color w:val="0000EE"/>
+            <w:u w:val="single"/>
+          </w:rPr>
+          <w:t>Isaiah 42:13</w:t>
+        </w:r>
+      </w:hyperlink>
+      <w:r>
+        <w:rPr>
+          <w:lang w:val="en_US" w:bidi="en_US"/>
+        </w:rPr>
+        <w:t xml:space="preserve">; </w:t>
+      </w:r>
+      <w:hyperlink r:id="rId133">
+        <w:r>
+          <w:rPr>
+            <w:lang w:val="en_US" w:bidi="en_US"/>
+          </w:rPr>
+          <w:rPr>
+            <w:color w:val="0000EE"/>
+            <w:u w:val="single"/>
+          </w:rPr>
+          <w:t>Habakkuk 3:8–15</w:t>
+        </w:r>
+      </w:hyperlink>
+      <w:r>
+        <w:rPr>
+          <w:lang w:val="en_US" w:bidi="en_US"/>
+        </w:rPr>
+        <w:t>). One of God’s titles is “the Mighty God” (</w:t>
+      </w:r>
+      <w:hyperlink r:id="rId134">
+        <w:r>
+          <w:rPr>
+            <w:lang w:val="en_US" w:bidi="en_US"/>
+          </w:rPr>
+          <w:rPr>
+            <w:color w:val="0000EE"/>
+            <w:u w:val="single"/>
+          </w:rPr>
+          <w:t>Isaiah 10:21</w:t>
+        </w:r>
+      </w:hyperlink>
+      <w:r>
+        <w:rPr>
+          <w:lang w:val="en_US" w:bidi="en_US"/>
+        </w:rPr>
+        <w:t>). This title also refers to the Messiah (</w:t>
+      </w:r>
+      <w:hyperlink r:id="rId135">
+        <w:r>
+          <w:rPr>
+            <w:lang w:val="en_US" w:bidi="en_US"/>
+          </w:rPr>
+          <w:rPr>
+            <w:color w:val="0000EE"/>
+            <w:u w:val="single"/>
+          </w:rPr>
+          <w:t>Isaiah 9:6</w:t>
+        </w:r>
+      </w:hyperlink>
+      <w:r>
+        <w:rPr>
+          <w:lang w:val="en_US" w:bidi="en_US"/>
+        </w:rPr>
+        <w:t xml:space="preserve">). </w:t>
+      </w:r>
+    </w:p>
+    <w:p>
+      <w:pPr>
+        <w:pStyle w:val="ListBullet"/>
+        <w:spacing w:line="240" w:lineRule="auto"/>
+        <w:ind w:left="720"/>
+      </w:pPr>
+      <w:r>
+        <w:rPr>
+          <w:lang w:val="en_US" w:bidi="en_US"/>
+        </w:rPr>
+      </w:r>
+      <w:r>
+        <w:rPr>
+          <w:i/>
+          <w:lang w:val="en_US" w:bidi="en_US"/>
+        </w:rPr>
+        <w:t>He will rejoice over you</w:t>
+      </w:r>
+      <w:r>
+        <w:rPr>
+          <w:lang w:val="en_US" w:bidi="en_US"/>
+        </w:rPr>
+        <w:t xml:space="preserve">: Jerusalem and all Israel will </w:t>
+      </w:r>
+      <w:r>
+        <w:rPr>
+          <w:i/>
+          <w:lang w:val="en_US" w:bidi="en_US"/>
+        </w:rPr>
+        <w:t>rejoice</w:t>
+      </w:r>
+      <w:r>
+        <w:rPr>
+          <w:lang w:val="en_US" w:bidi="en_US"/>
+        </w:rPr>
+        <w:t xml:space="preserve"> in God (</w:t>
+      </w:r>
+      <w:hyperlink r:id="rId136">
+        <w:r>
+          <w:rPr>
+            <w:lang w:val="en_US" w:bidi="en_US"/>
+          </w:rPr>
+          <w:rPr>
+            <w:color w:val="0000EE"/>
+            <w:u w:val="single"/>
+          </w:rPr>
+          <w:t>Zephaniah 3:14</w:t>
+        </w:r>
+      </w:hyperlink>
+      <w:r>
+        <w:rPr>
+          <w:lang w:val="en_US" w:bidi="en_US"/>
+        </w:rPr>
+        <w:t xml:space="preserve">), and God will rejoice over them as a purified and faithful people (see </w:t>
+      </w:r>
+      <w:hyperlink r:id="rId137">
+        <w:r>
+          <w:rPr>
+            <w:lang w:val="en_US" w:bidi="en_US"/>
+          </w:rPr>
+          <w:rPr>
+            <w:color w:val="0000EE"/>
+            <w:u w:val="single"/>
+          </w:rPr>
+          <w:t>3:12–13</w:t>
+        </w:r>
+      </w:hyperlink>
+      <w:r>
+        <w:rPr>
+          <w:lang w:val="en_US" w:bidi="en_US"/>
+        </w:rPr>
+        <w:t>).</w:t>
+      </w:r>
+      <w:r>
+        <w:rPr>
+          <w:lang w:val="en_US" w:bidi="en_US"/>
+        </w:rPr>
+      </w:r>
+      <w:r>
+        <w:rPr>
+          <w:lang w:val="en_US" w:bidi="en_US"/>
+        </w:rPr>
+      </w:r>
+    </w:p>
+    <w:p>
+      <w:pPr/>
+      <w:r>
+        <w:rPr>
+          <w:lang w:val="en_US" w:bidi="en_US"/>
+        </w:rPr>
+      </w:r>
+    </w:p>
+    <w:p>
+      <w:pPr>
+        <w:pStyle w:val="Heading2"/>
+      </w:pPr>
+      <w:r>
+        <w:rPr>
+          <w:lang w:val="en_US" w:bidi="en_US"/>
+        </w:rPr>
+        <w:t>Zephaniah 3:18</w:t>
+      </w:r>
+      <w:r>
+        <w:rPr>
+          <w:lang w:val="en_US" w:bidi="en_US"/>
+        </w:rPr>
+      </w:r>
+    </w:p>
+    <w:p>
+      <w:pPr/>
+      <w:r>
+        <w:rPr>
+          <w:lang w:val="en_US" w:bidi="en_US"/>
+        </w:rPr>
+      </w:r>
+      <w:r>
+        <w:rPr>
+          <w:i/>
+          <w:lang w:val="en_US" w:bidi="en_US"/>
+        </w:rPr>
+        <w:t>I will gather … no longer suffer reproach</w:t>
+      </w:r>
+      <w:r>
+        <w:rPr>
+          <w:lang w:val="en_US" w:bidi="en_US"/>
+        </w:rPr>
+        <w:t>: The Lord's promise is very different from the warnings at the start of the book. First, God threatened to gather the nations to remove the people of Judah from the earth (</w:t>
+      </w:r>
+      <w:hyperlink r:id="rId138">
+        <w:r>
+          <w:rPr>
+            <w:lang w:val="en_US" w:bidi="en_US"/>
+          </w:rPr>
+          <w:rPr>
+            <w:color w:val="0000EE"/>
+            <w:u w:val="single"/>
+          </w:rPr>
+          <w:t>Zephaniah 1:2–4</w:t>
+        </w:r>
+      </w:hyperlink>
+      <w:r>
+        <w:rPr>
+          <w:lang w:val="en_US" w:bidi="en_US"/>
+        </w:rPr>
+        <w:t>). Now, he promises to gather those exiled from Jerusalem and lead them safely home.</w:t>
+      </w:r>
+      <w:r>
+        <w:rPr>
+          <w:lang w:val="en_US" w:bidi="en_US"/>
+        </w:rPr>
+      </w:r>
+      <w:r>
+        <w:rPr>
+          <w:lang w:val="en_US" w:bidi="en_US"/>
+        </w:rPr>
+      </w:r>
+    </w:p>
+    <w:p>
+      <w:pPr/>
+      <w:r>
+        <w:rPr>
+          <w:lang w:val="en_US" w:bidi="en_US"/>
+        </w:rPr>
+      </w:r>
+    </w:p>
+    <w:p>
+      <w:pPr>
+        <w:pStyle w:val="Heading2"/>
+      </w:pPr>
+      <w:r>
+        <w:rPr>
+          <w:lang w:val="en_US" w:bidi="en_US"/>
+        </w:rPr>
+        <w:t>Zephaniah 3:18–20</w:t>
+      </w:r>
+      <w:r>
+        <w:rPr>
+          <w:lang w:val="en_US" w:bidi="en_US"/>
+        </w:rPr>
+      </w:r>
+    </w:p>
+    <w:p>
+      <w:pPr/>
+      <w:r>
+        <w:rPr>
+          <w:lang w:val="en_US" w:bidi="en_US"/>
+        </w:rPr>
+      </w:r>
+      <w:r>
+        <w:rPr>
+          <w:lang w:val="en_US" w:bidi="en_US"/>
+        </w:rPr>
+        <w:t xml:space="preserve">The repeated use of </w:t>
+      </w:r>
+      <w:r>
+        <w:rPr>
+          <w:i/>
+          <w:lang w:val="en_US" w:bidi="en_US"/>
+        </w:rPr>
+        <w:t>I will</w:t>
+      </w:r>
+      <w:r>
+        <w:rPr>
+          <w:lang w:val="en_US" w:bidi="en_US"/>
+        </w:rPr>
+        <w:t xml:space="preserve"> in these verses emphasises God's promises to his people.</w:t>
+      </w:r>
+      <w:r>
+        <w:rPr>
+          <w:lang w:val="en_US" w:bidi="en_US"/>
+        </w:rPr>
+      </w:r>
+      <w:r>
+        <w:rPr>
+          <w:lang w:val="en_US" w:bidi="en_US"/>
+        </w:rPr>
+      </w:r>
+    </w:p>
+    <w:p>
+      <w:pPr/>
+      <w:r>
+        <w:rPr>
+          <w:lang w:val="en_US" w:bidi="en_US"/>
+        </w:rPr>
+      </w:r>
+    </w:p>
+    <w:p>
+      <w:pPr>
+        <w:pStyle w:val="Heading2"/>
+      </w:pPr>
+      <w:r>
+        <w:rPr>
+          <w:lang w:val="en_US" w:bidi="en_US"/>
+        </w:rPr>
+        <w:t>Zephaniah 3:19</w:t>
+      </w:r>
+      <w:r>
+        <w:rPr>
+          <w:lang w:val="en_US" w:bidi="en_US"/>
+        </w:rPr>
+      </w:r>
+    </w:p>
+    <w:p>
+      <w:pPr/>
+      <w:r>
+        <w:rPr>
+          <w:lang w:val="en_US" w:bidi="en_US"/>
+        </w:rPr>
+      </w:r>
+      <w:r>
+        <w:rPr>
+          <w:lang w:val="en_US" w:bidi="en_US"/>
+        </w:rPr>
+        <w:t xml:space="preserve">God will change his people's past shame into glory and fame (see </w:t>
+      </w:r>
+      <w:hyperlink r:id="rId139">
+        <w:r>
+          <w:rPr>
+            <w:lang w:val="en_US" w:bidi="en_US"/>
+          </w:rPr>
+          <w:rPr>
+            <w:color w:val="0000EE"/>
+            <w:u w:val="single"/>
+          </w:rPr>
+          <w:t>Deuteronomy 26:19</w:t>
+        </w:r>
+      </w:hyperlink>
+      <w:r>
+        <w:rPr>
+          <w:lang w:val="en_US" w:bidi="en_US"/>
+        </w:rPr>
+        <w:t xml:space="preserve">; </w:t>
+      </w:r>
+      <w:hyperlink r:id="rId140">
+        <w:r>
+          <w:rPr>
+            <w:lang w:val="en_US" w:bidi="en_US"/>
+          </w:rPr>
+          <w:rPr>
+            <w:color w:val="0000EE"/>
+            <w:u w:val="single"/>
+          </w:rPr>
+          <w:t>Isaiah 62:7</w:t>
+        </w:r>
+      </w:hyperlink>
+      <w:r>
+        <w:rPr>
+          <w:lang w:val="en_US" w:bidi="en_US"/>
+        </w:rPr>
+        <w:t xml:space="preserve">; </w:t>
+      </w:r>
+      <w:hyperlink r:id="rId141">
+        <w:r>
+          <w:rPr>
+            <w:lang w:val="en_US" w:bidi="en_US"/>
+          </w:rPr>
+          <w:rPr>
+            <w:color w:val="0000EE"/>
+            <w:u w:val="single"/>
+          </w:rPr>
+          <w:t>Micah 4:6–8</w:t>
+        </w:r>
+      </w:hyperlink>
+      <w:r>
+        <w:rPr>
+          <w:lang w:val="en_US" w:bidi="en_US"/>
+        </w:rPr>
+        <w:t xml:space="preserve">; compare </w:t>
+      </w:r>
+      <w:hyperlink r:id="rId142">
+        <w:r>
+          <w:rPr>
+            <w:lang w:val="en_US" w:bidi="en_US"/>
+          </w:rPr>
+          <w:rPr>
+            <w:color w:val="0000EE"/>
+            <w:u w:val="single"/>
+          </w:rPr>
+          <w:t>1 Peter 5:4</w:t>
+        </w:r>
+      </w:hyperlink>
+      <w:r>
+        <w:rPr>
+          <w:lang w:val="en_US" w:bidi="en_US"/>
+        </w:rPr>
+        <w:t>).</w:t>
+      </w:r>
+      <w:r>
+        <w:rPr>
+          <w:lang w:val="en_US" w:bidi="en_US"/>
+        </w:rPr>
+      </w:r>
+      <w:r>
+        <w:rPr>
+          <w:lang w:val="en_US" w:bidi="en_US"/>
+        </w:rPr>
+      </w:r>
+    </w:p>
+    <w:p>
+      <w:pPr/>
+      <w:r>
+        <w:rPr>
+          <w:lang w:val="en_US" w:bidi="en_US"/>
+        </w:rPr>
+      </w:r>
+    </w:p>
+    <w:p>
+      <w:pPr>
+        <w:pStyle w:val="Heading2"/>
+      </w:pPr>
+      <w:r>
+        <w:rPr>
+          <w:lang w:val="en_US" w:bidi="en_US"/>
+        </w:rPr>
+        <w:t>Zephaniah 3:20</w:t>
+      </w:r>
+      <w:r>
+        <w:rPr>
+          <w:lang w:val="en_US" w:bidi="en_US"/>
+        </w:rPr>
+      </w:r>
+    </w:p>
+    <w:p>
+      <w:pPr>
+        <w:pStyle w:val="ListBullet"/>
+        <w:spacing w:line="240" w:lineRule="auto"/>
+        <w:ind w:left="720"/>
+      </w:pPr>
+      <w:r>
+        <w:rPr>
+          <w:lang w:val="en_US" w:bidi="en_US"/>
+        </w:rPr>
+      </w:r>
+      <w:r>
+        <w:rPr>
+          <w:i/>
+          <w:lang w:val="en_US" w:bidi="en_US"/>
+        </w:rPr>
+        <w:t>At that time</w:t>
+      </w:r>
+      <w:r>
+        <w:rPr>
+          <w:lang w:val="en_US" w:bidi="en_US"/>
+        </w:rPr>
+        <w:t>: After a period of severe anger and judgment, the day of the Lord ends with eternal blessings for everyone who trusts in him (</w:t>
+      </w:r>
+      <w:hyperlink r:id="rId89">
+        <w:r>
+          <w:rPr>
+            <w:lang w:val="en_US" w:bidi="en_US"/>
+          </w:rPr>
+          <w:rPr>
+            <w:color w:val="0000EE"/>
+            <w:u w:val="single"/>
+          </w:rPr>
+          <w:t>Zephaniah 3:9</w:t>
+        </w:r>
+      </w:hyperlink>
+      <w:r>
+        <w:rPr>
+          <w:lang w:val="en_US" w:bidi="en_US"/>
+        </w:rPr>
+        <w:t xml:space="preserve">, </w:t>
+      </w:r>
+      <w:hyperlink r:id="rId143">
+        <w:r>
+          <w:rPr>
+            <w:lang w:val="en_US" w:bidi="en_US"/>
+          </w:rPr>
+          <w:rPr>
+            <w:color w:val="0000EE"/>
+            <w:u w:val="single"/>
+          </w:rPr>
+          <w:t>12</w:t>
+        </w:r>
+      </w:hyperlink>
+      <w:r>
+        <w:rPr>
+          <w:lang w:val="en_US" w:bidi="en_US"/>
+        </w:rPr>
+        <w:t xml:space="preserve">; see </w:t>
+      </w:r>
+      <w:hyperlink r:id="rId144">
+        <w:r>
+          <w:rPr>
+            <w:lang w:val="en_US" w:bidi="en_US"/>
+          </w:rPr>
+          <w:rPr>
+            <w:color w:val="0000EE"/>
+            <w:u w:val="single"/>
+          </w:rPr>
+          <w:t>Psalm 2:12</w:t>
+        </w:r>
+      </w:hyperlink>
+      <w:r>
+        <w:rPr>
+          <w:lang w:val="en_US" w:bidi="en_US"/>
+        </w:rPr>
+        <w:t xml:space="preserve">; </w:t>
+      </w:r>
+      <w:hyperlink r:id="rId145">
+        <w:r>
+          <w:rPr>
+            <w:lang w:val="en_US" w:bidi="en_US"/>
+          </w:rPr>
+          <w:rPr>
+            <w:color w:val="0000EE"/>
+            <w:u w:val="single"/>
+          </w:rPr>
+          <w:t>Isaiah 45:22</w:t>
+        </w:r>
+      </w:hyperlink>
+      <w:r>
+        <w:rPr>
+          <w:lang w:val="en_US" w:bidi="en_US"/>
+        </w:rPr>
+        <w:t xml:space="preserve">; see also </w:t>
       </w:r>
       <w:hyperlink r:id="rId27">
         <w:r>
@@ -869,145 +5589,74 @@
             <w:color w:val="0000EE"/>
             <w:u w:val="single"/>
           </w:rPr>
-          <w:t>Rev 19:11–22:5</w:t>
-        </w:r>
-      </w:hyperlink>
-      <w:r>
-        <w:rPr>
-          <w:lang w:val="en_US" w:bidi="en_US"/>
-        </w:rPr>
-        <w:t>).</w:t>
-      </w:r>
-      <w:r>
-        <w:rPr>
-          <w:lang w:val="en_US" w:bidi="en_US"/>
-        </w:rPr>
-      </w:r>
-      <w:r>
-        <w:rPr>
-          <w:lang w:val="en_US" w:bidi="en_US"/>
-        </w:rPr>
-      </w:r>
-    </w:p>
-    <w:p>
-      <w:pPr/>
-      <w:r>
-        <w:rPr>
-          <w:lang w:val="en_US" w:bidi="en_US"/>
-        </w:rPr>
-      </w:r>
-    </w:p>
-    <w:p>
-      <w:pPr>
-        <w:pStyle w:val="Heading2"/>
-      </w:pPr>
-      <w:r>
-        <w:rPr>
-          <w:lang w:val="en_US" w:bidi="en_US"/>
-        </w:rPr>
-        <w:t>Zephaniah 1:8</w:t>
-      </w:r>
-      <w:r>
-        <w:rPr>
-          <w:lang w:val="en_US" w:bidi="en_US"/>
-        </w:rPr>
-      </w:r>
-    </w:p>
-    <w:p>
-      <w:pPr/>
-      <w:r>
-        <w:rPr>
-          <w:lang w:val="en_US" w:bidi="en_US"/>
-        </w:rPr>
-      </w:r>
-      <w:r>
-        <w:rPr>
-          <w:lang w:val="en_US" w:bidi="en_US"/>
-        </w:rPr>
-        <w:t>The leaders and princes of Judah were the tribal chieftains of Israel (</w:t>
-      </w:r>
-      <w:hyperlink r:id="rId28">
-        <w:r>
-          <w:rPr>
-            <w:lang w:val="en_US" w:bidi="en_US"/>
-          </w:rPr>
-          <w:rPr>
-            <w:color w:val="0000EE"/>
-            <w:u w:val="single"/>
-          </w:rPr>
-          <w:t>Num 1:4</w:t>
-        </w:r>
-      </w:hyperlink>
-      <w:r>
-        <w:rPr>
-          <w:lang w:val="en_US" w:bidi="en_US"/>
-        </w:rPr>
-        <w:t>), court officials (</w:t>
-      </w:r>
-      <w:hyperlink r:id="rId29">
-        <w:r>
-          <w:rPr>
-            <w:lang w:val="en_US" w:bidi="en_US"/>
-          </w:rPr>
-          <w:rPr>
-            <w:color w:val="0000EE"/>
-            <w:u w:val="single"/>
-          </w:rPr>
-          <w:t>1 Chr 22:17</w:t>
-        </w:r>
-      </w:hyperlink>
-      <w:r>
-        <w:rPr>
-          <w:lang w:val="en_US" w:bidi="en_US"/>
-        </w:rPr>
-        <w:t>), district supervisors (</w:t>
-      </w:r>
-      <w:hyperlink r:id="rId30">
-        <w:r>
-          <w:rPr>
-            <w:lang w:val="en_US" w:bidi="en_US"/>
-          </w:rPr>
-          <w:rPr>
-            <w:color w:val="0000EE"/>
-            <w:u w:val="single"/>
-          </w:rPr>
-          <w:t>1 Kgs 20:14–15</w:t>
-        </w:r>
-      </w:hyperlink>
-      <w:r>
-        <w:rPr>
-          <w:lang w:val="en_US" w:bidi="en_US"/>
-        </w:rPr>
-        <w:t>), city officials (</w:t>
-      </w:r>
-      <w:hyperlink r:id="rId31">
-        <w:r>
-          <w:rPr>
-            <w:lang w:val="en_US" w:bidi="en_US"/>
-          </w:rPr>
-          <w:rPr>
-            <w:color w:val="0000EE"/>
-            <w:u w:val="single"/>
-          </w:rPr>
-          <w:t>Judg 8:6</w:t>
-        </w:r>
-      </w:hyperlink>
-      <w:r>
-        <w:rPr>
-          <w:lang w:val="en_US" w:bidi="en_US"/>
-        </w:rPr>
-        <w:t>), military leaders (</w:t>
-      </w:r>
-      <w:hyperlink r:id="rId32">
-        <w:r>
-          <w:rPr>
-            <w:lang w:val="en_US" w:bidi="en_US"/>
-          </w:rPr>
-          <w:rPr>
-            <w:color w:val="0000EE"/>
-            <w:u w:val="single"/>
-          </w:rPr>
-          <w:t>1 Kgs 2:5</w:t>
+          <w:t>Revelation 19:11–22:5</w:t>
+        </w:r>
+      </w:hyperlink>
+      <w:r>
+        <w:rPr>
+          <w:lang w:val="en_US" w:bidi="en_US"/>
+        </w:rPr>
+        <w:t xml:space="preserve">). </w:t>
+      </w:r>
+    </w:p>
+    <w:p>
+      <w:pPr>
+        <w:pStyle w:val="ListBullet"/>
+        <w:spacing w:line="240" w:lineRule="auto"/>
+        <w:ind w:left="720"/>
+      </w:pPr>
+      <w:r>
+        <w:rPr>
+          <w:lang w:val="en_US" w:bidi="en_US"/>
+        </w:rPr>
+      </w:r>
+      <w:r>
+        <w:rPr>
+          <w:i/>
+          <w:lang w:val="en_US" w:bidi="en_US"/>
+        </w:rPr>
+        <w:t>says the LORD</w:t>
+      </w:r>
+      <w:r>
+        <w:rPr>
+          <w:lang w:val="en_US" w:bidi="en_US"/>
+        </w:rPr>
+        <w:t>:</w:t>
+      </w:r>
+      <w:r>
+        <w:rPr>
+          <w:lang w:val="en_US" w:bidi="en_US"/>
+        </w:rPr>
+        <w:t xml:space="preserve"> Zephaniah’s prophecy, entirely from God (see also </w:t>
+      </w:r>
+      <w:hyperlink r:id="rId146">
+        <w:r>
+          <w:rPr>
+            <w:lang w:val="en_US" w:bidi="en_US"/>
+          </w:rPr>
+          <w:rPr>
+            <w:color w:val="0000EE"/>
+            <w:u w:val="single"/>
+          </w:rPr>
+          <w:t>Zephaniah 1:1–3</w:t>
+        </w:r>
+      </w:hyperlink>
+      <w:r>
+        <w:rPr>
+          <w:lang w:val="en_US" w:bidi="en_US"/>
+        </w:rPr>
+        <w:t xml:space="preserve">, </w:t>
+      </w:r>
+      <w:hyperlink r:id="rId147">
+        <w:r>
+          <w:rPr>
+            <w:lang w:val="en_US" w:bidi="en_US"/>
+          </w:rPr>
+          <w:rPr>
+            <w:color w:val="0000EE"/>
+            <w:u w:val="single"/>
+          </w:rPr>
+          <w:t>10</w:t>
         </w:r>
       </w:hyperlink>
       <w:r>
@@ -1016,16 +5665,16 @@
         </w:rPr>
         <w:t xml:space="preserve">; </w:t>
       </w:r>
-      <w:hyperlink r:id="rId33">
-        <w:r>
-          <w:rPr>
-            <w:lang w:val="en_US" w:bidi="en_US"/>
-          </w:rPr>
-          <w:rPr>
-            <w:color w:val="0000EE"/>
-            <w:u w:val="single"/>
-          </w:rPr>
-          <w:t>2 Kgs 1:9–14</w:t>
+      <w:hyperlink r:id="rId148">
+        <w:r>
+          <w:rPr>
+            <w:lang w:val="en_US" w:bidi="en_US"/>
+          </w:rPr>
+          <w:rPr>
+            <w:color w:val="0000EE"/>
+            <w:u w:val="single"/>
+          </w:rPr>
+          <w:t>2:9</w:t>
         </w:r>
       </w:hyperlink>
       <w:r>
@@ -1034,2956 +5683,6 @@
         </w:rPr>
         <w:t xml:space="preserve">; </w:t>
       </w:r>
-      <w:hyperlink r:id="rId34">
-        <w:r>
-          <w:rPr>
-            <w:lang w:val="en_US" w:bidi="en_US"/>
-          </w:rPr>
-          <w:rPr>
-            <w:color w:val="0000EE"/>
-            <w:u w:val="single"/>
-          </w:rPr>
-          <w:t>25:23</w:t>
-        </w:r>
-      </w:hyperlink>
-      <w:r>
-        <w:rPr>
-          <w:lang w:val="en_US" w:bidi="en_US"/>
-        </w:rPr>
-        <w:t xml:space="preserve">, </w:t>
-      </w:r>
-      <w:hyperlink r:id="rId35">
-        <w:r>
-          <w:rPr>
-            <w:lang w:val="en_US" w:bidi="en_US"/>
-          </w:rPr>
-          <w:rPr>
-            <w:color w:val="0000EE"/>
-            <w:u w:val="single"/>
-          </w:rPr>
-          <w:t>26</w:t>
-        </w:r>
-      </w:hyperlink>
-      <w:r>
-        <w:rPr>
-          <w:lang w:val="en_US" w:bidi="en_US"/>
-        </w:rPr>
-        <w:t>), or even religious leaders (</w:t>
-      </w:r>
-      <w:hyperlink r:id="rId36">
-        <w:r>
-          <w:rPr>
-            <w:lang w:val="en_US" w:bidi="en_US"/>
-          </w:rPr>
-          <w:rPr>
-            <w:color w:val="0000EE"/>
-            <w:u w:val="single"/>
-          </w:rPr>
-          <w:t>Ezra 8:24</w:t>
-        </w:r>
-      </w:hyperlink>
-      <w:r>
-        <w:rPr>
-          <w:lang w:val="en_US" w:bidi="en_US"/>
-        </w:rPr>
-        <w:t xml:space="preserve">). Their influential role put them in a position of heightened responsibility before God (cp. </w:t>
-      </w:r>
-      <w:hyperlink r:id="rId37">
-        <w:r>
-          <w:rPr>
-            <w:lang w:val="en_US" w:bidi="en_US"/>
-          </w:rPr>
-          <w:rPr>
-            <w:color w:val="0000EE"/>
-            <w:u w:val="single"/>
-          </w:rPr>
-          <w:t>Jas 3:1</w:t>
-        </w:r>
-      </w:hyperlink>
-      <w:r>
-        <w:rPr>
-          <w:lang w:val="en_US" w:bidi="en_US"/>
-        </w:rPr>
-        <w:t>).</w:t>
-      </w:r>
-      <w:r>
-        <w:rPr>
-          <w:lang w:val="en_US" w:bidi="en_US"/>
-        </w:rPr>
-      </w:r>
-      <w:r>
-        <w:rPr>
-          <w:lang w:val="en_US" w:bidi="en_US"/>
-        </w:rPr>
-      </w:r>
-    </w:p>
-    <w:p>
-      <w:pPr/>
-      <w:r>
-        <w:rPr>
-          <w:lang w:val="en_US" w:bidi="en_US"/>
-        </w:rPr>
-      </w:r>
-    </w:p>
-    <w:p>
-      <w:pPr>
-        <w:pStyle w:val="Heading2"/>
-      </w:pPr>
-      <w:r>
-        <w:rPr>
-          <w:lang w:val="en_US" w:bidi="en_US"/>
-        </w:rPr>
-        <w:t>Zephaniah 1:9</w:t>
-      </w:r>
-      <w:r>
-        <w:rPr>
-          <w:lang w:val="en_US" w:bidi="en_US"/>
-        </w:rPr>
-      </w:r>
-    </w:p>
-    <w:p>
-      <w:pPr/>
-      <w:r>
-        <w:rPr>
-          <w:lang w:val="en_US" w:bidi="en_US"/>
-        </w:rPr>
-      </w:r>
-      <w:r>
-        <w:rPr>
-          <w:lang w:val="en_US" w:bidi="en_US"/>
-        </w:rPr>
-        <w:t xml:space="preserve">those who participate in pagan worship ceremonies (literally </w:t>
-      </w:r>
-      <w:r>
-        <w:rPr>
-          <w:i/>
-          <w:lang w:val="en_US" w:bidi="en_US"/>
-        </w:rPr>
-        <w:t>those who leap over the threshold</w:t>
-      </w:r>
-      <w:r>
-        <w:rPr>
-          <w:lang w:val="en_US" w:bidi="en_US"/>
-        </w:rPr>
-        <w:t xml:space="preserve">): The people of Judah perpetuated the pagan custom of leaping over the threshold of a temple to avoid contact with it, in deference to that pagan god (see </w:t>
-      </w:r>
-      <w:hyperlink r:id="rId38">
-        <w:r>
-          <w:rPr>
-            <w:lang w:val="en_US" w:bidi="en_US"/>
-          </w:rPr>
-          <w:rPr>
-            <w:color w:val="0000EE"/>
-            <w:u w:val="single"/>
-          </w:rPr>
-          <w:t>1 Sam 5:1–5</w:t>
-        </w:r>
-      </w:hyperlink>
-      <w:r>
-        <w:rPr>
-          <w:lang w:val="en_US" w:bidi="en_US"/>
-        </w:rPr>
-        <w:t>).</w:t>
-      </w:r>
-      <w:r>
-        <w:rPr>
-          <w:lang w:val="en_US" w:bidi="en_US"/>
-        </w:rPr>
-      </w:r>
-      <w:r>
-        <w:rPr>
-          <w:lang w:val="en_US" w:bidi="en_US"/>
-        </w:rPr>
-      </w:r>
-    </w:p>
-    <w:p>
-      <w:pPr/>
-      <w:r>
-        <w:rPr>
-          <w:lang w:val="en_US" w:bidi="en_US"/>
-        </w:rPr>
-      </w:r>
-    </w:p>
-    <w:p>
-      <w:pPr>
-        <w:pStyle w:val="Heading2"/>
-      </w:pPr>
-      <w:r>
-        <w:rPr>
-          <w:lang w:val="en_US" w:bidi="en_US"/>
-        </w:rPr>
-        <w:t>Zephaniah 1:10</w:t>
-      </w:r>
-      <w:r>
-        <w:rPr>
-          <w:lang w:val="en_US" w:bidi="en_US"/>
-        </w:rPr>
-      </w:r>
-    </w:p>
-    <w:p>
-      <w:pPr/>
-      <w:r>
-        <w:rPr>
-          <w:lang w:val="en_US" w:bidi="en_US"/>
-        </w:rPr>
-      </w:r>
-      <w:r>
-        <w:rPr>
-          <w:lang w:val="en_US" w:bidi="en_US"/>
-        </w:rPr>
-        <w:t>The Fish Gate was in the northern section of Jerusalem (</w:t>
-      </w:r>
-      <w:hyperlink r:id="rId39">
-        <w:r>
-          <w:rPr>
-            <w:lang w:val="en_US" w:bidi="en_US"/>
-          </w:rPr>
-          <w:rPr>
-            <w:color w:val="0000EE"/>
-            <w:u w:val="single"/>
-          </w:rPr>
-          <w:t>Neh 12:39</w:t>
-        </w:r>
-      </w:hyperlink>
-      <w:r>
-        <w:rPr>
-          <w:lang w:val="en_US" w:bidi="en_US"/>
-        </w:rPr>
-        <w:t>).</w:t>
-      </w:r>
-      <w:r>
-        <w:rPr>
-          <w:lang w:val="en_US" w:bidi="en_US"/>
-        </w:rPr>
-      </w:r>
-      <w:r>
-        <w:rPr>
-          <w:lang w:val="en_US" w:bidi="en_US"/>
-        </w:rPr>
-      </w:r>
-    </w:p>
-    <w:p>
-      <w:pPr/>
-      <w:r>
-        <w:rPr>
-          <w:lang w:val="en_US" w:bidi="en_US"/>
-        </w:rPr>
-      </w:r>
-    </w:p>
-    <w:p>
-      <w:pPr>
-        <w:pStyle w:val="Heading2"/>
-      </w:pPr>
-      <w:r>
-        <w:rPr>
-          <w:lang w:val="en_US" w:bidi="en_US"/>
-        </w:rPr>
-        <w:t>Zephaniah 1:13</w:t>
-      </w:r>
-      <w:r>
-        <w:rPr>
-          <w:lang w:val="en_US" w:bidi="en_US"/>
-        </w:rPr>
-      </w:r>
-    </w:p>
-    <w:p>
-      <w:pPr/>
-      <w:r>
-        <w:rPr>
-          <w:lang w:val="en_US" w:bidi="en_US"/>
-        </w:rPr>
-      </w:r>
-      <w:r>
-        <w:rPr>
-          <w:lang w:val="en_US" w:bidi="en_US"/>
-        </w:rPr>
-        <w:t>God would send an invading force to plunder Jerusalem. The destruction would come so quickly that those with ill-gotten gain would not survive to enjoy their wealth.</w:t>
-      </w:r>
-      <w:r>
-        <w:rPr>
-          <w:lang w:val="en_US" w:bidi="en_US"/>
-        </w:rPr>
-      </w:r>
-      <w:r>
-        <w:rPr>
-          <w:lang w:val="en_US" w:bidi="en_US"/>
-        </w:rPr>
-      </w:r>
-    </w:p>
-    <w:p>
-      <w:pPr/>
-      <w:r>
-        <w:rPr>
-          <w:lang w:val="en_US" w:bidi="en_US"/>
-        </w:rPr>
-      </w:r>
-    </w:p>
-    <w:p>
-      <w:pPr>
-        <w:pStyle w:val="Heading2"/>
-      </w:pPr>
-      <w:r>
-        <w:rPr>
-          <w:lang w:val="en_US" w:bidi="en_US"/>
-        </w:rPr>
-        <w:t>Zephaniah 1:14–18</w:t>
-      </w:r>
-      <w:r>
-        <w:rPr>
-          <w:lang w:val="en_US" w:bidi="en_US"/>
-        </w:rPr>
-      </w:r>
-    </w:p>
-    <w:p>
-      <w:pPr/>
-      <w:r>
-        <w:rPr>
-          <w:lang w:val="en_US" w:bidi="en_US"/>
-        </w:rPr>
-      </w:r>
-      <w:r>
-        <w:rPr>
-          <w:lang w:val="en_US" w:bidi="en_US"/>
-        </w:rPr>
-        <w:t>The meaning of the day of the Lord broadens to include God’s dealings with the whole earth.</w:t>
-      </w:r>
-      <w:r>
-        <w:rPr>
-          <w:lang w:val="en_US" w:bidi="en_US"/>
-        </w:rPr>
-      </w:r>
-      <w:r>
-        <w:rPr>
-          <w:lang w:val="en_US" w:bidi="en_US"/>
-        </w:rPr>
-      </w:r>
-    </w:p>
-    <w:p>
-      <w:pPr/>
-      <w:r>
-        <w:rPr>
-          <w:lang w:val="en_US" w:bidi="en_US"/>
-        </w:rPr>
-      </w:r>
-    </w:p>
-    <w:p>
-      <w:pPr>
-        <w:pStyle w:val="Heading2"/>
-      </w:pPr>
-      <w:r>
-        <w:rPr>
-          <w:lang w:val="en_US" w:bidi="en_US"/>
-        </w:rPr>
-        <w:t>Zephaniah 1:15</w:t>
-      </w:r>
-      <w:r>
-        <w:rPr>
-          <w:lang w:val="en_US" w:bidi="en_US"/>
-        </w:rPr>
-      </w:r>
-    </w:p>
-    <w:p>
-      <w:pPr/>
-      <w:r>
-        <w:rPr>
-          <w:lang w:val="en_US" w:bidi="en_US"/>
-        </w:rPr>
-      </w:r>
-      <w:r>
-        <w:rPr>
-          <w:lang w:val="en_US" w:bidi="en_US"/>
-        </w:rPr>
-        <w:t xml:space="preserve">darkness and gloom: See also </w:t>
-      </w:r>
-      <w:hyperlink r:id="rId40">
-        <w:r>
-          <w:rPr>
-            <w:lang w:val="en_US" w:bidi="en_US"/>
-          </w:rPr>
-          <w:rPr>
-            <w:color w:val="0000EE"/>
-            <w:u w:val="single"/>
-          </w:rPr>
-          <w:t>Isa 13:9–10</w:t>
-        </w:r>
-      </w:hyperlink>
-      <w:r>
-        <w:rPr>
-          <w:lang w:val="en_US" w:bidi="en_US"/>
-        </w:rPr>
-        <w:t xml:space="preserve">; </w:t>
-      </w:r>
-      <w:hyperlink r:id="rId41">
-        <w:r>
-          <w:rPr>
-            <w:lang w:val="en_US" w:bidi="en_US"/>
-          </w:rPr>
-          <w:rPr>
-            <w:color w:val="0000EE"/>
-            <w:u w:val="single"/>
-          </w:rPr>
-          <w:t>Joel 2:1–2</w:t>
-        </w:r>
-      </w:hyperlink>
-      <w:r>
-        <w:rPr>
-          <w:lang w:val="en_US" w:bidi="en_US"/>
-        </w:rPr>
-        <w:t xml:space="preserve">; </w:t>
-      </w:r>
-      <w:hyperlink r:id="rId42">
-        <w:r>
-          <w:rPr>
-            <w:lang w:val="en_US" w:bidi="en_US"/>
-          </w:rPr>
-          <w:rPr>
-            <w:color w:val="0000EE"/>
-            <w:u w:val="single"/>
-          </w:rPr>
-          <w:t>Amos 5:18–20</w:t>
-        </w:r>
-      </w:hyperlink>
-      <w:r>
-        <w:rPr>
-          <w:lang w:val="en_US" w:bidi="en_US"/>
-        </w:rPr>
-        <w:t>.</w:t>
-      </w:r>
-      <w:r>
-        <w:rPr>
-          <w:lang w:val="en_US" w:bidi="en_US"/>
-        </w:rPr>
-      </w:r>
-      <w:r>
-        <w:rPr>
-          <w:lang w:val="en_US" w:bidi="en_US"/>
-        </w:rPr>
-      </w:r>
-    </w:p>
-    <w:p>
-      <w:pPr/>
-      <w:r>
-        <w:rPr>
-          <w:lang w:val="en_US" w:bidi="en_US"/>
-        </w:rPr>
-      </w:r>
-    </w:p>
-    <w:p>
-      <w:pPr>
-        <w:pStyle w:val="Heading2"/>
-      </w:pPr>
-      <w:r>
-        <w:rPr>
-          <w:lang w:val="en_US" w:bidi="en_US"/>
-        </w:rPr>
-        <w:t>Zephaniah 1:17</w:t>
-      </w:r>
-      <w:r>
-        <w:rPr>
-          <w:lang w:val="en_US" w:bidi="en_US"/>
-        </w:rPr>
-      </w:r>
-    </w:p>
-    <w:p>
-      <w:pPr/>
-      <w:r>
-        <w:rPr>
-          <w:lang w:val="en_US" w:bidi="en_US"/>
-        </w:rPr>
-      </w:r>
-      <w:r>
-        <w:rPr>
-          <w:lang w:val="en_US" w:bidi="en_US"/>
-        </w:rPr>
-        <w:t xml:space="preserve">grope around like the blind: An example of God’s justice (see also </w:t>
-      </w:r>
-      <w:hyperlink r:id="rId43">
-        <w:r>
-          <w:rPr>
-            <w:lang w:val="en_US" w:bidi="en_US"/>
-          </w:rPr>
-          <w:rPr>
-            <w:color w:val="0000EE"/>
-            <w:u w:val="single"/>
-          </w:rPr>
-          <w:t>Rom 1:21–32</w:t>
-        </w:r>
-      </w:hyperlink>
-      <w:r>
-        <w:rPr>
-          <w:lang w:val="en_US" w:bidi="en_US"/>
-        </w:rPr>
-        <w:t xml:space="preserve">). Because God’s people were blind ethically and spiritually (see </w:t>
-      </w:r>
-      <w:hyperlink r:id="rId44">
-        <w:r>
-          <w:rPr>
-            <w:lang w:val="en_US" w:bidi="en_US"/>
-          </w:rPr>
-          <w:rPr>
-            <w:color w:val="0000EE"/>
-            <w:u w:val="single"/>
-          </w:rPr>
-          <w:t>Exod 23:8</w:t>
-        </w:r>
-      </w:hyperlink>
-      <w:r>
-        <w:rPr>
-          <w:lang w:val="en_US" w:bidi="en_US"/>
-        </w:rPr>
-        <w:t xml:space="preserve">; </w:t>
-      </w:r>
-      <w:hyperlink r:id="rId45">
-        <w:r>
-          <w:rPr>
-            <w:lang w:val="en_US" w:bidi="en_US"/>
-          </w:rPr>
-          <w:rPr>
-            <w:color w:val="0000EE"/>
-            <w:u w:val="single"/>
-          </w:rPr>
-          <w:t>Rom 2:19</w:t>
-        </w:r>
-      </w:hyperlink>
-      <w:r>
-        <w:rPr>
-          <w:lang w:val="en_US" w:bidi="en_US"/>
-        </w:rPr>
-        <w:t xml:space="preserve">; </w:t>
-      </w:r>
-      <w:hyperlink r:id="rId46">
-        <w:r>
-          <w:rPr>
-            <w:lang w:val="en_US" w:bidi="en_US"/>
-          </w:rPr>
-          <w:rPr>
-            <w:color w:val="0000EE"/>
-            <w:u w:val="single"/>
-          </w:rPr>
-          <w:t>1 Jn 2:11</w:t>
-        </w:r>
-      </w:hyperlink>
-      <w:r>
-        <w:rPr>
-          <w:lang w:val="en_US" w:bidi="en_US"/>
-        </w:rPr>
-        <w:t>) and had sinned against the Lord and his commandments, they would incur the just penalties specified in God’s covenant with them (</w:t>
-      </w:r>
-      <w:hyperlink r:id="rId47">
-        <w:r>
-          <w:rPr>
-            <w:lang w:val="en_US" w:bidi="en_US"/>
-          </w:rPr>
-          <w:rPr>
-            <w:color w:val="0000EE"/>
-            <w:u w:val="single"/>
-          </w:rPr>
-          <w:t>Deut 28:28–29</w:t>
-        </w:r>
-      </w:hyperlink>
-      <w:r>
-        <w:rPr>
-          <w:lang w:val="en_US" w:bidi="en_US"/>
-        </w:rPr>
-        <w:t>).</w:t>
-      </w:r>
-      <w:r>
-        <w:rPr>
-          <w:lang w:val="en_US" w:bidi="en_US"/>
-        </w:rPr>
-      </w:r>
-      <w:r>
-        <w:rPr>
-          <w:lang w:val="en_US" w:bidi="en_US"/>
-        </w:rPr>
-      </w:r>
-    </w:p>
-    <w:p>
-      <w:pPr/>
-      <w:r>
-        <w:rPr>
-          <w:lang w:val="en_US" w:bidi="en_US"/>
-        </w:rPr>
-      </w:r>
-    </w:p>
-    <w:p>
-      <w:pPr>
-        <w:pStyle w:val="Heading2"/>
-      </w:pPr>
-      <w:r>
-        <w:rPr>
-          <w:lang w:val="en_US" w:bidi="en_US"/>
-        </w:rPr>
-        <w:t>Zephaniah 2:1–3</w:t>
-      </w:r>
-      <w:r>
-        <w:rPr>
-          <w:lang w:val="en_US" w:bidi="en_US"/>
-        </w:rPr>
-      </w:r>
-    </w:p>
-    <w:p>
-      <w:pPr/>
-      <w:r>
-        <w:rPr>
-          <w:lang w:val="en_US" w:bidi="en_US"/>
-        </w:rPr>
-      </w:r>
-      <w:r>
-        <w:rPr>
-          <w:lang w:val="en_US" w:bidi="en_US"/>
-        </w:rPr>
-        <w:t>In light of the horrifying spectacle he has described, Zephaniah calls on his nation to repent and humble themselves before God.</w:t>
-      </w:r>
-      <w:r>
-        <w:rPr>
-          <w:lang w:val="en_US" w:bidi="en_US"/>
-        </w:rPr>
-      </w:r>
-      <w:r>
-        <w:rPr>
-          <w:lang w:val="en_US" w:bidi="en_US"/>
-        </w:rPr>
-      </w:r>
-    </w:p>
-    <w:p>
-      <w:pPr/>
-      <w:r>
-        <w:rPr>
-          <w:lang w:val="en_US" w:bidi="en_US"/>
-        </w:rPr>
-      </w:r>
-    </w:p>
-    <w:p>
-      <w:pPr>
-        <w:pStyle w:val="Heading2"/>
-      </w:pPr>
-      <w:r>
-        <w:rPr>
-          <w:lang w:val="en_US" w:bidi="en_US"/>
-        </w:rPr>
-        <w:t>Zephaniah 2:2</w:t>
-      </w:r>
-      <w:r>
-        <w:rPr>
-          <w:lang w:val="en_US" w:bidi="en_US"/>
-        </w:rPr>
-      </w:r>
-    </w:p>
-    <w:p>
-      <w:pPr/>
-      <w:r>
-        <w:rPr>
-          <w:lang w:val="en_US" w:bidi="en_US"/>
-        </w:rPr>
-      </w:r>
-      <w:r>
-        <w:rPr>
-          <w:lang w:val="en_US" w:bidi="en_US"/>
-        </w:rPr>
-        <w:t>Farmers threshed grain on windy hilltops. When they tossed the mixed grain and chaff in the air, the wind blew the chaff away while the heavier grain fell back to the ground. The opportunity to repent was a fleeting one.</w:t>
-      </w:r>
-      <w:r>
-        <w:rPr>
-          <w:lang w:val="en_US" w:bidi="en_US"/>
-        </w:rPr>
-      </w:r>
-      <w:r>
-        <w:rPr>
-          <w:lang w:val="en_US" w:bidi="en_US"/>
-        </w:rPr>
-      </w:r>
-    </w:p>
-    <w:p>
-      <w:pPr/>
-      <w:r>
-        <w:rPr>
-          <w:lang w:val="en_US" w:bidi="en_US"/>
-        </w:rPr>
-      </w:r>
-    </w:p>
-    <w:p>
-      <w:pPr>
-        <w:pStyle w:val="Heading2"/>
-      </w:pPr>
-      <w:r>
-        <w:rPr>
-          <w:lang w:val="en_US" w:bidi="en_US"/>
-        </w:rPr>
-        <w:t>Zephaniah 2:3</w:t>
-      </w:r>
-      <w:r>
-        <w:rPr>
-          <w:lang w:val="en_US" w:bidi="en_US"/>
-        </w:rPr>
-      </w:r>
-    </w:p>
-    <w:p>
-      <w:pPr/>
-      <w:r>
-        <w:rPr>
-          <w:lang w:val="en_US" w:bidi="en_US"/>
-        </w:rPr>
-      </w:r>
-      <w:r>
-        <w:rPr>
-          <w:lang w:val="en_US" w:bidi="en_US"/>
-        </w:rPr>
-        <w:t>all who are humble: True humility involves submission to and dependence on God (</w:t>
-      </w:r>
-      <w:hyperlink r:id="rId48">
-        <w:r>
-          <w:rPr>
-            <w:lang w:val="en_US" w:bidi="en_US"/>
-          </w:rPr>
-          <w:rPr>
-            <w:color w:val="0000EE"/>
-            <w:u w:val="single"/>
-          </w:rPr>
-          <w:t>Pss 18:25–27</w:t>
-        </w:r>
-      </w:hyperlink>
-      <w:r>
-        <w:rPr>
-          <w:lang w:val="en_US" w:bidi="en_US"/>
-        </w:rPr>
-        <w:t xml:space="preserve">; </w:t>
-      </w:r>
-      <w:hyperlink r:id="rId49">
-        <w:r>
-          <w:rPr>
-            <w:lang w:val="en_US" w:bidi="en_US"/>
-          </w:rPr>
-          <w:rPr>
-            <w:color w:val="0000EE"/>
-            <w:u w:val="single"/>
-          </w:rPr>
-          <w:t>119:142–144</w:t>
-        </w:r>
-      </w:hyperlink>
-      <w:r>
-        <w:rPr>
-          <w:lang w:val="en_US" w:bidi="en_US"/>
-        </w:rPr>
-        <w:t xml:space="preserve">; </w:t>
-      </w:r>
-      <w:hyperlink r:id="rId50">
-        <w:r>
-          <w:rPr>
-            <w:lang w:val="en_US" w:bidi="en_US"/>
-          </w:rPr>
-          <w:rPr>
-            <w:color w:val="0000EE"/>
-            <w:u w:val="single"/>
-          </w:rPr>
-          <w:t>Prov 15:33</w:t>
-        </w:r>
-      </w:hyperlink>
-      <w:r>
-        <w:rPr>
-          <w:lang w:val="en_US" w:bidi="en_US"/>
-        </w:rPr>
-        <w:t xml:space="preserve">; </w:t>
-      </w:r>
-      <w:hyperlink r:id="rId51">
-        <w:r>
-          <w:rPr>
-            <w:lang w:val="en_US" w:bidi="en_US"/>
-          </w:rPr>
-          <w:rPr>
-            <w:color w:val="0000EE"/>
-            <w:u w:val="single"/>
-          </w:rPr>
-          <w:t>18:12</w:t>
-        </w:r>
-      </w:hyperlink>
-      <w:r>
-        <w:rPr>
-          <w:lang w:val="en_US" w:bidi="en_US"/>
-        </w:rPr>
-        <w:t xml:space="preserve">; </w:t>
-      </w:r>
-      <w:hyperlink r:id="rId52">
-        <w:r>
-          <w:rPr>
-            <w:lang w:val="en_US" w:bidi="en_US"/>
-          </w:rPr>
-          <w:rPr>
-            <w:color w:val="0000EE"/>
-            <w:u w:val="single"/>
-          </w:rPr>
-          <w:t>22:4</w:t>
-        </w:r>
-      </w:hyperlink>
-      <w:r>
-        <w:rPr>
-          <w:lang w:val="en_US" w:bidi="en_US"/>
-        </w:rPr>
-        <w:t>).</w:t>
-      </w:r>
-      <w:r>
-        <w:rPr>
-          <w:lang w:val="en_US" w:bidi="en_US"/>
-        </w:rPr>
-      </w:r>
-      <w:r>
-        <w:rPr>
-          <w:lang w:val="en_US" w:bidi="en_US"/>
-        </w:rPr>
-      </w:r>
-    </w:p>
-    <w:p>
-      <w:pPr/>
-      <w:r>
-        <w:rPr>
-          <w:lang w:val="en_US" w:bidi="en_US"/>
-        </w:rPr>
-      </w:r>
-    </w:p>
-    <w:p>
-      <w:pPr>
-        <w:pStyle w:val="Heading2"/>
-      </w:pPr>
-      <w:r>
-        <w:rPr>
-          <w:lang w:val="en_US" w:bidi="en_US"/>
-        </w:rPr>
-        <w:t>Zephaniah 2:4</w:t>
-      </w:r>
-      <w:r>
-        <w:rPr>
-          <w:lang w:val="en_US" w:bidi="en_US"/>
-        </w:rPr>
-      </w:r>
-    </w:p>
-    <w:p>
-      <w:pPr/>
-      <w:r>
-        <w:rPr>
-          <w:lang w:val="en_US" w:bidi="en_US"/>
-        </w:rPr>
-      </w:r>
-      <w:r>
-        <w:rPr>
-          <w:lang w:val="en_US" w:bidi="en_US"/>
-        </w:rPr>
-        <w:t xml:space="preserve">King Nebuchadnezzar of Babylon conquered the Philistine cities of Gaza and Ashkelon . . . Ashdod and Ekron. Gaza remained deserted, but the others recovered and continued into later times. Zephaniah does not mention Gath, the fifth major Philistine city (see </w:t>
-      </w:r>
-      <w:hyperlink r:id="rId53">
-        <w:r>
-          <w:rPr>
-            <w:lang w:val="en_US" w:bidi="en_US"/>
-          </w:rPr>
-          <w:rPr>
-            <w:color w:val="0000EE"/>
-            <w:u w:val="single"/>
-          </w:rPr>
-          <w:t>1 Sam 6:17</w:t>
-        </w:r>
-      </w:hyperlink>
-      <w:r>
-        <w:rPr>
-          <w:lang w:val="en_US" w:bidi="en_US"/>
-        </w:rPr>
-        <w:t>), which had either disappeared or become unimportant by Zephaniah’s time.</w:t>
-      </w:r>
-      <w:r>
-        <w:rPr>
-          <w:lang w:val="en_US" w:bidi="en_US"/>
-        </w:rPr>
-      </w:r>
-      <w:r>
-        <w:rPr>
-          <w:lang w:val="en_US" w:bidi="en_US"/>
-        </w:rPr>
-      </w:r>
-    </w:p>
-    <w:p>
-      <w:pPr/>
-      <w:r>
-        <w:rPr>
-          <w:lang w:val="en_US" w:bidi="en_US"/>
-        </w:rPr>
-      </w:r>
-    </w:p>
-    <w:p>
-      <w:pPr>
-        <w:pStyle w:val="Heading2"/>
-      </w:pPr>
-      <w:r>
-        <w:rPr>
-          <w:lang w:val="en_US" w:bidi="en_US"/>
-        </w:rPr>
-        <w:t>Zephaniah 2:4–15</w:t>
-      </w:r>
-      <w:r>
-        <w:rPr>
-          <w:lang w:val="en_US" w:bidi="en_US"/>
-        </w:rPr>
-      </w:r>
-    </w:p>
-    <w:p>
-      <w:pPr/>
-      <w:r>
-        <w:rPr>
-          <w:lang w:val="en_US" w:bidi="en_US"/>
-        </w:rPr>
-      </w:r>
-      <w:r>
-        <w:rPr>
-          <w:lang w:val="en_US" w:bidi="en_US"/>
-        </w:rPr>
-        <w:t>Zephaniah began his pronouncements with the Philistines</w:t>
-      </w:r>
-      <w:r>
-        <w:rPr>
-          <w:i/>
-          <w:lang w:val="en_US" w:bidi="en_US"/>
-        </w:rPr>
-        <w:t>,</w:t>
-      </w:r>
-      <w:r>
-        <w:rPr>
-          <w:lang w:val="en_US" w:bidi="en_US"/>
-        </w:rPr>
-        <w:t xml:space="preserve"> whose kingdom lay on Judah’s west (</w:t>
-      </w:r>
-      <w:hyperlink r:id="rId54">
-        <w:r>
-          <w:rPr>
-            <w:lang w:val="en_US" w:bidi="en_US"/>
-          </w:rPr>
-          <w:rPr>
-            <w:color w:val="0000EE"/>
-            <w:u w:val="single"/>
-          </w:rPr>
-          <w:t>2:4–7</w:t>
-        </w:r>
-      </w:hyperlink>
-      <w:r>
-        <w:rPr>
-          <w:lang w:val="en_US" w:bidi="en_US"/>
-        </w:rPr>
-        <w:t>). He moved on to Moab and Ammon in the east (</w:t>
-      </w:r>
-      <w:hyperlink r:id="rId55">
-        <w:r>
-          <w:rPr>
-            <w:lang w:val="en_US" w:bidi="en_US"/>
-          </w:rPr>
-          <w:rPr>
-            <w:color w:val="0000EE"/>
-            <w:u w:val="single"/>
-          </w:rPr>
-          <w:t>2:8–11</w:t>
-        </w:r>
-      </w:hyperlink>
-      <w:r>
-        <w:rPr>
-          <w:lang w:val="en_US" w:bidi="en_US"/>
-        </w:rPr>
-        <w:t>), and finally singled out Cush (Ethiopia) to the south (</w:t>
-      </w:r>
-      <w:hyperlink r:id="rId56">
-        <w:r>
-          <w:rPr>
-            <w:lang w:val="en_US" w:bidi="en_US"/>
-          </w:rPr>
-          <w:rPr>
-            <w:color w:val="0000EE"/>
-            <w:u w:val="single"/>
-          </w:rPr>
-          <w:t>2:12</w:t>
-        </w:r>
-      </w:hyperlink>
-      <w:r>
-        <w:rPr>
-          <w:lang w:val="en_US" w:bidi="en_US"/>
-        </w:rPr>
-        <w:t>) and Assyria to the north (</w:t>
-      </w:r>
-      <w:hyperlink r:id="rId57">
-        <w:r>
-          <w:rPr>
-            <w:lang w:val="en_US" w:bidi="en_US"/>
-          </w:rPr>
-          <w:rPr>
-            <w:color w:val="0000EE"/>
-            <w:u w:val="single"/>
-          </w:rPr>
-          <w:t>2:13–15</w:t>
-        </w:r>
-      </w:hyperlink>
-      <w:r>
-        <w:rPr>
-          <w:lang w:val="en_US" w:bidi="en_US"/>
-        </w:rPr>
-        <w:t>).</w:t>
-      </w:r>
-      <w:r>
-        <w:rPr>
-          <w:lang w:val="en_US" w:bidi="en_US"/>
-        </w:rPr>
-      </w:r>
-      <w:r>
-        <w:rPr>
-          <w:lang w:val="en_US" w:bidi="en_US"/>
-        </w:rPr>
-      </w:r>
-    </w:p>
-    <w:p>
-      <w:pPr/>
-      <w:r>
-        <w:rPr>
-          <w:lang w:val="en_US" w:bidi="en_US"/>
-        </w:rPr>
-      </w:r>
-    </w:p>
-    <w:p>
-      <w:pPr>
-        <w:pStyle w:val="Heading2"/>
-      </w:pPr>
-      <w:r>
-        <w:rPr>
-          <w:lang w:val="en_US" w:bidi="en_US"/>
-        </w:rPr>
-        <w:t>Zephaniah 2:4–3.20</w:t>
-      </w:r>
-      <w:r>
-        <w:rPr>
-          <w:lang w:val="en_US" w:bidi="en_US"/>
-        </w:rPr>
-      </w:r>
-    </w:p>
-    <w:p>
-      <w:pPr/>
-      <w:r>
-        <w:rPr>
-          <w:lang w:val="en_US" w:bidi="en_US"/>
-        </w:rPr>
-      </w:r>
-      <w:r>
-        <w:rPr>
-          <w:lang w:val="en_US" w:bidi="en_US"/>
-        </w:rPr>
-        <w:t>Zephaniah turns his attention to the judgment of the foreign nations (</w:t>
-      </w:r>
-      <w:hyperlink r:id="rId58">
-        <w:r>
-          <w:rPr>
-            <w:lang w:val="en_US" w:bidi="en_US"/>
-          </w:rPr>
-          <w:rPr>
-            <w:color w:val="0000EE"/>
-            <w:u w:val="single"/>
-          </w:rPr>
-          <w:t>2:4–15</w:t>
-        </w:r>
-      </w:hyperlink>
-      <w:r>
-        <w:rPr>
-          <w:lang w:val="en_US" w:bidi="en_US"/>
-        </w:rPr>
-        <w:t>) before returning to the judgment of Judah and Jerusalem (</w:t>
-      </w:r>
-      <w:hyperlink r:id="rId59">
-        <w:r>
-          <w:rPr>
-            <w:lang w:val="en_US" w:bidi="en_US"/>
-          </w:rPr>
-          <w:rPr>
-            <w:color w:val="0000EE"/>
-            <w:u w:val="single"/>
-          </w:rPr>
-          <w:t>3:1–8</w:t>
-        </w:r>
-      </w:hyperlink>
-      <w:r>
-        <w:rPr>
-          <w:lang w:val="en_US" w:bidi="en_US"/>
-        </w:rPr>
-        <w:t>). He then outlines God’s plans for his purified and obedient people (</w:t>
-      </w:r>
-      <w:hyperlink r:id="rId60">
-        <w:r>
-          <w:rPr>
-            <w:lang w:val="en_US" w:bidi="en_US"/>
-          </w:rPr>
-          <w:rPr>
-            <w:color w:val="0000EE"/>
-            <w:u w:val="single"/>
-          </w:rPr>
-          <w:t>3:9–20</w:t>
-        </w:r>
-      </w:hyperlink>
-      <w:r>
-        <w:rPr>
-          <w:lang w:val="en_US" w:bidi="en_US"/>
-        </w:rPr>
-        <w:t>).</w:t>
-      </w:r>
-      <w:r>
-        <w:rPr>
-          <w:lang w:val="en_US" w:bidi="en_US"/>
-        </w:rPr>
-      </w:r>
-      <w:r>
-        <w:rPr>
-          <w:lang w:val="en_US" w:bidi="en_US"/>
-        </w:rPr>
-      </w:r>
-    </w:p>
-    <w:p>
-      <w:pPr/>
-      <w:r>
-        <w:rPr>
-          <w:lang w:val="en_US" w:bidi="en_US"/>
-        </w:rPr>
-      </w:r>
-    </w:p>
-    <w:p>
-      <w:pPr>
-        <w:pStyle w:val="Heading2"/>
-      </w:pPr>
-      <w:r>
-        <w:rPr>
-          <w:lang w:val="en_US" w:bidi="en_US"/>
-        </w:rPr>
-        <w:t>Zephaniah 2:5</w:t>
-      </w:r>
-      <w:r>
-        <w:rPr>
-          <w:lang w:val="en_US" w:bidi="en_US"/>
-        </w:rPr>
-      </w:r>
-    </w:p>
-    <w:p>
-      <w:pPr/>
-      <w:r>
-        <w:rPr>
-          <w:lang w:val="en_US" w:bidi="en_US"/>
-        </w:rPr>
-      </w:r>
-      <w:r>
-        <w:rPr>
-          <w:lang w:val="en_US" w:bidi="en_US"/>
-        </w:rPr>
-        <w:t xml:space="preserve">Old Testament scholars believe the Philistines came from the island of Crete (cp. </w:t>
-      </w:r>
-      <w:hyperlink r:id="rId61">
-        <w:r>
-          <w:rPr>
-            <w:lang w:val="en_US" w:bidi="en_US"/>
-          </w:rPr>
-          <w:rPr>
-            <w:color w:val="0000EE"/>
-            <w:u w:val="single"/>
-          </w:rPr>
-          <w:t>Ezek 25:16</w:t>
-        </w:r>
-      </w:hyperlink>
-      <w:r>
-        <w:rPr>
-          <w:lang w:val="en_US" w:bidi="en_US"/>
-        </w:rPr>
-        <w:t>).</w:t>
-      </w:r>
-      <w:r>
-        <w:rPr>
-          <w:lang w:val="en_US" w:bidi="en_US"/>
-        </w:rPr>
-      </w:r>
-      <w:r>
-        <w:rPr>
-          <w:lang w:val="en_US" w:bidi="en_US"/>
-        </w:rPr>
-      </w:r>
-    </w:p>
-    <w:p>
-      <w:pPr/>
-      <w:r>
-        <w:rPr>
-          <w:lang w:val="en_US" w:bidi="en_US"/>
-        </w:rPr>
-      </w:r>
-    </w:p>
-    <w:p>
-      <w:pPr>
-        <w:pStyle w:val="Heading2"/>
-      </w:pPr>
-      <w:r>
-        <w:rPr>
-          <w:lang w:val="en_US" w:bidi="en_US"/>
-        </w:rPr>
-        <w:t>Zephaniah 2:6</w:t>
-      </w:r>
-      <w:r>
-        <w:rPr>
-          <w:lang w:val="en_US" w:bidi="en_US"/>
-        </w:rPr>
-      </w:r>
-    </w:p>
-    <w:p>
-      <w:pPr/>
-      <w:r>
-        <w:rPr>
-          <w:lang w:val="en_US" w:bidi="en_US"/>
-        </w:rPr>
-      </w:r>
-      <w:r>
-        <w:rPr>
-          <w:lang w:val="en_US" w:bidi="en_US"/>
-        </w:rPr>
-        <w:t xml:space="preserve">pasture . . . shepherd camps and enclosures for sheep: The destruction of cities and their return to a natural state represents a severe form of punishment from God. See also </w:t>
-      </w:r>
-      <w:hyperlink r:id="rId62">
-        <w:r>
-          <w:rPr>
-            <w:lang w:val="en_US" w:bidi="en_US"/>
-          </w:rPr>
-          <w:rPr>
-            <w:color w:val="0000EE"/>
-            <w:u w:val="single"/>
-          </w:rPr>
-          <w:t>Isa 7:23–25</w:t>
-        </w:r>
-      </w:hyperlink>
-      <w:r>
-        <w:rPr>
-          <w:lang w:val="en_US" w:bidi="en_US"/>
-        </w:rPr>
-        <w:t xml:space="preserve">; </w:t>
-      </w:r>
-      <w:hyperlink r:id="rId63">
-        <w:r>
-          <w:rPr>
-            <w:lang w:val="en_US" w:bidi="en_US"/>
-          </w:rPr>
-          <w:rPr>
-            <w:color w:val="0000EE"/>
-            <w:u w:val="single"/>
-          </w:rPr>
-          <w:t>13:19–21</w:t>
-        </w:r>
-      </w:hyperlink>
-      <w:r>
-        <w:rPr>
-          <w:lang w:val="en_US" w:bidi="en_US"/>
-        </w:rPr>
-        <w:t xml:space="preserve">; </w:t>
-      </w:r>
-      <w:hyperlink r:id="rId64">
-        <w:r>
-          <w:rPr>
-            <w:lang w:val="en_US" w:bidi="en_US"/>
-          </w:rPr>
-          <w:rPr>
-            <w:color w:val="0000EE"/>
-            <w:u w:val="single"/>
-          </w:rPr>
-          <w:t>32:9–15</w:t>
-        </w:r>
-      </w:hyperlink>
-      <w:r>
-        <w:rPr>
-          <w:lang w:val="en_US" w:bidi="en_US"/>
-        </w:rPr>
-        <w:t xml:space="preserve">; </w:t>
-      </w:r>
-      <w:hyperlink r:id="rId65">
-        <w:r>
-          <w:rPr>
-            <w:lang w:val="en_US" w:bidi="en_US"/>
-          </w:rPr>
-          <w:rPr>
-            <w:color w:val="0000EE"/>
-            <w:u w:val="single"/>
-          </w:rPr>
-          <w:t>Ezek 35:9</w:t>
-        </w:r>
-      </w:hyperlink>
-      <w:r>
-        <w:rPr>
-          <w:lang w:val="en_US" w:bidi="en_US"/>
-        </w:rPr>
-        <w:t>.</w:t>
-      </w:r>
-      <w:r>
-        <w:rPr>
-          <w:lang w:val="en_US" w:bidi="en_US"/>
-        </w:rPr>
-      </w:r>
-      <w:r>
-        <w:rPr>
-          <w:lang w:val="en_US" w:bidi="en_US"/>
-        </w:rPr>
-      </w:r>
-    </w:p>
-    <w:p>
-      <w:pPr/>
-      <w:r>
-        <w:rPr>
-          <w:lang w:val="en_US" w:bidi="en_US"/>
-        </w:rPr>
-      </w:r>
-    </w:p>
-    <w:p>
-      <w:pPr>
-        <w:pStyle w:val="Heading2"/>
-      </w:pPr>
-      <w:r>
-        <w:rPr>
-          <w:lang w:val="en_US" w:bidi="en_US"/>
-        </w:rPr>
-        <w:t>Zephaniah 2:7</w:t>
-      </w:r>
-      <w:r>
-        <w:rPr>
-          <w:lang w:val="en_US" w:bidi="en_US"/>
-        </w:rPr>
-      </w:r>
-    </w:p>
-    <w:p>
-      <w:pPr/>
-      <w:r>
-        <w:rPr>
-          <w:lang w:val="en_US" w:bidi="en_US"/>
-        </w:rPr>
-      </w:r>
-      <w:r>
-        <w:rPr>
-          <w:lang w:val="en_US" w:bidi="en_US"/>
-        </w:rPr>
-        <w:t>The Baal worshipers (</w:t>
-      </w:r>
-      <w:hyperlink r:id="rId66">
-        <w:r>
-          <w:rPr>
-            <w:lang w:val="en_US" w:bidi="en_US"/>
-          </w:rPr>
-          <w:rPr>
-            <w:color w:val="0000EE"/>
-            <w:u w:val="single"/>
-          </w:rPr>
-          <w:t>1:4</w:t>
-        </w:r>
-      </w:hyperlink>
-      <w:r>
-        <w:rPr>
-          <w:lang w:val="en_US" w:bidi="en_US"/>
-        </w:rPr>
-        <w:t>) and the Philistines would never be restored (</w:t>
-      </w:r>
-      <w:hyperlink r:id="rId67">
-        <w:r>
-          <w:rPr>
-            <w:lang w:val="en_US" w:bidi="en_US"/>
-          </w:rPr>
-          <w:rPr>
-            <w:color w:val="0000EE"/>
-            <w:u w:val="single"/>
-          </w:rPr>
-          <w:t>2:4–6</w:t>
-        </w:r>
-      </w:hyperlink>
-      <w:r>
-        <w:rPr>
-          <w:lang w:val="en_US" w:bidi="en_US"/>
-        </w:rPr>
-        <w:t xml:space="preserve">; see also </w:t>
-      </w:r>
-      <w:hyperlink r:id="rId68">
-        <w:r>
-          <w:rPr>
-            <w:lang w:val="en_US" w:bidi="en_US"/>
-          </w:rPr>
-          <w:rPr>
-            <w:color w:val="0000EE"/>
-            <w:u w:val="single"/>
-          </w:rPr>
-          <w:t>Amos 1:8</w:t>
-        </w:r>
-      </w:hyperlink>
-      <w:r>
-        <w:rPr>
-          <w:lang w:val="en_US" w:bidi="en_US"/>
-        </w:rPr>
-        <w:t>). By contrast, God promised to return the remnant of his people to their land, care for them, and restore them to prosperity (</w:t>
-      </w:r>
-      <w:hyperlink r:id="rId69">
-        <w:r>
-          <w:rPr>
-            <w:lang w:val="en_US" w:bidi="en_US"/>
-          </w:rPr>
-          <w:rPr>
-            <w:color w:val="0000EE"/>
-            <w:u w:val="single"/>
-          </w:rPr>
-          <w:t>Zeph 3:18–20</w:t>
-        </w:r>
-      </w:hyperlink>
-      <w:r>
-        <w:rPr>
-          <w:lang w:val="en_US" w:bidi="en_US"/>
-        </w:rPr>
-        <w:t xml:space="preserve">; </w:t>
-      </w:r>
-      <w:hyperlink r:id="rId70">
-        <w:r>
-          <w:rPr>
-            <w:lang w:val="en_US" w:bidi="en_US"/>
-          </w:rPr>
-          <w:rPr>
-            <w:color w:val="0000EE"/>
-            <w:u w:val="single"/>
-          </w:rPr>
-          <w:t>Isa 11:11–16</w:t>
-        </w:r>
-      </w:hyperlink>
-      <w:r>
-        <w:rPr>
-          <w:lang w:val="en_US" w:bidi="en_US"/>
-        </w:rPr>
-        <w:t xml:space="preserve">; </w:t>
-      </w:r>
-      <w:hyperlink r:id="rId71">
-        <w:r>
-          <w:rPr>
-            <w:lang w:val="en_US" w:bidi="en_US"/>
-          </w:rPr>
-          <w:rPr>
-            <w:color w:val="0000EE"/>
-            <w:u w:val="single"/>
-          </w:rPr>
-          <w:t>Jer 23:1–8</w:t>
-        </w:r>
-      </w:hyperlink>
-      <w:r>
-        <w:rPr>
-          <w:lang w:val="en_US" w:bidi="en_US"/>
-        </w:rPr>
-        <w:t xml:space="preserve">; </w:t>
-      </w:r>
-      <w:hyperlink r:id="rId72">
-        <w:r>
-          <w:rPr>
-            <w:lang w:val="en_US" w:bidi="en_US"/>
-          </w:rPr>
-          <w:rPr>
-            <w:color w:val="0000EE"/>
-            <w:u w:val="single"/>
-          </w:rPr>
-          <w:t>Ezek 34:11–16</w:t>
-        </w:r>
-      </w:hyperlink>
-      <w:r>
-        <w:rPr>
-          <w:lang w:val="en_US" w:bidi="en_US"/>
-        </w:rPr>
-        <w:t xml:space="preserve">, </w:t>
-      </w:r>
-      <w:hyperlink r:id="rId73">
-        <w:r>
-          <w:rPr>
-            <w:lang w:val="en_US" w:bidi="en_US"/>
-          </w:rPr>
-          <w:rPr>
-            <w:color w:val="0000EE"/>
-            <w:u w:val="single"/>
-          </w:rPr>
-          <w:t>20–31</w:t>
-        </w:r>
-      </w:hyperlink>
-      <w:r>
-        <w:rPr>
-          <w:lang w:val="en_US" w:bidi="en_US"/>
-        </w:rPr>
-        <w:t>).</w:t>
-      </w:r>
-      <w:r>
-        <w:rPr>
-          <w:lang w:val="en_US" w:bidi="en_US"/>
-        </w:rPr>
-      </w:r>
-      <w:r>
-        <w:rPr>
-          <w:lang w:val="en_US" w:bidi="en_US"/>
-        </w:rPr>
-      </w:r>
-    </w:p>
-    <w:p>
-      <w:pPr/>
-      <w:r>
-        <w:rPr>
-          <w:lang w:val="en_US" w:bidi="en_US"/>
-        </w:rPr>
-      </w:r>
-    </w:p>
-    <w:p>
-      <w:pPr>
-        <w:pStyle w:val="Heading2"/>
-      </w:pPr>
-      <w:r>
-        <w:rPr>
-          <w:lang w:val="en_US" w:bidi="en_US"/>
-        </w:rPr>
-        <w:t>Zephaniah 2:8</w:t>
-      </w:r>
-      <w:r>
-        <w:rPr>
-          <w:lang w:val="en_US" w:bidi="en_US"/>
-        </w:rPr>
-      </w:r>
-    </w:p>
-    <w:p>
-      <w:pPr/>
-      <w:r>
-        <w:rPr>
-          <w:lang w:val="en_US" w:bidi="en_US"/>
-        </w:rPr>
-      </w:r>
-      <w:r>
-        <w:rPr>
-          <w:lang w:val="en_US" w:bidi="en_US"/>
-        </w:rPr>
-        <w:t xml:space="preserve">The Moabites and Ammonites were Israel’s traditional foes. The Israelites fought with them frequently (see </w:t>
-      </w:r>
-      <w:hyperlink r:id="rId74">
-        <w:r>
-          <w:rPr>
-            <w:lang w:val="en_US" w:bidi="en_US"/>
-          </w:rPr>
-          <w:rPr>
-            <w:color w:val="0000EE"/>
-            <w:u w:val="single"/>
-          </w:rPr>
-          <w:t>2 Kgs 3:1–27</w:t>
-        </w:r>
-      </w:hyperlink>
-      <w:r>
-        <w:rPr>
-          <w:lang w:val="en_US" w:bidi="en_US"/>
-        </w:rPr>
-        <w:t xml:space="preserve">; </w:t>
-      </w:r>
-      <w:hyperlink r:id="rId75">
-        <w:r>
-          <w:rPr>
-            <w:lang w:val="en_US" w:bidi="en_US"/>
-          </w:rPr>
-          <w:rPr>
-            <w:color w:val="0000EE"/>
-            <w:u w:val="single"/>
-          </w:rPr>
-          <w:t>2 Chr 20:1–30</w:t>
-        </w:r>
-      </w:hyperlink>
-      <w:r>
-        <w:rPr>
-          <w:lang w:val="en_US" w:bidi="en_US"/>
-        </w:rPr>
-        <w:t>), and they remained Israel’s enemies to the end (</w:t>
-      </w:r>
-      <w:hyperlink r:id="rId76">
-        <w:r>
-          <w:rPr>
-            <w:lang w:val="en_US" w:bidi="en_US"/>
-          </w:rPr>
-          <w:rPr>
-            <w:color w:val="0000EE"/>
-            <w:u w:val="single"/>
-          </w:rPr>
-          <w:t>2 Kgs 25:25</w:t>
-        </w:r>
-      </w:hyperlink>
-      <w:r>
-        <w:rPr>
-          <w:lang w:val="en_US" w:bidi="en_US"/>
-        </w:rPr>
-        <w:t xml:space="preserve">; </w:t>
-      </w:r>
-      <w:hyperlink r:id="rId77">
-        <w:r>
-          <w:rPr>
-            <w:lang w:val="en_US" w:bidi="en_US"/>
-          </w:rPr>
-          <w:rPr>
-            <w:color w:val="0000EE"/>
-            <w:u w:val="single"/>
-          </w:rPr>
-          <w:t>Jer 40:11–14</w:t>
-        </w:r>
-      </w:hyperlink>
-      <w:r>
-        <w:rPr>
-          <w:lang w:val="en_US" w:bidi="en_US"/>
-        </w:rPr>
-        <w:t xml:space="preserve">). • mocking . . . invading: The Israelites not only suffered repeated attacks by the Moabites and Ammonites (see </w:t>
-      </w:r>
-      <w:hyperlink r:id="rId78">
-        <w:r>
-          <w:rPr>
-            <w:lang w:val="en_US" w:bidi="en_US"/>
-          </w:rPr>
-          <w:rPr>
-            <w:color w:val="0000EE"/>
-            <w:u w:val="single"/>
-          </w:rPr>
-          <w:t>Amos 1:13</w:t>
-        </w:r>
-      </w:hyperlink>
-      <w:r>
-        <w:rPr>
-          <w:lang w:val="en_US" w:bidi="en_US"/>
-        </w:rPr>
-        <w:t>) but also endured their insults over their successes.</w:t>
-      </w:r>
-      <w:r>
-        <w:rPr>
-          <w:lang w:val="en_US" w:bidi="en_US"/>
-        </w:rPr>
-      </w:r>
-      <w:r>
-        <w:rPr>
-          <w:lang w:val="en_US" w:bidi="en_US"/>
-        </w:rPr>
-      </w:r>
-    </w:p>
-    <w:p>
-      <w:pPr/>
-      <w:r>
-        <w:rPr>
-          <w:lang w:val="en_US" w:bidi="en_US"/>
-        </w:rPr>
-      </w:r>
-    </w:p>
-    <w:p>
-      <w:pPr>
-        <w:pStyle w:val="Heading2"/>
-      </w:pPr>
-      <w:r>
-        <w:rPr>
-          <w:lang w:val="en_US" w:bidi="en_US"/>
-        </w:rPr>
-        <w:t>Zephaniah 2:9</w:t>
-      </w:r>
-      <w:r>
-        <w:rPr>
-          <w:lang w:val="en_US" w:bidi="en_US"/>
-        </w:rPr>
-      </w:r>
-    </w:p>
-    <w:p>
-      <w:pPr/>
-      <w:r>
-        <w:rPr>
-          <w:lang w:val="en_US" w:bidi="en_US"/>
-        </w:rPr>
-      </w:r>
-      <w:r>
-        <w:rPr>
-          <w:lang w:val="en_US" w:bidi="en_US"/>
-        </w:rPr>
-        <w:t>The destruction of Sodom and Gomorrah serves as an example of God’s severe judgment of sin, both in the Old Testament (</w:t>
-      </w:r>
-      <w:hyperlink r:id="rId79">
-        <w:r>
-          <w:rPr>
-            <w:lang w:val="en_US" w:bidi="en_US"/>
-          </w:rPr>
-          <w:rPr>
-            <w:color w:val="0000EE"/>
-            <w:u w:val="single"/>
-          </w:rPr>
-          <w:t>Deut 29:23</w:t>
-        </w:r>
-      </w:hyperlink>
-      <w:r>
-        <w:rPr>
-          <w:lang w:val="en_US" w:bidi="en_US"/>
-        </w:rPr>
-        <w:t xml:space="preserve">; </w:t>
-      </w:r>
-      <w:hyperlink r:id="rId80">
-        <w:r>
-          <w:rPr>
-            <w:lang w:val="en_US" w:bidi="en_US"/>
-          </w:rPr>
-          <w:rPr>
-            <w:color w:val="0000EE"/>
-            <w:u w:val="single"/>
-          </w:rPr>
-          <w:t>Isa 1:9</w:t>
-        </w:r>
-      </w:hyperlink>
-      <w:r>
-        <w:rPr>
-          <w:lang w:val="en_US" w:bidi="en_US"/>
-        </w:rPr>
-        <w:t xml:space="preserve">; </w:t>
-      </w:r>
-      <w:hyperlink r:id="rId81">
-        <w:r>
-          <w:rPr>
-            <w:lang w:val="en_US" w:bidi="en_US"/>
-          </w:rPr>
-          <w:rPr>
-            <w:color w:val="0000EE"/>
-            <w:u w:val="single"/>
-          </w:rPr>
-          <w:t>Jer 23:14</w:t>
-        </w:r>
-      </w:hyperlink>
-      <w:r>
-        <w:rPr>
-          <w:lang w:val="en_US" w:bidi="en_US"/>
-        </w:rPr>
-        <w:t xml:space="preserve">; </w:t>
-      </w:r>
-      <w:hyperlink r:id="rId82">
-        <w:r>
-          <w:rPr>
-            <w:lang w:val="en_US" w:bidi="en_US"/>
-          </w:rPr>
-          <w:rPr>
-            <w:color w:val="0000EE"/>
-            <w:u w:val="single"/>
-          </w:rPr>
-          <w:t>Amos 4:11</w:t>
-        </w:r>
-      </w:hyperlink>
-      <w:r>
-        <w:rPr>
-          <w:lang w:val="en_US" w:bidi="en_US"/>
-        </w:rPr>
-        <w:t>) and in the New Testament (</w:t>
-      </w:r>
-      <w:hyperlink r:id="rId83">
-        <w:r>
-          <w:rPr>
-            <w:lang w:val="en_US" w:bidi="en_US"/>
-          </w:rPr>
-          <w:rPr>
-            <w:color w:val="0000EE"/>
-            <w:u w:val="single"/>
-          </w:rPr>
-          <w:t>Luke 10:12</w:t>
-        </w:r>
-      </w:hyperlink>
-      <w:r>
-        <w:rPr>
-          <w:lang w:val="en_US" w:bidi="en_US"/>
-        </w:rPr>
-        <w:t xml:space="preserve">; </w:t>
-      </w:r>
-      <w:hyperlink r:id="rId84">
-        <w:r>
-          <w:rPr>
-            <w:lang w:val="en_US" w:bidi="en_US"/>
-          </w:rPr>
-          <w:rPr>
-            <w:color w:val="0000EE"/>
-            <w:u w:val="single"/>
-          </w:rPr>
-          <w:t>Rom 9:29</w:t>
-        </w:r>
-      </w:hyperlink>
-      <w:r>
-        <w:rPr>
-          <w:lang w:val="en_US" w:bidi="en_US"/>
-        </w:rPr>
-        <w:t xml:space="preserve">; </w:t>
-      </w:r>
-      <w:hyperlink r:id="rId85">
-        <w:r>
-          <w:rPr>
-            <w:lang w:val="en_US" w:bidi="en_US"/>
-          </w:rPr>
-          <w:rPr>
-            <w:color w:val="0000EE"/>
-            <w:u w:val="single"/>
-          </w:rPr>
-          <w:t>2 Pet 2:6</w:t>
-        </w:r>
-      </w:hyperlink>
-      <w:r>
-        <w:rPr>
-          <w:lang w:val="en_US" w:bidi="en_US"/>
-        </w:rPr>
-        <w:t>). • salt pits: A ruinous waste (</w:t>
-      </w:r>
-      <w:hyperlink r:id="rId79">
-        <w:r>
-          <w:rPr>
-            <w:lang w:val="en_US" w:bidi="en_US"/>
-          </w:rPr>
-          <w:rPr>
-            <w:color w:val="0000EE"/>
-            <w:u w:val="single"/>
-          </w:rPr>
-          <w:t>Deut 29:23</w:t>
-        </w:r>
-      </w:hyperlink>
-      <w:r>
-        <w:rPr>
-          <w:lang w:val="en_US" w:bidi="en_US"/>
-        </w:rPr>
-        <w:t xml:space="preserve">; </w:t>
-      </w:r>
-      <w:hyperlink r:id="rId86">
-        <w:r>
-          <w:rPr>
-            <w:lang w:val="en_US" w:bidi="en_US"/>
-          </w:rPr>
-          <w:rPr>
-            <w:color w:val="0000EE"/>
-            <w:u w:val="single"/>
-          </w:rPr>
-          <w:t>Ps 107:34</w:t>
-        </w:r>
-      </w:hyperlink>
-      <w:r>
-        <w:rPr>
-          <w:lang w:val="en_US" w:bidi="en_US"/>
-        </w:rPr>
-        <w:t xml:space="preserve">; </w:t>
-      </w:r>
-      <w:hyperlink r:id="rId87">
-        <w:r>
-          <w:rPr>
-            <w:lang w:val="en_US" w:bidi="en_US"/>
-          </w:rPr>
-          <w:rPr>
-            <w:color w:val="0000EE"/>
-            <w:u w:val="single"/>
-          </w:rPr>
-          <w:t>Jer 17:6</w:t>
-        </w:r>
-      </w:hyperlink>
-      <w:r>
-        <w:rPr>
-          <w:lang w:val="en_US" w:bidi="en_US"/>
-        </w:rPr>
-        <w:t xml:space="preserve">). Sowing the earth with salt was a mark of permanent judgment (see </w:t>
-      </w:r>
-      <w:hyperlink r:id="rId88">
-        <w:r>
-          <w:rPr>
-            <w:lang w:val="en_US" w:bidi="en_US"/>
-          </w:rPr>
-          <w:rPr>
-            <w:color w:val="0000EE"/>
-            <w:u w:val="single"/>
-          </w:rPr>
-          <w:t>Judg 9:45</w:t>
-        </w:r>
-      </w:hyperlink>
-      <w:r>
-        <w:rPr>
-          <w:lang w:val="en_US" w:bidi="en_US"/>
-        </w:rPr>
-        <w:t>) because it made the ground barren.</w:t>
-      </w:r>
-      <w:r>
-        <w:rPr>
-          <w:lang w:val="en_US" w:bidi="en_US"/>
-        </w:rPr>
-      </w:r>
-      <w:r>
-        <w:rPr>
-          <w:lang w:val="en_US" w:bidi="en_US"/>
-        </w:rPr>
-      </w:r>
-    </w:p>
-    <w:p>
-      <w:pPr/>
-      <w:r>
-        <w:rPr>
-          <w:lang w:val="en_US" w:bidi="en_US"/>
-        </w:rPr>
-      </w:r>
-    </w:p>
-    <w:p>
-      <w:pPr>
-        <w:pStyle w:val="Heading2"/>
-      </w:pPr>
-      <w:r>
-        <w:rPr>
-          <w:lang w:val="en_US" w:bidi="en_US"/>
-        </w:rPr>
-        <w:t>Zephaniah 2:11</w:t>
-      </w:r>
-      <w:r>
-        <w:rPr>
-          <w:lang w:val="en_US" w:bidi="en_US"/>
-        </w:rPr>
-      </w:r>
-    </w:p>
-    <w:p>
-      <w:pPr/>
-      <w:r>
-        <w:rPr>
-          <w:lang w:val="en_US" w:bidi="en_US"/>
-        </w:rPr>
-      </w:r>
-      <w:r>
-        <w:rPr>
-          <w:lang w:val="en_US" w:bidi="en_US"/>
-        </w:rPr>
-        <w:t>nations . . . will worship the Lord: At the end of history, all people in all places will worship God alone (</w:t>
-      </w:r>
-      <w:hyperlink r:id="rId89">
-        <w:r>
-          <w:rPr>
-            <w:lang w:val="en_US" w:bidi="en_US"/>
-          </w:rPr>
-          <w:rPr>
-            <w:color w:val="0000EE"/>
-            <w:u w:val="single"/>
-          </w:rPr>
-          <w:t>3:9</w:t>
-        </w:r>
-      </w:hyperlink>
-      <w:r>
-        <w:rPr>
-          <w:lang w:val="en_US" w:bidi="en_US"/>
-        </w:rPr>
-        <w:t xml:space="preserve">; </w:t>
-      </w:r>
-      <w:hyperlink r:id="rId90">
-        <w:r>
-          <w:rPr>
-            <w:lang w:val="en_US" w:bidi="en_US"/>
-          </w:rPr>
-          <w:rPr>
-            <w:color w:val="0000EE"/>
-            <w:u w:val="single"/>
-          </w:rPr>
-          <w:t>Ps 66:4</w:t>
-        </w:r>
-      </w:hyperlink>
-      <w:r>
-        <w:rPr>
-          <w:lang w:val="en_US" w:bidi="en_US"/>
-        </w:rPr>
-        <w:t xml:space="preserve">; </w:t>
-      </w:r>
-      <w:hyperlink r:id="rId91">
-        <w:r>
-          <w:rPr>
-            <w:lang w:val="en_US" w:bidi="en_US"/>
-          </w:rPr>
-          <w:rPr>
-            <w:color w:val="0000EE"/>
-            <w:u w:val="single"/>
-          </w:rPr>
-          <w:t>Mic 4:1–2</w:t>
-        </w:r>
-      </w:hyperlink>
-      <w:r>
-        <w:rPr>
-          <w:lang w:val="en_US" w:bidi="en_US"/>
-        </w:rPr>
-        <w:t xml:space="preserve">; </w:t>
-      </w:r>
-      <w:hyperlink r:id="rId92">
-        <w:r>
-          <w:rPr>
-            <w:lang w:val="en_US" w:bidi="en_US"/>
-          </w:rPr>
-          <w:rPr>
-            <w:color w:val="0000EE"/>
-            <w:u w:val="single"/>
-          </w:rPr>
-          <w:t>Zech 14:16</w:t>
-        </w:r>
-      </w:hyperlink>
-      <w:r>
-        <w:rPr>
-          <w:lang w:val="en_US" w:bidi="en_US"/>
-        </w:rPr>
-        <w:t>).</w:t>
-      </w:r>
-      <w:r>
-        <w:rPr>
-          <w:lang w:val="en_US" w:bidi="en_US"/>
-        </w:rPr>
-      </w:r>
-      <w:r>
-        <w:rPr>
-          <w:lang w:val="en_US" w:bidi="en_US"/>
-        </w:rPr>
-      </w:r>
-    </w:p>
-    <w:p>
-      <w:pPr/>
-      <w:r>
-        <w:rPr>
-          <w:lang w:val="en_US" w:bidi="en_US"/>
-        </w:rPr>
-      </w:r>
-    </w:p>
-    <w:p>
-      <w:pPr>
-        <w:pStyle w:val="Heading2"/>
-      </w:pPr>
-      <w:r>
-        <w:rPr>
-          <w:lang w:val="en_US" w:bidi="en_US"/>
-        </w:rPr>
-        <w:t>Zephaniah 2:12</w:t>
-      </w:r>
-      <w:r>
-        <w:rPr>
-          <w:lang w:val="en_US" w:bidi="en_US"/>
-        </w:rPr>
-      </w:r>
-    </w:p>
-    <w:p>
-      <w:pPr/>
-      <w:r>
-        <w:rPr>
-          <w:lang w:val="en_US" w:bidi="en_US"/>
-        </w:rPr>
-      </w:r>
-      <w:r>
-        <w:rPr>
-          <w:lang w:val="en_US" w:bidi="en_US"/>
-        </w:rPr>
-        <w:t xml:space="preserve">Ethiopians: Hebrew </w:t>
-      </w:r>
-      <w:r>
-        <w:rPr>
-          <w:i/>
-          <w:lang w:val="en_US" w:bidi="en_US"/>
-        </w:rPr>
-        <w:t>Cushites.</w:t>
-      </w:r>
-      <w:r>
-        <w:rPr>
-          <w:lang w:val="en_US" w:bidi="en_US"/>
-        </w:rPr>
-        <w:t xml:space="preserve"> While the Hebrew term can refer to any nation or people along the southern edge of the known world of that time, here it refers specifically to the Ethiopian dynasty that ruled Egypt.</w:t>
-      </w:r>
-      <w:r>
-        <w:rPr>
-          <w:lang w:val="en_US" w:bidi="en_US"/>
-        </w:rPr>
-      </w:r>
-      <w:r>
-        <w:rPr>
-          <w:lang w:val="en_US" w:bidi="en_US"/>
-        </w:rPr>
-      </w:r>
-    </w:p>
-    <w:p>
-      <w:pPr/>
-      <w:r>
-        <w:rPr>
-          <w:lang w:val="en_US" w:bidi="en_US"/>
-        </w:rPr>
-      </w:r>
-    </w:p>
-    <w:p>
-      <w:pPr>
-        <w:pStyle w:val="Heading2"/>
-      </w:pPr>
-      <w:r>
-        <w:rPr>
-          <w:lang w:val="en_US" w:bidi="en_US"/>
-        </w:rPr>
-        <w:t>Zephaniah 2:13</w:t>
-      </w:r>
-      <w:r>
-        <w:rPr>
-          <w:lang w:val="en_US" w:bidi="en_US"/>
-        </w:rPr>
-      </w:r>
-    </w:p>
-    <w:p>
-      <w:pPr/>
-      <w:r>
-        <w:rPr>
-          <w:lang w:val="en_US" w:bidi="en_US"/>
-        </w:rPr>
-      </w:r>
-      <w:r>
-        <w:rPr>
-          <w:lang w:val="en_US" w:bidi="en_US"/>
-        </w:rPr>
-        <w:t>Zephaniah turns from the south (</w:t>
-      </w:r>
-      <w:hyperlink r:id="rId56">
-        <w:r>
-          <w:rPr>
-            <w:lang w:val="en_US" w:bidi="en_US"/>
-          </w:rPr>
-          <w:rPr>
-            <w:color w:val="0000EE"/>
-            <w:u w:val="single"/>
-          </w:rPr>
-          <w:t>2:12</w:t>
-        </w:r>
-      </w:hyperlink>
-      <w:r>
-        <w:rPr>
-          <w:lang w:val="en_US" w:bidi="en_US"/>
-        </w:rPr>
-        <w:t>) to the north. Like Nahum before him, he announces the imminent demise of Assyria.</w:t>
-      </w:r>
-      <w:r>
-        <w:rPr>
-          <w:lang w:val="en_US" w:bidi="en_US"/>
-        </w:rPr>
-      </w:r>
-      <w:r>
-        <w:rPr>
-          <w:lang w:val="en_US" w:bidi="en_US"/>
-        </w:rPr>
-      </w:r>
-    </w:p>
-    <w:p>
-      <w:pPr/>
-      <w:r>
-        <w:rPr>
-          <w:lang w:val="en_US" w:bidi="en_US"/>
-        </w:rPr>
-      </w:r>
-    </w:p>
-    <w:p>
-      <w:pPr>
-        <w:pStyle w:val="Heading2"/>
-      </w:pPr>
-      <w:r>
-        <w:rPr>
-          <w:lang w:val="en_US" w:bidi="en_US"/>
-        </w:rPr>
-        <w:t>Zephaniah 2:14</w:t>
-      </w:r>
-      <w:r>
-        <w:rPr>
-          <w:lang w:val="en_US" w:bidi="en_US"/>
-        </w:rPr>
-      </w:r>
-    </w:p>
-    <w:p>
-      <w:pPr/>
-      <w:r>
-        <w:rPr>
-          <w:lang w:val="en_US" w:bidi="en_US"/>
-        </w:rPr>
-      </w:r>
-      <w:r>
-        <w:rPr>
-          <w:lang w:val="en_US" w:bidi="en_US"/>
-        </w:rPr>
-        <w:t>To drive home his point about Nineveh’s fate, Zephaniah invokes powerful imagery: Rubble would fill the doorways through which the wealthy and powerful of Nineveh had once walked. The eerie sounds of owls hooting in empty windows would punctuate the city’s desolation.</w:t>
-      </w:r>
-      <w:r>
-        <w:rPr>
-          <w:lang w:val="en_US" w:bidi="en_US"/>
-        </w:rPr>
-      </w:r>
-      <w:r>
-        <w:rPr>
-          <w:lang w:val="en_US" w:bidi="en_US"/>
-        </w:rPr>
-      </w:r>
-    </w:p>
-    <w:p>
-      <w:pPr/>
-      <w:r>
-        <w:rPr>
-          <w:lang w:val="en_US" w:bidi="en_US"/>
-        </w:rPr>
-      </w:r>
-    </w:p>
-    <w:p>
-      <w:pPr>
-        <w:pStyle w:val="Heading2"/>
-      </w:pPr>
-      <w:r>
-        <w:rPr>
-          <w:lang w:val="en_US" w:bidi="en_US"/>
-        </w:rPr>
-        <w:t>Zephaniah 2:15</w:t>
-      </w:r>
-      <w:r>
-        <w:rPr>
-          <w:lang w:val="en_US" w:bidi="en_US"/>
-        </w:rPr>
-      </w:r>
-    </w:p>
-    <w:p>
-      <w:pPr/>
-      <w:r>
-        <w:rPr>
-          <w:lang w:val="en_US" w:bidi="en_US"/>
-        </w:rPr>
-      </w:r>
-      <w:r>
-        <w:rPr>
-          <w:lang w:val="en_US" w:bidi="en_US"/>
-        </w:rPr>
-        <w:t xml:space="preserve">utter ruin: The doom was so certain and irreversible (see </w:t>
-      </w:r>
-      <w:hyperlink r:id="rId93">
-        <w:r>
-          <w:rPr>
-            <w:lang w:val="en_US" w:bidi="en_US"/>
-          </w:rPr>
-          <w:rPr>
-            <w:color w:val="0000EE"/>
-            <w:u w:val="single"/>
-          </w:rPr>
-          <w:t>Nah 1:14</w:t>
-        </w:r>
-      </w:hyperlink>
-      <w:r>
-        <w:rPr>
-          <w:lang w:val="en_US" w:bidi="en_US"/>
-        </w:rPr>
-        <w:t xml:space="preserve">; </w:t>
-      </w:r>
-      <w:hyperlink r:id="rId94">
-        <w:r>
-          <w:rPr>
-            <w:lang w:val="en_US" w:bidi="en_US"/>
-          </w:rPr>
-          <w:rPr>
-            <w:color w:val="0000EE"/>
-            <w:u w:val="single"/>
-          </w:rPr>
-          <w:t>2:13</w:t>
-        </w:r>
-      </w:hyperlink>
-      <w:r>
-        <w:rPr>
-          <w:lang w:val="en_US" w:bidi="en_US"/>
-        </w:rPr>
-        <w:t xml:space="preserve">; </w:t>
-      </w:r>
-      <w:hyperlink r:id="rId95">
-        <w:r>
-          <w:rPr>
-            <w:lang w:val="en_US" w:bidi="en_US"/>
-          </w:rPr>
-          <w:rPr>
-            <w:color w:val="0000EE"/>
-            <w:u w:val="single"/>
-          </w:rPr>
-          <w:t>3:19</w:t>
-        </w:r>
-      </w:hyperlink>
-      <w:r>
-        <w:rPr>
-          <w:lang w:val="en_US" w:bidi="en_US"/>
-        </w:rPr>
-        <w:t>) that Zephaniah saw no future for Assyria or its capital. So complete was Nineveh’s devastation that the Greek historian Xenophon once passed by its ruins unaware that it was there. • laugh . . . shake a defiant fist: Those who suffered under Assyria’s cruel empire would be glad seeing its demise.</w:t>
-      </w:r>
-      <w:r>
-        <w:rPr>
-          <w:lang w:val="en_US" w:bidi="en_US"/>
-        </w:rPr>
-      </w:r>
-      <w:r>
-        <w:rPr>
-          <w:lang w:val="en_US" w:bidi="en_US"/>
-        </w:rPr>
-      </w:r>
-    </w:p>
-    <w:p>
-      <w:pPr/>
-      <w:r>
-        <w:rPr>
-          <w:lang w:val="en_US" w:bidi="en_US"/>
-        </w:rPr>
-      </w:r>
-    </w:p>
-    <w:p>
-      <w:pPr>
-        <w:pStyle w:val="Heading2"/>
-      </w:pPr>
-      <w:r>
-        <w:rPr>
-          <w:lang w:val="en_US" w:bidi="en_US"/>
-        </w:rPr>
-        <w:t>Zephaniah 3:1</w:t>
-      </w:r>
-      <w:r>
-        <w:rPr>
-          <w:lang w:val="en_US" w:bidi="en_US"/>
-        </w:rPr>
-      </w:r>
-    </w:p>
-    <w:p>
-      <w:pPr/>
-      <w:r>
-        <w:rPr>
-          <w:lang w:val="en_US" w:bidi="en_US"/>
-        </w:rPr>
-      </w:r>
-      <w:r>
-        <w:rPr>
-          <w:lang w:val="en_US" w:bidi="en_US"/>
-        </w:rPr>
-        <w:t>Polluted Jerusalem had wandered far from its call to be a holy city (</w:t>
-      </w:r>
-      <w:hyperlink r:id="rId96">
-        <w:r>
-          <w:rPr>
-            <w:lang w:val="en_US" w:bidi="en_US"/>
-          </w:rPr>
-          <w:rPr>
-            <w:color w:val="0000EE"/>
-            <w:u w:val="single"/>
-          </w:rPr>
-          <w:t>Isa 52:1</w:t>
-        </w:r>
-      </w:hyperlink>
-      <w:r>
-        <w:rPr>
-          <w:lang w:val="en_US" w:bidi="en_US"/>
-        </w:rPr>
-        <w:t>).</w:t>
-      </w:r>
-      <w:r>
-        <w:rPr>
-          <w:lang w:val="en_US" w:bidi="en_US"/>
-        </w:rPr>
-      </w:r>
-      <w:r>
-        <w:rPr>
-          <w:lang w:val="en_US" w:bidi="en_US"/>
-        </w:rPr>
-      </w:r>
-    </w:p>
-    <w:p>
-      <w:pPr/>
-      <w:r>
-        <w:rPr>
-          <w:lang w:val="en_US" w:bidi="en_US"/>
-        </w:rPr>
-      </w:r>
-    </w:p>
-    <w:p>
-      <w:pPr>
-        <w:pStyle w:val="Heading2"/>
-      </w:pPr>
-      <w:r>
-        <w:rPr>
-          <w:lang w:val="en_US" w:bidi="en_US"/>
-        </w:rPr>
-        <w:t>Zephaniah 3:1–8</w:t>
-      </w:r>
-      <w:r>
-        <w:rPr>
-          <w:lang w:val="en_US" w:bidi="en_US"/>
-        </w:rPr>
-      </w:r>
-    </w:p>
-    <w:p>
-      <w:pPr/>
-      <w:r>
-        <w:rPr>
-          <w:lang w:val="en_US" w:bidi="en_US"/>
-        </w:rPr>
-      </w:r>
-      <w:r>
-        <w:rPr>
-          <w:lang w:val="en_US" w:bidi="en_US"/>
-        </w:rPr>
-        <w:t>Zephaniah pronounces a message of sorrow for Judah and Jerusalem and admonishes them to wait patiently for the results of God’s righteous judgment.</w:t>
-      </w:r>
-      <w:r>
-        <w:rPr>
-          <w:lang w:val="en_US" w:bidi="en_US"/>
-        </w:rPr>
-      </w:r>
-      <w:r>
-        <w:rPr>
-          <w:lang w:val="en_US" w:bidi="en_US"/>
-        </w:rPr>
-      </w:r>
-    </w:p>
-    <w:p>
-      <w:pPr/>
-      <w:r>
-        <w:rPr>
-          <w:lang w:val="en_US" w:bidi="en_US"/>
-        </w:rPr>
-      </w:r>
-    </w:p>
-    <w:p>
-      <w:pPr>
-        <w:pStyle w:val="Heading2"/>
-      </w:pPr>
-      <w:r>
-        <w:rPr>
-          <w:lang w:val="en_US" w:bidi="en_US"/>
-        </w:rPr>
-        <w:t>Zephaniah 3:3–4</w:t>
-      </w:r>
-      <w:r>
-        <w:rPr>
-          <w:lang w:val="en_US" w:bidi="en_US"/>
-        </w:rPr>
-      </w:r>
-    </w:p>
-    <w:p>
-      <w:pPr/>
-      <w:r>
-        <w:rPr>
-          <w:lang w:val="en_US" w:bidi="en_US"/>
-        </w:rPr>
-      </w:r>
-      <w:r>
-        <w:rPr>
-          <w:lang w:val="en_US" w:bidi="en_US"/>
-        </w:rPr>
-        <w:t xml:space="preserve">See also </w:t>
-      </w:r>
-      <w:hyperlink r:id="rId97">
-        <w:r>
-          <w:rPr>
-            <w:lang w:val="en_US" w:bidi="en_US"/>
-          </w:rPr>
-          <w:rPr>
-            <w:color w:val="0000EE"/>
-            <w:u w:val="single"/>
-          </w:rPr>
-          <w:t>Ezek 22:23–29</w:t>
-        </w:r>
-      </w:hyperlink>
-      <w:r>
-        <w:rPr>
-          <w:lang w:val="en_US" w:bidi="en_US"/>
-        </w:rPr>
-        <w:t>.</w:t>
-      </w:r>
-      <w:r>
-        <w:rPr>
-          <w:lang w:val="en_US" w:bidi="en_US"/>
-        </w:rPr>
-      </w:r>
-      <w:r>
-        <w:rPr>
-          <w:lang w:val="en_US" w:bidi="en_US"/>
-        </w:rPr>
-      </w:r>
-    </w:p>
-    <w:p>
-      <w:pPr/>
-      <w:r>
-        <w:rPr>
-          <w:lang w:val="en_US" w:bidi="en_US"/>
-        </w:rPr>
-      </w:r>
-    </w:p>
-    <w:p>
-      <w:pPr>
-        <w:pStyle w:val="Heading2"/>
-      </w:pPr>
-      <w:r>
-        <w:rPr>
-          <w:lang w:val="en_US" w:bidi="en_US"/>
-        </w:rPr>
-        <w:t>Zephaniah 3:5</w:t>
-      </w:r>
-      <w:r>
-        <w:rPr>
-          <w:lang w:val="en_US" w:bidi="en_US"/>
-        </w:rPr>
-      </w:r>
-    </w:p>
-    <w:p>
-      <w:pPr/>
-      <w:r>
-        <w:rPr>
-          <w:lang w:val="en_US" w:bidi="en_US"/>
-        </w:rPr>
-      </w:r>
-      <w:r>
-        <w:rPr>
-          <w:lang w:val="en_US" w:bidi="en_US"/>
-        </w:rPr>
-        <w:t>He does no wrong</w:t>
-      </w:r>
-      <w:r>
-        <w:rPr>
-          <w:i/>
-          <w:lang w:val="en_US" w:bidi="en_US"/>
-        </w:rPr>
-        <w:t>,</w:t>
-      </w:r>
-      <w:r>
-        <w:rPr>
-          <w:lang w:val="en_US" w:bidi="en_US"/>
-        </w:rPr>
-        <w:t xml:space="preserve"> unlike those mentioned in </w:t>
-      </w:r>
-      <w:hyperlink r:id="rId98">
-        <w:r>
-          <w:rPr>
-            <w:lang w:val="en_US" w:bidi="en_US"/>
-          </w:rPr>
-          <w:rPr>
-            <w:color w:val="0000EE"/>
-            <w:u w:val="single"/>
-          </w:rPr>
-          <w:t>3:3–4</w:t>
-        </w:r>
-      </w:hyperlink>
-      <w:r>
-        <w:rPr>
-          <w:lang w:val="en_US" w:bidi="en_US"/>
-        </w:rPr>
-        <w:t>.</w:t>
-      </w:r>
-      <w:r>
-        <w:rPr>
-          <w:lang w:val="en_US" w:bidi="en_US"/>
-        </w:rPr>
-      </w:r>
-      <w:r>
-        <w:rPr>
-          <w:lang w:val="en_US" w:bidi="en_US"/>
-        </w:rPr>
-      </w:r>
-    </w:p>
-    <w:p>
-      <w:pPr/>
-      <w:r>
-        <w:rPr>
-          <w:lang w:val="en_US" w:bidi="en_US"/>
-        </w:rPr>
-      </w:r>
-    </w:p>
-    <w:p>
-      <w:pPr>
-        <w:pStyle w:val="Heading2"/>
-      </w:pPr>
-      <w:r>
-        <w:rPr>
-          <w:lang w:val="en_US" w:bidi="en_US"/>
-        </w:rPr>
-        <w:t>Zephaniah 3:7</w:t>
-      </w:r>
-      <w:r>
-        <w:rPr>
-          <w:lang w:val="en_US" w:bidi="en_US"/>
-        </w:rPr>
-      </w:r>
-    </w:p>
-    <w:p>
-      <w:pPr/>
-      <w:r>
-        <w:rPr>
-          <w:lang w:val="en_US" w:bidi="en_US"/>
-        </w:rPr>
-      </w:r>
-      <w:r>
-        <w:rPr>
-          <w:lang w:val="en_US" w:bidi="en_US"/>
-        </w:rPr>
-        <w:t xml:space="preserve">get up early: Jerusalem’s citizens couldn’t wait to jump out of bed in the morning and do more evil deeds (cp. </w:t>
-      </w:r>
-      <w:hyperlink r:id="rId99">
-        <w:r>
-          <w:rPr>
-            <w:lang w:val="en_US" w:bidi="en_US"/>
-          </w:rPr>
-          <w:rPr>
-            <w:color w:val="0000EE"/>
-            <w:u w:val="single"/>
-          </w:rPr>
-          <w:t>Prov 1:16</w:t>
-        </w:r>
-      </w:hyperlink>
-      <w:r>
-        <w:rPr>
-          <w:lang w:val="en_US" w:bidi="en_US"/>
-        </w:rPr>
-        <w:t>). They had moved far from the ways of their ancestor Abraham, who arose early to obey God’s command (</w:t>
-      </w:r>
-      <w:hyperlink r:id="rId100">
-        <w:r>
-          <w:rPr>
-            <w:lang w:val="en_US" w:bidi="en_US"/>
-          </w:rPr>
-          <w:rPr>
-            <w:color w:val="0000EE"/>
-            <w:u w:val="single"/>
-          </w:rPr>
-          <w:t>Gen 22:3</w:t>
-        </w:r>
-      </w:hyperlink>
-      <w:r>
-        <w:rPr>
-          <w:lang w:val="en_US" w:bidi="en_US"/>
-        </w:rPr>
-        <w:t>).</w:t>
-      </w:r>
-      <w:r>
-        <w:rPr>
-          <w:lang w:val="en_US" w:bidi="en_US"/>
-        </w:rPr>
-      </w:r>
-      <w:r>
-        <w:rPr>
-          <w:lang w:val="en_US" w:bidi="en_US"/>
-        </w:rPr>
-      </w:r>
-    </w:p>
-    <w:p>
-      <w:pPr/>
-      <w:r>
-        <w:rPr>
-          <w:lang w:val="en_US" w:bidi="en_US"/>
-        </w:rPr>
-      </w:r>
-    </w:p>
-    <w:p>
-      <w:pPr>
-        <w:pStyle w:val="Heading2"/>
-      </w:pPr>
-      <w:r>
-        <w:rPr>
-          <w:lang w:val="en_US" w:bidi="en_US"/>
-        </w:rPr>
-        <w:t>Zephaniah 3:8</w:t>
-      </w:r>
-      <w:r>
-        <w:rPr>
-          <w:lang w:val="en_US" w:bidi="en_US"/>
-        </w:rPr>
-      </w:r>
-    </w:p>
-    <w:p>
-      <w:pPr/>
-      <w:r>
-        <w:rPr>
-          <w:lang w:val="en_US" w:bidi="en_US"/>
-        </w:rPr>
-      </w:r>
-      <w:r>
-        <w:rPr>
-          <w:lang w:val="en_US" w:bidi="en_US"/>
-        </w:rPr>
-        <w:t xml:space="preserve">be patient: See </w:t>
-      </w:r>
-      <w:hyperlink r:id="rId101">
-        <w:r>
-          <w:rPr>
-            <w:lang w:val="en_US" w:bidi="en_US"/>
-          </w:rPr>
-          <w:rPr>
-            <w:color w:val="0000EE"/>
-            <w:u w:val="single"/>
-          </w:rPr>
-          <w:t>Hab 2:3</w:t>
-        </w:r>
-      </w:hyperlink>
-      <w:r>
-        <w:rPr>
-          <w:lang w:val="en_US" w:bidi="en_US"/>
-        </w:rPr>
-        <w:t xml:space="preserve">. • stand and accuse: The prophet portrays a courtroom scene where God rises first as witness (see also </w:t>
-      </w:r>
-      <w:hyperlink r:id="rId102">
-        <w:r>
-          <w:rPr>
-            <w:lang w:val="en_US" w:bidi="en_US"/>
-          </w:rPr>
-          <w:rPr>
-            <w:color w:val="0000EE"/>
-            <w:u w:val="single"/>
-          </w:rPr>
-          <w:t>Jer 29:23</w:t>
-        </w:r>
-      </w:hyperlink>
-      <w:r>
-        <w:rPr>
-          <w:lang w:val="en_US" w:bidi="en_US"/>
-        </w:rPr>
-        <w:t xml:space="preserve">; </w:t>
-      </w:r>
-      <w:hyperlink r:id="rId103">
-        <w:r>
-          <w:rPr>
-            <w:lang w:val="en_US" w:bidi="en_US"/>
-          </w:rPr>
-          <w:rPr>
-            <w:color w:val="0000EE"/>
-            <w:u w:val="single"/>
-          </w:rPr>
-          <w:t>Mal 3:5</w:t>
-        </w:r>
-      </w:hyperlink>
-      <w:r>
-        <w:rPr>
-          <w:lang w:val="en_US" w:bidi="en_US"/>
-        </w:rPr>
-        <w:t xml:space="preserve">) on his own behalf, and then presides as judge (see also </w:t>
-      </w:r>
-      <w:hyperlink r:id="rId104">
-        <w:r>
-          <w:rPr>
-            <w:lang w:val="en_US" w:bidi="en_US"/>
-          </w:rPr>
-          <w:rPr>
-            <w:color w:val="0000EE"/>
-            <w:u w:val="single"/>
-          </w:rPr>
-          <w:t>Job 9:15</w:t>
-        </w:r>
-      </w:hyperlink>
-      <w:r>
-        <w:rPr>
-          <w:lang w:val="en_US" w:bidi="en_US"/>
-        </w:rPr>
-        <w:t xml:space="preserve">; </w:t>
-      </w:r>
-      <w:hyperlink r:id="rId105">
-        <w:r>
-          <w:rPr>
-            <w:lang w:val="en_US" w:bidi="en_US"/>
-          </w:rPr>
-          <w:rPr>
-            <w:color w:val="0000EE"/>
-            <w:u w:val="single"/>
-          </w:rPr>
-          <w:t>Ps 50:6</w:t>
-        </w:r>
-      </w:hyperlink>
-      <w:r>
-        <w:rPr>
-          <w:lang w:val="en_US" w:bidi="en_US"/>
-        </w:rPr>
-        <w:t xml:space="preserve">) to deliver his righteous sentence. • The fire of my jealousy describes the Lord’s righteous hatred of sin, as well as his concern for his holy name and for the welfare of his people (see </w:t>
-      </w:r>
-      <w:hyperlink r:id="rId106">
-        <w:r>
-          <w:rPr>
-            <w:lang w:val="en_US" w:bidi="en_US"/>
-          </w:rPr>
-          <w:rPr>
-            <w:color w:val="0000EE"/>
-            <w:u w:val="single"/>
-          </w:rPr>
-          <w:t>Isa 66:13–16</w:t>
-        </w:r>
-      </w:hyperlink>
-      <w:r>
-        <w:rPr>
-          <w:lang w:val="en_US" w:bidi="en_US"/>
-        </w:rPr>
-        <w:t>).</w:t>
-      </w:r>
-      <w:r>
-        <w:rPr>
-          <w:lang w:val="en_US" w:bidi="en_US"/>
-        </w:rPr>
-      </w:r>
-      <w:r>
-        <w:rPr>
-          <w:lang w:val="en_US" w:bidi="en_US"/>
-        </w:rPr>
-      </w:r>
-    </w:p>
-    <w:p>
-      <w:pPr/>
-      <w:r>
-        <w:rPr>
-          <w:lang w:val="en_US" w:bidi="en_US"/>
-        </w:rPr>
-      </w:r>
-    </w:p>
-    <w:p>
-      <w:pPr>
-        <w:pStyle w:val="Heading2"/>
-      </w:pPr>
-      <w:r>
-        <w:rPr>
-          <w:lang w:val="en_US" w:bidi="en_US"/>
-        </w:rPr>
-        <w:t>Zephaniah 3:9</w:t>
-      </w:r>
-      <w:r>
-        <w:rPr>
-          <w:lang w:val="en_US" w:bidi="en_US"/>
-        </w:rPr>
-      </w:r>
-    </w:p>
-    <w:p>
-      <w:pPr/>
-      <w:r>
-        <w:rPr>
-          <w:lang w:val="en_US" w:bidi="en_US"/>
-        </w:rPr>
-      </w:r>
-      <w:r>
-        <w:rPr>
-          <w:lang w:val="en_US" w:bidi="en_US"/>
-        </w:rPr>
-        <w:t xml:space="preserve">God intends for the blessings promised to the faithful remnant of </w:t>
-      </w:r>
-      <w:hyperlink r:id="rId107">
-        <w:r>
-          <w:rPr>
-            <w:lang w:val="en_US" w:bidi="en_US"/>
-          </w:rPr>
-          <w:rPr>
-            <w:color w:val="0000EE"/>
-            <w:u w:val="single"/>
-          </w:rPr>
-          <w:t>3:9–13</w:t>
-        </w:r>
-      </w:hyperlink>
-      <w:r>
-        <w:rPr>
-          <w:lang w:val="en_US" w:bidi="en_US"/>
-        </w:rPr>
-        <w:t xml:space="preserve"> to reach people from every nation of the world. Not just Israel, but all people would be transformed, call on the Lord (see </w:t>
-      </w:r>
-      <w:hyperlink r:id="rId108">
-        <w:r>
-          <w:rPr>
-            <w:lang w:val="en_US" w:bidi="en_US"/>
-          </w:rPr>
-          <w:rPr>
-            <w:color w:val="0000EE"/>
-            <w:u w:val="single"/>
-          </w:rPr>
-          <w:t>Isa 55:5</w:t>
-        </w:r>
-      </w:hyperlink>
-      <w:r>
-        <w:rPr>
-          <w:lang w:val="en_US" w:bidi="en_US"/>
-        </w:rPr>
-        <w:t xml:space="preserve">), and serve him (see </w:t>
-      </w:r>
-      <w:hyperlink r:id="rId109">
-        <w:r>
-          <w:rPr>
-            <w:lang w:val="en_US" w:bidi="en_US"/>
-          </w:rPr>
-          <w:rPr>
-            <w:color w:val="0000EE"/>
-            <w:u w:val="single"/>
-          </w:rPr>
-          <w:t>Isa 59:19–21</w:t>
-        </w:r>
-      </w:hyperlink>
-      <w:r>
-        <w:rPr>
-          <w:lang w:val="en_US" w:bidi="en_US"/>
-        </w:rPr>
-        <w:t xml:space="preserve">; </w:t>
-      </w:r>
-      <w:hyperlink r:id="rId92">
-        <w:r>
-          <w:rPr>
-            <w:lang w:val="en_US" w:bidi="en_US"/>
-          </w:rPr>
-          <w:rPr>
-            <w:color w:val="0000EE"/>
-            <w:u w:val="single"/>
-          </w:rPr>
-          <w:t>Zech 14:16</w:t>
-        </w:r>
-      </w:hyperlink>
-      <w:r>
-        <w:rPr>
-          <w:lang w:val="en_US" w:bidi="en_US"/>
-        </w:rPr>
-        <w:t>). The spread of the Good News to all nations furthered the fulfillment of this vision (</w:t>
-      </w:r>
-      <w:hyperlink r:id="rId110">
-        <w:r>
-          <w:rPr>
-            <w:lang w:val="en_US" w:bidi="en_US"/>
-          </w:rPr>
-          <w:rPr>
-            <w:color w:val="0000EE"/>
-            <w:u w:val="single"/>
-          </w:rPr>
-          <w:t>Matt 28:19–20</w:t>
-        </w:r>
-      </w:hyperlink>
-      <w:r>
-        <w:rPr>
-          <w:lang w:val="en_US" w:bidi="en_US"/>
-        </w:rPr>
-        <w:t xml:space="preserve">; </w:t>
-      </w:r>
-      <w:hyperlink r:id="rId111">
-        <w:r>
-          <w:rPr>
-            <w:lang w:val="en_US" w:bidi="en_US"/>
-          </w:rPr>
-          <w:rPr>
-            <w:color w:val="0000EE"/>
-            <w:u w:val="single"/>
-          </w:rPr>
-          <w:t>Rom 10:9–13</w:t>
-        </w:r>
-      </w:hyperlink>
-      <w:r>
-        <w:rPr>
-          <w:lang w:val="en_US" w:bidi="en_US"/>
-        </w:rPr>
-        <w:t>).</w:t>
-      </w:r>
-      <w:r>
-        <w:rPr>
-          <w:lang w:val="en_US" w:bidi="en_US"/>
-        </w:rPr>
-      </w:r>
-      <w:r>
-        <w:rPr>
-          <w:lang w:val="en_US" w:bidi="en_US"/>
-        </w:rPr>
-      </w:r>
-    </w:p>
-    <w:p>
-      <w:pPr/>
-      <w:r>
-        <w:rPr>
-          <w:lang w:val="en_US" w:bidi="en_US"/>
-        </w:rPr>
-      </w:r>
-    </w:p>
-    <w:p>
-      <w:pPr>
-        <w:pStyle w:val="Heading2"/>
-      </w:pPr>
-      <w:r>
-        <w:rPr>
-          <w:lang w:val="en_US" w:bidi="en_US"/>
-        </w:rPr>
-        <w:t>Zephaniah 3:9–13</w:t>
-      </w:r>
-      <w:r>
-        <w:rPr>
-          <w:lang w:val="en_US" w:bidi="en_US"/>
-        </w:rPr>
-      </w:r>
-    </w:p>
-    <w:p>
-      <w:pPr/>
-      <w:r>
-        <w:rPr>
-          <w:lang w:val="en_US" w:bidi="en_US"/>
-        </w:rPr>
-      </w:r>
-      <w:r>
-        <w:rPr>
-          <w:lang w:val="en_US" w:bidi="en_US"/>
-        </w:rPr>
-        <w:t>The glorious future described in these verses provides further reason to wait patiently for the Lord (</w:t>
-      </w:r>
       <w:hyperlink r:id="rId112">
         <w:r>
           <w:rPr>
@@ -4000,1220 +5699,7 @@
         <w:rPr>
           <w:lang w:val="en_US" w:bidi="en_US"/>
         </w:rPr>
-        <w:t>). Like fellow prophets Isaiah, Nahum, and Habakkuk, Zephaniah uses judgment and hope as twin themes.</w:t>
-      </w:r>
-      <w:r>
-        <w:rPr>
-          <w:lang w:val="en_US" w:bidi="en_US"/>
-        </w:rPr>
-      </w:r>
-      <w:r>
-        <w:rPr>
-          <w:lang w:val="en_US" w:bidi="en_US"/>
-        </w:rPr>
-      </w:r>
-    </w:p>
-    <w:p>
-      <w:pPr/>
-      <w:r>
-        <w:rPr>
-          <w:lang w:val="en_US" w:bidi="en_US"/>
-        </w:rPr>
-      </w:r>
-    </w:p>
-    <w:p>
-      <w:pPr>
-        <w:pStyle w:val="Heading2"/>
-      </w:pPr>
-      <w:r>
-        <w:rPr>
-          <w:lang w:val="en_US" w:bidi="en_US"/>
-        </w:rPr>
-        <w:t>Zephaniah 3:9–20</w:t>
-      </w:r>
-      <w:r>
-        <w:rPr>
-          <w:lang w:val="en_US" w:bidi="en_US"/>
-        </w:rPr>
-      </w:r>
-    </w:p>
-    <w:p>
-      <w:pPr/>
-      <w:r>
-        <w:rPr>
-          <w:lang w:val="en_US" w:bidi="en_US"/>
-        </w:rPr>
-      </w:r>
-      <w:r>
-        <w:rPr>
-          <w:lang w:val="en_US" w:bidi="en_US"/>
-        </w:rPr>
-        <w:t>God reveals his plans for a humble and purified remnant of his people (</w:t>
-      </w:r>
-      <w:hyperlink r:id="rId107">
-        <w:r>
-          <w:rPr>
-            <w:lang w:val="en_US" w:bidi="en_US"/>
-          </w:rPr>
-          <w:rPr>
-            <w:color w:val="0000EE"/>
-            <w:u w:val="single"/>
-          </w:rPr>
-          <w:t>3:9–13</w:t>
-        </w:r>
-      </w:hyperlink>
-      <w:r>
-        <w:rPr>
-          <w:lang w:val="en_US" w:bidi="en_US"/>
-        </w:rPr>
-        <w:t>) and encourages them to rejoice in the coming abundant blessings of their saving Lord (</w:t>
-      </w:r>
-      <w:hyperlink r:id="rId113">
-        <w:r>
-          <w:rPr>
-            <w:lang w:val="en_US" w:bidi="en_US"/>
-          </w:rPr>
-          <w:rPr>
-            <w:color w:val="0000EE"/>
-            <w:u w:val="single"/>
-          </w:rPr>
-          <w:t>3:14–20</w:t>
-        </w:r>
-      </w:hyperlink>
-      <w:r>
-        <w:rPr>
-          <w:lang w:val="en_US" w:bidi="en_US"/>
-        </w:rPr>
-        <w:t>).</w:t>
-      </w:r>
-      <w:r>
-        <w:rPr>
-          <w:lang w:val="en_US" w:bidi="en_US"/>
-        </w:rPr>
-      </w:r>
-      <w:r>
-        <w:rPr>
-          <w:lang w:val="en_US" w:bidi="en_US"/>
-        </w:rPr>
-      </w:r>
-    </w:p>
-    <w:p>
-      <w:pPr/>
-      <w:r>
-        <w:rPr>
-          <w:lang w:val="en_US" w:bidi="en_US"/>
-        </w:rPr>
-      </w:r>
-    </w:p>
-    <w:p>
-      <w:pPr>
-        <w:pStyle w:val="Heading2"/>
-      </w:pPr>
-      <w:r>
-        <w:rPr>
-          <w:lang w:val="en_US" w:bidi="en_US"/>
-        </w:rPr>
-        <w:t>Zephaniah 3:10</w:t>
-      </w:r>
-      <w:r>
-        <w:rPr>
-          <w:lang w:val="en_US" w:bidi="en_US"/>
-        </w:rPr>
-      </w:r>
-    </w:p>
-    <w:p>
-      <w:pPr/>
-      <w:r>
-        <w:rPr>
-          <w:lang w:val="en_US" w:bidi="en_US"/>
-        </w:rPr>
-      </w:r>
-      <w:r>
-        <w:rPr>
-          <w:lang w:val="en_US" w:bidi="en_US"/>
-        </w:rPr>
-        <w:t>The rivers of Ethiopia are the distant headwaters of the Nile River. The ancient world considered the origin of the Nile a great mystery, so the expression speaks of the farthest reaches of the earth.</w:t>
-      </w:r>
-      <w:r>
-        <w:rPr>
-          <w:lang w:val="en_US" w:bidi="en_US"/>
-        </w:rPr>
-      </w:r>
-      <w:r>
-        <w:rPr>
-          <w:lang w:val="en_US" w:bidi="en_US"/>
-        </w:rPr>
-      </w:r>
-    </w:p>
-    <w:p>
-      <w:pPr/>
-      <w:r>
-        <w:rPr>
-          <w:lang w:val="en_US" w:bidi="en_US"/>
-        </w:rPr>
-      </w:r>
-    </w:p>
-    <w:p>
-      <w:pPr>
-        <w:pStyle w:val="Heading2"/>
-      </w:pPr>
-      <w:r>
-        <w:rPr>
-          <w:lang w:val="en_US" w:bidi="en_US"/>
-        </w:rPr>
-        <w:t>Zephaniah 3:12</w:t>
-      </w:r>
-      <w:r>
-        <w:rPr>
-          <w:lang w:val="en_US" w:bidi="en_US"/>
-        </w:rPr>
-      </w:r>
-    </w:p>
-    <w:p>
-      <w:pPr/>
-      <w:r>
-        <w:rPr>
-          <w:lang w:val="en_US" w:bidi="en_US"/>
-        </w:rPr>
-      </w:r>
-      <w:r>
-        <w:rPr>
-          <w:lang w:val="en_US" w:bidi="en_US"/>
-        </w:rPr>
-        <w:t>Jesus the Messiah perfectly expresses the ethical qualities predicted for the godly remnant of Israel (</w:t>
-      </w:r>
-      <w:hyperlink r:id="rId114">
-        <w:r>
-          <w:rPr>
-            <w:lang w:val="en_US" w:bidi="en_US"/>
-          </w:rPr>
-          <w:rPr>
-            <w:color w:val="0000EE"/>
-            <w:u w:val="single"/>
-          </w:rPr>
-          <w:t>Isa 42:1–4</w:t>
-        </w:r>
-      </w:hyperlink>
-      <w:r>
-        <w:rPr>
-          <w:lang w:val="en_US" w:bidi="en_US"/>
-        </w:rPr>
-        <w:t xml:space="preserve">; </w:t>
-      </w:r>
-      <w:hyperlink r:id="rId115">
-        <w:r>
-          <w:rPr>
-            <w:lang w:val="en_US" w:bidi="en_US"/>
-          </w:rPr>
-          <w:rPr>
-            <w:color w:val="0000EE"/>
-            <w:u w:val="single"/>
-          </w:rPr>
-          <w:t>53:3</w:t>
-        </w:r>
-      </w:hyperlink>
-      <w:r>
-        <w:rPr>
-          <w:lang w:val="en_US" w:bidi="en_US"/>
-        </w:rPr>
-        <w:t xml:space="preserve">, </w:t>
-      </w:r>
-      <w:hyperlink r:id="rId116">
-        <w:r>
-          <w:rPr>
-            <w:lang w:val="en_US" w:bidi="en_US"/>
-          </w:rPr>
-          <w:rPr>
-            <w:color w:val="0000EE"/>
-            <w:u w:val="single"/>
-          </w:rPr>
-          <w:t>7–9</w:t>
-        </w:r>
-      </w:hyperlink>
-      <w:r>
-        <w:rPr>
-          <w:lang w:val="en_US" w:bidi="en_US"/>
-        </w:rPr>
-        <w:t xml:space="preserve">; </w:t>
-      </w:r>
-      <w:hyperlink r:id="rId117">
-        <w:r>
-          <w:rPr>
-            <w:lang w:val="en_US" w:bidi="en_US"/>
-          </w:rPr>
-          <w:rPr>
-            <w:color w:val="0000EE"/>
-            <w:u w:val="single"/>
-          </w:rPr>
-          <w:t>Zech 9:9</w:t>
-        </w:r>
-      </w:hyperlink>
-      <w:r>
-        <w:rPr>
-          <w:lang w:val="en_US" w:bidi="en_US"/>
-        </w:rPr>
-        <w:t xml:space="preserve">; see </w:t>
-      </w:r>
-      <w:hyperlink r:id="rId118">
-        <w:r>
-          <w:rPr>
-            <w:lang w:val="en_US" w:bidi="en_US"/>
-          </w:rPr>
-          <w:rPr>
-            <w:color w:val="0000EE"/>
-            <w:u w:val="single"/>
-          </w:rPr>
-          <w:t>Matt 11:28–30</w:t>
-        </w:r>
-      </w:hyperlink>
-      <w:r>
-        <w:rPr>
-          <w:lang w:val="en_US" w:bidi="en_US"/>
-        </w:rPr>
-        <w:t xml:space="preserve">; </w:t>
-      </w:r>
-      <w:hyperlink r:id="rId119">
-        <w:r>
-          <w:rPr>
-            <w:lang w:val="en_US" w:bidi="en_US"/>
-          </w:rPr>
-          <w:rPr>
-            <w:color w:val="0000EE"/>
-            <w:u w:val="single"/>
-          </w:rPr>
-          <w:t>12:15–21</w:t>
-        </w:r>
-      </w:hyperlink>
-      <w:r>
-        <w:rPr>
-          <w:lang w:val="en_US" w:bidi="en_US"/>
-        </w:rPr>
-        <w:t xml:space="preserve">; </w:t>
-      </w:r>
-      <w:hyperlink r:id="rId120">
-        <w:r>
-          <w:rPr>
-            <w:lang w:val="en_US" w:bidi="en_US"/>
-          </w:rPr>
-          <w:rPr>
-            <w:color w:val="0000EE"/>
-            <w:u w:val="single"/>
-          </w:rPr>
-          <w:t>Phil 2:1–8</w:t>
-        </w:r>
-      </w:hyperlink>
-      <w:r>
-        <w:rPr>
-          <w:lang w:val="en_US" w:bidi="en_US"/>
-        </w:rPr>
-        <w:t xml:space="preserve">; </w:t>
-      </w:r>
-      <w:hyperlink r:id="rId121">
-        <w:r>
-          <w:rPr>
-            <w:lang w:val="en_US" w:bidi="en_US"/>
-          </w:rPr>
-          <w:rPr>
-            <w:color w:val="0000EE"/>
-            <w:u w:val="single"/>
-          </w:rPr>
-          <w:t>1 Pet 2:23</w:t>
-        </w:r>
-      </w:hyperlink>
-      <w:r>
-        <w:rPr>
-          <w:lang w:val="en_US" w:bidi="en_US"/>
-        </w:rPr>
-        <w:t>).</w:t>
-      </w:r>
-      <w:r>
-        <w:rPr>
-          <w:lang w:val="en_US" w:bidi="en_US"/>
-        </w:rPr>
-      </w:r>
-      <w:r>
-        <w:rPr>
-          <w:lang w:val="en_US" w:bidi="en_US"/>
-        </w:rPr>
-      </w:r>
-    </w:p>
-    <w:p>
-      <w:pPr/>
-      <w:r>
-        <w:rPr>
-          <w:lang w:val="en_US" w:bidi="en_US"/>
-        </w:rPr>
-      </w:r>
-    </w:p>
-    <w:p>
-      <w:pPr>
-        <w:pStyle w:val="Heading2"/>
-      </w:pPr>
-      <w:r>
-        <w:rPr>
-          <w:lang w:val="en_US" w:bidi="en_US"/>
-        </w:rPr>
-        <w:t>Zephaniah 3:14</w:t>
-      </w:r>
-      <w:r>
-        <w:rPr>
-          <w:lang w:val="en_US" w:bidi="en_US"/>
-        </w:rPr>
-      </w:r>
-    </w:p>
-    <w:p>
-      <w:pPr/>
-      <w:r>
-        <w:rPr>
-          <w:lang w:val="en_US" w:bidi="en_US"/>
-        </w:rPr>
-      </w:r>
-      <w:r>
-        <w:rPr>
-          <w:lang w:val="en_US" w:bidi="en_US"/>
-        </w:rPr>
-        <w:t>Sing . . . shout aloud . . . ! Be glad and rejoice: The cumulative effect of these commands emphasizes that God’s people will one day experience unsurpassed joy.</w:t>
-      </w:r>
-      <w:r>
-        <w:rPr>
-          <w:lang w:val="en_US" w:bidi="en_US"/>
-        </w:rPr>
-      </w:r>
-      <w:r>
-        <w:rPr>
-          <w:lang w:val="en_US" w:bidi="en_US"/>
-        </w:rPr>
-      </w:r>
-    </w:p>
-    <w:p>
-      <w:pPr/>
-      <w:r>
-        <w:rPr>
-          <w:lang w:val="en_US" w:bidi="en_US"/>
-        </w:rPr>
-      </w:r>
-    </w:p>
-    <w:p>
-      <w:pPr>
-        <w:pStyle w:val="Heading2"/>
-      </w:pPr>
-      <w:r>
-        <w:rPr>
-          <w:lang w:val="en_US" w:bidi="en_US"/>
-        </w:rPr>
-        <w:t>Zephaniah 3:15</w:t>
-      </w:r>
-      <w:r>
-        <w:rPr>
-          <w:lang w:val="en_US" w:bidi="en_US"/>
-        </w:rPr>
-      </w:r>
-    </w:p>
-    <w:p>
-      <w:pPr/>
-      <w:r>
-        <w:rPr>
-          <w:lang w:val="en_US" w:bidi="en_US"/>
-        </w:rPr>
-      </w:r>
-      <w:r>
-        <w:rPr>
-          <w:lang w:val="en_US" w:bidi="en_US"/>
-        </w:rPr>
-        <w:t>The true King of Israel was always to be the Lord (</w:t>
-      </w:r>
-      <w:hyperlink r:id="rId122">
-        <w:r>
-          <w:rPr>
-            <w:lang w:val="en_US" w:bidi="en_US"/>
-          </w:rPr>
-          <w:rPr>
-            <w:color w:val="0000EE"/>
-            <w:u w:val="single"/>
-          </w:rPr>
-          <w:t>Num 23:21</w:t>
-        </w:r>
-      </w:hyperlink>
-      <w:r>
-        <w:rPr>
-          <w:lang w:val="en_US" w:bidi="en_US"/>
-        </w:rPr>
-        <w:t xml:space="preserve">; </w:t>
-      </w:r>
-      <w:hyperlink r:id="rId123">
-        <w:r>
-          <w:rPr>
-            <w:lang w:val="en_US" w:bidi="en_US"/>
-          </w:rPr>
-          <w:rPr>
-            <w:color w:val="0000EE"/>
-            <w:u w:val="single"/>
-          </w:rPr>
-          <w:t>1 Sam 8:7</w:t>
-        </w:r>
-      </w:hyperlink>
-      <w:r>
-        <w:rPr>
-          <w:lang w:val="en_US" w:bidi="en_US"/>
-        </w:rPr>
-        <w:t xml:space="preserve">; </w:t>
-      </w:r>
-      <w:hyperlink r:id="rId124">
-        <w:r>
-          <w:rPr>
-            <w:lang w:val="en_US" w:bidi="en_US"/>
-          </w:rPr>
-          <w:rPr>
-            <w:color w:val="0000EE"/>
-            <w:u w:val="single"/>
-          </w:rPr>
-          <w:t>Isa 44:6</w:t>
-        </w:r>
-      </w:hyperlink>
-      <w:r>
-        <w:rPr>
-          <w:lang w:val="en_US" w:bidi="en_US"/>
-        </w:rPr>
-        <w:t xml:space="preserve">). • will live among you: See also </w:t>
-      </w:r>
-      <w:hyperlink r:id="rId125">
-        <w:r>
-          <w:rPr>
-            <w:lang w:val="en_US" w:bidi="en_US"/>
-          </w:rPr>
-          <w:rPr>
-            <w:color w:val="0000EE"/>
-            <w:u w:val="single"/>
-          </w:rPr>
-          <w:t>Isa 54:4–8</w:t>
-        </w:r>
-      </w:hyperlink>
-      <w:r>
-        <w:rPr>
-          <w:lang w:val="en_US" w:bidi="en_US"/>
-        </w:rPr>
-        <w:t xml:space="preserve">; </w:t>
-      </w:r>
-      <w:hyperlink r:id="rId126">
-        <w:r>
-          <w:rPr>
-            <w:lang w:val="en_US" w:bidi="en_US"/>
-          </w:rPr>
-          <w:rPr>
-            <w:color w:val="0000EE"/>
-            <w:u w:val="single"/>
-          </w:rPr>
-          <w:t>57:14–19</w:t>
-        </w:r>
-      </w:hyperlink>
-      <w:r>
-        <w:rPr>
-          <w:lang w:val="en_US" w:bidi="en_US"/>
-        </w:rPr>
-        <w:t xml:space="preserve">; </w:t>
-      </w:r>
-      <w:hyperlink r:id="rId127">
-        <w:r>
-          <w:rPr>
-            <w:lang w:val="en_US" w:bidi="en_US"/>
-          </w:rPr>
-          <w:rPr>
-            <w:color w:val="0000EE"/>
-            <w:u w:val="single"/>
-          </w:rPr>
-          <w:t>62:10–12</w:t>
-        </w:r>
-      </w:hyperlink>
-      <w:r>
-        <w:rPr>
-          <w:lang w:val="en_US" w:bidi="en_US"/>
-        </w:rPr>
-        <w:t xml:space="preserve">; </w:t>
-      </w:r>
-      <w:hyperlink r:id="rId128">
-        <w:r>
-          <w:rPr>
-            <w:lang w:val="en_US" w:bidi="en_US"/>
-          </w:rPr>
-          <w:rPr>
-            <w:color w:val="0000EE"/>
-            <w:u w:val="single"/>
-          </w:rPr>
-          <w:t>Ezek 48:35</w:t>
-        </w:r>
-      </w:hyperlink>
-      <w:r>
-        <w:rPr>
-          <w:lang w:val="en_US" w:bidi="en_US"/>
-        </w:rPr>
-        <w:t xml:space="preserve">; </w:t>
-      </w:r>
-      <w:hyperlink r:id="rId129">
-        <w:r>
-          <w:rPr>
-            <w:lang w:val="en_US" w:bidi="en_US"/>
-          </w:rPr>
-          <w:rPr>
-            <w:color w:val="0000EE"/>
-            <w:u w:val="single"/>
-          </w:rPr>
-          <w:t>Joel 3:17</w:t>
-        </w:r>
-      </w:hyperlink>
-      <w:r>
-        <w:rPr>
-          <w:lang w:val="en_US" w:bidi="en_US"/>
-        </w:rPr>
-        <w:t xml:space="preserve">, </w:t>
-      </w:r>
-      <w:hyperlink r:id="rId130">
-        <w:r>
-          <w:rPr>
-            <w:lang w:val="en_US" w:bidi="en_US"/>
-          </w:rPr>
-          <w:rPr>
-            <w:color w:val="0000EE"/>
-            <w:u w:val="single"/>
-          </w:rPr>
-          <w:t>21</w:t>
-        </w:r>
-      </w:hyperlink>
-      <w:r>
-        <w:rPr>
-          <w:lang w:val="en_US" w:bidi="en_US"/>
-        </w:rPr>
-        <w:t>.</w:t>
-      </w:r>
-      <w:r>
-        <w:rPr>
-          <w:lang w:val="en_US" w:bidi="en_US"/>
-        </w:rPr>
-      </w:r>
-      <w:r>
-        <w:rPr>
-          <w:lang w:val="en_US" w:bidi="en_US"/>
-        </w:rPr>
-      </w:r>
-    </w:p>
-    <w:p>
-      <w:pPr/>
-      <w:r>
-        <w:rPr>
-          <w:lang w:val="en_US" w:bidi="en_US"/>
-        </w:rPr>
-      </w:r>
-    </w:p>
-    <w:p>
-      <w:pPr>
-        <w:pStyle w:val="Heading2"/>
-      </w:pPr>
-      <w:r>
-        <w:rPr>
-          <w:lang w:val="en_US" w:bidi="en_US"/>
-        </w:rPr>
-        <w:t>Zephaniah 3:17</w:t>
-      </w:r>
-      <w:r>
-        <w:rPr>
-          <w:lang w:val="en_US" w:bidi="en_US"/>
-        </w:rPr>
-      </w:r>
-    </w:p>
-    <w:p>
-      <w:pPr/>
-      <w:r>
-        <w:rPr>
-          <w:lang w:val="en_US" w:bidi="en_US"/>
-        </w:rPr>
-      </w:r>
-      <w:r>
-        <w:rPr>
-          <w:lang w:val="en_US" w:bidi="en_US"/>
-        </w:rPr>
-        <w:t xml:space="preserve">a mighty savior: God was Israel’s Divine Warrior and Redeemer (see </w:t>
-      </w:r>
-      <w:hyperlink r:id="rId131">
-        <w:r>
-          <w:rPr>
-            <w:lang w:val="en_US" w:bidi="en_US"/>
-          </w:rPr>
-          <w:rPr>
-            <w:color w:val="0000EE"/>
-            <w:u w:val="single"/>
-          </w:rPr>
-          <w:t>Ps 24:8–10</w:t>
-        </w:r>
-      </w:hyperlink>
-      <w:r>
-        <w:rPr>
-          <w:lang w:val="en_US" w:bidi="en_US"/>
-        </w:rPr>
-        <w:t xml:space="preserve">; </w:t>
-      </w:r>
-      <w:hyperlink r:id="rId132">
-        <w:r>
-          <w:rPr>
-            <w:lang w:val="en_US" w:bidi="en_US"/>
-          </w:rPr>
-          <w:rPr>
-            <w:color w:val="0000EE"/>
-            <w:u w:val="single"/>
-          </w:rPr>
-          <w:t>Isa 42:13</w:t>
-        </w:r>
-      </w:hyperlink>
-      <w:r>
-        <w:rPr>
-          <w:lang w:val="en_US" w:bidi="en_US"/>
-        </w:rPr>
-        <w:t xml:space="preserve">; </w:t>
-      </w:r>
-      <w:hyperlink r:id="rId133">
-        <w:r>
-          <w:rPr>
-            <w:lang w:val="en_US" w:bidi="en_US"/>
-          </w:rPr>
-          <w:rPr>
-            <w:color w:val="0000EE"/>
-            <w:u w:val="single"/>
-          </w:rPr>
-          <w:t>Hab 3:8–15</w:t>
-        </w:r>
-      </w:hyperlink>
-      <w:r>
-        <w:rPr>
-          <w:lang w:val="en_US" w:bidi="en_US"/>
-        </w:rPr>
-        <w:t>). One of God’s titles is “the Mighty God” (</w:t>
-      </w:r>
-      <w:hyperlink r:id="rId134">
-        <w:r>
-          <w:rPr>
-            <w:lang w:val="en_US" w:bidi="en_US"/>
-          </w:rPr>
-          <w:rPr>
-            <w:color w:val="0000EE"/>
-            <w:u w:val="single"/>
-          </w:rPr>
-          <w:t>Isa 10:21</w:t>
-        </w:r>
-      </w:hyperlink>
-      <w:r>
-        <w:rPr>
-          <w:lang w:val="en_US" w:bidi="en_US"/>
-        </w:rPr>
-        <w:t>). This title also applies to the Messiah (</w:t>
-      </w:r>
-      <w:hyperlink r:id="rId135">
-        <w:r>
-          <w:rPr>
-            <w:lang w:val="en_US" w:bidi="en_US"/>
-          </w:rPr>
-          <w:rPr>
-            <w:color w:val="0000EE"/>
-            <w:u w:val="single"/>
-          </w:rPr>
-          <w:t>Isa 9:6</w:t>
-        </w:r>
-      </w:hyperlink>
-      <w:r>
-        <w:rPr>
-          <w:lang w:val="en_US" w:bidi="en_US"/>
-        </w:rPr>
-        <w:t xml:space="preserve">). • He will rejoice over you: Not only will Jerusalem and all Israel </w:t>
-      </w:r>
-      <w:r>
-        <w:rPr>
-          <w:i/>
-          <w:lang w:val="en_US" w:bidi="en_US"/>
-        </w:rPr>
-        <w:t>rejoice</w:t>
-      </w:r>
-      <w:r>
-        <w:rPr>
-          <w:lang w:val="en_US" w:bidi="en_US"/>
-        </w:rPr>
-        <w:t xml:space="preserve"> in God (</w:t>
-      </w:r>
-      <w:hyperlink r:id="rId136">
-        <w:r>
-          <w:rPr>
-            <w:lang w:val="en_US" w:bidi="en_US"/>
-          </w:rPr>
-          <w:rPr>
-            <w:color w:val="0000EE"/>
-            <w:u w:val="single"/>
-          </w:rPr>
-          <w:t>Zeph 3:14</w:t>
-        </w:r>
-      </w:hyperlink>
-      <w:r>
-        <w:rPr>
-          <w:lang w:val="en_US" w:bidi="en_US"/>
-        </w:rPr>
-        <w:t xml:space="preserve">) but God will also rejoice over them as a purified and faithful people (see </w:t>
-      </w:r>
-      <w:hyperlink r:id="rId137">
-        <w:r>
-          <w:rPr>
-            <w:lang w:val="en_US" w:bidi="en_US"/>
-          </w:rPr>
-          <w:rPr>
-            <w:color w:val="0000EE"/>
-            <w:u w:val="single"/>
-          </w:rPr>
-          <w:t>3:12–13</w:t>
-        </w:r>
-      </w:hyperlink>
-      <w:r>
-        <w:rPr>
-          <w:lang w:val="en_US" w:bidi="en_US"/>
-        </w:rPr>
-        <w:t>).</w:t>
-      </w:r>
-      <w:r>
-        <w:rPr>
-          <w:lang w:val="en_US" w:bidi="en_US"/>
-        </w:rPr>
-      </w:r>
-      <w:r>
-        <w:rPr>
-          <w:lang w:val="en_US" w:bidi="en_US"/>
-        </w:rPr>
-      </w:r>
-    </w:p>
-    <w:p>
-      <w:pPr/>
-      <w:r>
-        <w:rPr>
-          <w:lang w:val="en_US" w:bidi="en_US"/>
-        </w:rPr>
-      </w:r>
-    </w:p>
-    <w:p>
-      <w:pPr>
-        <w:pStyle w:val="Heading2"/>
-      </w:pPr>
-      <w:r>
-        <w:rPr>
-          <w:lang w:val="en_US" w:bidi="en_US"/>
-        </w:rPr>
-        <w:t>Zephaniah 3:18</w:t>
-      </w:r>
-      <w:r>
-        <w:rPr>
-          <w:lang w:val="en_US" w:bidi="en_US"/>
-        </w:rPr>
-      </w:r>
-    </w:p>
-    <w:p>
-      <w:pPr/>
-      <w:r>
-        <w:rPr>
-          <w:lang w:val="en_US" w:bidi="en_US"/>
-        </w:rPr>
-      </w:r>
-      <w:r>
-        <w:rPr>
-          <w:lang w:val="en_US" w:bidi="en_US"/>
-        </w:rPr>
-        <w:t>I will gather you . . . disgraced no more: The Lord’s assurance stands in stark contrast to the pronouncements at the beginning of the book, when God threatened to gather the nations to sweep the people of Judah from the face of the earth (</w:t>
-      </w:r>
-      <w:hyperlink r:id="rId138">
-        <w:r>
-          <w:rPr>
-            <w:lang w:val="en_US" w:bidi="en_US"/>
-          </w:rPr>
-          <w:rPr>
-            <w:color w:val="0000EE"/>
-            <w:u w:val="single"/>
-          </w:rPr>
-          <w:t>1:2–4</w:t>
-        </w:r>
-      </w:hyperlink>
-      <w:r>
-        <w:rPr>
-          <w:lang w:val="en_US" w:bidi="en_US"/>
-        </w:rPr>
-        <w:t>). Now he promises to gather up those who have been driven from Jerusalem and lead them safely home.</w:t>
-      </w:r>
-      <w:r>
-        <w:rPr>
-          <w:lang w:val="en_US" w:bidi="en_US"/>
-        </w:rPr>
-      </w:r>
-      <w:r>
-        <w:rPr>
-          <w:lang w:val="en_US" w:bidi="en_US"/>
-        </w:rPr>
-      </w:r>
-    </w:p>
-    <w:p>
-      <w:pPr/>
-      <w:r>
-        <w:rPr>
-          <w:lang w:val="en_US" w:bidi="en_US"/>
-        </w:rPr>
-      </w:r>
-    </w:p>
-    <w:p>
-      <w:pPr>
-        <w:pStyle w:val="Heading2"/>
-      </w:pPr>
-      <w:r>
-        <w:rPr>
-          <w:lang w:val="en_US" w:bidi="en_US"/>
-        </w:rPr>
-        <w:t>Zephaniah 3:18–20</w:t>
-      </w:r>
-      <w:r>
-        <w:rPr>
-          <w:lang w:val="en_US" w:bidi="en_US"/>
-        </w:rPr>
-      </w:r>
-    </w:p>
-    <w:p>
-      <w:pPr/>
-      <w:r>
-        <w:rPr>
-          <w:lang w:val="en_US" w:bidi="en_US"/>
-        </w:rPr>
-      </w:r>
-      <w:r>
-        <w:rPr>
-          <w:lang w:val="en_US" w:bidi="en_US"/>
-        </w:rPr>
-        <w:t>The repeated use of I will in these verses underscores God’s further assurances to his people.</w:t>
-      </w:r>
-      <w:r>
-        <w:rPr>
-          <w:lang w:val="en_US" w:bidi="en_US"/>
-        </w:rPr>
-      </w:r>
-      <w:r>
-        <w:rPr>
-          <w:lang w:val="en_US" w:bidi="en_US"/>
-        </w:rPr>
-      </w:r>
-    </w:p>
-    <w:p>
-      <w:pPr/>
-      <w:r>
-        <w:rPr>
-          <w:lang w:val="en_US" w:bidi="en_US"/>
-        </w:rPr>
-      </w:r>
-    </w:p>
-    <w:p>
-      <w:pPr>
-        <w:pStyle w:val="Heading2"/>
-      </w:pPr>
-      <w:r>
-        <w:rPr>
-          <w:lang w:val="en_US" w:bidi="en_US"/>
-        </w:rPr>
-        <w:t>Zephaniah 3:19</w:t>
-      </w:r>
-      <w:r>
-        <w:rPr>
-          <w:lang w:val="en_US" w:bidi="en_US"/>
-        </w:rPr>
-      </w:r>
-    </w:p>
-    <w:p>
-      <w:pPr/>
-      <w:r>
-        <w:rPr>
-          <w:lang w:val="en_US" w:bidi="en_US"/>
-        </w:rPr>
-      </w:r>
-      <w:r>
-        <w:rPr>
-          <w:lang w:val="en_US" w:bidi="en_US"/>
-        </w:rPr>
-        <w:t xml:space="preserve">God will turn his people’s former shame into glory and fame (see </w:t>
-      </w:r>
-      <w:hyperlink r:id="rId139">
-        <w:r>
-          <w:rPr>
-            <w:lang w:val="en_US" w:bidi="en_US"/>
-          </w:rPr>
-          <w:rPr>
-            <w:color w:val="0000EE"/>
-            <w:u w:val="single"/>
-          </w:rPr>
-          <w:t>Deut 26:19</w:t>
-        </w:r>
-      </w:hyperlink>
-      <w:r>
-        <w:rPr>
-          <w:lang w:val="en_US" w:bidi="en_US"/>
-        </w:rPr>
-        <w:t xml:space="preserve">; </w:t>
-      </w:r>
-      <w:hyperlink r:id="rId140">
-        <w:r>
-          <w:rPr>
-            <w:lang w:val="en_US" w:bidi="en_US"/>
-          </w:rPr>
-          <w:rPr>
-            <w:color w:val="0000EE"/>
-            <w:u w:val="single"/>
-          </w:rPr>
-          <w:t>Isa 62:7</w:t>
-        </w:r>
-      </w:hyperlink>
-      <w:r>
-        <w:rPr>
-          <w:lang w:val="en_US" w:bidi="en_US"/>
-        </w:rPr>
-        <w:t xml:space="preserve">; </w:t>
-      </w:r>
-      <w:hyperlink r:id="rId141">
-        <w:r>
-          <w:rPr>
-            <w:lang w:val="en_US" w:bidi="en_US"/>
-          </w:rPr>
-          <w:rPr>
-            <w:color w:val="0000EE"/>
-            <w:u w:val="single"/>
-          </w:rPr>
-          <w:t>Mic 4:6–8</w:t>
-        </w:r>
-      </w:hyperlink>
-      <w:r>
-        <w:rPr>
-          <w:lang w:val="en_US" w:bidi="en_US"/>
-        </w:rPr>
-        <w:t xml:space="preserve">; cp. </w:t>
-      </w:r>
-      <w:hyperlink r:id="rId142">
-        <w:r>
-          <w:rPr>
-            <w:lang w:val="en_US" w:bidi="en_US"/>
-          </w:rPr>
-          <w:rPr>
-            <w:color w:val="0000EE"/>
-            <w:u w:val="single"/>
-          </w:rPr>
-          <w:t>1 Pet 5:4</w:t>
-        </w:r>
-      </w:hyperlink>
-      <w:r>
-        <w:rPr>
-          <w:lang w:val="en_US" w:bidi="en_US"/>
-        </w:rPr>
-        <w:t>).</w:t>
-      </w:r>
-      <w:r>
-        <w:rPr>
-          <w:lang w:val="en_US" w:bidi="en_US"/>
-        </w:rPr>
-      </w:r>
-      <w:r>
-        <w:rPr>
-          <w:lang w:val="en_US" w:bidi="en_US"/>
-        </w:rPr>
-      </w:r>
-    </w:p>
-    <w:p>
-      <w:pPr/>
-      <w:r>
-        <w:rPr>
-          <w:lang w:val="en_US" w:bidi="en_US"/>
-        </w:rPr>
-      </w:r>
-    </w:p>
-    <w:p>
-      <w:pPr>
-        <w:pStyle w:val="Heading2"/>
-      </w:pPr>
-      <w:r>
-        <w:rPr>
-          <w:lang w:val="en_US" w:bidi="en_US"/>
-        </w:rPr>
-        <w:t>Zephaniah 3:20</w:t>
-      </w:r>
-      <w:r>
-        <w:rPr>
-          <w:lang w:val="en_US" w:bidi="en_US"/>
-        </w:rPr>
-      </w:r>
-    </w:p>
-    <w:p>
-      <w:pPr/>
-      <w:r>
-        <w:rPr>
-          <w:lang w:val="en_US" w:bidi="en_US"/>
-        </w:rPr>
-      </w:r>
-      <w:r>
-        <w:rPr>
-          <w:lang w:val="en_US" w:bidi="en_US"/>
-        </w:rPr>
-        <w:t>On that day: After a time of terrible wrath and judgment, the day of the Lord culminates in everlasting blessings for all who trust in him (</w:t>
-      </w:r>
-      <w:hyperlink r:id="rId89">
-        <w:r>
-          <w:rPr>
-            <w:lang w:val="en_US" w:bidi="en_US"/>
-          </w:rPr>
-          <w:rPr>
-            <w:color w:val="0000EE"/>
-            <w:u w:val="single"/>
-          </w:rPr>
-          <w:t>3:9</w:t>
-        </w:r>
-      </w:hyperlink>
-      <w:r>
-        <w:rPr>
-          <w:lang w:val="en_US" w:bidi="en_US"/>
-        </w:rPr>
-        <w:t xml:space="preserve">, </w:t>
-      </w:r>
-      <w:hyperlink r:id="rId143">
-        <w:r>
-          <w:rPr>
-            <w:lang w:val="en_US" w:bidi="en_US"/>
-          </w:rPr>
-          <w:rPr>
-            <w:color w:val="0000EE"/>
-            <w:u w:val="single"/>
-          </w:rPr>
-          <w:t>12</w:t>
-        </w:r>
-      </w:hyperlink>
-      <w:r>
-        <w:rPr>
-          <w:lang w:val="en_US" w:bidi="en_US"/>
-        </w:rPr>
-        <w:t xml:space="preserve">; see </w:t>
-      </w:r>
-      <w:hyperlink r:id="rId144">
-        <w:r>
-          <w:rPr>
-            <w:lang w:val="en_US" w:bidi="en_US"/>
-          </w:rPr>
-          <w:rPr>
-            <w:color w:val="0000EE"/>
-            <w:u w:val="single"/>
-          </w:rPr>
-          <w:t>Ps 2:12</w:t>
-        </w:r>
-      </w:hyperlink>
-      <w:r>
-        <w:rPr>
-          <w:lang w:val="en_US" w:bidi="en_US"/>
-        </w:rPr>
-        <w:t xml:space="preserve">; </w:t>
-      </w:r>
-      <w:hyperlink r:id="rId145">
-        <w:r>
-          <w:rPr>
-            <w:lang w:val="en_US" w:bidi="en_US"/>
-          </w:rPr>
-          <w:rPr>
-            <w:color w:val="0000EE"/>
-            <w:u w:val="single"/>
-          </w:rPr>
-          <w:t>Isa 45:22</w:t>
-        </w:r>
-      </w:hyperlink>
-      <w:r>
-        <w:rPr>
-          <w:lang w:val="en_US" w:bidi="en_US"/>
-        </w:rPr>
-        <w:t xml:space="preserve">; see also </w:t>
-      </w:r>
-      <w:hyperlink r:id="rId27">
-        <w:r>
-          <w:rPr>
-            <w:lang w:val="en_US" w:bidi="en_US"/>
-          </w:rPr>
-          <w:rPr>
-            <w:color w:val="0000EE"/>
-            <w:u w:val="single"/>
-          </w:rPr>
-          <w:t>Rev 19:11–22:5</w:t>
-        </w:r>
-      </w:hyperlink>
-      <w:r>
-        <w:rPr>
-          <w:lang w:val="en_US" w:bidi="en_US"/>
-        </w:rPr>
-        <w:t xml:space="preserve">). • I, the Lord, have spoken! Zephaniah’s prophecy, entirely from God (see also </w:t>
-      </w:r>
-      <w:hyperlink r:id="rId146">
-        <w:r>
-          <w:rPr>
-            <w:lang w:val="en_US" w:bidi="en_US"/>
-          </w:rPr>
-          <w:rPr>
-            <w:color w:val="0000EE"/>
-            <w:u w:val="single"/>
-          </w:rPr>
-          <w:t>Zeph 1:1–3</w:t>
-        </w:r>
-      </w:hyperlink>
-      <w:r>
-        <w:rPr>
-          <w:lang w:val="en_US" w:bidi="en_US"/>
-        </w:rPr>
-        <w:t xml:space="preserve">, </w:t>
-      </w:r>
-      <w:hyperlink r:id="rId147">
-        <w:r>
-          <w:rPr>
-            <w:lang w:val="en_US" w:bidi="en_US"/>
-          </w:rPr>
-          <w:rPr>
-            <w:color w:val="0000EE"/>
-            <w:u w:val="single"/>
-          </w:rPr>
-          <w:t>10</w:t>
-        </w:r>
-      </w:hyperlink>
-      <w:r>
-        <w:rPr>
-          <w:lang w:val="en_US" w:bidi="en_US"/>
-        </w:rPr>
-        <w:t xml:space="preserve">; </w:t>
-      </w:r>
-      <w:hyperlink r:id="rId148">
-        <w:r>
-          <w:rPr>
-            <w:lang w:val="en_US" w:bidi="en_US"/>
-          </w:rPr>
-          <w:rPr>
-            <w:color w:val="0000EE"/>
-            <w:u w:val="single"/>
-          </w:rPr>
-          <w:t>2:9</w:t>
-        </w:r>
-      </w:hyperlink>
-      <w:r>
-        <w:rPr>
-          <w:lang w:val="en_US" w:bidi="en_US"/>
-        </w:rPr>
-        <w:t xml:space="preserve">; </w:t>
-      </w:r>
-      <w:hyperlink r:id="rId112">
-        <w:r>
-          <w:rPr>
-            <w:lang w:val="en_US" w:bidi="en_US"/>
-          </w:rPr>
-          <w:rPr>
-            <w:color w:val="0000EE"/>
-            <w:u w:val="single"/>
-          </w:rPr>
-          <w:t>3:8</w:t>
-        </w:r>
-      </w:hyperlink>
-      <w:r>
-        <w:rPr>
-          <w:lang w:val="en_US" w:bidi="en_US"/>
-        </w:rPr>
-        <w:t>), is utterly trustworthy.</w:t>
+        <w:t>), is completely trustworthy.</w:t>
       </w:r>
       <w:r>
         <w:rPr>

--- a/eng/docx/36.content.docx
+++ b/eng/docx/36.content.docx
@@ -19,7 +19,7 @@
         <w:rPr>
           <w:lang w:val="en_US" w:bidi="en_US"/>
         </w:rPr>
-        <w:t>Resource: Study Notes (Tyndale)</w:t>
+        <w:t>Resource: Tyndale Open Study Notes</w:t>
       </w:r>
       <w:r>
         <w:rPr>
@@ -112,7 +112,7 @@
         <w:rPr>
           <w:lang w:val="en_US" w:bidi="en_US"/>
         </w:rPr>
-        <w:t>Study Notes (Tyndale)</w:t>
+        <w:t>Tyndale Open Study Notes</w:t>
       </w:r>
     </w:p>
     <w:p>

--- a/eng/docx/36.content.docx
+++ b/eng/docx/36.content.docx
@@ -1520,7 +1520,7 @@
         <w:rPr>
           <w:lang w:val="en_US" w:bidi="en_US"/>
         </w:rPr>
-        <w:t>The meaning of the Day of the LORD expands to include God's actions involving the entire earth.</w:t>
+        <w:t>The meaning of the day of the Lord expands to include God's actions involving the entire earth.</w:t>
       </w:r>
       <w:r>
         <w:rPr>

--- a/eng/docx/36.content.docx
+++ b/eng/docx/36.content.docx
@@ -19,7 +19,7 @@
         <w:rPr>
           <w:lang w:val="en_US" w:bidi="en_US"/>
         </w:rPr>
-        <w:t>Resource: Tyndale Open Study Notes</w:t>
+        <w:t>Resource: Aquifer Open Study Notes</w:t>
       </w:r>
       <w:r>
         <w:rPr>
@@ -112,7 +112,7 @@
         <w:rPr>
           <w:lang w:val="en_US" w:bidi="en_US"/>
         </w:rPr>
-        <w:t>Tyndale Open Study Notes</w:t>
+        <w:t>Aquifer Open Study Notes</w:t>
       </w:r>
     </w:p>
     <w:p>

--- a/eng/docx/36.content.docx
+++ b/eng/docx/36.content.docx
@@ -262,18 +262,12 @@
         </w:rPr>
         <w:t xml:space="preserve">The reference to Hezekiah probably points to King Hezekiah of Judah, who ruled during this time (see </w:t>
       </w:r>
-      <w:hyperlink r:id="rId13">
-        <w:r>
-          <w:rPr>
-            <w:lang w:val="en_US" w:bidi="en_US"/>
-          </w:rPr>
-          <w:rPr>
-            <w:color w:val="0000EE"/>
-            <w:u w:val="single"/>
-          </w:rPr>
-          <w:t>2 Kings 18:1–20:20</w:t>
-        </w:r>
-      </w:hyperlink>
+      <w:r>
+        <w:rPr>
+          <w:lang w:val="en_US" w:bidi="en_US"/>
+        </w:rPr>
+        <w:t>2 Kings 18:1–20:20</w:t>
+      </w:r>
       <w:r>
         <w:rPr>
           <w:lang w:val="en_US" w:bidi="en_US"/>
@@ -328,72 +322,48 @@
         </w:rPr>
         <w:t>Zephaniah's message from the Lord warns about worldwide judgment (</w:t>
       </w:r>
-      <w:hyperlink r:id="rId14">
-        <w:r>
-          <w:rPr>
-            <w:lang w:val="en_US" w:bidi="en_US"/>
-          </w:rPr>
-          <w:rPr>
-            <w:color w:val="0000EE"/>
-            <w:u w:val="single"/>
-          </w:rPr>
-          <w:t>Zephaniah 1:1–6</w:t>
-        </w:r>
-      </w:hyperlink>
+      <w:r>
+        <w:rPr>
+          <w:lang w:val="en_US" w:bidi="en_US"/>
+        </w:rPr>
+        <w:t>Zephaniah 1:1–6</w:t>
+      </w:r>
       <w:r>
         <w:rPr>
           <w:lang w:val="en_US" w:bidi="en_US"/>
         </w:rPr>
         <w:t>). He urges his readers to repent (</w:t>
       </w:r>
-      <w:hyperlink r:id="rId15">
-        <w:r>
-          <w:rPr>
-            <w:lang w:val="en_US" w:bidi="en_US"/>
-          </w:rPr>
-          <w:rPr>
-            <w:color w:val="0000EE"/>
-            <w:u w:val="single"/>
-          </w:rPr>
-          <w:t>Zephaniah 1:7–13</w:t>
-        </w:r>
-      </w:hyperlink>
+      <w:r>
+        <w:rPr>
+          <w:lang w:val="en_US" w:bidi="en_US"/>
+        </w:rPr>
+        <w:t>Zephaniah 1:7–13</w:t>
+      </w:r>
       <w:r>
         <w:rPr>
           <w:lang w:val="en_US" w:bidi="en_US"/>
         </w:rPr>
         <w:t>) before disaster strikes (</w:t>
       </w:r>
-      <w:hyperlink r:id="rId16">
-        <w:r>
-          <w:rPr>
-            <w:lang w:val="en_US" w:bidi="en_US"/>
-          </w:rPr>
-          <w:rPr>
-            <w:color w:val="0000EE"/>
-            <w:u w:val="single"/>
-          </w:rPr>
-          <w:t>1:14–18</w:t>
-        </w:r>
-      </w:hyperlink>
+      <w:r>
+        <w:rPr>
+          <w:lang w:val="en_US" w:bidi="en_US"/>
+        </w:rPr>
+        <w:t>1:14–18</w:t>
+      </w:r>
       <w:r>
         <w:rPr>
           <w:lang w:val="en_US" w:bidi="en_US"/>
         </w:rPr>
         <w:t>). He encourages them to seek the Lord and live righteously and humbly, hoping they may avoid his judgment (</w:t>
       </w:r>
-      <w:hyperlink r:id="rId17">
-        <w:r>
-          <w:rPr>
-            <w:lang w:val="en_US" w:bidi="en_US"/>
-          </w:rPr>
-          <w:rPr>
-            <w:color w:val="0000EE"/>
-            <w:u w:val="single"/>
-          </w:rPr>
-          <w:t>Zephaniah 2:1–3</w:t>
-        </w:r>
-      </w:hyperlink>
+      <w:r>
+        <w:rPr>
+          <w:lang w:val="en_US" w:bidi="en_US"/>
+        </w:rPr>
+        <w:t>Zephaniah 2:1–3</w:t>
+      </w:r>
       <w:r>
         <w:rPr>
           <w:lang w:val="en_US" w:bidi="en_US"/>
@@ -448,18 +418,12 @@
         </w:rPr>
         <w:t>God's judgment will remove things in the reverse order of their creation (</w:t>
       </w:r>
-      <w:hyperlink r:id="rId18">
-        <w:r>
-          <w:rPr>
-            <w:lang w:val="en_US" w:bidi="en_US"/>
-          </w:rPr>
-          <w:rPr>
-            <w:color w:val="0000EE"/>
-            <w:u w:val="single"/>
-          </w:rPr>
-          <w:t>Genesis 1:20–26</w:t>
-        </w:r>
-      </w:hyperlink>
+      <w:r>
+        <w:rPr>
+          <w:lang w:val="en_US" w:bidi="en_US"/>
+        </w:rPr>
+        <w:t>Genesis 1:20–26</w:t>
+      </w:r>
       <w:r>
         <w:rPr>
           <w:lang w:val="en_US" w:bidi="en_US"/>
@@ -528,18 +492,12 @@
         </w:rPr>
         <w:t>When Zephaniah made this prophecy, before Josiah's reforms in 622 BC, idolatrous priests actively promoted Baal worship and other forms of paganism (</w:t>
       </w:r>
-      <w:hyperlink r:id="rId19">
-        <w:r>
-          <w:rPr>
-            <w:lang w:val="en_US" w:bidi="en_US"/>
-          </w:rPr>
-          <w:rPr>
-            <w:color w:val="0000EE"/>
-            <w:u w:val="single"/>
-          </w:rPr>
-          <w:t>2 Kings 23:5</w:t>
-        </w:r>
-      </w:hyperlink>
+      <w:r>
+        <w:rPr>
+          <w:lang w:val="en_US" w:bidi="en_US"/>
+        </w:rPr>
+        <w:t>2 Kings 23:5</w:t>
+      </w:r>
       <w:r>
         <w:rPr>
           <w:lang w:val="en_US" w:bidi="en_US"/>
@@ -594,18 +552,12 @@
         </w:rPr>
         <w:t>After judging the entire earth (</w:t>
       </w:r>
-      <w:hyperlink r:id="rId20">
-        <w:r>
-          <w:rPr>
-            <w:lang w:val="en_US" w:bidi="en_US"/>
-          </w:rPr>
-          <w:rPr>
-            <w:color w:val="0000EE"/>
-            <w:u w:val="single"/>
-          </w:rPr>
-          <w:t>Zephaniah 1:2–3</w:t>
-        </w:r>
-      </w:hyperlink>
+      <w:r>
+        <w:rPr>
+          <w:lang w:val="en_US" w:bidi="en_US"/>
+        </w:rPr>
+        <w:t>Zephaniah 1:2–3</w:t>
+      </w:r>
       <w:r>
         <w:rPr>
           <w:lang w:val="en_US" w:bidi="en_US"/>
@@ -664,54 +616,36 @@
         </w:rPr>
         <w:t xml:space="preserve">Scripture condemned the worship of heavenly bodies like the sun, moon, and stars (see </w:t>
       </w:r>
-      <w:hyperlink r:id="rId21">
-        <w:r>
-          <w:rPr>
-            <w:lang w:val="en_US" w:bidi="en_US"/>
-          </w:rPr>
-          <w:rPr>
-            <w:color w:val="0000EE"/>
-            <w:u w:val="single"/>
-          </w:rPr>
-          <w:t>Deuteronomy 4:15–19</w:t>
-        </w:r>
-      </w:hyperlink>
+      <w:r>
+        <w:rPr>
+          <w:lang w:val="en_US" w:bidi="en_US"/>
+        </w:rPr>
+        <w:t>Deuteronomy 4:15–19</w:t>
+      </w:r>
       <w:r>
         <w:rPr>
           <w:lang w:val="en_US" w:bidi="en_US"/>
         </w:rPr>
         <w:t xml:space="preserve">; </w:t>
       </w:r>
-      <w:hyperlink r:id="rId22">
-        <w:r>
-          <w:rPr>
-            <w:lang w:val="en_US" w:bidi="en_US"/>
-          </w:rPr>
-          <w:rPr>
-            <w:color w:val="0000EE"/>
-            <w:u w:val="single"/>
-          </w:rPr>
-          <w:t>2 Kings 21:3</w:t>
-        </w:r>
-      </w:hyperlink>
+      <w:r>
+        <w:rPr>
+          <w:lang w:val="en_US" w:bidi="en_US"/>
+        </w:rPr>
+        <w:t>2 Kings 21:3</w:t>
+      </w:r>
       <w:r>
         <w:rPr>
           <w:lang w:val="en_US" w:bidi="en_US"/>
         </w:rPr>
         <w:t xml:space="preserve">; </w:t>
       </w:r>
-      <w:hyperlink r:id="rId23">
-        <w:r>
-          <w:rPr>
-            <w:lang w:val="en_US" w:bidi="en_US"/>
-          </w:rPr>
-          <w:rPr>
-            <w:color w:val="0000EE"/>
-            <w:u w:val="single"/>
-          </w:rPr>
-          <w:t>23:12</w:t>
-        </w:r>
-      </w:hyperlink>
+      <w:r>
+        <w:rPr>
+          <w:lang w:val="en_US" w:bidi="en_US"/>
+        </w:rPr>
+        <w:t>23:12</w:t>
+      </w:r>
       <w:r>
         <w:rPr>
           <w:lang w:val="en_US" w:bidi="en_US"/>
@@ -743,54 +677,36 @@
         </w:rPr>
         <w:t>The law clearly forbade the worship of Molech and related practices (</w:t>
       </w:r>
-      <w:hyperlink r:id="rId24">
-        <w:r>
-          <w:rPr>
-            <w:lang w:val="en_US" w:bidi="en_US"/>
-          </w:rPr>
-          <w:rPr>
-            <w:color w:val="0000EE"/>
-            <w:u w:val="single"/>
-          </w:rPr>
-          <w:t>Leviticus 20:1–5</w:t>
-        </w:r>
-      </w:hyperlink>
+      <w:r>
+        <w:rPr>
+          <w:lang w:val="en_US" w:bidi="en_US"/>
+        </w:rPr>
+        <w:t>Leviticus 20:1–5</w:t>
+      </w:r>
       <w:r>
         <w:rPr>
           <w:lang w:val="en_US" w:bidi="en_US"/>
         </w:rPr>
         <w:t>). Even so, these forms of worship continued to tempt Israel, especially through contact with neighboring nations (</w:t>
       </w:r>
-      <w:hyperlink r:id="rId25">
-        <w:r>
-          <w:rPr>
-            <w:lang w:val="en_US" w:bidi="en_US"/>
-          </w:rPr>
-          <w:rPr>
-            <w:color w:val="0000EE"/>
-            <w:u w:val="single"/>
-          </w:rPr>
-          <w:t>2 Kings 16:3</w:t>
-        </w:r>
-      </w:hyperlink>
+      <w:r>
+        <w:rPr>
+          <w:lang w:val="en_US" w:bidi="en_US"/>
+        </w:rPr>
+        <w:t>2 Kings 16:3</w:t>
+      </w:r>
       <w:r>
         <w:rPr>
           <w:lang w:val="en_US" w:bidi="en_US"/>
         </w:rPr>
         <w:t xml:space="preserve">; </w:t>
       </w:r>
-      <w:hyperlink r:id="rId26">
-        <w:r>
-          <w:rPr>
-            <w:lang w:val="en_US" w:bidi="en_US"/>
-          </w:rPr>
-          <w:rPr>
-            <w:color w:val="0000EE"/>
-            <w:u w:val="single"/>
-          </w:rPr>
-          <w:t>21:6</w:t>
-        </w:r>
-      </w:hyperlink>
+      <w:r>
+        <w:rPr>
+          <w:lang w:val="en_US" w:bidi="en_US"/>
+        </w:rPr>
+        <w:t>21:6</w:t>
+      </w:r>
       <w:r>
         <w:rPr>
           <w:lang w:val="en_US" w:bidi="en_US"/>
@@ -906,18 +822,12 @@
         </w:rPr>
         <w:t>We should view the entire passage as one large event. Some parts were fulfilled when Jerusalem fell in 586 BC. Other parts repeated in different historical periods, like the destruction of Jerusalem in AD 70. The whole prophecy will be fulfilled at the end of time. Then, God will fully and finally judge the world and renew creation (</w:t>
       </w:r>
-      <w:hyperlink r:id="rId27">
-        <w:r>
-          <w:rPr>
-            <w:lang w:val="en_US" w:bidi="en_US"/>
-          </w:rPr>
-          <w:rPr>
-            <w:color w:val="0000EE"/>
-            <w:u w:val="single"/>
-          </w:rPr>
-          <w:t>Revelation 19:11–22:5</w:t>
-        </w:r>
-      </w:hyperlink>
+      <w:r>
+        <w:rPr>
+          <w:lang w:val="en_US" w:bidi="en_US"/>
+        </w:rPr>
+        <w:t>Revelation 19:11–22:5</w:t>
+      </w:r>
       <w:r>
         <w:rPr>
           <w:lang w:val="en_US" w:bidi="en_US"/>
@@ -990,18 +900,12 @@
         </w:rPr>
         <w:t>the tribal chiefs of Israel (</w:t>
       </w:r>
-      <w:hyperlink r:id="rId28">
-        <w:r>
-          <w:rPr>
-            <w:lang w:val="en_US" w:bidi="en_US"/>
-          </w:rPr>
-          <w:rPr>
-            <w:color w:val="0000EE"/>
-            <w:u w:val="single"/>
-          </w:rPr>
-          <w:t>Numbers 1:4</w:t>
-        </w:r>
-      </w:hyperlink>
+      <w:r>
+        <w:rPr>
+          <w:lang w:val="en_US" w:bidi="en_US"/>
+        </w:rPr>
+        <w:t>Numbers 1:4</w:t>
+      </w:r>
       <w:r>
         <w:rPr>
           <w:lang w:val="en_US" w:bidi="en_US"/>
@@ -1026,18 +930,12 @@
         </w:rPr>
         <w:t>court officials (</w:t>
       </w:r>
-      <w:hyperlink r:id="rId29">
-        <w:r>
-          <w:rPr>
-            <w:lang w:val="en_US" w:bidi="en_US"/>
-          </w:rPr>
-          <w:rPr>
-            <w:color w:val="0000EE"/>
-            <w:u w:val="single"/>
-          </w:rPr>
-          <w:t>1 Chronicles 22:17</w:t>
-        </w:r>
-      </w:hyperlink>
+      <w:r>
+        <w:rPr>
+          <w:lang w:val="en_US" w:bidi="en_US"/>
+        </w:rPr>
+        <w:t>1 Chronicles 22:17</w:t>
+      </w:r>
       <w:r>
         <w:rPr>
           <w:lang w:val="en_US" w:bidi="en_US"/>
@@ -1062,18 +960,12 @@
         </w:rPr>
         <w:t>district supervisors (</w:t>
       </w:r>
-      <w:hyperlink r:id="rId30">
-        <w:r>
-          <w:rPr>
-            <w:lang w:val="en_US" w:bidi="en_US"/>
-          </w:rPr>
-          <w:rPr>
-            <w:color w:val="0000EE"/>
-            <w:u w:val="single"/>
-          </w:rPr>
-          <w:t>1 Kings 20:14–15</w:t>
-        </w:r>
-      </w:hyperlink>
+      <w:r>
+        <w:rPr>
+          <w:lang w:val="en_US" w:bidi="en_US"/>
+        </w:rPr>
+        <w:t>1 Kings 20:14–15</w:t>
+      </w:r>
       <w:r>
         <w:rPr>
           <w:lang w:val="en_US" w:bidi="en_US"/>
@@ -1098,18 +990,12 @@
         </w:rPr>
         <w:t>city officials (</w:t>
       </w:r>
-      <w:hyperlink r:id="rId31">
-        <w:r>
-          <w:rPr>
-            <w:lang w:val="en_US" w:bidi="en_US"/>
-          </w:rPr>
-          <w:rPr>
-            <w:color w:val="0000EE"/>
-            <w:u w:val="single"/>
-          </w:rPr>
-          <w:t>Judges 8:6</w:t>
-        </w:r>
-      </w:hyperlink>
+      <w:r>
+        <w:rPr>
+          <w:lang w:val="en_US" w:bidi="en_US"/>
+        </w:rPr>
+        <w:t>Judges 8:6</w:t>
+      </w:r>
       <w:r>
         <w:rPr>
           <w:lang w:val="en_US" w:bidi="en_US"/>
@@ -1134,72 +1020,48 @@
         </w:rPr>
         <w:t>military leaders (</w:t>
       </w:r>
-      <w:hyperlink r:id="rId32">
-        <w:r>
-          <w:rPr>
-            <w:lang w:val="en_US" w:bidi="en_US"/>
-          </w:rPr>
-          <w:rPr>
-            <w:color w:val="0000EE"/>
-            <w:u w:val="single"/>
-          </w:rPr>
-          <w:t>1 Kings 2:5</w:t>
-        </w:r>
-      </w:hyperlink>
+      <w:r>
+        <w:rPr>
+          <w:lang w:val="en_US" w:bidi="en_US"/>
+        </w:rPr>
+        <w:t>1 Kings 2:5</w:t>
+      </w:r>
       <w:r>
         <w:rPr>
           <w:lang w:val="en_US" w:bidi="en_US"/>
         </w:rPr>
         <w:t xml:space="preserve">; </w:t>
       </w:r>
-      <w:hyperlink r:id="rId33">
-        <w:r>
-          <w:rPr>
-            <w:lang w:val="en_US" w:bidi="en_US"/>
-          </w:rPr>
-          <w:rPr>
-            <w:color w:val="0000EE"/>
-            <w:u w:val="single"/>
-          </w:rPr>
-          <w:t>2 Kings 1:9–14</w:t>
-        </w:r>
-      </w:hyperlink>
+      <w:r>
+        <w:rPr>
+          <w:lang w:val="en_US" w:bidi="en_US"/>
+        </w:rPr>
+        <w:t>2 Kings 1:9–14</w:t>
+      </w:r>
       <w:r>
         <w:rPr>
           <w:lang w:val="en_US" w:bidi="en_US"/>
         </w:rPr>
         <w:t xml:space="preserve">; </w:t>
       </w:r>
-      <w:hyperlink r:id="rId34">
-        <w:r>
-          <w:rPr>
-            <w:lang w:val="en_US" w:bidi="en_US"/>
-          </w:rPr>
-          <w:rPr>
-            <w:color w:val="0000EE"/>
-            <w:u w:val="single"/>
-          </w:rPr>
-          <w:t>25:23</w:t>
-        </w:r>
-      </w:hyperlink>
+      <w:r>
+        <w:rPr>
+          <w:lang w:val="en_US" w:bidi="en_US"/>
+        </w:rPr>
+        <w:t>25:23</w:t>
+      </w:r>
       <w:r>
         <w:rPr>
           <w:lang w:val="en_US" w:bidi="en_US"/>
         </w:rPr>
         <w:t xml:space="preserve">, </w:t>
       </w:r>
-      <w:hyperlink r:id="rId35">
-        <w:r>
-          <w:rPr>
-            <w:lang w:val="en_US" w:bidi="en_US"/>
-          </w:rPr>
-          <w:rPr>
-            <w:color w:val="0000EE"/>
-            <w:u w:val="single"/>
-          </w:rPr>
-          <w:t>26</w:t>
-        </w:r>
-      </w:hyperlink>
+      <w:r>
+        <w:rPr>
+          <w:lang w:val="en_US" w:bidi="en_US"/>
+        </w:rPr>
+        <w:t>26</w:t>
+      </w:r>
       <w:r>
         <w:rPr>
           <w:lang w:val="en_US" w:bidi="en_US"/>
@@ -1224,18 +1086,12 @@
         </w:rPr>
         <w:t>religious leaders (</w:t>
       </w:r>
-      <w:hyperlink r:id="rId36">
-        <w:r>
-          <w:rPr>
-            <w:lang w:val="en_US" w:bidi="en_US"/>
-          </w:rPr>
-          <w:rPr>
-            <w:color w:val="0000EE"/>
-            <w:u w:val="single"/>
-          </w:rPr>
-          <w:t>Ezra 8:24</w:t>
-        </w:r>
-      </w:hyperlink>
+      <w:r>
+        <w:rPr>
+          <w:lang w:val="en_US" w:bidi="en_US"/>
+        </w:rPr>
+        <w:t>Ezra 8:24</w:t>
+      </w:r>
       <w:r>
         <w:rPr>
           <w:lang w:val="en_US" w:bidi="en_US"/>
@@ -1256,18 +1112,12 @@
         </w:rPr>
         <w:t xml:space="preserve">Their important roles gave them great responsibility before God (see </w:t>
       </w:r>
-      <w:hyperlink r:id="rId37">
-        <w:r>
-          <w:rPr>
-            <w:lang w:val="en_US" w:bidi="en_US"/>
-          </w:rPr>
-          <w:rPr>
-            <w:color w:val="0000EE"/>
-            <w:u w:val="single"/>
-          </w:rPr>
-          <w:t>James 3:1</w:t>
-        </w:r>
-      </w:hyperlink>
+      <w:r>
+        <w:rPr>
+          <w:lang w:val="en_US" w:bidi="en_US"/>
+        </w:rPr>
+        <w:t>James 3:1</w:t>
+      </w:r>
       <w:r>
         <w:rPr>
           <w:lang w:val="en_US" w:bidi="en_US"/>
@@ -1329,18 +1179,12 @@
         </w:rPr>
         <w:t xml:space="preserve">: The people of Judah continued the pagan custom of jumping over a temple's threshold to avoid touching it, out of respect for that pagan god (see </w:t>
       </w:r>
-      <w:hyperlink r:id="rId38">
-        <w:r>
-          <w:rPr>
-            <w:lang w:val="en_US" w:bidi="en_US"/>
-          </w:rPr>
-          <w:rPr>
-            <w:color w:val="0000EE"/>
-            <w:u w:val="single"/>
-          </w:rPr>
-          <w:t>1 Samuel 5:1–5</w:t>
-        </w:r>
-      </w:hyperlink>
+      <w:r>
+        <w:rPr>
+          <w:lang w:val="en_US" w:bidi="en_US"/>
+        </w:rPr>
+        <w:t>1 Samuel 5:1–5</w:t>
+      </w:r>
       <w:r>
         <w:rPr>
           <w:lang w:val="en_US" w:bidi="en_US"/>
@@ -1408,18 +1252,12 @@
         </w:rPr>
         <w:t xml:space="preserve"> was in the northern part of Jerusalem (</w:t>
       </w:r>
-      <w:hyperlink r:id="rId39">
-        <w:r>
-          <w:rPr>
-            <w:lang w:val="en_US" w:bidi="en_US"/>
-          </w:rPr>
-          <w:rPr>
-            <w:color w:val="0000EE"/>
-            <w:u w:val="single"/>
-          </w:rPr>
-          <w:t>Nehemiah 12:39</w:t>
-        </w:r>
-      </w:hyperlink>
+      <w:r>
+        <w:rPr>
+          <w:lang w:val="en_US" w:bidi="en_US"/>
+        </w:rPr>
+        <w:t>Nehemiah 12:39</w:t>
+      </w:r>
       <w:r>
         <w:rPr>
           <w:lang w:val="en_US" w:bidi="en_US"/>
@@ -1577,54 +1415,36 @@
         </w:rPr>
         <w:t xml:space="preserve">: See also </w:t>
       </w:r>
-      <w:hyperlink r:id="rId40">
-        <w:r>
-          <w:rPr>
-            <w:lang w:val="en_US" w:bidi="en_US"/>
-          </w:rPr>
-          <w:rPr>
-            <w:color w:val="0000EE"/>
-            <w:u w:val="single"/>
-          </w:rPr>
-          <w:t>Isaiah 13:9–10</w:t>
-        </w:r>
-      </w:hyperlink>
+      <w:r>
+        <w:rPr>
+          <w:lang w:val="en_US" w:bidi="en_US"/>
+        </w:rPr>
+        <w:t>Isaiah 13:9–10</w:t>
+      </w:r>
       <w:r>
         <w:rPr>
           <w:lang w:val="en_US" w:bidi="en_US"/>
         </w:rPr>
         <w:t xml:space="preserve">; </w:t>
       </w:r>
-      <w:hyperlink r:id="rId41">
-        <w:r>
-          <w:rPr>
-            <w:lang w:val="en_US" w:bidi="en_US"/>
-          </w:rPr>
-          <w:rPr>
-            <w:color w:val="0000EE"/>
-            <w:u w:val="single"/>
-          </w:rPr>
-          <w:t>Joel 2:1–2</w:t>
-        </w:r>
-      </w:hyperlink>
+      <w:r>
+        <w:rPr>
+          <w:lang w:val="en_US" w:bidi="en_US"/>
+        </w:rPr>
+        <w:t>Joel 2:1–2</w:t>
+      </w:r>
       <w:r>
         <w:rPr>
           <w:lang w:val="en_US" w:bidi="en_US"/>
         </w:rPr>
         <w:t xml:space="preserve">; </w:t>
       </w:r>
-      <w:hyperlink r:id="rId42">
-        <w:r>
-          <w:rPr>
-            <w:lang w:val="en_US" w:bidi="en_US"/>
-          </w:rPr>
-          <w:rPr>
-            <w:color w:val="0000EE"/>
-            <w:u w:val="single"/>
-          </w:rPr>
-          <w:t>Amos 5:18–20</w:t>
-        </w:r>
-      </w:hyperlink>
+      <w:r>
+        <w:rPr>
+          <w:lang w:val="en_US" w:bidi="en_US"/>
+        </w:rPr>
+        <w:t>Amos 5:18–20</w:t>
+      </w:r>
       <w:r>
         <w:rPr>
           <w:lang w:val="en_US" w:bidi="en_US"/>
@@ -1686,90 +1506,60 @@
         </w:rPr>
         <w:t xml:space="preserve">: This is an example of God's justice (see also </w:t>
       </w:r>
-      <w:hyperlink r:id="rId43">
-        <w:r>
-          <w:rPr>
-            <w:lang w:val="en_US" w:bidi="en_US"/>
-          </w:rPr>
-          <w:rPr>
-            <w:color w:val="0000EE"/>
-            <w:u w:val="single"/>
-          </w:rPr>
-          <w:t>Romans 1:21–32</w:t>
-        </w:r>
-      </w:hyperlink>
+      <w:r>
+        <w:rPr>
+          <w:lang w:val="en_US" w:bidi="en_US"/>
+        </w:rPr>
+        <w:t>Romans 1:21–32</w:t>
+      </w:r>
       <w:r>
         <w:rPr>
           <w:lang w:val="en_US" w:bidi="en_US"/>
         </w:rPr>
         <w:t xml:space="preserve">). God’s people were blind in their moral choices and in their relationship with him. They could not see what was right or wrong (see </w:t>
       </w:r>
-      <w:hyperlink r:id="rId44">
-        <w:r>
-          <w:rPr>
-            <w:lang w:val="en_US" w:bidi="en_US"/>
-          </w:rPr>
-          <w:rPr>
-            <w:color w:val="0000EE"/>
-            <w:u w:val="single"/>
-          </w:rPr>
-          <w:t>Exodus 23:8</w:t>
-        </w:r>
-      </w:hyperlink>
+      <w:r>
+        <w:rPr>
+          <w:lang w:val="en_US" w:bidi="en_US"/>
+        </w:rPr>
+        <w:t>Exodus 23:8</w:t>
+      </w:r>
       <w:r>
         <w:rPr>
           <w:lang w:val="en_US" w:bidi="en_US"/>
         </w:rPr>
         <w:t xml:space="preserve">; </w:t>
       </w:r>
-      <w:hyperlink r:id="rId45">
-        <w:r>
-          <w:rPr>
-            <w:lang w:val="en_US" w:bidi="en_US"/>
-          </w:rPr>
-          <w:rPr>
-            <w:color w:val="0000EE"/>
-            <w:u w:val="single"/>
-          </w:rPr>
-          <w:t>Romans 2:19</w:t>
-        </w:r>
-      </w:hyperlink>
+      <w:r>
+        <w:rPr>
+          <w:lang w:val="en_US" w:bidi="en_US"/>
+        </w:rPr>
+        <w:t>Romans 2:19</w:t>
+      </w:r>
       <w:r>
         <w:rPr>
           <w:lang w:val="en_US" w:bidi="en_US"/>
         </w:rPr>
         <w:t xml:space="preserve">; </w:t>
       </w:r>
-      <w:hyperlink r:id="rId46">
-        <w:r>
-          <w:rPr>
-            <w:lang w:val="en_US" w:bidi="en_US"/>
-          </w:rPr>
-          <w:rPr>
-            <w:color w:val="0000EE"/>
-            <w:u w:val="single"/>
-          </w:rPr>
-          <w:t>1 John 2:11</w:t>
-        </w:r>
-      </w:hyperlink>
+      <w:r>
+        <w:rPr>
+          <w:lang w:val="en_US" w:bidi="en_US"/>
+        </w:rPr>
+        <w:t>1 John 2:11</w:t>
+      </w:r>
       <w:r>
         <w:rPr>
           <w:lang w:val="en_US" w:bidi="en_US"/>
         </w:rPr>
         <w:t>). Because they sinned against the Lord and disobeyed his commands, they received the punishments promised in God’s covenant (</w:t>
       </w:r>
-      <w:hyperlink r:id="rId47">
-        <w:r>
-          <w:rPr>
-            <w:lang w:val="en_US" w:bidi="en_US"/>
-          </w:rPr>
-          <w:rPr>
-            <w:color w:val="0000EE"/>
-            <w:u w:val="single"/>
-          </w:rPr>
-          <w:t>Deuteronomy 28:28–29</w:t>
-        </w:r>
-      </w:hyperlink>
+      <w:r>
+        <w:rPr>
+          <w:lang w:val="en_US" w:bidi="en_US"/>
+        </w:rPr>
+        <w:t>Deuteronomy 28:28–29</w:t>
+      </w:r>
       <w:r>
         <w:rPr>
           <w:lang w:val="en_US" w:bidi="en_US"/>
@@ -1927,90 +1717,60 @@
         </w:rPr>
         <w:t>: True humility means submitting to and depending on God (</w:t>
       </w:r>
-      <w:hyperlink r:id="rId48">
-        <w:r>
-          <w:rPr>
-            <w:lang w:val="en_US" w:bidi="en_US"/>
-          </w:rPr>
-          <w:rPr>
-            <w:color w:val="0000EE"/>
-            <w:u w:val="single"/>
-          </w:rPr>
-          <w:t>Psalms 18:25–27</w:t>
-        </w:r>
-      </w:hyperlink>
+      <w:r>
+        <w:rPr>
+          <w:lang w:val="en_US" w:bidi="en_US"/>
+        </w:rPr>
+        <w:t>Psalms 18:25–27</w:t>
+      </w:r>
       <w:r>
         <w:rPr>
           <w:lang w:val="en_US" w:bidi="en_US"/>
         </w:rPr>
         <w:t xml:space="preserve">; </w:t>
       </w:r>
-      <w:hyperlink r:id="rId49">
-        <w:r>
-          <w:rPr>
-            <w:lang w:val="en_US" w:bidi="en_US"/>
-          </w:rPr>
-          <w:rPr>
-            <w:color w:val="0000EE"/>
-            <w:u w:val="single"/>
-          </w:rPr>
-          <w:t>119:142–144</w:t>
-        </w:r>
-      </w:hyperlink>
+      <w:r>
+        <w:rPr>
+          <w:lang w:val="en_US" w:bidi="en_US"/>
+        </w:rPr>
+        <w:t>119:142–144</w:t>
+      </w:r>
       <w:r>
         <w:rPr>
           <w:lang w:val="en_US" w:bidi="en_US"/>
         </w:rPr>
         <w:t xml:space="preserve">; </w:t>
       </w:r>
-      <w:hyperlink r:id="rId50">
-        <w:r>
-          <w:rPr>
-            <w:lang w:val="en_US" w:bidi="en_US"/>
-          </w:rPr>
-          <w:rPr>
-            <w:color w:val="0000EE"/>
-            <w:u w:val="single"/>
-          </w:rPr>
-          <w:t>Proverbs 15:33</w:t>
-        </w:r>
-      </w:hyperlink>
+      <w:r>
+        <w:rPr>
+          <w:lang w:val="en_US" w:bidi="en_US"/>
+        </w:rPr>
+        <w:t>Proverbs 15:33</w:t>
+      </w:r>
       <w:r>
         <w:rPr>
           <w:lang w:val="en_US" w:bidi="en_US"/>
         </w:rPr>
         <w:t xml:space="preserve">; </w:t>
       </w:r>
-      <w:hyperlink r:id="rId51">
-        <w:r>
-          <w:rPr>
-            <w:lang w:val="en_US" w:bidi="en_US"/>
-          </w:rPr>
-          <w:rPr>
-            <w:color w:val="0000EE"/>
-            <w:u w:val="single"/>
-          </w:rPr>
-          <w:t>18:12</w:t>
-        </w:r>
-      </w:hyperlink>
+      <w:r>
+        <w:rPr>
+          <w:lang w:val="en_US" w:bidi="en_US"/>
+        </w:rPr>
+        <w:t>18:12</w:t>
+      </w:r>
       <w:r>
         <w:rPr>
           <w:lang w:val="en_US" w:bidi="en_US"/>
         </w:rPr>
         <w:t xml:space="preserve">; </w:t>
       </w:r>
-      <w:hyperlink r:id="rId52">
-        <w:r>
-          <w:rPr>
-            <w:lang w:val="en_US" w:bidi="en_US"/>
-          </w:rPr>
-          <w:rPr>
-            <w:color w:val="0000EE"/>
-            <w:u w:val="single"/>
-          </w:rPr>
-          <w:t>22:4</w:t>
-        </w:r>
-      </w:hyperlink>
+      <w:r>
+        <w:rPr>
+          <w:lang w:val="en_US" w:bidi="en_US"/>
+        </w:rPr>
+        <w:t>22:4</w:t>
+      </w:r>
       <w:r>
         <w:rPr>
           <w:lang w:val="en_US" w:bidi="en_US"/>
@@ -2065,18 +1825,12 @@
         </w:rPr>
         <w:t xml:space="preserve">King Nebuchadnezzar of Babylon conquered the Philistine cities of Gaza, Ashkelon, Ashdod, and Ekron. Gaza remained deserted, but the others recovered and continued into later times. Zephaniah does not mention Gath, the fifth major Philistine city (see </w:t>
       </w:r>
-      <w:hyperlink r:id="rId53">
-        <w:r>
-          <w:rPr>
-            <w:lang w:val="en_US" w:bidi="en_US"/>
-          </w:rPr>
-          <w:rPr>
-            <w:color w:val="0000EE"/>
-            <w:u w:val="single"/>
-          </w:rPr>
-          <w:t>1 Samuel 6:17</w:t>
-        </w:r>
-      </w:hyperlink>
+      <w:r>
+        <w:rPr>
+          <w:lang w:val="en_US" w:bidi="en_US"/>
+        </w:rPr>
+        <w:t>1 Samuel 6:17</w:t>
+      </w:r>
       <w:r>
         <w:rPr>
           <w:lang w:val="en_US" w:bidi="en_US"/>
@@ -2131,72 +1885,48 @@
         </w:rPr>
         <w:t>Zephaniah started his messages with the Philistines, whose kingdom was west of Judah (</w:t>
       </w:r>
-      <w:hyperlink r:id="rId54">
-        <w:r>
-          <w:rPr>
-            <w:lang w:val="en_US" w:bidi="en_US"/>
-          </w:rPr>
-          <w:rPr>
-            <w:color w:val="0000EE"/>
-            <w:u w:val="single"/>
-          </w:rPr>
-          <w:t>Zephaniah 2:4–7</w:t>
-        </w:r>
-      </w:hyperlink>
+      <w:r>
+        <w:rPr>
+          <w:lang w:val="en_US" w:bidi="en_US"/>
+        </w:rPr>
+        <w:t>Zephaniah 2:4–7</w:t>
+      </w:r>
       <w:r>
         <w:rPr>
           <w:lang w:val="en_US" w:bidi="en_US"/>
         </w:rPr>
         <w:t>). He then addressed Moab and Ammon to the east (</w:t>
       </w:r>
-      <w:hyperlink r:id="rId55">
-        <w:r>
-          <w:rPr>
-            <w:lang w:val="en_US" w:bidi="en_US"/>
-          </w:rPr>
-          <w:rPr>
-            <w:color w:val="0000EE"/>
-            <w:u w:val="single"/>
-          </w:rPr>
-          <w:t>Zephaniah 2:8–11</w:t>
-        </w:r>
-      </w:hyperlink>
+      <w:r>
+        <w:rPr>
+          <w:lang w:val="en_US" w:bidi="en_US"/>
+        </w:rPr>
+        <w:t>Zephaniah 2:8–11</w:t>
+      </w:r>
       <w:r>
         <w:rPr>
           <w:lang w:val="en_US" w:bidi="en_US"/>
         </w:rPr>
         <w:t>), and finally mentioned Cush (Ethiopia) to the south (</w:t>
       </w:r>
-      <w:hyperlink r:id="rId56">
-        <w:r>
-          <w:rPr>
-            <w:lang w:val="en_US" w:bidi="en_US"/>
-          </w:rPr>
-          <w:rPr>
-            <w:color w:val="0000EE"/>
-            <w:u w:val="single"/>
-          </w:rPr>
-          <w:t>2:12</w:t>
-        </w:r>
-      </w:hyperlink>
+      <w:r>
+        <w:rPr>
+          <w:lang w:val="en_US" w:bidi="en_US"/>
+        </w:rPr>
+        <w:t>2:12</w:t>
+      </w:r>
       <w:r>
         <w:rPr>
           <w:lang w:val="en_US" w:bidi="en_US"/>
         </w:rPr>
         <w:t>) and Assyria to the north (</w:t>
       </w:r>
-      <w:hyperlink r:id="rId57">
-        <w:r>
-          <w:rPr>
-            <w:lang w:val="en_US" w:bidi="en_US"/>
-          </w:rPr>
-          <w:rPr>
-            <w:color w:val="0000EE"/>
-            <w:u w:val="single"/>
-          </w:rPr>
-          <w:t>2:13–15</w:t>
-        </w:r>
-      </w:hyperlink>
+      <w:r>
+        <w:rPr>
+          <w:lang w:val="en_US" w:bidi="en_US"/>
+        </w:rPr>
+        <w:t>2:13–15</w:t>
+      </w:r>
       <w:r>
         <w:rPr>
           <w:lang w:val="en_US" w:bidi="en_US"/>
@@ -2251,54 +1981,36 @@
         </w:rPr>
         <w:t>Zephaniah first focuses on judging the foreign nations (</w:t>
       </w:r>
-      <w:hyperlink r:id="rId58">
-        <w:r>
-          <w:rPr>
-            <w:lang w:val="en_US" w:bidi="en_US"/>
-          </w:rPr>
-          <w:rPr>
-            <w:color w:val="0000EE"/>
-            <w:u w:val="single"/>
-          </w:rPr>
-          <w:t>Zephaniah 2:4–15</w:t>
-        </w:r>
-      </w:hyperlink>
+      <w:r>
+        <w:rPr>
+          <w:lang w:val="en_US" w:bidi="en_US"/>
+        </w:rPr>
+        <w:t>Zephaniah 2:4–15</w:t>
+      </w:r>
       <w:r>
         <w:rPr>
           <w:lang w:val="en_US" w:bidi="en_US"/>
         </w:rPr>
         <w:t>). Then, he returns to judging Judah and Jerusalem (</w:t>
       </w:r>
-      <w:hyperlink r:id="rId59">
-        <w:r>
-          <w:rPr>
-            <w:lang w:val="en_US" w:bidi="en_US"/>
-          </w:rPr>
-          <w:rPr>
-            <w:color w:val="0000EE"/>
-            <w:u w:val="single"/>
-          </w:rPr>
-          <w:t>Zephaniah 3:1–8</w:t>
-        </w:r>
-      </w:hyperlink>
+      <w:r>
+        <w:rPr>
+          <w:lang w:val="en_US" w:bidi="en_US"/>
+        </w:rPr>
+        <w:t>Zephaniah 3:1–8</w:t>
+      </w:r>
       <w:r>
         <w:rPr>
           <w:lang w:val="en_US" w:bidi="en_US"/>
         </w:rPr>
         <w:t>). Finally, he describes God's plans for his purified and obedient people (</w:t>
       </w:r>
-      <w:hyperlink r:id="rId60">
-        <w:r>
-          <w:rPr>
-            <w:lang w:val="en_US" w:bidi="en_US"/>
-          </w:rPr>
-          <w:rPr>
-            <w:color w:val="0000EE"/>
-            <w:u w:val="single"/>
-          </w:rPr>
-          <w:t>Zephaniah 3:9–20</w:t>
-        </w:r>
-      </w:hyperlink>
+      <w:r>
+        <w:rPr>
+          <w:lang w:val="en_US" w:bidi="en_US"/>
+        </w:rPr>
+        <w:t>Zephaniah 3:9–20</w:t>
+      </w:r>
       <w:r>
         <w:rPr>
           <w:lang w:val="en_US" w:bidi="en_US"/>
@@ -2353,18 +2065,12 @@
         </w:rPr>
         <w:t xml:space="preserve">Old Testament scholars think the Philistines came from the island of Crete (compare </w:t>
       </w:r>
-      <w:hyperlink r:id="rId61">
-        <w:r>
-          <w:rPr>
-            <w:lang w:val="en_US" w:bidi="en_US"/>
-          </w:rPr>
-          <w:rPr>
-            <w:color w:val="0000EE"/>
-            <w:u w:val="single"/>
-          </w:rPr>
-          <w:t>Ezekiel 25:16</w:t>
-        </w:r>
-      </w:hyperlink>
+      <w:r>
+        <w:rPr>
+          <w:lang w:val="en_US" w:bidi="en_US"/>
+        </w:rPr>
+        <w:t>Ezekiel 25:16</w:t>
+      </w:r>
       <w:r>
         <w:rPr>
           <w:lang w:val="en_US" w:bidi="en_US"/>
@@ -2426,72 +2132,48 @@
         </w:rPr>
         <w:t xml:space="preserve">: The destruction of cities and their return to nature is a severe punishment from God. See also </w:t>
       </w:r>
-      <w:hyperlink r:id="rId62">
-        <w:r>
-          <w:rPr>
-            <w:lang w:val="en_US" w:bidi="en_US"/>
-          </w:rPr>
-          <w:rPr>
-            <w:color w:val="0000EE"/>
-            <w:u w:val="single"/>
-          </w:rPr>
-          <w:t>Isaiah 7:23–25</w:t>
-        </w:r>
-      </w:hyperlink>
+      <w:r>
+        <w:rPr>
+          <w:lang w:val="en_US" w:bidi="en_US"/>
+        </w:rPr>
+        <w:t>Isaiah 7:23–25</w:t>
+      </w:r>
       <w:r>
         <w:rPr>
           <w:lang w:val="en_US" w:bidi="en_US"/>
         </w:rPr>
         <w:t xml:space="preserve">; </w:t>
       </w:r>
-      <w:hyperlink r:id="rId63">
-        <w:r>
-          <w:rPr>
-            <w:lang w:val="en_US" w:bidi="en_US"/>
-          </w:rPr>
-          <w:rPr>
-            <w:color w:val="0000EE"/>
-            <w:u w:val="single"/>
-          </w:rPr>
-          <w:t>13:19–21</w:t>
-        </w:r>
-      </w:hyperlink>
+      <w:r>
+        <w:rPr>
+          <w:lang w:val="en_US" w:bidi="en_US"/>
+        </w:rPr>
+        <w:t>13:19–21</w:t>
+      </w:r>
       <w:r>
         <w:rPr>
           <w:lang w:val="en_US" w:bidi="en_US"/>
         </w:rPr>
         <w:t xml:space="preserve">; </w:t>
       </w:r>
-      <w:hyperlink r:id="rId64">
-        <w:r>
-          <w:rPr>
-            <w:lang w:val="en_US" w:bidi="en_US"/>
-          </w:rPr>
-          <w:rPr>
-            <w:color w:val="0000EE"/>
-            <w:u w:val="single"/>
-          </w:rPr>
-          <w:t>32:9–15</w:t>
-        </w:r>
-      </w:hyperlink>
+      <w:r>
+        <w:rPr>
+          <w:lang w:val="en_US" w:bidi="en_US"/>
+        </w:rPr>
+        <w:t>32:9–15</w:t>
+      </w:r>
       <w:r>
         <w:rPr>
           <w:lang w:val="en_US" w:bidi="en_US"/>
         </w:rPr>
         <w:t xml:space="preserve">; </w:t>
       </w:r>
-      <w:hyperlink r:id="rId65">
-        <w:r>
-          <w:rPr>
-            <w:lang w:val="en_US" w:bidi="en_US"/>
-          </w:rPr>
-          <w:rPr>
-            <w:color w:val="0000EE"/>
-            <w:u w:val="single"/>
-          </w:rPr>
-          <w:t>Ezekiel 35:9</w:t>
-        </w:r>
-      </w:hyperlink>
+      <w:r>
+        <w:rPr>
+          <w:lang w:val="en_US" w:bidi="en_US"/>
+        </w:rPr>
+        <w:t>Ezekiel 35:9</w:t>
+      </w:r>
       <w:r>
         <w:rPr>
           <w:lang w:val="en_US" w:bidi="en_US"/>
@@ -2546,144 +2228,96 @@
         </w:rPr>
         <w:t>The Baal worshipers (</w:t>
       </w:r>
-      <w:hyperlink r:id="rId66">
-        <w:r>
-          <w:rPr>
-            <w:lang w:val="en_US" w:bidi="en_US"/>
-          </w:rPr>
-          <w:rPr>
-            <w:color w:val="0000EE"/>
-            <w:u w:val="single"/>
-          </w:rPr>
-          <w:t>Zephaniah 1:4</w:t>
-        </w:r>
-      </w:hyperlink>
+      <w:r>
+        <w:rPr>
+          <w:lang w:val="en_US" w:bidi="en_US"/>
+        </w:rPr>
+        <w:t>Zephaniah 1:4</w:t>
+      </w:r>
       <w:r>
         <w:rPr>
           <w:lang w:val="en_US" w:bidi="en_US"/>
         </w:rPr>
         <w:t>) and the Philistines would never be restored (</w:t>
       </w:r>
-      <w:hyperlink r:id="rId67">
-        <w:r>
-          <w:rPr>
-            <w:lang w:val="en_US" w:bidi="en_US"/>
-          </w:rPr>
-          <w:rPr>
-            <w:color w:val="0000EE"/>
-            <w:u w:val="single"/>
-          </w:rPr>
-          <w:t>2:4–6</w:t>
-        </w:r>
-      </w:hyperlink>
+      <w:r>
+        <w:rPr>
+          <w:lang w:val="en_US" w:bidi="en_US"/>
+        </w:rPr>
+        <w:t>2:4–6</w:t>
+      </w:r>
       <w:r>
         <w:rPr>
           <w:lang w:val="en_US" w:bidi="en_US"/>
         </w:rPr>
         <w:t xml:space="preserve">; see also </w:t>
       </w:r>
-      <w:hyperlink r:id="rId68">
-        <w:r>
-          <w:rPr>
-            <w:lang w:val="en_US" w:bidi="en_US"/>
-          </w:rPr>
-          <w:rPr>
-            <w:color w:val="0000EE"/>
-            <w:u w:val="single"/>
-          </w:rPr>
-          <w:t>Amos 1:8</w:t>
-        </w:r>
-      </w:hyperlink>
+      <w:r>
+        <w:rPr>
+          <w:lang w:val="en_US" w:bidi="en_US"/>
+        </w:rPr>
+        <w:t>Amos 1:8</w:t>
+      </w:r>
       <w:r>
         <w:rPr>
           <w:lang w:val="en_US" w:bidi="en_US"/>
         </w:rPr>
         <w:t>). In contrast, God promised to bring back the remaining people to their land, care for them, and restore their prosperity (</w:t>
       </w:r>
-      <w:hyperlink r:id="rId69">
-        <w:r>
-          <w:rPr>
-            <w:lang w:val="en_US" w:bidi="en_US"/>
-          </w:rPr>
-          <w:rPr>
-            <w:color w:val="0000EE"/>
-            <w:u w:val="single"/>
-          </w:rPr>
-          <w:t>Zephaniah 3:18–20</w:t>
-        </w:r>
-      </w:hyperlink>
+      <w:r>
+        <w:rPr>
+          <w:lang w:val="en_US" w:bidi="en_US"/>
+        </w:rPr>
+        <w:t>Zephaniah 3:18–20</w:t>
+      </w:r>
       <w:r>
         <w:rPr>
           <w:lang w:val="en_US" w:bidi="en_US"/>
         </w:rPr>
         <w:t xml:space="preserve">; </w:t>
       </w:r>
-      <w:hyperlink r:id="rId70">
-        <w:r>
-          <w:rPr>
-            <w:lang w:val="en_US" w:bidi="en_US"/>
-          </w:rPr>
-          <w:rPr>
-            <w:color w:val="0000EE"/>
-            <w:u w:val="single"/>
-          </w:rPr>
-          <w:t>Isaiah 11:11–16</w:t>
-        </w:r>
-      </w:hyperlink>
+      <w:r>
+        <w:rPr>
+          <w:lang w:val="en_US" w:bidi="en_US"/>
+        </w:rPr>
+        <w:t>Isaiah 11:11–16</w:t>
+      </w:r>
       <w:r>
         <w:rPr>
           <w:lang w:val="en_US" w:bidi="en_US"/>
         </w:rPr>
         <w:t xml:space="preserve">; </w:t>
       </w:r>
-      <w:hyperlink r:id="rId71">
-        <w:r>
-          <w:rPr>
-            <w:lang w:val="en_US" w:bidi="en_US"/>
-          </w:rPr>
-          <w:rPr>
-            <w:color w:val="0000EE"/>
-            <w:u w:val="single"/>
-          </w:rPr>
-          <w:t>Jeremiah 23:1–8</w:t>
-        </w:r>
-      </w:hyperlink>
+      <w:r>
+        <w:rPr>
+          <w:lang w:val="en_US" w:bidi="en_US"/>
+        </w:rPr>
+        <w:t>Jeremiah 23:1–8</w:t>
+      </w:r>
       <w:r>
         <w:rPr>
           <w:lang w:val="en_US" w:bidi="en_US"/>
         </w:rPr>
         <w:t xml:space="preserve">; </w:t>
       </w:r>
-      <w:hyperlink r:id="rId72">
-        <w:r>
-          <w:rPr>
-            <w:lang w:val="en_US" w:bidi="en_US"/>
-          </w:rPr>
-          <w:rPr>
-            <w:color w:val="0000EE"/>
-            <w:u w:val="single"/>
-          </w:rPr>
-          <w:t>Ezekiel 34:11–16</w:t>
-        </w:r>
-      </w:hyperlink>
+      <w:r>
+        <w:rPr>
+          <w:lang w:val="en_US" w:bidi="en_US"/>
+        </w:rPr>
+        <w:t>Ezekiel 34:11–16</w:t>
+      </w:r>
       <w:r>
         <w:rPr>
           <w:lang w:val="en_US" w:bidi="en_US"/>
         </w:rPr>
         <w:t xml:space="preserve">, </w:t>
       </w:r>
-      <w:hyperlink r:id="rId73">
-        <w:r>
-          <w:rPr>
-            <w:lang w:val="en_US" w:bidi="en_US"/>
-          </w:rPr>
-          <w:rPr>
-            <w:color w:val="0000EE"/>
-            <w:u w:val="single"/>
-          </w:rPr>
-          <w:t>20–31</w:t>
-        </w:r>
-      </w:hyperlink>
+      <w:r>
+        <w:rPr>
+          <w:lang w:val="en_US" w:bidi="en_US"/>
+        </w:rPr>
+        <w:t>20–31</w:t>
+      </w:r>
       <w:r>
         <w:rPr>
           <w:lang w:val="en_US" w:bidi="en_US"/>
@@ -2742,72 +2376,48 @@
         </w:rPr>
         <w:t xml:space="preserve">The Moabites and Ammonites were traditional enemies of Israel. The Israelites often fought them (see </w:t>
       </w:r>
-      <w:hyperlink r:id="rId74">
-        <w:r>
-          <w:rPr>
-            <w:lang w:val="en_US" w:bidi="en_US"/>
-          </w:rPr>
-          <w:rPr>
-            <w:color w:val="0000EE"/>
-            <w:u w:val="single"/>
-          </w:rPr>
-          <w:t>2 Kings 3:1–27</w:t>
-        </w:r>
-      </w:hyperlink>
+      <w:r>
+        <w:rPr>
+          <w:lang w:val="en_US" w:bidi="en_US"/>
+        </w:rPr>
+        <w:t>2 Kings 3:1–27</w:t>
+      </w:r>
       <w:r>
         <w:rPr>
           <w:lang w:val="en_US" w:bidi="en_US"/>
         </w:rPr>
         <w:t xml:space="preserve">; </w:t>
       </w:r>
-      <w:hyperlink r:id="rId75">
-        <w:r>
-          <w:rPr>
-            <w:lang w:val="en_US" w:bidi="en_US"/>
-          </w:rPr>
-          <w:rPr>
-            <w:color w:val="0000EE"/>
-            <w:u w:val="single"/>
-          </w:rPr>
-          <w:t>2 Chronicles 20:1–30</w:t>
-        </w:r>
-      </w:hyperlink>
+      <w:r>
+        <w:rPr>
+          <w:lang w:val="en_US" w:bidi="en_US"/>
+        </w:rPr>
+        <w:t>2 Chronicles 20:1–30</w:t>
+      </w:r>
       <w:r>
         <w:rPr>
           <w:lang w:val="en_US" w:bidi="en_US"/>
         </w:rPr>
         <w:t>), and they remained enemies until the end (</w:t>
       </w:r>
-      <w:hyperlink r:id="rId76">
-        <w:r>
-          <w:rPr>
-            <w:lang w:val="en_US" w:bidi="en_US"/>
-          </w:rPr>
-          <w:rPr>
-            <w:color w:val="0000EE"/>
-            <w:u w:val="single"/>
-          </w:rPr>
-          <w:t>2 Kings 25:25</w:t>
-        </w:r>
-      </w:hyperlink>
+      <w:r>
+        <w:rPr>
+          <w:lang w:val="en_US" w:bidi="en_US"/>
+        </w:rPr>
+        <w:t>2 Kings 25:25</w:t>
+      </w:r>
       <w:r>
         <w:rPr>
           <w:lang w:val="en_US" w:bidi="en_US"/>
         </w:rPr>
         <w:t xml:space="preserve">; </w:t>
       </w:r>
-      <w:hyperlink r:id="rId77">
-        <w:r>
-          <w:rPr>
-            <w:lang w:val="en_US" w:bidi="en_US"/>
-          </w:rPr>
-          <w:rPr>
-            <w:color w:val="0000EE"/>
-            <w:u w:val="single"/>
-          </w:rPr>
-          <w:t>Jeremiah 40:11–14</w:t>
-        </w:r>
-      </w:hyperlink>
+      <w:r>
+        <w:rPr>
+          <w:lang w:val="en_US" w:bidi="en_US"/>
+        </w:rPr>
+        <w:t>Jeremiah 40:11–14</w:t>
+      </w:r>
       <w:r>
         <w:rPr>
           <w:lang w:val="en_US" w:bidi="en_US"/>
@@ -2839,18 +2449,12 @@
         </w:rPr>
         <w:t xml:space="preserve">: The Israelites faced repeated attacks from the Moabites and Ammonites (see </w:t>
       </w:r>
-      <w:hyperlink r:id="rId78">
-        <w:r>
-          <w:rPr>
-            <w:lang w:val="en_US" w:bidi="en_US"/>
-          </w:rPr>
-          <w:rPr>
-            <w:color w:val="0000EE"/>
-            <w:u w:val="single"/>
-          </w:rPr>
-          <w:t>Amos 1:13</w:t>
-        </w:r>
-      </w:hyperlink>
+      <w:r>
+        <w:rPr>
+          <w:lang w:val="en_US" w:bidi="en_US"/>
+        </w:rPr>
+        <w:t>Amos 1:13</w:t>
+      </w:r>
       <w:r>
         <w:rPr>
           <w:lang w:val="en_US" w:bidi="en_US"/>
@@ -2909,126 +2513,84 @@
         </w:rPr>
         <w:t>The destruction of Sodom and Gomorrah shows God's severe judgment of sin. This is evident in both the Old Testament (</w:t>
       </w:r>
-      <w:hyperlink r:id="rId79">
-        <w:r>
-          <w:rPr>
-            <w:lang w:val="en_US" w:bidi="en_US"/>
-          </w:rPr>
-          <w:rPr>
-            <w:color w:val="0000EE"/>
-            <w:u w:val="single"/>
-          </w:rPr>
-          <w:t>Deuteronomy 29:23</w:t>
-        </w:r>
-      </w:hyperlink>
+      <w:r>
+        <w:rPr>
+          <w:lang w:val="en_US" w:bidi="en_US"/>
+        </w:rPr>
+        <w:t>Deuteronomy 29:23</w:t>
+      </w:r>
       <w:r>
         <w:rPr>
           <w:lang w:val="en_US" w:bidi="en_US"/>
         </w:rPr>
         <w:t xml:space="preserve">; </w:t>
       </w:r>
-      <w:hyperlink r:id="rId80">
-        <w:r>
-          <w:rPr>
-            <w:lang w:val="en_US" w:bidi="en_US"/>
-          </w:rPr>
-          <w:rPr>
-            <w:color w:val="0000EE"/>
-            <w:u w:val="single"/>
-          </w:rPr>
-          <w:t>Isaiah 1:9</w:t>
-        </w:r>
-      </w:hyperlink>
+      <w:r>
+        <w:rPr>
+          <w:lang w:val="en_US" w:bidi="en_US"/>
+        </w:rPr>
+        <w:t>Isaiah 1:9</w:t>
+      </w:r>
       <w:r>
         <w:rPr>
           <w:lang w:val="en_US" w:bidi="en_US"/>
         </w:rPr>
         <w:t xml:space="preserve">; </w:t>
       </w:r>
-      <w:hyperlink r:id="rId81">
-        <w:r>
-          <w:rPr>
-            <w:lang w:val="en_US" w:bidi="en_US"/>
-          </w:rPr>
-          <w:rPr>
-            <w:color w:val="0000EE"/>
-            <w:u w:val="single"/>
-          </w:rPr>
-          <w:t>Jeremiah 23:14</w:t>
-        </w:r>
-      </w:hyperlink>
+      <w:r>
+        <w:rPr>
+          <w:lang w:val="en_US" w:bidi="en_US"/>
+        </w:rPr>
+        <w:t>Jeremiah 23:14</w:t>
+      </w:r>
       <w:r>
         <w:rPr>
           <w:lang w:val="en_US" w:bidi="en_US"/>
         </w:rPr>
         <w:t xml:space="preserve">; </w:t>
       </w:r>
-      <w:hyperlink r:id="rId82">
-        <w:r>
-          <w:rPr>
-            <w:lang w:val="en_US" w:bidi="en_US"/>
-          </w:rPr>
-          <w:rPr>
-            <w:color w:val="0000EE"/>
-            <w:u w:val="single"/>
-          </w:rPr>
-          <w:t>Amos 4:11</w:t>
-        </w:r>
-      </w:hyperlink>
+      <w:r>
+        <w:rPr>
+          <w:lang w:val="en_US" w:bidi="en_US"/>
+        </w:rPr>
+        <w:t>Amos 4:11</w:t>
+      </w:r>
       <w:r>
         <w:rPr>
           <w:lang w:val="en_US" w:bidi="en_US"/>
         </w:rPr>
         <w:t>) and the New Testament (</w:t>
       </w:r>
-      <w:hyperlink r:id="rId83">
-        <w:r>
-          <w:rPr>
-            <w:lang w:val="en_US" w:bidi="en_US"/>
-          </w:rPr>
-          <w:rPr>
-            <w:color w:val="0000EE"/>
-            <w:u w:val="single"/>
-          </w:rPr>
-          <w:t>Luke 10:12</w:t>
-        </w:r>
-      </w:hyperlink>
+      <w:r>
+        <w:rPr>
+          <w:lang w:val="en_US" w:bidi="en_US"/>
+        </w:rPr>
+        <w:t>Luke 10:12</w:t>
+      </w:r>
       <w:r>
         <w:rPr>
           <w:lang w:val="en_US" w:bidi="en_US"/>
         </w:rPr>
         <w:t xml:space="preserve">; </w:t>
       </w:r>
-      <w:hyperlink r:id="rId84">
-        <w:r>
-          <w:rPr>
-            <w:lang w:val="en_US" w:bidi="en_US"/>
-          </w:rPr>
-          <w:rPr>
-            <w:color w:val="0000EE"/>
-            <w:u w:val="single"/>
-          </w:rPr>
-          <w:t>Romans 9:29</w:t>
-        </w:r>
-      </w:hyperlink>
+      <w:r>
+        <w:rPr>
+          <w:lang w:val="en_US" w:bidi="en_US"/>
+        </w:rPr>
+        <w:t>Romans 9:29</w:t>
+      </w:r>
       <w:r>
         <w:rPr>
           <w:lang w:val="en_US" w:bidi="en_US"/>
         </w:rPr>
         <w:t xml:space="preserve">; </w:t>
       </w:r>
-      <w:hyperlink r:id="rId85">
-        <w:r>
-          <w:rPr>
-            <w:lang w:val="en_US" w:bidi="en_US"/>
-          </w:rPr>
-          <w:rPr>
-            <w:color w:val="0000EE"/>
-            <w:u w:val="single"/>
-          </w:rPr>
-          <w:t>2 Peter 2:6</w:t>
-        </w:r>
-      </w:hyperlink>
+      <w:r>
+        <w:rPr>
+          <w:lang w:val="en_US" w:bidi="en_US"/>
+        </w:rPr>
+        <w:t>2 Peter 2:6</w:t>
+      </w:r>
       <w:r>
         <w:rPr>
           <w:lang w:val="en_US" w:bidi="en_US"/>
@@ -3060,72 +2622,48 @@
         </w:rPr>
         <w:t>: These are areas of ruin (</w:t>
       </w:r>
-      <w:hyperlink r:id="rId79">
-        <w:r>
-          <w:rPr>
-            <w:lang w:val="en_US" w:bidi="en_US"/>
-          </w:rPr>
-          <w:rPr>
-            <w:color w:val="0000EE"/>
-            <w:u w:val="single"/>
-          </w:rPr>
-          <w:t>Deuteronomy 29:23</w:t>
-        </w:r>
-      </w:hyperlink>
+      <w:r>
+        <w:rPr>
+          <w:lang w:val="en_US" w:bidi="en_US"/>
+        </w:rPr>
+        <w:t>Deuteronomy 29:23</w:t>
+      </w:r>
       <w:r>
         <w:rPr>
           <w:lang w:val="en_US" w:bidi="en_US"/>
         </w:rPr>
         <w:t xml:space="preserve">; </w:t>
       </w:r>
-      <w:hyperlink r:id="rId86">
-        <w:r>
-          <w:rPr>
-            <w:lang w:val="en_US" w:bidi="en_US"/>
-          </w:rPr>
-          <w:rPr>
-            <w:color w:val="0000EE"/>
-            <w:u w:val="single"/>
-          </w:rPr>
-          <w:t>Psalm 107:34</w:t>
-        </w:r>
-      </w:hyperlink>
+      <w:r>
+        <w:rPr>
+          <w:lang w:val="en_US" w:bidi="en_US"/>
+        </w:rPr>
+        <w:t>Psalm 107:34</w:t>
+      </w:r>
       <w:r>
         <w:rPr>
           <w:lang w:val="en_US" w:bidi="en_US"/>
         </w:rPr>
         <w:t xml:space="preserve">; </w:t>
       </w:r>
-      <w:hyperlink r:id="rId87">
-        <w:r>
-          <w:rPr>
-            <w:lang w:val="en_US" w:bidi="en_US"/>
-          </w:rPr>
-          <w:rPr>
-            <w:color w:val="0000EE"/>
-            <w:u w:val="single"/>
-          </w:rPr>
-          <w:t>Jeremiah 17:6</w:t>
-        </w:r>
-      </w:hyperlink>
+      <w:r>
+        <w:rPr>
+          <w:lang w:val="en_US" w:bidi="en_US"/>
+        </w:rPr>
+        <w:t>Jeremiah 17:6</w:t>
+      </w:r>
       <w:r>
         <w:rPr>
           <w:lang w:val="en_US" w:bidi="en_US"/>
         </w:rPr>
         <w:t xml:space="preserve">). Sowing the earth with salt was a sign of permanent judgment (see </w:t>
       </w:r>
-      <w:hyperlink r:id="rId88">
-        <w:r>
-          <w:rPr>
-            <w:lang w:val="en_US" w:bidi="en_US"/>
-          </w:rPr>
-          <w:rPr>
-            <w:color w:val="0000EE"/>
-            <w:u w:val="single"/>
-          </w:rPr>
-          <w:t>Judges 9:45</w:t>
-        </w:r>
-      </w:hyperlink>
+      <w:r>
+        <w:rPr>
+          <w:lang w:val="en_US" w:bidi="en_US"/>
+        </w:rPr>
+        <w:t>Judges 9:45</w:t>
+      </w:r>
       <w:r>
         <w:rPr>
           <w:lang w:val="en_US" w:bidi="en_US"/>
@@ -3187,72 +2725,48 @@
         </w:rPr>
         <w:t>: At the end of history, everyone everywhere will worship God alone (</w:t>
       </w:r>
-      <w:hyperlink r:id="rId89">
-        <w:r>
-          <w:rPr>
-            <w:lang w:val="en_US" w:bidi="en_US"/>
-          </w:rPr>
-          <w:rPr>
-            <w:color w:val="0000EE"/>
-            <w:u w:val="single"/>
-          </w:rPr>
-          <w:t>Zephaniah 3:9</w:t>
-        </w:r>
-      </w:hyperlink>
+      <w:r>
+        <w:rPr>
+          <w:lang w:val="en_US" w:bidi="en_US"/>
+        </w:rPr>
+        <w:t>Zephaniah 3:9</w:t>
+      </w:r>
       <w:r>
         <w:rPr>
           <w:lang w:val="en_US" w:bidi="en_US"/>
         </w:rPr>
         <w:t xml:space="preserve">; </w:t>
       </w:r>
-      <w:hyperlink r:id="rId90">
-        <w:r>
-          <w:rPr>
-            <w:lang w:val="en_US" w:bidi="en_US"/>
-          </w:rPr>
-          <w:rPr>
-            <w:color w:val="0000EE"/>
-            <w:u w:val="single"/>
-          </w:rPr>
-          <w:t>Psalm 66:4</w:t>
-        </w:r>
-      </w:hyperlink>
+      <w:r>
+        <w:rPr>
+          <w:lang w:val="en_US" w:bidi="en_US"/>
+        </w:rPr>
+        <w:t>Psalm 66:4</w:t>
+      </w:r>
       <w:r>
         <w:rPr>
           <w:lang w:val="en_US" w:bidi="en_US"/>
         </w:rPr>
         <w:t xml:space="preserve">; </w:t>
       </w:r>
-      <w:hyperlink r:id="rId91">
-        <w:r>
-          <w:rPr>
-            <w:lang w:val="en_US" w:bidi="en_US"/>
-          </w:rPr>
-          <w:rPr>
-            <w:color w:val="0000EE"/>
-            <w:u w:val="single"/>
-          </w:rPr>
-          <w:t>Micah 4:1–2</w:t>
-        </w:r>
-      </w:hyperlink>
+      <w:r>
+        <w:rPr>
+          <w:lang w:val="en_US" w:bidi="en_US"/>
+        </w:rPr>
+        <w:t>Micah 4:1–2</w:t>
+      </w:r>
       <w:r>
         <w:rPr>
           <w:lang w:val="en_US" w:bidi="en_US"/>
         </w:rPr>
         <w:t xml:space="preserve">; </w:t>
       </w:r>
-      <w:hyperlink r:id="rId92">
-        <w:r>
-          <w:rPr>
-            <w:lang w:val="en_US" w:bidi="en_US"/>
-          </w:rPr>
-          <w:rPr>
-            <w:color w:val="0000EE"/>
-            <w:u w:val="single"/>
-          </w:rPr>
-          <w:t>Zechariah 14:16</w:t>
-        </w:r>
-      </w:hyperlink>
+      <w:r>
+        <w:rPr>
+          <w:lang w:val="en_US" w:bidi="en_US"/>
+        </w:rPr>
+        <w:t>Zechariah 14:16</w:t>
+      </w:r>
       <w:r>
         <w:rPr>
           <w:lang w:val="en_US" w:bidi="en_US"/>
@@ -3368,18 +2882,12 @@
         </w:rPr>
         <w:t>Zephaniah shifts focus from the south (</w:t>
       </w:r>
-      <w:hyperlink r:id="rId56">
-        <w:r>
-          <w:rPr>
-            <w:lang w:val="en_US" w:bidi="en_US"/>
-          </w:rPr>
-          <w:rPr>
-            <w:color w:val="0000EE"/>
-            <w:u w:val="single"/>
-          </w:rPr>
-          <w:t>Zephaniah 2:12</w:t>
-        </w:r>
-      </w:hyperlink>
+      <w:r>
+        <w:rPr>
+          <w:lang w:val="en_US" w:bidi="en_US"/>
+        </w:rPr>
+        <w:t>Zephaniah 2:12</w:t>
+      </w:r>
       <w:r>
         <w:rPr>
           <w:lang w:val="en_US" w:bidi="en_US"/>
@@ -3493,54 +3001,36 @@
         </w:rPr>
         <w:t xml:space="preserve">: The destruction was certain and could not be reversed (see </w:t>
       </w:r>
-      <w:hyperlink r:id="rId93">
-        <w:r>
-          <w:rPr>
-            <w:lang w:val="en_US" w:bidi="en_US"/>
-          </w:rPr>
-          <w:rPr>
-            <w:color w:val="0000EE"/>
-            <w:u w:val="single"/>
-          </w:rPr>
-          <w:t>Nahum 1:14</w:t>
-        </w:r>
-      </w:hyperlink>
+      <w:r>
+        <w:rPr>
+          <w:lang w:val="en_US" w:bidi="en_US"/>
+        </w:rPr>
+        <w:t>Nahum 1:14</w:t>
+      </w:r>
       <w:r>
         <w:rPr>
           <w:lang w:val="en_US" w:bidi="en_US"/>
         </w:rPr>
         <w:t xml:space="preserve">; </w:t>
       </w:r>
-      <w:hyperlink r:id="rId94">
-        <w:r>
-          <w:rPr>
-            <w:lang w:val="en_US" w:bidi="en_US"/>
-          </w:rPr>
-          <w:rPr>
-            <w:color w:val="0000EE"/>
-            <w:u w:val="single"/>
-          </w:rPr>
-          <w:t>2:13</w:t>
-        </w:r>
-      </w:hyperlink>
+      <w:r>
+        <w:rPr>
+          <w:lang w:val="en_US" w:bidi="en_US"/>
+        </w:rPr>
+        <w:t>2:13</w:t>
+      </w:r>
       <w:r>
         <w:rPr>
           <w:lang w:val="en_US" w:bidi="en_US"/>
         </w:rPr>
         <w:t xml:space="preserve">; </w:t>
       </w:r>
-      <w:hyperlink r:id="rId95">
-        <w:r>
-          <w:rPr>
-            <w:lang w:val="en_US" w:bidi="en_US"/>
-          </w:rPr>
-          <w:rPr>
-            <w:color w:val="0000EE"/>
-            <w:u w:val="single"/>
-          </w:rPr>
-          <w:t>3:19</w:t>
-        </w:r>
-      </w:hyperlink>
+      <w:r>
+        <w:rPr>
+          <w:lang w:val="en_US" w:bidi="en_US"/>
+        </w:rPr>
+        <w:t>3:19</w:t>
+      </w:r>
       <w:r>
         <w:rPr>
           <w:lang w:val="en_US" w:bidi="en_US"/>
@@ -3620,18 +3110,12 @@
         </w:rPr>
         <w:t>Polluted Jerusalem (made unclean by sin and wrongdoing) had turned away from its calling to be a holy city (</w:t>
       </w:r>
-      <w:hyperlink r:id="rId96">
-        <w:r>
-          <w:rPr>
-            <w:lang w:val="en_US" w:bidi="en_US"/>
-          </w:rPr>
-          <w:rPr>
-            <w:color w:val="0000EE"/>
-            <w:u w:val="single"/>
-          </w:rPr>
-          <w:t>Isaiah 52:1</w:t>
-        </w:r>
-      </w:hyperlink>
+      <w:r>
+        <w:rPr>
+          <w:lang w:val="en_US" w:bidi="en_US"/>
+        </w:rPr>
+        <w:t>Isaiah 52:1</w:t>
+      </w:r>
       <w:r>
         <w:rPr>
           <w:lang w:val="en_US" w:bidi="en_US"/>
@@ -3734,18 +3218,12 @@
         </w:rPr>
         <w:t xml:space="preserve">See also </w:t>
       </w:r>
-      <w:hyperlink r:id="rId97">
-        <w:r>
-          <w:rPr>
-            <w:lang w:val="en_US" w:bidi="en_US"/>
-          </w:rPr>
-          <w:rPr>
-            <w:color w:val="0000EE"/>
-            <w:u w:val="single"/>
-          </w:rPr>
-          <w:t>Ezekiel 22:23–29</w:t>
-        </w:r>
-      </w:hyperlink>
+      <w:r>
+        <w:rPr>
+          <w:lang w:val="en_US" w:bidi="en_US"/>
+        </w:rPr>
+        <w:t>Ezekiel 22:23–29</w:t>
+      </w:r>
       <w:r>
         <w:rPr>
           <w:lang w:val="en_US" w:bidi="en_US"/>
@@ -3813,18 +3291,12 @@
         </w:rPr>
         <w:t xml:space="preserve"> unlike those mentioned in </w:t>
       </w:r>
-      <w:hyperlink r:id="rId98">
-        <w:r>
-          <w:rPr>
-            <w:lang w:val="en_US" w:bidi="en_US"/>
-          </w:rPr>
-          <w:rPr>
-            <w:color w:val="0000EE"/>
-            <w:u w:val="single"/>
-          </w:rPr>
-          <w:t>Zephaniah 3:3–4</w:t>
-        </w:r>
-      </w:hyperlink>
+      <w:r>
+        <w:rPr>
+          <w:lang w:val="en_US" w:bidi="en_US"/>
+        </w:rPr>
+        <w:t>Zephaniah 3:3–4</w:t>
+      </w:r>
       <w:r>
         <w:rPr>
           <w:lang w:val="en_US" w:bidi="en_US"/>
@@ -3886,36 +3358,24 @@
         </w:rPr>
         <w:t xml:space="preserve">: The people of Jerusalem eagerly got out of bed to commit more evil deeds (compare </w:t>
       </w:r>
-      <w:hyperlink r:id="rId99">
-        <w:r>
-          <w:rPr>
-            <w:lang w:val="en_US" w:bidi="en_US"/>
-          </w:rPr>
-          <w:rPr>
-            <w:color w:val="0000EE"/>
-            <w:u w:val="single"/>
-          </w:rPr>
-          <w:t>Proverbs 1:16</w:t>
-        </w:r>
-      </w:hyperlink>
+      <w:r>
+        <w:rPr>
+          <w:lang w:val="en_US" w:bidi="en_US"/>
+        </w:rPr>
+        <w:t>Proverbs 1:16</w:t>
+      </w:r>
       <w:r>
         <w:rPr>
           <w:lang w:val="en_US" w:bidi="en_US"/>
         </w:rPr>
         <w:t>). They had strayed far from the path of their ancestor Abraham, who rose early to follow God's command (</w:t>
       </w:r>
-      <w:hyperlink r:id="rId100">
-        <w:r>
-          <w:rPr>
-            <w:lang w:val="en_US" w:bidi="en_US"/>
-          </w:rPr>
-          <w:rPr>
-            <w:color w:val="0000EE"/>
-            <w:u w:val="single"/>
-          </w:rPr>
-          <w:t>Genesis 22:3</w:t>
-        </w:r>
-      </w:hyperlink>
+      <w:r>
+        <w:rPr>
+          <w:lang w:val="en_US" w:bidi="en_US"/>
+        </w:rPr>
+        <w:t>Genesis 22:3</w:t>
+      </w:r>
       <w:r>
         <w:rPr>
           <w:lang w:val="en_US" w:bidi="en_US"/>
@@ -3981,18 +3441,12 @@
         </w:rPr>
         <w:t xml:space="preserve">: See </w:t>
       </w:r>
-      <w:hyperlink r:id="rId101">
-        <w:r>
-          <w:rPr>
-            <w:lang w:val="en_US" w:bidi="en_US"/>
-          </w:rPr>
-          <w:rPr>
-            <w:color w:val="0000EE"/>
-            <w:u w:val="single"/>
-          </w:rPr>
-          <w:t>Habakkuk 2:3</w:t>
-        </w:r>
-      </w:hyperlink>
+      <w:r>
+        <w:rPr>
+          <w:lang w:val="en_US" w:bidi="en_US"/>
+        </w:rPr>
+        <w:t>Habakkuk 2:3</w:t>
+      </w:r>
       <w:r>
         <w:rPr>
           <w:lang w:val="en_US" w:bidi="en_US"/>
@@ -4024,72 +3478,48 @@
         </w:rPr>
         <w:t xml:space="preserve">: The prophet describes a courtroom scene. God first acts as a witness (see also </w:t>
       </w:r>
-      <w:hyperlink r:id="rId102">
-        <w:r>
-          <w:rPr>
-            <w:lang w:val="en_US" w:bidi="en_US"/>
-          </w:rPr>
-          <w:rPr>
-            <w:color w:val="0000EE"/>
-            <w:u w:val="single"/>
-          </w:rPr>
-          <w:t>Jeremiah 29:23</w:t>
-        </w:r>
-      </w:hyperlink>
+      <w:r>
+        <w:rPr>
+          <w:lang w:val="en_US" w:bidi="en_US"/>
+        </w:rPr>
+        <w:t>Jeremiah 29:23</w:t>
+      </w:r>
       <w:r>
         <w:rPr>
           <w:lang w:val="en_US" w:bidi="en_US"/>
         </w:rPr>
         <w:t xml:space="preserve">; </w:t>
       </w:r>
-      <w:hyperlink r:id="rId103">
-        <w:r>
-          <w:rPr>
-            <w:lang w:val="en_US" w:bidi="en_US"/>
-          </w:rPr>
-          <w:rPr>
-            <w:color w:val="0000EE"/>
-            <w:u w:val="single"/>
-          </w:rPr>
-          <w:t>Malachi 3:5</w:t>
-        </w:r>
-      </w:hyperlink>
+      <w:r>
+        <w:rPr>
+          <w:lang w:val="en_US" w:bidi="en_US"/>
+        </w:rPr>
+        <w:t>Malachi 3:5</w:t>
+      </w:r>
       <w:r>
         <w:rPr>
           <w:lang w:val="en_US" w:bidi="en_US"/>
         </w:rPr>
         <w:t xml:space="preserve">) on his own behalf, then serves as judge (see also </w:t>
       </w:r>
-      <w:hyperlink r:id="rId104">
-        <w:r>
-          <w:rPr>
-            <w:lang w:val="en_US" w:bidi="en_US"/>
-          </w:rPr>
-          <w:rPr>
-            <w:color w:val="0000EE"/>
-            <w:u w:val="single"/>
-          </w:rPr>
-          <w:t>Job 9:15</w:t>
-        </w:r>
-      </w:hyperlink>
+      <w:r>
+        <w:rPr>
+          <w:lang w:val="en_US" w:bidi="en_US"/>
+        </w:rPr>
+        <w:t>Job 9:15</w:t>
+      </w:r>
       <w:r>
         <w:rPr>
           <w:lang w:val="en_US" w:bidi="en_US"/>
         </w:rPr>
         <w:t xml:space="preserve">; </w:t>
       </w:r>
-      <w:hyperlink r:id="rId105">
-        <w:r>
-          <w:rPr>
-            <w:lang w:val="en_US" w:bidi="en_US"/>
-          </w:rPr>
-          <w:rPr>
-            <w:color w:val="0000EE"/>
-            <w:u w:val="single"/>
-          </w:rPr>
-          <w:t>Psalm 50:6</w:t>
-        </w:r>
-      </w:hyperlink>
+      <w:r>
+        <w:rPr>
+          <w:lang w:val="en_US" w:bidi="en_US"/>
+        </w:rPr>
+        <w:t>Psalm 50:6</w:t>
+      </w:r>
       <w:r>
         <w:rPr>
           <w:lang w:val="en_US" w:bidi="en_US"/>
@@ -4114,18 +3544,12 @@
         </w:rPr>
         <w:t xml:space="preserve">The fire of my jealousy refers to the Lord’s rightful anger against sin. It also shows his care for his holy name and his people's well-being (see </w:t>
       </w:r>
-      <w:hyperlink r:id="rId106">
-        <w:r>
-          <w:rPr>
-            <w:lang w:val="en_US" w:bidi="en_US"/>
-          </w:rPr>
-          <w:rPr>
-            <w:color w:val="0000EE"/>
-            <w:u w:val="single"/>
-          </w:rPr>
-          <w:t>Isaiah 66:13–16</w:t>
-        </w:r>
-      </w:hyperlink>
+      <w:r>
+        <w:rPr>
+          <w:lang w:val="en_US" w:bidi="en_US"/>
+        </w:rPr>
+        <w:t>Isaiah 66:13–16</w:t>
+      </w:r>
       <w:r>
         <w:rPr>
           <w:lang w:val="en_US" w:bidi="en_US"/>
@@ -4180,108 +3604,72 @@
         </w:rPr>
         <w:t xml:space="preserve">God plans for the blessings promised to the faithful remnant in </w:t>
       </w:r>
-      <w:hyperlink r:id="rId107">
-        <w:r>
-          <w:rPr>
-            <w:lang w:val="en_US" w:bidi="en_US"/>
-          </w:rPr>
-          <w:rPr>
-            <w:color w:val="0000EE"/>
-            <w:u w:val="single"/>
-          </w:rPr>
-          <w:t>Zephaniah 3:9–13</w:t>
-        </w:r>
-      </w:hyperlink>
+      <w:r>
+        <w:rPr>
+          <w:lang w:val="en_US" w:bidi="en_US"/>
+        </w:rPr>
+        <w:t>Zephaniah 3:9–13</w:t>
+      </w:r>
       <w:r>
         <w:rPr>
           <w:lang w:val="en_US" w:bidi="en_US"/>
         </w:rPr>
         <w:t xml:space="preserve"> to reach people from every nation. Not just Israel, but all people will transform, call on the Lord (see </w:t>
       </w:r>
-      <w:hyperlink r:id="rId108">
-        <w:r>
-          <w:rPr>
-            <w:lang w:val="en_US" w:bidi="en_US"/>
-          </w:rPr>
-          <w:rPr>
-            <w:color w:val="0000EE"/>
-            <w:u w:val="single"/>
-          </w:rPr>
-          <w:t>Isaiah 55:5</w:t>
-        </w:r>
-      </w:hyperlink>
+      <w:r>
+        <w:rPr>
+          <w:lang w:val="en_US" w:bidi="en_US"/>
+        </w:rPr>
+        <w:t>Isaiah 55:5</w:t>
+      </w:r>
       <w:r>
         <w:rPr>
           <w:lang w:val="en_US" w:bidi="en_US"/>
         </w:rPr>
         <w:t xml:space="preserve">), and serve him (see </w:t>
       </w:r>
-      <w:hyperlink r:id="rId109">
-        <w:r>
-          <w:rPr>
-            <w:lang w:val="en_US" w:bidi="en_US"/>
-          </w:rPr>
-          <w:rPr>
-            <w:color w:val="0000EE"/>
-            <w:u w:val="single"/>
-          </w:rPr>
-          <w:t>Isaiah 59:19–21</w:t>
-        </w:r>
-      </w:hyperlink>
+      <w:r>
+        <w:rPr>
+          <w:lang w:val="en_US" w:bidi="en_US"/>
+        </w:rPr>
+        <w:t>Isaiah 59:19–21</w:t>
+      </w:r>
       <w:r>
         <w:rPr>
           <w:lang w:val="en_US" w:bidi="en_US"/>
         </w:rPr>
         <w:t xml:space="preserve">; </w:t>
       </w:r>
-      <w:hyperlink r:id="rId92">
-        <w:r>
-          <w:rPr>
-            <w:lang w:val="en_US" w:bidi="en_US"/>
-          </w:rPr>
-          <w:rPr>
-            <w:color w:val="0000EE"/>
-            <w:u w:val="single"/>
-          </w:rPr>
-          <w:t>Zechariah 14:16</w:t>
-        </w:r>
-      </w:hyperlink>
+      <w:r>
+        <w:rPr>
+          <w:lang w:val="en_US" w:bidi="en_US"/>
+        </w:rPr>
+        <w:t>Zechariah 14:16</w:t>
+      </w:r>
       <w:r>
         <w:rPr>
           <w:lang w:val="en_US" w:bidi="en_US"/>
         </w:rPr>
         <w:t>). Spreading the good news to all nations helped fulfill this vision (</w:t>
       </w:r>
-      <w:hyperlink r:id="rId110">
-        <w:r>
-          <w:rPr>
-            <w:lang w:val="en_US" w:bidi="en_US"/>
-          </w:rPr>
-          <w:rPr>
-            <w:color w:val="0000EE"/>
-            <w:u w:val="single"/>
-          </w:rPr>
-          <w:t>Matthew 28:19–20</w:t>
-        </w:r>
-      </w:hyperlink>
+      <w:r>
+        <w:rPr>
+          <w:lang w:val="en_US" w:bidi="en_US"/>
+        </w:rPr>
+        <w:t>Matthew 28:19–20</w:t>
+      </w:r>
       <w:r>
         <w:rPr>
           <w:lang w:val="en_US" w:bidi="en_US"/>
         </w:rPr>
         <w:t xml:space="preserve">; </w:t>
       </w:r>
-      <w:hyperlink r:id="rId111">
-        <w:r>
-          <w:rPr>
-            <w:lang w:val="en_US" w:bidi="en_US"/>
-          </w:rPr>
-          <w:rPr>
-            <w:color w:val="0000EE"/>
-            <w:u w:val="single"/>
-          </w:rPr>
-          <w:t>Romans 10:9–13</w:t>
-        </w:r>
-      </w:hyperlink>
+      <w:r>
+        <w:rPr>
+          <w:lang w:val="en_US" w:bidi="en_US"/>
+        </w:rPr>
+        <w:t>Romans 10:9–13</w:t>
+      </w:r>
       <w:r>
         <w:rPr>
           <w:lang w:val="en_US" w:bidi="en_US"/>
@@ -4336,18 +3724,12 @@
         </w:rPr>
         <w:t>The bright future described in these verses gives more reason to wait patiently for the Lord (</w:t>
       </w:r>
-      <w:hyperlink r:id="rId112">
-        <w:r>
-          <w:rPr>
-            <w:lang w:val="en_US" w:bidi="en_US"/>
-          </w:rPr>
-          <w:rPr>
-            <w:color w:val="0000EE"/>
-            <w:u w:val="single"/>
-          </w:rPr>
-          <w:t>Zephaniah 3:8</w:t>
-        </w:r>
-      </w:hyperlink>
+      <w:r>
+        <w:rPr>
+          <w:lang w:val="en_US" w:bidi="en_US"/>
+        </w:rPr>
+        <w:t>Zephaniah 3:8</w:t>
+      </w:r>
       <w:r>
         <w:rPr>
           <w:lang w:val="en_US" w:bidi="en_US"/>
@@ -4402,36 +3784,24 @@
         </w:rPr>
         <w:t>God shows his plans for a humble and pure group of his people (</w:t>
       </w:r>
-      <w:hyperlink r:id="rId107">
-        <w:r>
-          <w:rPr>
-            <w:lang w:val="en_US" w:bidi="en_US"/>
-          </w:rPr>
-          <w:rPr>
-            <w:color w:val="0000EE"/>
-            <w:u w:val="single"/>
-          </w:rPr>
-          <w:t>Zephaniah 3:9–13</w:t>
-        </w:r>
-      </w:hyperlink>
+      <w:r>
+        <w:rPr>
+          <w:lang w:val="en_US" w:bidi="en_US"/>
+        </w:rPr>
+        <w:t>Zephaniah 3:9–13</w:t>
+      </w:r>
       <w:r>
         <w:rPr>
           <w:lang w:val="en_US" w:bidi="en_US"/>
         </w:rPr>
         <w:t>). He encourages them to rejoice in the coming abundant blessings from their saving Lord (</w:t>
       </w:r>
-      <w:hyperlink r:id="rId113">
-        <w:r>
-          <w:rPr>
-            <w:lang w:val="en_US" w:bidi="en_US"/>
-          </w:rPr>
-          <w:rPr>
-            <w:color w:val="0000EE"/>
-            <w:u w:val="single"/>
-          </w:rPr>
-          <w:t>Zephaniah 3:14–20</w:t>
-        </w:r>
-      </w:hyperlink>
+      <w:r>
+        <w:rPr>
+          <w:lang w:val="en_US" w:bidi="en_US"/>
+        </w:rPr>
+        <w:t>Zephaniah 3:14–20</w:t>
+      </w:r>
       <w:r>
         <w:rPr>
           <w:lang w:val="en_US" w:bidi="en_US"/>
@@ -4534,144 +3904,96 @@
         </w:rPr>
         <w:t>Jesus the Messiah, God's chosen one, perfectly shows the moral qualities expected of the faithful people of Israel (</w:t>
       </w:r>
-      <w:hyperlink r:id="rId114">
-        <w:r>
-          <w:rPr>
-            <w:lang w:val="en_US" w:bidi="en_US"/>
-          </w:rPr>
-          <w:rPr>
-            <w:color w:val="0000EE"/>
-            <w:u w:val="single"/>
-          </w:rPr>
-          <w:t>Isaiah 42:1–4</w:t>
-        </w:r>
-      </w:hyperlink>
+      <w:r>
+        <w:rPr>
+          <w:lang w:val="en_US" w:bidi="en_US"/>
+        </w:rPr>
+        <w:t>Isaiah 42:1–4</w:t>
+      </w:r>
       <w:r>
         <w:rPr>
           <w:lang w:val="en_US" w:bidi="en_US"/>
         </w:rPr>
         <w:t xml:space="preserve">; </w:t>
       </w:r>
-      <w:hyperlink r:id="rId115">
-        <w:r>
-          <w:rPr>
-            <w:lang w:val="en_US" w:bidi="en_US"/>
-          </w:rPr>
-          <w:rPr>
-            <w:color w:val="0000EE"/>
-            <w:u w:val="single"/>
-          </w:rPr>
-          <w:t>53:3</w:t>
-        </w:r>
-      </w:hyperlink>
+      <w:r>
+        <w:rPr>
+          <w:lang w:val="en_US" w:bidi="en_US"/>
+        </w:rPr>
+        <w:t>53:3</w:t>
+      </w:r>
       <w:r>
         <w:rPr>
           <w:lang w:val="en_US" w:bidi="en_US"/>
         </w:rPr>
         <w:t xml:space="preserve">, </w:t>
       </w:r>
-      <w:hyperlink r:id="rId116">
-        <w:r>
-          <w:rPr>
-            <w:lang w:val="en_US" w:bidi="en_US"/>
-          </w:rPr>
-          <w:rPr>
-            <w:color w:val="0000EE"/>
-            <w:u w:val="single"/>
-          </w:rPr>
-          <w:t>7–9</w:t>
-        </w:r>
-      </w:hyperlink>
+      <w:r>
+        <w:rPr>
+          <w:lang w:val="en_US" w:bidi="en_US"/>
+        </w:rPr>
+        <w:t>7–9</w:t>
+      </w:r>
       <w:r>
         <w:rPr>
           <w:lang w:val="en_US" w:bidi="en_US"/>
         </w:rPr>
         <w:t xml:space="preserve">; </w:t>
       </w:r>
-      <w:hyperlink r:id="rId117">
-        <w:r>
-          <w:rPr>
-            <w:lang w:val="en_US" w:bidi="en_US"/>
-          </w:rPr>
-          <w:rPr>
-            <w:color w:val="0000EE"/>
-            <w:u w:val="single"/>
-          </w:rPr>
-          <w:t>Zechariah 9:9</w:t>
-        </w:r>
-      </w:hyperlink>
+      <w:r>
+        <w:rPr>
+          <w:lang w:val="en_US" w:bidi="en_US"/>
+        </w:rPr>
+        <w:t>Zechariah 9:9</w:t>
+      </w:r>
       <w:r>
         <w:rPr>
           <w:lang w:val="en_US" w:bidi="en_US"/>
         </w:rPr>
         <w:t xml:space="preserve">; see </w:t>
       </w:r>
-      <w:hyperlink r:id="rId118">
-        <w:r>
-          <w:rPr>
-            <w:lang w:val="en_US" w:bidi="en_US"/>
-          </w:rPr>
-          <w:rPr>
-            <w:color w:val="0000EE"/>
-            <w:u w:val="single"/>
-          </w:rPr>
-          <w:t>Matthew 11:28–30</w:t>
-        </w:r>
-      </w:hyperlink>
+      <w:r>
+        <w:rPr>
+          <w:lang w:val="en_US" w:bidi="en_US"/>
+        </w:rPr>
+        <w:t>Matthew 11:28–30</w:t>
+      </w:r>
       <w:r>
         <w:rPr>
           <w:lang w:val="en_US" w:bidi="en_US"/>
         </w:rPr>
         <w:t xml:space="preserve">; </w:t>
       </w:r>
-      <w:hyperlink r:id="rId119">
-        <w:r>
-          <w:rPr>
-            <w:lang w:val="en_US" w:bidi="en_US"/>
-          </w:rPr>
-          <w:rPr>
-            <w:color w:val="0000EE"/>
-            <w:u w:val="single"/>
-          </w:rPr>
-          <w:t>12:15–21</w:t>
-        </w:r>
-      </w:hyperlink>
+      <w:r>
+        <w:rPr>
+          <w:lang w:val="en_US" w:bidi="en_US"/>
+        </w:rPr>
+        <w:t>12:15–21</w:t>
+      </w:r>
       <w:r>
         <w:rPr>
           <w:lang w:val="en_US" w:bidi="en_US"/>
         </w:rPr>
         <w:t xml:space="preserve">; </w:t>
       </w:r>
-      <w:hyperlink r:id="rId120">
-        <w:r>
-          <w:rPr>
-            <w:lang w:val="en_US" w:bidi="en_US"/>
-          </w:rPr>
-          <w:rPr>
-            <w:color w:val="0000EE"/>
-            <w:u w:val="single"/>
-          </w:rPr>
-          <w:t>Philippians 2:1–8</w:t>
-        </w:r>
-      </w:hyperlink>
+      <w:r>
+        <w:rPr>
+          <w:lang w:val="en_US" w:bidi="en_US"/>
+        </w:rPr>
+        <w:t>Philippians 2:1–8</w:t>
+      </w:r>
       <w:r>
         <w:rPr>
           <w:lang w:val="en_US" w:bidi="en_US"/>
         </w:rPr>
         <w:t xml:space="preserve">; </w:t>
       </w:r>
-      <w:hyperlink r:id="rId121">
-        <w:r>
-          <w:rPr>
-            <w:lang w:val="en_US" w:bidi="en_US"/>
-          </w:rPr>
-          <w:rPr>
-            <w:color w:val="0000EE"/>
-            <w:u w:val="single"/>
-          </w:rPr>
-          <w:t>1 Peter 2:23</w:t>
-        </w:r>
-      </w:hyperlink>
+      <w:r>
+        <w:rPr>
+          <w:lang w:val="en_US" w:bidi="en_US"/>
+        </w:rPr>
+        <w:t>1 Peter 2:23</w:t>
+      </w:r>
       <w:r>
         <w:rPr>
           <w:lang w:val="en_US" w:bidi="en_US"/>
@@ -4785,54 +4107,36 @@
         </w:rPr>
         <w:t>The true king of Israel was always meant to be the Lord (</w:t>
       </w:r>
-      <w:hyperlink r:id="rId122">
-        <w:r>
-          <w:rPr>
-            <w:lang w:val="en_US" w:bidi="en_US"/>
-          </w:rPr>
-          <w:rPr>
-            <w:color w:val="0000EE"/>
-            <w:u w:val="single"/>
-          </w:rPr>
-          <w:t>Numbers 23:21</w:t>
-        </w:r>
-      </w:hyperlink>
+      <w:r>
+        <w:rPr>
+          <w:lang w:val="en_US" w:bidi="en_US"/>
+        </w:rPr>
+        <w:t>Numbers 23:21</w:t>
+      </w:r>
       <w:r>
         <w:rPr>
           <w:lang w:val="en_US" w:bidi="en_US"/>
         </w:rPr>
         <w:t xml:space="preserve">; </w:t>
       </w:r>
-      <w:hyperlink r:id="rId123">
-        <w:r>
-          <w:rPr>
-            <w:lang w:val="en_US" w:bidi="en_US"/>
-          </w:rPr>
-          <w:rPr>
-            <w:color w:val="0000EE"/>
-            <w:u w:val="single"/>
-          </w:rPr>
-          <w:t>1 Samuel 8:7</w:t>
-        </w:r>
-      </w:hyperlink>
+      <w:r>
+        <w:rPr>
+          <w:lang w:val="en_US" w:bidi="en_US"/>
+        </w:rPr>
+        <w:t>1 Samuel 8:7</w:t>
+      </w:r>
       <w:r>
         <w:rPr>
           <w:lang w:val="en_US" w:bidi="en_US"/>
         </w:rPr>
         <w:t xml:space="preserve">; </w:t>
       </w:r>
-      <w:hyperlink r:id="rId124">
-        <w:r>
-          <w:rPr>
-            <w:lang w:val="en_US" w:bidi="en_US"/>
-          </w:rPr>
-          <w:rPr>
-            <w:color w:val="0000EE"/>
-            <w:u w:val="single"/>
-          </w:rPr>
-          <w:t>Isaiah 44:6</w:t>
-        </w:r>
-      </w:hyperlink>
+      <w:r>
+        <w:rPr>
+          <w:lang w:val="en_US" w:bidi="en_US"/>
+        </w:rPr>
+        <w:t>Isaiah 44:6</w:t>
+      </w:r>
       <w:r>
         <w:rPr>
           <w:lang w:val="en_US" w:bidi="en_US"/>
@@ -4864,108 +4168,72 @@
         </w:rPr>
         <w:t xml:space="preserve">: See also </w:t>
       </w:r>
-      <w:hyperlink r:id="rId125">
-        <w:r>
-          <w:rPr>
-            <w:lang w:val="en_US" w:bidi="en_US"/>
-          </w:rPr>
-          <w:rPr>
-            <w:color w:val="0000EE"/>
-            <w:u w:val="single"/>
-          </w:rPr>
-          <w:t>Isaiah 54:4–8</w:t>
-        </w:r>
-      </w:hyperlink>
+      <w:r>
+        <w:rPr>
+          <w:lang w:val="en_US" w:bidi="en_US"/>
+        </w:rPr>
+        <w:t>Isaiah 54:4–8</w:t>
+      </w:r>
       <w:r>
         <w:rPr>
           <w:lang w:val="en_US" w:bidi="en_US"/>
         </w:rPr>
         <w:t xml:space="preserve">; </w:t>
       </w:r>
-      <w:hyperlink r:id="rId126">
-        <w:r>
-          <w:rPr>
-            <w:lang w:val="en_US" w:bidi="en_US"/>
-          </w:rPr>
-          <w:rPr>
-            <w:color w:val="0000EE"/>
-            <w:u w:val="single"/>
-          </w:rPr>
-          <w:t>57:14–19</w:t>
-        </w:r>
-      </w:hyperlink>
+      <w:r>
+        <w:rPr>
+          <w:lang w:val="en_US" w:bidi="en_US"/>
+        </w:rPr>
+        <w:t>57:14–19</w:t>
+      </w:r>
       <w:r>
         <w:rPr>
           <w:lang w:val="en_US" w:bidi="en_US"/>
         </w:rPr>
         <w:t xml:space="preserve">; </w:t>
       </w:r>
-      <w:hyperlink r:id="rId127">
-        <w:r>
-          <w:rPr>
-            <w:lang w:val="en_US" w:bidi="en_US"/>
-          </w:rPr>
-          <w:rPr>
-            <w:color w:val="0000EE"/>
-            <w:u w:val="single"/>
-          </w:rPr>
-          <w:t>62:10–12</w:t>
-        </w:r>
-      </w:hyperlink>
+      <w:r>
+        <w:rPr>
+          <w:lang w:val="en_US" w:bidi="en_US"/>
+        </w:rPr>
+        <w:t>62:10–12</w:t>
+      </w:r>
       <w:r>
         <w:rPr>
           <w:lang w:val="en_US" w:bidi="en_US"/>
         </w:rPr>
         <w:t xml:space="preserve">; </w:t>
       </w:r>
-      <w:hyperlink r:id="rId128">
-        <w:r>
-          <w:rPr>
-            <w:lang w:val="en_US" w:bidi="en_US"/>
-          </w:rPr>
-          <w:rPr>
-            <w:color w:val="0000EE"/>
-            <w:u w:val="single"/>
-          </w:rPr>
-          <w:t>Ezekiel 48:35</w:t>
-        </w:r>
-      </w:hyperlink>
+      <w:r>
+        <w:rPr>
+          <w:lang w:val="en_US" w:bidi="en_US"/>
+        </w:rPr>
+        <w:t>Ezekiel 48:35</w:t>
+      </w:r>
       <w:r>
         <w:rPr>
           <w:lang w:val="en_US" w:bidi="en_US"/>
         </w:rPr>
         <w:t xml:space="preserve">; </w:t>
       </w:r>
-      <w:hyperlink r:id="rId129">
-        <w:r>
-          <w:rPr>
-            <w:lang w:val="en_US" w:bidi="en_US"/>
-          </w:rPr>
-          <w:rPr>
-            <w:color w:val="0000EE"/>
-            <w:u w:val="single"/>
-          </w:rPr>
-          <w:t>Joel 3:17</w:t>
-        </w:r>
-      </w:hyperlink>
+      <w:r>
+        <w:rPr>
+          <w:lang w:val="en_US" w:bidi="en_US"/>
+        </w:rPr>
+        <w:t>Joel 3:17</w:t>
+      </w:r>
       <w:r>
         <w:rPr>
           <w:lang w:val="en_US" w:bidi="en_US"/>
         </w:rPr>
         <w:t xml:space="preserve">, </w:t>
       </w:r>
-      <w:hyperlink r:id="rId130">
-        <w:r>
-          <w:rPr>
-            <w:lang w:val="en_US" w:bidi="en_US"/>
-          </w:rPr>
-          <w:rPr>
-            <w:color w:val="0000EE"/>
-            <w:u w:val="single"/>
-          </w:rPr>
-          <w:t>21</w:t>
-        </w:r>
-      </w:hyperlink>
+      <w:r>
+        <w:rPr>
+          <w:lang w:val="en_US" w:bidi="en_US"/>
+        </w:rPr>
+        <w:t>21</w:t>
+      </w:r>
       <w:r>
         <w:rPr>
           <w:lang w:val="en_US" w:bidi="en_US"/>
@@ -5031,90 +4299,60 @@
         </w:rPr>
         <w:t xml:space="preserve">: God served as Israel’s divine warrior and redeemer (see </w:t>
       </w:r>
-      <w:hyperlink r:id="rId131">
-        <w:r>
-          <w:rPr>
-            <w:lang w:val="en_US" w:bidi="en_US"/>
-          </w:rPr>
-          <w:rPr>
-            <w:color w:val="0000EE"/>
-            <w:u w:val="single"/>
-          </w:rPr>
-          <w:t>Psalm 24:8–10</w:t>
-        </w:r>
-      </w:hyperlink>
+      <w:r>
+        <w:rPr>
+          <w:lang w:val="en_US" w:bidi="en_US"/>
+        </w:rPr>
+        <w:t>Psalm 24:8–10</w:t>
+      </w:r>
       <w:r>
         <w:rPr>
           <w:lang w:val="en_US" w:bidi="en_US"/>
         </w:rPr>
         <w:t xml:space="preserve">; </w:t>
       </w:r>
-      <w:hyperlink r:id="rId132">
-        <w:r>
-          <w:rPr>
-            <w:lang w:val="en_US" w:bidi="en_US"/>
-          </w:rPr>
-          <w:rPr>
-            <w:color w:val="0000EE"/>
-            <w:u w:val="single"/>
-          </w:rPr>
-          <w:t>Isaiah 42:13</w:t>
-        </w:r>
-      </w:hyperlink>
+      <w:r>
+        <w:rPr>
+          <w:lang w:val="en_US" w:bidi="en_US"/>
+        </w:rPr>
+        <w:t>Isaiah 42:13</w:t>
+      </w:r>
       <w:r>
         <w:rPr>
           <w:lang w:val="en_US" w:bidi="en_US"/>
         </w:rPr>
         <w:t xml:space="preserve">; </w:t>
       </w:r>
-      <w:hyperlink r:id="rId133">
-        <w:r>
-          <w:rPr>
-            <w:lang w:val="en_US" w:bidi="en_US"/>
-          </w:rPr>
-          <w:rPr>
-            <w:color w:val="0000EE"/>
-            <w:u w:val="single"/>
-          </w:rPr>
-          <w:t>Habakkuk 3:8–15</w:t>
-        </w:r>
-      </w:hyperlink>
+      <w:r>
+        <w:rPr>
+          <w:lang w:val="en_US" w:bidi="en_US"/>
+        </w:rPr>
+        <w:t>Habakkuk 3:8–15</w:t>
+      </w:r>
       <w:r>
         <w:rPr>
           <w:lang w:val="en_US" w:bidi="en_US"/>
         </w:rPr>
         <w:t>). One of God’s titles is “the Mighty God” (</w:t>
       </w:r>
-      <w:hyperlink r:id="rId134">
-        <w:r>
-          <w:rPr>
-            <w:lang w:val="en_US" w:bidi="en_US"/>
-          </w:rPr>
-          <w:rPr>
-            <w:color w:val="0000EE"/>
-            <w:u w:val="single"/>
-          </w:rPr>
-          <w:t>Isaiah 10:21</w:t>
-        </w:r>
-      </w:hyperlink>
+      <w:r>
+        <w:rPr>
+          <w:lang w:val="en_US" w:bidi="en_US"/>
+        </w:rPr>
+        <w:t>Isaiah 10:21</w:t>
+      </w:r>
       <w:r>
         <w:rPr>
           <w:lang w:val="en_US" w:bidi="en_US"/>
         </w:rPr>
         <w:t>). This title also refers to the Messiah (</w:t>
       </w:r>
-      <w:hyperlink r:id="rId135">
-        <w:r>
-          <w:rPr>
-            <w:lang w:val="en_US" w:bidi="en_US"/>
-          </w:rPr>
-          <w:rPr>
-            <w:color w:val="0000EE"/>
-            <w:u w:val="single"/>
-          </w:rPr>
-          <w:t>Isaiah 9:6</w:t>
-        </w:r>
-      </w:hyperlink>
+      <w:r>
+        <w:rPr>
+          <w:lang w:val="en_US" w:bidi="en_US"/>
+        </w:rPr>
+        <w:t>Isaiah 9:6</w:t>
+      </w:r>
       <w:r>
         <w:rPr>
           <w:lang w:val="en_US" w:bidi="en_US"/>
@@ -5159,36 +4397,24 @@
         </w:rPr>
         <w:t xml:space="preserve"> in God (</w:t>
       </w:r>
-      <w:hyperlink r:id="rId136">
-        <w:r>
-          <w:rPr>
-            <w:lang w:val="en_US" w:bidi="en_US"/>
-          </w:rPr>
-          <w:rPr>
-            <w:color w:val="0000EE"/>
-            <w:u w:val="single"/>
-          </w:rPr>
-          <w:t>Zephaniah 3:14</w:t>
-        </w:r>
-      </w:hyperlink>
+      <w:r>
+        <w:rPr>
+          <w:lang w:val="en_US" w:bidi="en_US"/>
+        </w:rPr>
+        <w:t>Zephaniah 3:14</w:t>
+      </w:r>
       <w:r>
         <w:rPr>
           <w:lang w:val="en_US" w:bidi="en_US"/>
         </w:rPr>
         <w:t xml:space="preserve">), and God will rejoice over them as a purified and faithful people (see </w:t>
       </w:r>
-      <w:hyperlink r:id="rId137">
-        <w:r>
-          <w:rPr>
-            <w:lang w:val="en_US" w:bidi="en_US"/>
-          </w:rPr>
-          <w:rPr>
-            <w:color w:val="0000EE"/>
-            <w:u w:val="single"/>
-          </w:rPr>
-          <w:t>3:12–13</w:t>
-        </w:r>
-      </w:hyperlink>
+      <w:r>
+        <w:rPr>
+          <w:lang w:val="en_US" w:bidi="en_US"/>
+        </w:rPr>
+        <w:t>3:12–13</w:t>
+      </w:r>
       <w:r>
         <w:rPr>
           <w:lang w:val="en_US" w:bidi="en_US"/>
@@ -5250,18 +4476,12 @@
         </w:rPr>
         <w:t>: The Lord's promise is very different from the warnings at the start of the book. First, God threatened to gather the nations to remove the people of Judah from the earth (</w:t>
       </w:r>
-      <w:hyperlink r:id="rId138">
-        <w:r>
-          <w:rPr>
-            <w:lang w:val="en_US" w:bidi="en_US"/>
-          </w:rPr>
-          <w:rPr>
-            <w:color w:val="0000EE"/>
-            <w:u w:val="single"/>
-          </w:rPr>
-          <w:t>Zephaniah 1:2–4</w:t>
-        </w:r>
-      </w:hyperlink>
+      <w:r>
+        <w:rPr>
+          <w:lang w:val="en_US" w:bidi="en_US"/>
+        </w:rPr>
+        <w:t>Zephaniah 1:2–4</w:t>
+      </w:r>
       <w:r>
         <w:rPr>
           <w:lang w:val="en_US" w:bidi="en_US"/>
@@ -5377,72 +4597,48 @@
         </w:rPr>
         <w:t xml:space="preserve">God will change his people's past shame into glory and fame (see </w:t>
       </w:r>
-      <w:hyperlink r:id="rId139">
-        <w:r>
-          <w:rPr>
-            <w:lang w:val="en_US" w:bidi="en_US"/>
-          </w:rPr>
-          <w:rPr>
-            <w:color w:val="0000EE"/>
-            <w:u w:val="single"/>
-          </w:rPr>
-          <w:t>Deuteronomy 26:19</w:t>
-        </w:r>
-      </w:hyperlink>
+      <w:r>
+        <w:rPr>
+          <w:lang w:val="en_US" w:bidi="en_US"/>
+        </w:rPr>
+        <w:t>Deuteronomy 26:19</w:t>
+      </w:r>
       <w:r>
         <w:rPr>
           <w:lang w:val="en_US" w:bidi="en_US"/>
         </w:rPr>
         <w:t xml:space="preserve">; </w:t>
       </w:r>
-      <w:hyperlink r:id="rId140">
-        <w:r>
-          <w:rPr>
-            <w:lang w:val="en_US" w:bidi="en_US"/>
-          </w:rPr>
-          <w:rPr>
-            <w:color w:val="0000EE"/>
-            <w:u w:val="single"/>
-          </w:rPr>
-          <w:t>Isaiah 62:7</w:t>
-        </w:r>
-      </w:hyperlink>
+      <w:r>
+        <w:rPr>
+          <w:lang w:val="en_US" w:bidi="en_US"/>
+        </w:rPr>
+        <w:t>Isaiah 62:7</w:t>
+      </w:r>
       <w:r>
         <w:rPr>
           <w:lang w:val="en_US" w:bidi="en_US"/>
         </w:rPr>
         <w:t xml:space="preserve">; </w:t>
       </w:r>
-      <w:hyperlink r:id="rId141">
-        <w:r>
-          <w:rPr>
-            <w:lang w:val="en_US" w:bidi="en_US"/>
-          </w:rPr>
-          <w:rPr>
-            <w:color w:val="0000EE"/>
-            <w:u w:val="single"/>
-          </w:rPr>
-          <w:t>Micah 4:6–8</w:t>
-        </w:r>
-      </w:hyperlink>
+      <w:r>
+        <w:rPr>
+          <w:lang w:val="en_US" w:bidi="en_US"/>
+        </w:rPr>
+        <w:t>Micah 4:6–8</w:t>
+      </w:r>
       <w:r>
         <w:rPr>
           <w:lang w:val="en_US" w:bidi="en_US"/>
         </w:rPr>
         <w:t xml:space="preserve">; compare </w:t>
       </w:r>
-      <w:hyperlink r:id="rId142">
-        <w:r>
-          <w:rPr>
-            <w:lang w:val="en_US" w:bidi="en_US"/>
-          </w:rPr>
-          <w:rPr>
-            <w:color w:val="0000EE"/>
-            <w:u w:val="single"/>
-          </w:rPr>
-          <w:t>1 Peter 5:4</w:t>
-        </w:r>
-      </w:hyperlink>
+      <w:r>
+        <w:rPr>
+          <w:lang w:val="en_US" w:bidi="en_US"/>
+        </w:rPr>
+        <w:t>1 Peter 5:4</w:t>
+      </w:r>
       <w:r>
         <w:rPr>
           <w:lang w:val="en_US" w:bidi="en_US"/>
@@ -5508,90 +4704,60 @@
         </w:rPr>
         <w:t>: After a period of severe anger and judgment, the day of the Lord ends with eternal blessings for everyone who trusts in him (</w:t>
       </w:r>
-      <w:hyperlink r:id="rId89">
-        <w:r>
-          <w:rPr>
-            <w:lang w:val="en_US" w:bidi="en_US"/>
-          </w:rPr>
-          <w:rPr>
-            <w:color w:val="0000EE"/>
-            <w:u w:val="single"/>
-          </w:rPr>
-          <w:t>Zephaniah 3:9</w:t>
-        </w:r>
-      </w:hyperlink>
+      <w:r>
+        <w:rPr>
+          <w:lang w:val="en_US" w:bidi="en_US"/>
+        </w:rPr>
+        <w:t>Zephaniah 3:9</w:t>
+      </w:r>
       <w:r>
         <w:rPr>
           <w:lang w:val="en_US" w:bidi="en_US"/>
         </w:rPr>
         <w:t xml:space="preserve">, </w:t>
       </w:r>
-      <w:hyperlink r:id="rId143">
-        <w:r>
-          <w:rPr>
-            <w:lang w:val="en_US" w:bidi="en_US"/>
-          </w:rPr>
-          <w:rPr>
-            <w:color w:val="0000EE"/>
-            <w:u w:val="single"/>
-          </w:rPr>
-          <w:t>12</w:t>
-        </w:r>
-      </w:hyperlink>
+      <w:r>
+        <w:rPr>
+          <w:lang w:val="en_US" w:bidi="en_US"/>
+        </w:rPr>
+        <w:t>12</w:t>
+      </w:r>
       <w:r>
         <w:rPr>
           <w:lang w:val="en_US" w:bidi="en_US"/>
         </w:rPr>
         <w:t xml:space="preserve">; see </w:t>
       </w:r>
-      <w:hyperlink r:id="rId144">
-        <w:r>
-          <w:rPr>
-            <w:lang w:val="en_US" w:bidi="en_US"/>
-          </w:rPr>
-          <w:rPr>
-            <w:color w:val="0000EE"/>
-            <w:u w:val="single"/>
-          </w:rPr>
-          <w:t>Psalm 2:12</w:t>
-        </w:r>
-      </w:hyperlink>
+      <w:r>
+        <w:rPr>
+          <w:lang w:val="en_US" w:bidi="en_US"/>
+        </w:rPr>
+        <w:t>Psalm 2:12</w:t>
+      </w:r>
       <w:r>
         <w:rPr>
           <w:lang w:val="en_US" w:bidi="en_US"/>
         </w:rPr>
         <w:t xml:space="preserve">; </w:t>
       </w:r>
-      <w:hyperlink r:id="rId145">
-        <w:r>
-          <w:rPr>
-            <w:lang w:val="en_US" w:bidi="en_US"/>
-          </w:rPr>
-          <w:rPr>
-            <w:color w:val="0000EE"/>
-            <w:u w:val="single"/>
-          </w:rPr>
-          <w:t>Isaiah 45:22</w:t>
-        </w:r>
-      </w:hyperlink>
+      <w:r>
+        <w:rPr>
+          <w:lang w:val="en_US" w:bidi="en_US"/>
+        </w:rPr>
+        <w:t>Isaiah 45:22</w:t>
+      </w:r>
       <w:r>
         <w:rPr>
           <w:lang w:val="en_US" w:bidi="en_US"/>
         </w:rPr>
         <w:t xml:space="preserve">; see also </w:t>
       </w:r>
-      <w:hyperlink r:id="rId27">
-        <w:r>
-          <w:rPr>
-            <w:lang w:val="en_US" w:bidi="en_US"/>
-          </w:rPr>
-          <w:rPr>
-            <w:color w:val="0000EE"/>
-            <w:u w:val="single"/>
-          </w:rPr>
-          <w:t>Revelation 19:11–22:5</w:t>
-        </w:r>
-      </w:hyperlink>
+      <w:r>
+        <w:rPr>
+          <w:lang w:val="en_US" w:bidi="en_US"/>
+        </w:rPr>
+        <w:t>Revelation 19:11–22:5</w:t>
+      </w:r>
       <w:r>
         <w:rPr>
           <w:lang w:val="en_US" w:bidi="en_US"/>
@@ -5629,72 +4795,48 @@
         </w:rPr>
         <w:t xml:space="preserve"> Zephaniah’s prophecy, entirely from God (see also </w:t>
       </w:r>
-      <w:hyperlink r:id="rId146">
-        <w:r>
-          <w:rPr>
-            <w:lang w:val="en_US" w:bidi="en_US"/>
-          </w:rPr>
-          <w:rPr>
-            <w:color w:val="0000EE"/>
-            <w:u w:val="single"/>
-          </w:rPr>
-          <w:t>Zephaniah 1:1–3</w:t>
-        </w:r>
-      </w:hyperlink>
+      <w:r>
+        <w:rPr>
+          <w:lang w:val="en_US" w:bidi="en_US"/>
+        </w:rPr>
+        <w:t>Zephaniah 1:1–3</w:t>
+      </w:r>
       <w:r>
         <w:rPr>
           <w:lang w:val="en_US" w:bidi="en_US"/>
         </w:rPr>
         <w:t xml:space="preserve">, </w:t>
       </w:r>
-      <w:hyperlink r:id="rId147">
-        <w:r>
-          <w:rPr>
-            <w:lang w:val="en_US" w:bidi="en_US"/>
-          </w:rPr>
-          <w:rPr>
-            <w:color w:val="0000EE"/>
-            <w:u w:val="single"/>
-          </w:rPr>
-          <w:t>10</w:t>
-        </w:r>
-      </w:hyperlink>
+      <w:r>
+        <w:rPr>
+          <w:lang w:val="en_US" w:bidi="en_US"/>
+        </w:rPr>
+        <w:t>10</w:t>
+      </w:r>
       <w:r>
         <w:rPr>
           <w:lang w:val="en_US" w:bidi="en_US"/>
         </w:rPr>
         <w:t xml:space="preserve">; </w:t>
       </w:r>
-      <w:hyperlink r:id="rId148">
-        <w:r>
-          <w:rPr>
-            <w:lang w:val="en_US" w:bidi="en_US"/>
-          </w:rPr>
-          <w:rPr>
-            <w:color w:val="0000EE"/>
-            <w:u w:val="single"/>
-          </w:rPr>
-          <w:t>2:9</w:t>
-        </w:r>
-      </w:hyperlink>
+      <w:r>
+        <w:rPr>
+          <w:lang w:val="en_US" w:bidi="en_US"/>
+        </w:rPr>
+        <w:t>2:9</w:t>
+      </w:r>
       <w:r>
         <w:rPr>
           <w:lang w:val="en_US" w:bidi="en_US"/>
         </w:rPr>
         <w:t xml:space="preserve">; </w:t>
       </w:r>
-      <w:hyperlink r:id="rId112">
-        <w:r>
-          <w:rPr>
-            <w:lang w:val="en_US" w:bidi="en_US"/>
-          </w:rPr>
-          <w:rPr>
-            <w:color w:val="0000EE"/>
-            <w:u w:val="single"/>
-          </w:rPr>
-          <w:t>3:8</w:t>
-        </w:r>
-      </w:hyperlink>
+      <w:r>
+        <w:rPr>
+          <w:lang w:val="en_US" w:bidi="en_US"/>
+        </w:rPr>
+        <w:t>3:8</w:t>
+      </w:r>
       <w:r>
         <w:rPr>
           <w:lang w:val="en_US" w:bidi="en_US"/>
